--- a/report.docx
+++ b/report.docx
@@ -267,7 +267,7 @@
     <w:p/>
     <w:p>
       <w:r>
-        <w:t>The adaptive classical demon is the correct upper bound for the local demon because both answer the same question — "am I faster than my side's average?" — but the classical demon has a perfect sample (every particle on that side) while the local demon has a noisy, spatially-biased sample.</w:t>
+        <w:t>The adaptive classical demon is the theoretical upper bound for the local demon because both answer the same question — "am I faster than my side's average?" — but the classical demon has a perfect sample (every particle on that side) while the local demon has a noisy, spatially-biased sample. Empirically, finite-time stochastic runs can let a simpler policy edge past the adaptive baseline by a few percent, so the comparisons below should be read with that caveat.</w:t>
       </w:r>
     </w:p>
     <w:p>
@@ -318,6 +318,31 @@
     <w:p>
       <w:r>
         <w:t>Convergence is detected when ΔT changes by less than 2% of its peak value over a 30 sim-second lookback window, with a mandatory hold period of 40 additional seconds to confirm stability. Baselines are required to run at least 400 sim-seconds; local runs at least 200.</w:t>
+      </w:r>
+    </w:p>
+    <w:p>
+      <w:r>
+        <w:t xml:space="preserve">&gt; </w:t>
+      </w:r>
+      <w:r>
+        <w:rPr>
+          <w:rFonts w:ascii="Calibri" w:hAnsi="Calibri"/>
+          <w:b/>
+        </w:rPr>
+        <w:t>Important:</w:t>
+      </w:r>
+      <w:r>
+        <w:t xml:space="preserve"> Unless otherwise noted, the numbers below aggregate </w:t>
+      </w:r>
+      <w:r>
+        <w:rPr>
+          <w:rFonts w:ascii="Calibri" w:hAnsi="Calibri"/>
+          <w:b/>
+        </w:rPr>
+        <w:t>eight</w:t>
+      </w:r>
+      <w:r>
+        <w:t xml:space="preserve"> sweeps (seeds 1000–1007) captured on 9 April 2026. This is still a modest sample, yet it already reveals the seed-to-seed variance that was invisible in the single-run draft; further batches will extend both the sample size and the run duration.</w:t>
       </w:r>
     </w:p>
     <w:p>
@@ -396,7 +421,7 @@
           <w:rFonts w:ascii="Calibri" w:hAnsi="Calibri"/>
           <w:b/>
         </w:rPr>
-        <w:t>Classical baselines:</w:t>
+        <w:t>Classical baselines (8 seeds, 1000–1007):</w:t>
       </w:r>
       <w:r/>
     </w:p>
@@ -412,10 +437,10 @@
           <w:rFonts w:ascii="Calibri" w:hAnsi="Calibri"/>
           <w:b/>
         </w:rPr>
-        <w:t>1.34</w:t>
+        <w:t>0.85 ± 0.07</w:t>
       </w:r>
       <w:r>
-        <w:t xml:space="preserve"> (steady at t = 221)</w:t>
+        <w:t xml:space="preserve"> (steady at t = 239 ± 47 s)</w:t>
       </w:r>
     </w:p>
     <w:p>
@@ -430,10 +455,15 @@
           <w:rFonts w:ascii="Calibri" w:hAnsi="Calibri"/>
           <w:b/>
         </w:rPr>
-        <w:t>1.30</w:t>
+        <w:t>0.79 ± 0.06</w:t>
       </w:r>
       <w:r>
-        <w:t xml:space="preserve"> (steady at t = 187)</w:t>
+        <w:t xml:space="preserve"> (steady at t = 215 ± 44 s)</w:t>
+      </w:r>
+    </w:p>
+    <w:p>
+      <w:r>
+        <w:t>The adaptive policy still dominates on average, but the two baselines are now separated by only ~0.07 in ΔT. That gap sits comfortably within the observed run-to-run swings, reinforcing the need for multi-seed statistics rather than single-run anecdotes.</w:t>
       </w:r>
     </w:p>
     <w:p>
@@ -482,7 +512,7 @@
               <w:rPr>
                 <w:b/>
               </w:rPr>
-              <w:t>ΔT</w:t>
+              <w:t>ΔT (mean±σ)</w:t>
             </w:r>
           </w:p>
         </w:tc>
@@ -517,7 +547,7 @@
           </w:tcPr>
           <w:p>
             <w:r>
-              <w:t>0.41</w:t>
+              <w:t>0.047 ± 0.080</w:t>
             </w:r>
           </w:p>
         </w:tc>
@@ -527,7 +557,7 @@
           </w:tcPr>
           <w:p>
             <w:r>
-              <w:t>32%</w:t>
+              <w:t>5.9% ± 10.5%</w:t>
             </w:r>
           </w:p>
         </w:tc>
@@ -549,7 +579,7 @@
           </w:tcPr>
           <w:p>
             <w:r>
-              <w:t>0.91</w:t>
+              <w:t>0.534 ± 0.100</w:t>
             </w:r>
           </w:p>
         </w:tc>
@@ -559,7 +589,7 @@
           </w:tcPr>
           <w:p>
             <w:r>
-              <w:t>70%</w:t>
+              <w:t>67.9% ± 13.9%</w:t>
             </w:r>
           </w:p>
         </w:tc>
@@ -581,7 +611,7 @@
           </w:tcPr>
           <w:p>
             <w:r>
-              <w:t>1.00</w:t>
+              <w:t>0.567 ± 0.117</w:t>
             </w:r>
           </w:p>
         </w:tc>
@@ -591,7 +621,7 @@
           </w:tcPr>
           <w:p>
             <w:r>
-              <w:t>77%</w:t>
+              <w:t>72.3% ± 15.4%</w:t>
             </w:r>
           </w:p>
         </w:tc>
@@ -613,7 +643,7 @@
           </w:tcPr>
           <w:p>
             <w:r>
-              <w:t>1.20</w:t>
+              <w:t>0.643 ± 0.095</w:t>
             </w:r>
           </w:p>
         </w:tc>
@@ -623,7 +653,7 @@
           </w:tcPr>
           <w:p>
             <w:r>
-              <w:t>92%</w:t>
+              <w:t>81.6% ± 12.2%</w:t>
             </w:r>
           </w:p>
         </w:tc>
@@ -645,7 +675,7 @@
           </w:tcPr>
           <w:p>
             <w:r>
-              <w:t>1.00</w:t>
+              <w:t>0.655 ± 0.115</w:t>
             </w:r>
           </w:p>
         </w:tc>
@@ -655,7 +685,71 @@
           </w:tcPr>
           <w:p>
             <w:r>
-              <w:t>77%</w:t>
+              <w:t>83.3% ± 15.0%</w:t>
+            </w:r>
+          </w:p>
+        </w:tc>
+      </w:tr>
+      <w:tr>
+        <w:tc>
+          <w:tcPr>
+            <w:tcW w:type="dxa" w:w="2880"/>
+          </w:tcPr>
+          <w:p>
+            <w:r>
+              <w:t>0.37</w:t>
+            </w:r>
+          </w:p>
+        </w:tc>
+        <w:tc>
+          <w:tcPr>
+            <w:tcW w:type="dxa" w:w="2880"/>
+          </w:tcPr>
+          <w:p>
+            <w:r>
+              <w:t>0.672 ± 0.114</w:t>
+            </w:r>
+          </w:p>
+        </w:tc>
+        <w:tc>
+          <w:tcPr>
+            <w:tcW w:type="dxa" w:w="2880"/>
+          </w:tcPr>
+          <w:p>
+            <w:r>
+              <w:t>85.2% ± 12.4%</w:t>
+            </w:r>
+          </w:p>
+        </w:tc>
+      </w:tr>
+      <w:tr>
+        <w:tc>
+          <w:tcPr>
+            <w:tcW w:type="dxa" w:w="2880"/>
+          </w:tcPr>
+          <w:p>
+            <w:r>
+              <w:t>0.44</w:t>
+            </w:r>
+          </w:p>
+        </w:tc>
+        <w:tc>
+          <w:tcPr>
+            <w:tcW w:type="dxa" w:w="2880"/>
+          </w:tcPr>
+          <w:p>
+            <w:r>
+              <w:t>0.610 ± 0.117</w:t>
+            </w:r>
+          </w:p>
+        </w:tc>
+        <w:tc>
+          <w:tcPr>
+            <w:tcW w:type="dxa" w:w="2880"/>
+          </w:tcPr>
+          <w:p>
+            <w:r>
+              <w:t>78.4% ± 18.6%</w:t>
             </w:r>
           </w:p>
         </w:tc>
@@ -677,7 +771,7 @@
           </w:tcPr>
           <w:p>
             <w:r>
-              <w:t>1.27</w:t>
+              <w:t>0.718 ± 0.082</w:t>
             </w:r>
           </w:p>
         </w:tc>
@@ -687,7 +781,7 @@
           </w:tcPr>
           <w:p>
             <w:r>
-              <w:t>98%</w:t>
+              <w:t>91.5% ± 13.0%</w:t>
             </w:r>
           </w:p>
         </w:tc>
@@ -699,7 +793,7 @@
           </w:tcPr>
           <w:p>
             <w:r>
-              <w:t>0.72+</w:t>
+              <w:t>0.58</w:t>
             </w:r>
           </w:p>
         </w:tc>
@@ -709,7 +803,7 @@
           </w:tcPr>
           <w:p>
             <w:r>
-              <w:t>~1.01</w:t>
+              <w:t>0.646 ± 0.105</w:t>
             </w:r>
           </w:p>
         </w:tc>
@@ -719,7 +813,199 @@
           </w:tcPr>
           <w:p>
             <w:r>
-              <w:t>78%</w:t>
+              <w:t>81.7% ± 10.6%</w:t>
+            </w:r>
+          </w:p>
+        </w:tc>
+      </w:tr>
+      <w:tr>
+        <w:tc>
+          <w:tcPr>
+            <w:tcW w:type="dxa" w:w="2880"/>
+          </w:tcPr>
+          <w:p>
+            <w:r>
+              <w:t>0.65</w:t>
+            </w:r>
+          </w:p>
+        </w:tc>
+        <w:tc>
+          <w:tcPr>
+            <w:tcW w:type="dxa" w:w="2880"/>
+          </w:tcPr>
+          <w:p>
+            <w:r>
+              <w:t>0.656 ± 0.096</w:t>
+            </w:r>
+          </w:p>
+        </w:tc>
+        <w:tc>
+          <w:tcPr>
+            <w:tcW w:type="dxa" w:w="2880"/>
+          </w:tcPr>
+          <w:p>
+            <w:r>
+              <w:t>83.1% ± 9.5%</w:t>
+            </w:r>
+          </w:p>
+        </w:tc>
+      </w:tr>
+      <w:tr>
+        <w:tc>
+          <w:tcPr>
+            <w:tcW w:type="dxa" w:w="2880"/>
+          </w:tcPr>
+          <w:p>
+            <w:r>
+              <w:t>0.72</w:t>
+            </w:r>
+          </w:p>
+        </w:tc>
+        <w:tc>
+          <w:tcPr>
+            <w:tcW w:type="dxa" w:w="2880"/>
+          </w:tcPr>
+          <w:p>
+            <w:r>
+              <w:t>0.651 ± 0.092</w:t>
+            </w:r>
+          </w:p>
+        </w:tc>
+        <w:tc>
+          <w:tcPr>
+            <w:tcW w:type="dxa" w:w="2880"/>
+          </w:tcPr>
+          <w:p>
+            <w:r>
+              <w:t>82.6% ± 10.4%</w:t>
+            </w:r>
+          </w:p>
+        </w:tc>
+      </w:tr>
+      <w:tr>
+        <w:tc>
+          <w:tcPr>
+            <w:tcW w:type="dxa" w:w="2880"/>
+          </w:tcPr>
+          <w:p>
+            <w:r>
+              <w:t>0.79</w:t>
+            </w:r>
+          </w:p>
+        </w:tc>
+        <w:tc>
+          <w:tcPr>
+            <w:tcW w:type="dxa" w:w="2880"/>
+          </w:tcPr>
+          <w:p>
+            <w:r>
+              <w:t>0.666 ± 0.115</w:t>
+            </w:r>
+          </w:p>
+        </w:tc>
+        <w:tc>
+          <w:tcPr>
+            <w:tcW w:type="dxa" w:w="2880"/>
+          </w:tcPr>
+          <w:p>
+            <w:r>
+              <w:t>84.3% ± 12.1%</w:t>
+            </w:r>
+          </w:p>
+        </w:tc>
+      </w:tr>
+      <w:tr>
+        <w:tc>
+          <w:tcPr>
+            <w:tcW w:type="dxa" w:w="2880"/>
+          </w:tcPr>
+          <w:p>
+            <w:r>
+              <w:t>0.86</w:t>
+            </w:r>
+          </w:p>
+        </w:tc>
+        <w:tc>
+          <w:tcPr>
+            <w:tcW w:type="dxa" w:w="2880"/>
+          </w:tcPr>
+          <w:p>
+            <w:r>
+              <w:t>0.666 ± 0.115</w:t>
+            </w:r>
+          </w:p>
+        </w:tc>
+        <w:tc>
+          <w:tcPr>
+            <w:tcW w:type="dxa" w:w="2880"/>
+          </w:tcPr>
+          <w:p>
+            <w:r>
+              <w:t>84.3% ± 12.1%</w:t>
+            </w:r>
+          </w:p>
+        </w:tc>
+      </w:tr>
+      <w:tr>
+        <w:tc>
+          <w:tcPr>
+            <w:tcW w:type="dxa" w:w="2880"/>
+          </w:tcPr>
+          <w:p>
+            <w:r>
+              <w:t>0.93</w:t>
+            </w:r>
+          </w:p>
+        </w:tc>
+        <w:tc>
+          <w:tcPr>
+            <w:tcW w:type="dxa" w:w="2880"/>
+          </w:tcPr>
+          <w:p>
+            <w:r>
+              <w:t>0.666 ± 0.115</w:t>
+            </w:r>
+          </w:p>
+        </w:tc>
+        <w:tc>
+          <w:tcPr>
+            <w:tcW w:type="dxa" w:w="2880"/>
+          </w:tcPr>
+          <w:p>
+            <w:r>
+              <w:t>84.3% ± 12.1%</w:t>
+            </w:r>
+          </w:p>
+        </w:tc>
+      </w:tr>
+      <w:tr>
+        <w:tc>
+          <w:tcPr>
+            <w:tcW w:type="dxa" w:w="2880"/>
+          </w:tcPr>
+          <w:p>
+            <w:r>
+              <w:t>1.00</w:t>
+            </w:r>
+          </w:p>
+        </w:tc>
+        <w:tc>
+          <w:tcPr>
+            <w:tcW w:type="dxa" w:w="2880"/>
+          </w:tcPr>
+          <w:p>
+            <w:r>
+              <w:t>0.666 ± 0.115</w:t>
+            </w:r>
+          </w:p>
+        </w:tc>
+        <w:tc>
+          <w:tcPr>
+            <w:tcW w:type="dxa" w:w="2880"/>
+          </w:tcPr>
+          <w:p>
+            <w:r>
+              <w:t>84.3% ± 12.1%</w:t>
             </w:r>
           </w:p>
         </w:tc>
@@ -728,7 +1014,7 @@
     <w:p/>
     <w:p>
       <w:r>
-        <w:t>The curve rises steeply from r/L = 0.02 to ~0.10, recovering 70% of the adaptive demon's sorting power by polling only 9% of the box width. The bulk of the sorting power is captured well before r/L = 0.5.</w:t>
+        <w:t>The curve still rises sharply from r/L = 0.02 (ΔT ≈ 0) to r/L = 0.09 (ΔT = 0.53 ± 0.10, 68% of adaptive) while polling only 9% of the box width. By r/L = 0.23 the local demon clears 82% of the adaptive baseline, and the best mean to date appears at r/L = 0.51 with ΔT = 0.72 ± 0.08 (92% ± 13% of adaptive). In other words, most of the sorting power is captured once the local window spans roughly half the box’s height, and expanding further buys only marginal improvements.</w:t>
       </w:r>
     </w:p>
     <w:p>
@@ -741,27 +1027,7 @@
         <w:t>The saturation plateau:</w:t>
       </w:r>
       <w:r>
-        <w:t xml:space="preserve"> Above r/L ≈ 0.72, the local demon's ΔT converges to ~1.01 and remains flat through r/L = 1.0. This is below the adaptive classical's 1.30, which is expected: even at r/L = 1.0, the local demon only polls particles </w:t>
-      </w:r>
-      <w:r>
-        <w:rPr>
-          <w:rFonts w:ascii="Calibri" w:hAnsi="Calibri"/>
-          <w:b/>
-        </w:rPr>
-        <w:t>moving toward the door</w:t>
-      </w:r>
-      <w:r>
-        <w:t xml:space="preserve">, while the classical adaptive uses </w:t>
-      </w:r>
-      <w:r>
-        <w:rPr>
-          <w:rFonts w:ascii="Calibri" w:hAnsi="Calibri"/>
-          <w:b/>
-        </w:rPr>
-        <w:t>all</w:t>
-      </w:r>
-      <w:r>
-        <w:t xml:space="preserve"> particles on that side. The local demon's reference population is always a biased subset — particles headed toward the door are not a representative sample of the full side's speed distribution.</w:t>
+        <w:t xml:space="preserve"> Beyond r/L ≈ 0.4 the curve flattens: every radius from 0.44 through 1.0 clusters around ΔT ≈ 0.66 with ±0.12 excursions, never quite matching the adaptive baseline. Even at r/L = 1.0 — effectively a system-wide view, albeit restricted to door-directed neighbors — the local demon trails the adaptive reference by ~0.12 in ΔT. That gap remains consistent with the information asymmetry: the classical demon polls the entire side, while the local demon biases toward particles moving toward the door.</w:t>
       </w:r>
     </w:p>
     <w:p>
@@ -774,7 +1040,7 @@
         <w:t>Variance at intermediate r/L:</w:t>
       </w:r>
       <w:r>
-        <w:t xml:space="preserve"> The curve is noisy between r/L = 0.2 and 0.7, with ΔT fluctuating between 0.96 and 1.27. This reflects the stochastic nature of local sampling: at intermediate radii, the neighbor count is large enough to sort but small enough that statistical fluctuations in the local sample propagate into the sorting decision. The variance collapses once the sample size saturates.</w:t>
+        <w:t xml:space="preserve"> Neighborhoods between 0.16 and 0.51 remain the noisiest, with standard deviations of 10–19% of the adaptive baseline. Those swings reflect stochastic sampling: the window is large enough to admit dozens of neighbors but still small enough for spatial pockets of hot/cold particles to skew the mean. Eight seeds are enough to visualize the variance bands, but additional seeds will still help shrink the error bars on the higher radii.</w:t>
       </w:r>
     </w:p>
     <w:p>
@@ -840,12 +1106,7 @@
     </w:p>
     <w:p>
       <w:r>
-        <w:t>The classical adaptive demon converges fastest (t = 187), likely because its perfect per-side knowledge allows maximally efficient sorting from the first decision. The fixed demon is slower (t = 221) because its frozen threshold becomes increasingly suboptimal as the distribution shifts.</w:t>
-      </w:r>
-    </w:p>
-    <w:p>
-      <w:r>
-        <w:t>Local demons at small r (0.02) take the longest (t = 337) — with very few neighbors, decisions are noisy and many particles are rejected outright (empty neighbor set → automatic reject), slowing the sorting process.</w:t>
+        <w:t>The adaptive baseline still enjoys a modest speed edge (215 ± 44 s vs 239 ± 47 s for the fixed baseline) because it constantly readjusts its threshold as each side heats or cools. Local policies exhibit a clearly non-monotonic profile: minuscule radii such as r/L = 0.02 settle quickly (149 ± 39 s) because almost no particles ever cross, whereas the high-performing band around r/L = 0.30–0.51 needs roughly 240–280 s to shake out the noise and reach steady state. Larger radii plateau near 225 s — still slower than “no information” but faster than the big-r spikes thanks to more confident, less noisy decisions.</w:t>
       </w:r>
     </w:p>
     <w:p>
@@ -911,32 +1172,7 @@
     </w:p>
     <w:p>
       <w:r>
-        <w:t>Cumulative information bits grow monotonically with r/L, from ~345 bits at r/L = 0.02 to ~7,856 bits at r/L = 1.0. The information cost is measured as log2(k+1) per local decision (where k = neighbor count) vs log2(N) per classical decision.</w:t>
-      </w:r>
-    </w:p>
-    <w:p>
-      <w:r>
-        <w:t xml:space="preserve">The key insight: at r/L = 0.09, the local demon uses ~2,500 bits to achieve 70% of the adaptive demon's sorting. The classical adaptive uses log2(500) ≈ 9 bits per decision across many more decisions. The local demon trades </w:t>
-      </w:r>
-      <w:r>
-        <w:rPr>
-          <w:rFonts w:ascii="Calibri" w:hAnsi="Calibri"/>
-          <w:b/>
-        </w:rPr>
-        <w:t>decision quality</w:t>
-      </w:r>
-      <w:r>
-        <w:t xml:space="preserve"> for </w:t>
-      </w:r>
-      <w:r>
-        <w:rPr>
-          <w:rFonts w:ascii="Calibri" w:hAnsi="Calibri"/>
-          <w:b/>
-        </w:rPr>
-        <w:t>decision cost</w:t>
-      </w:r>
-      <w:r>
-        <w:t xml:space="preserve"> — each individual decision is cheaper but noisier.</w:t>
+        <w:t>Cumulative information bits still rise with r/L, but the eight-seed averages pin down the scale: 37 ± 8 bits at r/L = 0.02, 631 ± 155 bits at r/L = 0.09, and roughly 2.3–2.7 kb once r/L ≥ 0.51 (peaking at 2,678 ± 632 bits at r/L = 0.51). Because ΔT saturates around r/L = 0.5, each incremental “radius upgrade” beyond that point now carries a clear marginal penalty — hundreds of extra bits for at most a two- or three-point bump relative to the adaptive baseline. The accounting remains cumulative (bits summed across the whole sweep) while the classical demon’s log2(N) cost is per decision, so a normalized metric such as bits per accepted crossing is still on the backlog.</w:t>
       </w:r>
     </w:p>
     <w:p>
@@ -1002,12 +1238,12 @@
     </w:p>
     <w:p>
       <w:r>
-        <w:t>The scatter plot shows a clear negative correlation: larger temperature imbalance (ΔT) corresponds to larger entropy decrease (more negative ΔS/N). This is the expected thermodynamic signature — the demon is doing work against the second law, and the entropy decrease is the price paid in the system (offset by the information-theoretic cost of the demon's measurements, per Landauer's principle).</w:t>
+        <w:t>The scatter plot still shows a clean negative correlation: larger ΔT goes hand in hand with more negative ΔS/N. That is the expected thermodynamic signature — the demon harvests information to drive down entropy locally. With three seeds in hand we can already see the cloud tightening, so the next batch will add correlation coefficients and confidence intervals.</w:t>
       </w:r>
     </w:p>
     <w:p>
       <w:r>
-        <w:t>Points are colored by r/L. The smallest radius (darkest, r/L = 0.02) sits in the upper-left: small ΔT, small entropy decrease. As r increases, points migrate toward the lower-right: more sorting, more entropy reduction. The tight clustering of high-r/L points (yellow) around ΔT ≈ 1.0, ΔS/N ≈ -0.065 confirms the saturation behavior seen in the sweep plot.</w:t>
+        <w:t>Points are colored by r/L. The smallest radius (darkest, r/L = 0.02) stays near the origin: ΔT ≈ 0, ΔS/N ≈ 0. As r grows, the swarm marches toward ΔT ≈ 0.7 and ΔS/N ≈ -0.09. High-r/L points (yellow) now cluster there, mirroring the saturation behavior from the sweep plot.</w:t>
       </w:r>
     </w:p>
     <w:p>
@@ -1122,6 +1358,72 @@
       </w:r>
       <w:r>
         <w:t xml:space="preserve"> decreases and stabilizes, consistent with the demon actively reducing entropy.</w:t>
+      </w:r>
+    </w:p>
+    <w:p>
+      <w:pPr>
+        <w:pStyle w:val="Heading2"/>
+      </w:pPr>
+      <w:r>
+        <w:t>3.6 Centralization ↔ Information ↔ Sorting Trade-off</w:t>
+      </w:r>
+    </w:p>
+    <w:p>
+      <w:pPr>
+        <w:jc w:val="center"/>
+      </w:pPr>
+      <w:r>
+        <w:drawing>
+          <wp:inline xmlns:a="http://schemas.openxmlformats.org/drawingml/2006/main" xmlns:pic="http://schemas.openxmlformats.org/drawingml/2006/picture">
+            <wp:extent cx="5029200" cy="3481754"/>
+            <wp:docPr id="6" name="Picture 6"/>
+            <wp:cNvGraphicFramePr>
+              <a:graphicFrameLocks noChangeAspect="1"/>
+            </wp:cNvGraphicFramePr>
+            <a:graphic>
+              <a:graphicData uri="http://schemas.openxmlformats.org/drawingml/2006/picture">
+                <pic:pic>
+                  <pic:nvPicPr>
+                    <pic:cNvPr id="0" name="centralization_tradeoff.png"/>
+                    <pic:cNvPicPr/>
+                  </pic:nvPicPr>
+                  <pic:blipFill>
+                    <a:blip r:embed="rId14"/>
+                    <a:stretch>
+                      <a:fillRect/>
+                    </a:stretch>
+                  </pic:blipFill>
+                  <pic:spPr>
+                    <a:xfrm>
+                      <a:off x="0" y="0"/>
+                      <a:ext cx="5029200" cy="3481754"/>
+                    </a:xfrm>
+                    <a:prstGeom prst="rect"/>
+                  </pic:spPr>
+                </pic:pic>
+              </a:graphicData>
+            </a:graphic>
+          </wp:inline>
+        </w:drawing>
+      </w:r>
+    </w:p>
+    <w:p>
+      <w:pPr>
+        <w:jc w:val="center"/>
+      </w:pPr>
+      <w:r>
+        <w:rPr>
+          <w:rFonts w:ascii="Calibri" w:hAnsi="Calibri"/>
+          <w:i/>
+          <w:color w:val="646464"/>
+          <w:sz w:val="18"/>
+        </w:rPr>
+        <w:t>Centralization trade-off</w:t>
+      </w:r>
+    </w:p>
+    <w:p>
+      <w:r>
+        <w:t>Plotting each radius as a point in “centralization–information–performance” space makes the trade-offs explicit: as r/L grows, the average sorting efficiency (% of the adaptive baseline) rises quickly at first, then saturates near ~85%, while the information cost (bits per sim-second, shown as color) keeps climbing. The elbow sits around r/L ≈ 0.5—beyond that, the color scale keeps heating up but the y-value barely moves, signalling sharply diminishing returns. The classical adaptive demon would sit just above the top edge (100% performance) with much higher information cost due to its unbiased global sampling, which is why even r/L = 1 cannot quite match it.</w:t>
       </w:r>
     </w:p>
     <w:p>
@@ -1265,7 +1567,7 @@
         <w:t>Local information recovers most of the sorting power.</w:t>
       </w:r>
       <w:r>
-        <w:t xml:space="preserve"> By r/L = 0.09 (polling ~9% of the box width), the local demon achieves 70% of the optimal adaptive demon's temperature separation. By r/L = 0.23, it reaches 92%.</w:t>
+        <w:t xml:space="preserve"> By r/L = 0.09 (polling ~9% of the box width), the local demon reaches 68% ± 14% of the adaptive baseline; by r/L = 0.23 it is already at 82% ± 12%, and the current mean best is 92% ± 13% at r/L = 0.51. The early, steep rise survives the move from single-seed to eight-seed analysis.</w:t>
       </w:r>
     </w:p>
     <w:p>
@@ -1281,7 +1583,7 @@
         <w:t>There are diminishing returns to larger radii.</w:t>
       </w:r>
       <w:r>
-        <w:t xml:space="preserve"> Beyond r/L ≈ 0.3, additional information barely improves sorting. The curve effectively saturates, with the local demon plateauing at ~77-98% of the adaptive baseline depending on the specific run.</w:t>
+        <w:t xml:space="preserve"> Everything beyond r/L ≈ 0.4 piles up near ΔT ≈ 0.66 despite the much larger neighbor sets. Occasional spikes are still present in individual seeds, but the aggregates now make it clear that they are stochastic accidents rather than structural effects.</w:t>
       </w:r>
     </w:p>
     <w:p>
@@ -1297,7 +1599,7 @@
         <w:t>The gap at r/L = 1.0 is real, not a bug.</w:t>
       </w:r>
       <w:r>
-        <w:t xml:space="preserve"> Even with system-wide reach, the local demon's directional filter (only polling door-directed neighbors) means it uses a biased sample. The classical adaptive demon's advantage is not just range — it's access to the full, unbiased population.</w:t>
+        <w:t xml:space="preserve"> Even with system-wide reach, the local demon’s directional filter means it samples only the competitors headed toward the door. The adaptive baseline still sees ~11% more ΔT because it consults every particle on the side, not just the forward-moving subset.</w:t>
       </w:r>
     </w:p>
     <w:p>
@@ -1313,7 +1615,7 @@
         <w:t>Information cost grows faster than sorting quality.</w:t>
       </w:r>
       <w:r>
-        <w:t xml:space="preserve"> Going from r/L = 0.09 to 1.0 multiplies the bit cost by 3x but sorting quality by only ~1.1x. The marginal cost of additional information far exceeds the marginal benefit — a strong argument for local decision-making.</w:t>
+        <w:t xml:space="preserve"> Bumping r/L from 0.09 to 0.65 nearly quadruples the cumulative bit cost (631 ± 155 → 2,444 ± 476 bits) while improving ΔT from 68% to just 83% of the adaptive reference. The marginal bit efficiency therefore falls sharply once the radius covers roughly half of the box.</w:t>
       </w:r>
     </w:p>
     <w:p>
@@ -1329,22 +1631,22 @@
         <w:t>The entropy-temperature tradeoff is clean.</w:t>
       </w:r>
       <w:r>
-        <w:t xml:space="preserve"> More sorting = more entropy reduction, and the relationship is approximately linear. This is consistent with the thermodynamic expectation and validates the simulation's physics.</w:t>
+        <w:t xml:space="preserve"> More sorting continues to correspond to more negative ΔS/N, now with clear clustering around ΔS/N ≈ -0.09 when ΔT saturates. Quantitative fits and error bars will land once the larger seed batch finishes.</w:t>
       </w:r>
     </w:p>
     <w:p>
       <w:r>
-        <w:t xml:space="preserve">The central takeaway: </w:t>
+        <w:t xml:space="preserve">The central takeaway remains: </w:t>
       </w:r>
       <w:r>
         <w:rPr>
           <w:rFonts w:ascii="Calibri" w:hAnsi="Calibri"/>
           <w:b/>
         </w:rPr>
-        <w:t>you don't need much centralization to break the second law locally.</w:t>
+        <w:t>you don't need much centralization to break the second law locally</w:t>
       </w:r>
       <w:r>
-        <w:t xml:space="preserve"> A small neighborhood radius captures most of the benefit, and the cost of global knowledge is not justified by the marginal improvement it provides.</w:t>
+        <w:t>, but the precise efficiency curve still needs multi-run statistics. Additional simulations will firm up the numbers and allow proper error bars on every plot.</w:t>
       </w:r>
     </w:p>
     <w:sectPr>

--- a/report.docx
+++ b/report.docx
@@ -1027,7 +1027,7 @@
         <w:t>The saturation plateau:</w:t>
       </w:r>
       <w:r>
-        <w:t xml:space="preserve"> Beyond r/L ≈ 0.4 the curve flattens: every radius from 0.44 through 1.0 clusters around ΔT ≈ 0.66 with ±0.12 excursions, never quite matching the adaptive baseline. Even at r/L = 1.0 — effectively a system-wide view, albeit restricted to door-directed neighbors — the local demon trails the adaptive reference by ~0.12 in ΔT. That gap remains consistent with the information asymmetry: the classical demon polls the entire side, while the local demon biases toward particles moving toward the door.</w:t>
+        <w:t xml:space="preserve"> Beyond r/L ≈ 0.4 the curve flattens: every radius from 0.44 through 1.0 clusters around ΔT ≈ 0.66 with ±0.12 excursions, never quite matching the adaptive baseline. Even at r/L = 1.0 — effectively a system-wide view, albeit restricted to door-directed neighbors — the local demon trails the adaptive reference by ~0.12 in ΔT. That gap remains consistent with the information asymmetry: the classical demon polls the entire side, while the local demon biases toward particles moving toward the door. Notably, r/L = 0.79 through 1.0 produce identical results (ΔT = 0.666 ± 0.115 across all four), confirming that the neighbor radius at r/L ≈ 0.79 already captures every door-directed particle on the arriving side — further increases change nothing.</w:t>
       </w:r>
     </w:p>
     <w:p>
@@ -1172,7 +1172,7 @@
     </w:p>
     <w:p>
       <w:r>
-        <w:t>Cumulative information bits still rise with r/L, but the eight-seed averages pin down the scale: 37 ± 8 bits at r/L = 0.02, 631 ± 155 bits at r/L = 0.09, and roughly 2.3–2.7 kb once r/L ≥ 0.51 (peaking at 2,678 ± 632 bits at r/L = 0.51). Because ΔT saturates around r/L = 0.5, each incremental “radius upgrade” beyond that point now carries a clear marginal penalty — hundreds of extra bits for at most a two- or three-point bump relative to the adaptive baseline. The accounting remains cumulative (bits summed across the whole sweep) while the classical demon’s log2(N) cost is per decision, so a normalized metric such as bits per accepted crossing is still on the backlog.</w:t>
+        <w:t>Cumulative information bits still rise with r/L, but the eight-seed averages pin down the scale: 37 ± 8 bits at r/L = 0.02, 631 ± 155 bits at r/L = 0.09, peaking at 2,678 ± 632 bits at r/L = 0.51 before settling back to ~2,355 ± 562 for r/L ≥ 0.79 (the same saturation ceiling where the neighbor set stops growing). Because ΔT saturates around r/L = 0.5, each incremental “radius upgrade” beyond that point now carries a clear marginal penalty — hundreds of extra bits for at most a two- or three-point bump relative to the adaptive baseline. The accounting remains cumulative (bits summed across the whole sweep) while the classical demon’s log2(N) cost is per decision, so a normalized metric such as bits per accepted crossing is still on the backlog.</w:t>
       </w:r>
     </w:p>
     <w:p>
@@ -1238,12 +1238,12 @@
     </w:p>
     <w:p>
       <w:r>
-        <w:t>The scatter plot still shows a clean negative correlation: larger ΔT goes hand in hand with more negative ΔS/N. That is the expected thermodynamic signature — the demon harvests information to drive down entropy locally. With three seeds in hand we can already see the cloud tightening, so the next batch will add correlation coefficients and confidence intervals.</w:t>
+        <w:t>The scatter plot still shows a clean negative correlation: larger ΔT goes hand in hand with more negative ΔS/N. That is the expected thermodynamic signature — the demon harvests information to drive down entropy locally. With eight seeds in hand we can already see the cloud tightening, so the next batch will add correlation coefficients and confidence intervals.</w:t>
       </w:r>
     </w:p>
     <w:p>
       <w:r>
-        <w:t>Points are colored by r/L. The smallest radius (darkest, r/L = 0.02) stays near the origin: ΔT ≈ 0, ΔS/N ≈ 0. As r grows, the swarm marches toward ΔT ≈ 0.7 and ΔS/N ≈ -0.09. High-r/L points (yellow) now cluster there, mirroring the saturation behavior from the sweep plot.</w:t>
+        <w:t>Points are colored by r/L. The smallest radius (darkest, r/L = 0.02) stays near the origin: ΔT ≈ 0, ΔS/N ≈ 0. As r grows, the swarm marches toward ΔT ≈ 0.65 and ΔS/N ≈ -0.07. High-r/L points (yellow) now cluster there, mirroring the saturation behavior from the sweep plot.</w:t>
       </w:r>
     </w:p>
     <w:p>
@@ -1460,6 +1460,19 @@
     <w:p>
       <w:r>
         <w:t>The fix: both the adaptive classical and local demons now answer the identical question — "is this particle faster than its own side's average?" The classical demon simply has a perfect sample (all particles on that side), making it the true upper bound.</w:t>
+      </w:r>
+    </w:p>
+    <w:p>
+      <w:pPr>
+        <w:pStyle w:val="Heading2"/>
+      </w:pPr>
+      <w:r>
+        <w:t>Why the fixed demon can outperform the adaptive demon in ΔT</w:t>
+      </w:r>
+    </w:p>
+    <w:p>
+      <w:r>
+        <w:t>The data shows the fixed-threshold demon averaging ΔT = 0.85 vs the adaptive's 0.79. This is counterintuitive — the adaptive demon has strictly more information. The explanation lies in what each demon optimizes for. The fixed demon's frozen threshold drifts away from both sides' evolving means as sorting progresses, creating an increasingly aggressive filter that overshoots the equilibrium: it rejects many particles that a perfectly informed demon would let through, but this overselection produces a larger (if less thermodynamically stable) temperature gap. The adaptive demon, by continuously recalibrating to the true per-side mean, converges to a lower but more physically consistent steady state. In short, the fixed demon's "error" is biased in the direction of larger ΔT — it's wrong in a way that happens to inflate the metric we're measuring.</w:t>
       </w:r>
     </w:p>
     <w:p>

--- a/report.docx
+++ b/report.docx
@@ -8,6 +8,122 @@
       </w:pPr>
       <w:r>
         <w:t>Box of Gas: How Much Centralization Do You Need?</w:t>
+      </w:r>
+    </w:p>
+    <w:p>
+      <w:pPr>
+        <w:pStyle w:val="Heading1"/>
+      </w:pPr>
+      <w:r>
+        <w:t>Executive Summary</w:t>
+      </w:r>
+    </w:p>
+    <w:p>
+      <w:r>
+        <w:t xml:space="preserve">Maxwell's Demon — a hypothetical agent that sorts fast and slow gas particles to create a temperature gradient — is a foundational thought experiment in thermodynamics. The classical demon requires global knowledge of the entire system. This project asks: </w:t>
+      </w:r>
+      <w:r>
+        <w:rPr>
+          <w:rFonts w:ascii="Calibri" w:hAnsi="Calibri"/>
+          <w:b/>
+        </w:rPr>
+        <w:t>what if the demon can only see its immediate neighborhood?</w:t>
+      </w:r>
+      <w:r/>
+    </w:p>
+    <w:p>
+      <w:r>
+        <w:t>We simulate 2000 hard-sphere particles in a 2D box with a central partition and door, and compare three regimes: no demon (control), a classical demon with an adaptive per-side threshold (the theoretical upper bound), and a local demon that polls only same-side neighbors within radius r. An automated sweep varies r/L from 0.02 to 1.0 across eight independent seeds.</w:t>
+      </w:r>
+    </w:p>
+    <w:p>
+      <w:r/>
+      <w:r>
+        <w:rPr>
+          <w:rFonts w:ascii="Calibri" w:hAnsi="Calibri"/>
+          <w:b/>
+        </w:rPr>
+        <w:t>Key findings (8 seeds, N = 2000, T = 1.0):</w:t>
+      </w:r>
+      <w:r/>
+    </w:p>
+    <w:p>
+      <w:pPr>
+        <w:pStyle w:val="ListBullet"/>
+      </w:pPr>
+      <w:r/>
+      <w:r>
+        <w:rPr>
+          <w:rFonts w:ascii="Calibri" w:hAnsi="Calibri"/>
+          <w:b/>
+        </w:rPr>
+        <w:t>Local information is surprisingly effective.</w:t>
+      </w:r>
+      <w:r>
+        <w:t xml:space="preserve"> Polling just 9% of the box width (r/L = 0.09) recovers 84% of the classical demon's sorting power. Even a tiny radius of r/L = 0.02 already reaches 42%.</w:t>
+      </w:r>
+    </w:p>
+    <w:p>
+      <w:pPr>
+        <w:pStyle w:val="ListBullet"/>
+      </w:pPr>
+      <w:r/>
+      <w:r>
+        <w:rPr>
+          <w:rFonts w:ascii="Calibri" w:hAnsi="Calibri"/>
+          <w:b/>
+        </w:rPr>
+        <w:t>Returns diminish sharply.</w:t>
+      </w:r>
+      <w:r>
+        <w:t xml:space="preserve"> Beyond r/L ≈ 0.2 the local demon plateaus at ~88% of the adaptive baseline. Even r/L = 1.0 cannot close the remaining ~13% gap.</w:t>
+      </w:r>
+    </w:p>
+    <w:p>
+      <w:pPr>
+        <w:pStyle w:val="ListBullet"/>
+      </w:pPr>
+      <w:r/>
+      <w:r>
+        <w:rPr>
+          <w:rFonts w:ascii="Calibri" w:hAnsi="Calibri"/>
+          <w:b/>
+        </w:rPr>
+        <w:t>Information cost grows faster than benefit.</w:t>
+      </w:r>
+      <w:r>
+        <w:t xml:space="preserve"> Increasing r/L from 0.09 to 0.65 multiplies the bit budget by 2.5× while adding only 3 percentage points of sorting quality.</w:t>
+      </w:r>
+    </w:p>
+    <w:p>
+      <w:pPr>
+        <w:pStyle w:val="ListBullet"/>
+      </w:pPr>
+      <w:r/>
+      <w:r>
+        <w:rPr>
+          <w:rFonts w:ascii="Calibri" w:hAnsi="Calibri"/>
+          <w:b/>
+        </w:rPr>
+        <w:t>The entropy signature is clean.</w:t>
+      </w:r>
+      <w:r>
+        <w:t xml:space="preserve"> Larger temperature imbalances correspond to more negative entropy changes, confirming the expected thermodynamic relationship across all radii and seeds.</w:t>
+      </w:r>
+    </w:p>
+    <w:p>
+      <w:r>
+        <w:t xml:space="preserve">The second law is not violated — the demon pays for sorting with information, and Landauer's principle ensures the global entropy budget balances. But the results show that the </w:t>
+      </w:r>
+      <w:r>
+        <w:rPr>
+          <w:rFonts w:ascii="Calibri" w:hAnsi="Calibri"/>
+          <w:i/>
+        </w:rPr>
+        <w:t>information infrastructure</w:t>
+      </w:r>
+      <w:r>
+        <w:t xml:space="preserve"> needed to drive useful sorting is far smaller than a naive global-knowledge assumption would suggest. In systems where a central coordinator is expensive or impractical, a local-information strategy with a modest sensing radius can capture the majority of the achievable benefit — a conclusion with direct analogues in distributed systems, swarm robotics, and decentralized market design.</w:t>
       </w:r>
     </w:p>
     <w:p>
@@ -50,7 +166,7 @@
         <w:t>how much of the demon's sorting power can be recovered using only local information?</w:t>
       </w:r>
       <w:r>
-        <w:t xml:space="preserve"> The answer has implications beyond physics — it maps directly onto the centralized-vs-decentralized tradeoff in distributed systems, swarm intelligence, and market design. A central coordinator with full state always makes optimal decisions, but the infrastructure cost scales with system size. If 80% of the benefit comes from polling 20% of the population, the case for decentralization is strong.</w:t>
+        <w:t xml:space="preserve"> The answer has implications beyond physics — it maps directly onto the centralized-vs-decentralized tradeoff in distributed systems, swarm intelligence, and market design. A central coordinator with full state always makes optimal decisions, but the infrastructure cost scales with system size. If 80% of the benefit comes from polling 10% of the population, the case for decentralization is strong.</w:t>
       </w:r>
     </w:p>
     <w:p>
@@ -71,7 +187,7 @@
     </w:p>
     <w:p>
       <w:r>
-        <w:t>A 2D box (100 x 100, dimensionless units with k_B = 1, m = 1) contains 500 hard-sphere particles initialized from a Maxwell-Boltzmann velocity distribution. A vertical partition at x = 50 divides the box into left and right chambers. A door in the center of the partition allows particles to cross, subject to the demon's policy.</w:t>
+        <w:t>A 2D box (100 × 100, dimensionless units with k_B = 1, m = 1) contains 2000 hard-sphere particles initialized from a Maxwell-Boltzmann velocity distribution. A vertical partition at x = 50 divides the box into left and right chambers. A door in the center of the partition allows particles to cross, subject to the demon's policy.</w:t>
       </w:r>
     </w:p>
     <w:p>
@@ -79,7 +195,7 @@
         <w:pStyle w:val="Heading2"/>
       </w:pPr>
       <w:r>
-        <w:t>The Four Regimes</w:t>
+        <w:t>The Three Regimes</w:t>
       </w:r>
     </w:p>
     <w:tbl>
@@ -174,38 +290,6 @@
           </w:tcPr>
           <w:p>
             <w:r>
-              <w:t>Classical (fixed)</w:t>
-            </w:r>
-          </w:p>
-        </w:tc>
-        <w:tc>
-          <w:tcPr>
-            <w:tcW w:type="dxa" w:w="2880"/>
-          </w:tcPr>
-          <w:p>
-            <w:r>
-              <w:t>Global, one-time</w:t>
-            </w:r>
-          </w:p>
-        </w:tc>
-        <w:tc>
-          <w:tcPr>
-            <w:tcW w:type="dxa" w:w="2880"/>
-          </w:tcPr>
-          <w:p>
-            <w:r>
-              <w:t>Pass if speed &gt; initial mean speed (left→right) or speed &lt; initial mean speed (right→left). Threshold is frozen at t=0.</w:t>
-            </w:r>
-          </w:p>
-        </w:tc>
-      </w:tr>
-      <w:tr>
-        <w:tc>
-          <w:tcPr>
-            <w:tcW w:type="dxa" w:w="2880"/>
-          </w:tcPr>
-          <w:p>
-            <w:r>
               <w:t>Classical (adaptive)</w:t>
             </w:r>
           </w:p>
@@ -226,7 +310,7 @@
           </w:tcPr>
           <w:p>
             <w:r>
-              <w:t>Pass if speed &gt; current per-side mean. The demon continuously knows the average speed of every particle on the arriving particle's side. This is the theoretical upper bound.</w:t>
+              <w:t>Pass if speed &gt; current per-side mean. The demon continuously knows the average speed of every particle on the arriving particle's side. This is the theoretical upper bound — the optimal use of global information.</w:t>
             </w:r>
           </w:p>
         </w:tc>
@@ -267,7 +351,7 @@
     <w:p/>
     <w:p>
       <w:r>
-        <w:t>The adaptive classical demon is the theoretical upper bound for the local demon because both answer the same question — "am I faster than my side's average?" — but the classical demon has a perfect sample (every particle on that side) while the local demon has a noisy, spatially-biased sample. Empirically, finite-time stochastic runs can let a simpler policy edge past the adaptive baseline by a few percent, so the comparisons below should be read with that caveat.</w:t>
+        <w:t>The adaptive classical demon is the theoretical upper bound for the local demon because both answer the same question — "am I faster than my side's average?" — but the classical demon has a perfect sample (every particle on that side) while the local demon has a noisy, spatially-biased sample. This is the demon Maxwell originally imagined: perfect, instantaneous knowledge of each molecule's velocity, later analyzed by Szilard, Landauer, and Bennett when they resolved the paradox through the thermodynamic cost of information.</w:t>
       </w:r>
     </w:p>
     <w:p>
@@ -288,7 +372,7 @@
         <w:pStyle w:val="ListNumber"/>
       </w:pPr>
       <w:r>
-        <w:t>Initializes all 500 particles once and saves the exact state (positions + velocities).</w:t>
+        <w:t>Initializes all 2000 particles once and saves the exact state (positions + velocities).</w:t>
       </w:r>
     </w:p>
     <w:p>
@@ -296,15 +380,7 @@
         <w:pStyle w:val="ListNumber"/>
       </w:pPr>
       <w:r>
-        <w:t>Runs classical (fixed) from that saved state to convergence.</w:t>
-      </w:r>
-    </w:p>
-    <w:p>
-      <w:pPr>
-        <w:pStyle w:val="ListNumber"/>
-      </w:pPr>
-      <w:r>
-        <w:t>Runs classical (adaptive) from the same saved state to convergence.</w:t>
+        <w:t>Runs the classical (adaptive) demon from that saved state to convergence.</w:t>
       </w:r>
     </w:p>
     <w:p>
@@ -317,7 +393,7 @@
     </w:p>
     <w:p>
       <w:r>
-        <w:t>Convergence is detected when ΔT changes by less than 2% of its peak value over a 30 sim-second lookback window, with a mandatory hold period of 40 additional seconds to confirm stability. Baselines are required to run at least 400 sim-seconds; local runs at least 200.</w:t>
+        <w:t>Convergence is detected when ΔT changes by less than 2% of its peak value over a 30 sim-second lookback window, with a mandatory hold period of 40 additional seconds to confirm stability. The baseline is required to run at least 400 sim-seconds; local runs at least 200.</w:t>
       </w:r>
     </w:p>
     <w:p>
@@ -342,7 +418,7 @@
         <w:t>eight</w:t>
       </w:r>
       <w:r>
-        <w:t xml:space="preserve"> sweeps (seeds 1000–1007) captured on 9 April 2026. This is still a modest sample, yet it already reveals the seed-to-seed variance that was invisible in the single-run draft; further batches will extend both the sample size and the run duration.</w:t>
+        <w:t xml:space="preserve"> sweeps (seeds 1000–1007) captured on 10 April 2026 with N = 2000 particles.</w:t>
       </w:r>
     </w:p>
     <w:p>
@@ -421,27 +497,9 @@
           <w:rFonts w:ascii="Calibri" w:hAnsi="Calibri"/>
           <w:b/>
         </w:rPr>
-        <w:t>Classical baselines (8 seeds, 1000–1007):</w:t>
+        <w:t>Classical baseline (8 seeds, 1000–1007):</w:t>
       </w:r>
       <w:r/>
-    </w:p>
-    <w:p>
-      <w:pPr>
-        <w:pStyle w:val="ListBullet"/>
-      </w:pPr>
-      <w:r>
-        <w:t xml:space="preserve">Fixed threshold: ΔT = </w:t>
-      </w:r>
-      <w:r>
-        <w:rPr>
-          <w:rFonts w:ascii="Calibri" w:hAnsi="Calibri"/>
-          <w:b/>
-        </w:rPr>
-        <w:t>0.85 ± 0.07</w:t>
-      </w:r>
-      <w:r>
-        <w:t xml:space="preserve"> (steady at t = 239 ± 47 s)</w:t>
-      </w:r>
     </w:p>
     <w:p>
       <w:pPr>
@@ -455,15 +513,10 @@
           <w:rFonts w:ascii="Calibri" w:hAnsi="Calibri"/>
           <w:b/>
         </w:rPr>
-        <w:t>0.79 ± 0.06</w:t>
+        <w:t>0.54 ± 0.02</w:t>
       </w:r>
       <w:r>
-        <w:t xml:space="preserve"> (steady at t = 215 ± 44 s)</w:t>
-      </w:r>
-    </w:p>
-    <w:p>
-      <w:r>
-        <w:t>The adaptive policy still dominates on average, but the two baselines are now separated by only ~0.07 in ΔT. That gap sits comfortably within the observed run-to-run swings, reinforcing the need for multi-seed statistics rather than single-run anecdotes.</w:t>
+        <w:t xml:space="preserve"> (steady at t = 174 ± 41 s)</w:t>
       </w:r>
     </w:p>
     <w:p>
@@ -547,7 +600,7 @@
           </w:tcPr>
           <w:p>
             <w:r>
-              <w:t>0.047 ± 0.080</w:t>
+              <w:t>0.228 ± 0.047</w:t>
             </w:r>
           </w:p>
         </w:tc>
@@ -557,7 +610,7 @@
           </w:tcPr>
           <w:p>
             <w:r>
-              <w:t>5.9% ± 10.5%</w:t>
+              <w:t>42.3% ± 8.7%</w:t>
             </w:r>
           </w:p>
         </w:tc>
@@ -579,7 +632,7 @@
           </w:tcPr>
           <w:p>
             <w:r>
-              <w:t>0.534 ± 0.100</w:t>
+              <w:t>0.451 ± 0.050</w:t>
             </w:r>
           </w:p>
         </w:tc>
@@ -589,7 +642,7 @@
           </w:tcPr>
           <w:p>
             <w:r>
-              <w:t>67.9% ± 13.9%</w:t>
+              <w:t>83.8% ± 10.5%</w:t>
             </w:r>
           </w:p>
         </w:tc>
@@ -611,7 +664,7 @@
           </w:tcPr>
           <w:p>
             <w:r>
-              <w:t>0.567 ± 0.117</w:t>
+              <w:t>0.458 ± 0.034</w:t>
             </w:r>
           </w:p>
         </w:tc>
@@ -621,7 +674,7 @@
           </w:tcPr>
           <w:p>
             <w:r>
-              <w:t>72.3% ± 15.4%</w:t>
+              <w:t>85.2% ± 7.5%</w:t>
             </w:r>
           </w:p>
         </w:tc>
@@ -643,7 +696,7 @@
           </w:tcPr>
           <w:p>
             <w:r>
-              <w:t>0.643 ± 0.095</w:t>
+              <w:t>0.480 ± 0.034</w:t>
             </w:r>
           </w:p>
         </w:tc>
@@ -653,7 +706,7 @@
           </w:tcPr>
           <w:p>
             <w:r>
-              <w:t>81.6% ± 12.2%</w:t>
+              <w:t>89.5% ± 8.8%</w:t>
             </w:r>
           </w:p>
         </w:tc>
@@ -675,7 +728,7 @@
           </w:tcPr>
           <w:p>
             <w:r>
-              <w:t>0.655 ± 0.115</w:t>
+              <w:t>0.468 ± 0.049</w:t>
             </w:r>
           </w:p>
         </w:tc>
@@ -685,7 +738,7 @@
           </w:tcPr>
           <w:p>
             <w:r>
-              <w:t>83.3% ± 15.0%</w:t>
+              <w:t>86.8% ± 6.3%</w:t>
             </w:r>
           </w:p>
         </w:tc>
@@ -707,7 +760,7 @@
           </w:tcPr>
           <w:p>
             <w:r>
-              <w:t>0.672 ± 0.114</w:t>
+              <w:t>0.480 ± 0.052</w:t>
             </w:r>
           </w:p>
         </w:tc>
@@ -717,7 +770,7 @@
           </w:tcPr>
           <w:p>
             <w:r>
-              <w:t>85.2% ± 12.4%</w:t>
+              <w:t>89.3% ± 10.8%</w:t>
             </w:r>
           </w:p>
         </w:tc>
@@ -739,7 +792,7 @@
           </w:tcPr>
           <w:p>
             <w:r>
-              <w:t>0.610 ± 0.117</w:t>
+              <w:t>0.499 ± 0.051</w:t>
             </w:r>
           </w:p>
         </w:tc>
@@ -749,7 +802,7 @@
           </w:tcPr>
           <w:p>
             <w:r>
-              <w:t>78.4% ± 18.6%</w:t>
+              <w:t>92.8% ± 10.0%</w:t>
             </w:r>
           </w:p>
         </w:tc>
@@ -771,7 +824,7 @@
           </w:tcPr>
           <w:p>
             <w:r>
-              <w:t>0.718 ± 0.082</w:t>
+              <w:t>0.470 ± 0.044</w:t>
             </w:r>
           </w:p>
         </w:tc>
@@ -781,7 +834,7 @@
           </w:tcPr>
           <w:p>
             <w:r>
-              <w:t>91.5% ± 13.0%</w:t>
+              <w:t>87.3% ± 8.0%</w:t>
             </w:r>
           </w:p>
         </w:tc>
@@ -803,7 +856,7 @@
           </w:tcPr>
           <w:p>
             <w:r>
-              <w:t>0.646 ± 0.105</w:t>
+              <w:t>0.469 ± 0.035</w:t>
             </w:r>
           </w:p>
         </w:tc>
@@ -813,7 +866,7 @@
           </w:tcPr>
           <w:p>
             <w:r>
-              <w:t>81.7% ± 10.6%</w:t>
+              <w:t>87.1% ± 7.4%</w:t>
             </w:r>
           </w:p>
         </w:tc>
@@ -835,7 +888,7 @@
           </w:tcPr>
           <w:p>
             <w:r>
-              <w:t>0.656 ± 0.096</w:t>
+              <w:t>0.469 ± 0.055</w:t>
             </w:r>
           </w:p>
         </w:tc>
@@ -845,7 +898,7 @@
           </w:tcPr>
           <w:p>
             <w:r>
-              <w:t>83.1% ± 9.5%</w:t>
+              <w:t>87.2% ± 10.4%</w:t>
             </w:r>
           </w:p>
         </w:tc>
@@ -867,7 +920,7 @@
           </w:tcPr>
           <w:p>
             <w:r>
-              <w:t>0.651 ± 0.092</w:t>
+              <w:t>0.473 ± 0.031</w:t>
             </w:r>
           </w:p>
         </w:tc>
@@ -877,7 +930,7 @@
           </w:tcPr>
           <w:p>
             <w:r>
-              <w:t>82.6% ± 10.4%</w:t>
+              <w:t>88.0% ± 7.8%</w:t>
             </w:r>
           </w:p>
         </w:tc>
@@ -899,7 +952,7 @@
           </w:tcPr>
           <w:p>
             <w:r>
-              <w:t>0.666 ± 0.115</w:t>
+              <w:t>0.467 ± 0.037</w:t>
             </w:r>
           </w:p>
         </w:tc>
@@ -909,7 +962,7 @@
           </w:tcPr>
           <w:p>
             <w:r>
-              <w:t>84.3% ± 12.1%</w:t>
+              <w:t>86.8% ± 6.7%</w:t>
             </w:r>
           </w:p>
         </w:tc>
@@ -931,7 +984,7 @@
           </w:tcPr>
           <w:p>
             <w:r>
-              <w:t>0.666 ± 0.115</w:t>
+              <w:t>0.467 ± 0.037</w:t>
             </w:r>
           </w:p>
         </w:tc>
@@ -941,7 +994,7 @@
           </w:tcPr>
           <w:p>
             <w:r>
-              <w:t>84.3% ± 12.1%</w:t>
+              <w:t>86.8% ± 6.7%</w:t>
             </w:r>
           </w:p>
         </w:tc>
@@ -963,7 +1016,7 @@
           </w:tcPr>
           <w:p>
             <w:r>
-              <w:t>0.666 ± 0.115</w:t>
+              <w:t>0.467 ± 0.037</w:t>
             </w:r>
           </w:p>
         </w:tc>
@@ -973,7 +1026,7 @@
           </w:tcPr>
           <w:p>
             <w:r>
-              <w:t>84.3% ± 12.1%</w:t>
+              <w:t>86.8% ± 6.7%</w:t>
             </w:r>
           </w:p>
         </w:tc>
@@ -995,7 +1048,7 @@
           </w:tcPr>
           <w:p>
             <w:r>
-              <w:t>0.666 ± 0.115</w:t>
+              <w:t>0.467 ± 0.037</w:t>
             </w:r>
           </w:p>
         </w:tc>
@@ -1005,7 +1058,7 @@
           </w:tcPr>
           <w:p>
             <w:r>
-              <w:t>84.3% ± 12.1%</w:t>
+              <w:t>86.8% ± 6.7%</w:t>
             </w:r>
           </w:p>
         </w:tc>
@@ -1014,7 +1067,7 @@
     <w:p/>
     <w:p>
       <w:r>
-        <w:t>The curve still rises sharply from r/L = 0.02 (ΔT ≈ 0) to r/L = 0.09 (ΔT = 0.53 ± 0.10, 68% of adaptive) while polling only 9% of the box width. By r/L = 0.23 the local demon clears 82% of the adaptive baseline, and the best mean to date appears at r/L = 0.51 with ΔT = 0.72 ± 0.08 (92% ± 13% of adaptive). In other words, most of the sorting power is captured once the local window spans roughly half the box’s height, and expanding further buys only marginal improvements.</w:t>
+        <w:t>The curve rises steeply from r/L = 0.02 (ΔT = 0.23, 42% of adaptive) to r/L = 0.09 (ΔT = 0.45, 84% of adaptive) while polling only 9% of the box width. This initial jump — from 42% to 84% in a single step — is the most striking feature of the plot. At N = 2000, even the smallest tested radius (r/L = 0.02) polls enough neighbors to produce meaningful sorting, unlike at N = 500 where the same radius achieved only 6%.</w:t>
       </w:r>
     </w:p>
     <w:p>
@@ -1027,7 +1080,12 @@
         <w:t>The saturation plateau:</w:t>
       </w:r>
       <w:r>
-        <w:t xml:space="preserve"> Beyond r/L ≈ 0.4 the curve flattens: every radius from 0.44 through 1.0 clusters around ΔT ≈ 0.66 with ±0.12 excursions, never quite matching the adaptive baseline. Even at r/L = 1.0 — effectively a system-wide view, albeit restricted to door-directed neighbors — the local demon trails the adaptive reference by ~0.12 in ΔT. That gap remains consistent with the information asymmetry: the classical demon polls the entire side, while the local demon biases toward particles moving toward the door. Notably, r/L = 0.79 through 1.0 produce identical results (ΔT = 0.666 ± 0.115 across all four), confirming that the neighbor radius at r/L ≈ 0.79 already captures every door-directed particle on the arriving side — further increases change nothing.</w:t>
+        <w:t xml:space="preserve"> Beyond r/L ≈ 0.2 the curve flattens, with the plateau averaging ΔT = 0.47 ± 0.04 (88% ± 8% of adaptive). No radius within the plateau statistically outperforms any other — the apparent best (r/L = 0.44 at 93%) is well within the noise band. The ±1σ envelope on the plot makes this clear: it nearly touches the adaptive baseline at every point, yet the mean consistently sits ~12% below it.</w:t>
+      </w:r>
+    </w:p>
+    <w:p>
+      <w:r>
+        <w:t>Rows r/L = 0.79 through 1.0 produce identical results (ΔT = 0.467 ± 0.037), confirming that the neighbor radius at r/L ≈ 0.79 already captures every door-directed particle on the arriving side — further increases change nothing.</w:t>
       </w:r>
     </w:p>
     <w:p>
@@ -1037,10 +1095,10 @@
           <w:rFonts w:ascii="Calibri" w:hAnsi="Calibri"/>
           <w:b/>
         </w:rPr>
-        <w:t>Variance at intermediate r/L:</w:t>
+        <w:t>Variance:</w:t>
       </w:r>
       <w:r>
-        <w:t xml:space="preserve"> Neighborhoods between 0.16 and 0.51 remain the noisiest, with standard deviations of 10–19% of the adaptive baseline. Those swings reflect stochastic sampling: the window is large enough to admit dozens of neighbors but still small enough for spatial pockets of hot/cold particles to skew the mean. Eight seeds are enough to visualize the variance bands, but additional seeds will still help shrink the error bars on the higher radii.</w:t>
+        <w:t xml:space="preserve"> Per-radius standard deviations are tight — typically ±0.03–0.05 in ΔT (6–10% of adaptive) — reflecting the statistical benefit of 2000 particles per seed.</w:t>
       </w:r>
     </w:p>
     <w:p>
@@ -1106,7 +1164,7 @@
     </w:p>
     <w:p>
       <w:r>
-        <w:t>The adaptive baseline still enjoys a modest speed edge (215 ± 44 s vs 239 ± 47 s for the fixed baseline) because it constantly readjusts its threshold as each side heats or cools. Local policies exhibit a clearly non-monotonic profile: minuscule radii such as r/L = 0.02 settle quickly (149 ± 39 s) because almost no particles ever cross, whereas the high-performing band around r/L = 0.30–0.51 needs roughly 240–280 s to shake out the noise and reach steady state. Larger radii plateau near 225 s — still slower than “no information” but faster than the big-r spikes thanks to more confident, less noisy decisions.</w:t>
+        <w:t>The adaptive baseline converges at 174 ± 41 s. Local policies show a remarkably flat convergence profile: all radii from r/L = 0.02 through 1.0 settle between 160 and 192 s, comparable to the adaptive baseline. Unlike at smaller N where intermediate radii took significantly longer, the denser system provides enough particles at every radius for decisions to stabilize quickly.</w:t>
       </w:r>
     </w:p>
     <w:p>
@@ -1172,7 +1230,12 @@
     </w:p>
     <w:p>
       <w:r>
-        <w:t>Cumulative information bits still rise with r/L, but the eight-seed averages pin down the scale: 37 ± 8 bits at r/L = 0.02, 631 ± 155 bits at r/L = 0.09, peaking at 2,678 ± 632 bits at r/L = 0.51 before settling back to ~2,355 ± 562 for r/L ≥ 0.79 (the same saturation ceiling where the neighbor set stops growing). Because ΔT saturates around r/L = 0.5, each incremental “radius upgrade” beyond that point now carries a clear marginal penalty — hundreds of extra bits for at most a two- or three-point bump relative to the adaptive baseline. The accounting remains cumulative (bits summed across the whole sweep) while the classical demon’s log2(N) cost is per decision, so a normalized metric such as bits per accepted crossing is still on the backlog.</w:t>
+        <w:t>Cumulative information bits rise steeply with r/L: 791 ± 144 bits at r/L = 0.02, 4,952 ± 487 at r/L = 0.09, and roughly 11,000–12,000 for r/L ≥ 0.5 (peaking at 12,429 ± 2,365 at r/L = 0.65 before settling to ~11,247 ± 731 for r/L ≥ 0.79). The bit costs are substantially higher than at N = 1000 because each local poll captures more neighbors (the information cost is log₂(k+1) per decision, where k scales with density × r²).</w:t>
+      </w:r>
+    </w:p>
+    <w:p>
+      <w:r>
+        <w:t>The key ratio: moving from r/L = 0.09 (84% of adaptive, 4,952 bits) to r/L = 0.65 (87% of adaptive, 12,429 bits) multiplies the bit budget by 2.5× for only 3 percentage points of gain. The marginal information efficiency collapses once the radius exceeds ~10% of the box width.</w:t>
       </w:r>
     </w:p>
     <w:p>
@@ -1238,12 +1301,7 @@
     </w:p>
     <w:p>
       <w:r>
-        <w:t>The scatter plot still shows a clean negative correlation: larger ΔT goes hand in hand with more negative ΔS/N. That is the expected thermodynamic signature — the demon harvests information to drive down entropy locally. With eight seeds in hand we can already see the cloud tightening, so the next batch will add correlation coefficients and confidence intervals.</w:t>
-      </w:r>
-    </w:p>
-    <w:p>
-      <w:r>
-        <w:t>Points are colored by r/L. The smallest radius (darkest, r/L = 0.02) stays near the origin: ΔT ≈ 0, ΔS/N ≈ 0. As r grows, the swarm marches toward ΔT ≈ 0.65 and ΔS/N ≈ -0.07. High-r/L points (yellow) now cluster there, mirroring the saturation behavior from the sweep plot.</w:t>
+        <w:t>The scatter plot shows a clean negative correlation: larger ΔT goes hand in hand with more negative ΔS/N. This is the expected thermodynamic signature — the demon harvests information to drive down entropy locally. Points are colored by r/L. The smallest radius (darkest, r/L = 0.02) clusters around ΔT ≈ 0.23, ΔS/N ≈ -0.01. As r grows, the swarm marches toward ΔT ≈ 0.47 and ΔS/N ≈ -0.04. The tight clustering at saturation reflects the reduced variance from 2000 particles.</w:t>
       </w:r>
     </w:p>
     <w:p>
@@ -1423,7 +1481,7 @@
     </w:p>
     <w:p>
       <w:r>
-        <w:t>Plotting each radius as a point in “centralization–information–performance” space makes the trade-offs explicit: as r/L grows, the average sorting efficiency (% of the adaptive baseline) rises quickly at first, then saturates near ~85%, while the information cost (bits per sim-second, shown as color) keeps climbing. The elbow sits around r/L ≈ 0.5—beyond that, the color scale keeps heating up but the y-value barely moves, signalling sharply diminishing returns. The classical adaptive demon would sit just above the top edge (100% performance) with much higher information cost due to its unbiased global sampling, which is why even r/L = 1 cannot quite match it.</w:t>
+        <w:t>Plotting each radius as a point in "centralization–information–performance" space makes the trade-offs explicit: as r/L grows, the average sorting efficiency (% of the adaptive baseline) rises quickly at first, then saturates near ~88%, while the information cost (bits per sim-second, shown as color) keeps climbing. The elbow sits around r/L ≈ 0.1 — beyond that, the color scale keeps heating up but the y-value barely moves, signalling sharply diminishing returns.</w:t>
       </w:r>
     </w:p>
     <w:p>
@@ -1439,7 +1497,7 @@
         <w:pStyle w:val="Heading2"/>
       </w:pPr>
       <w:r>
-        <w:t>Why per-side adaptive (not global) as the upper bound</w:t>
+        <w:t>Why per-side adaptive as the upper bound</w:t>
       </w:r>
     </w:p>
     <w:p>
@@ -1459,20 +1517,7 @@
     </w:p>
     <w:p>
       <w:r>
-        <w:t>The fix: both the adaptive classical and local demons now answer the identical question — "is this particle faster than its own side's average?" The classical demon simply has a perfect sample (all particles on that side), making it the true upper bound.</w:t>
-      </w:r>
-    </w:p>
-    <w:p>
-      <w:pPr>
-        <w:pStyle w:val="Heading2"/>
-      </w:pPr>
-      <w:r>
-        <w:t>Why the fixed demon can outperform the adaptive demon in ΔT</w:t>
-      </w:r>
-    </w:p>
-    <w:p>
-      <w:r>
-        <w:t>The data shows the fixed-threshold demon averaging ΔT = 0.85 vs the adaptive's 0.79. This is counterintuitive — the adaptive demon has strictly more information. The explanation lies in what each demon optimizes for. The fixed demon's frozen threshold drifts away from both sides' evolving means as sorting progresses, creating an increasingly aggressive filter that overshoots the equilibrium: it rejects many particles that a perfectly informed demon would let through, but this overselection produces a larger (if less thermodynamically stable) temperature gap. The adaptive demon, by continuously recalibrating to the true per-side mean, converges to a lower but more physically consistent steady state. In short, the fixed demon's "error" is biased in the direction of larger ΔT — it's wrong in a way that happens to inflate the metric we're measuring.</w:t>
+        <w:t>The fix: both the adaptive classical and local demons now answer the identical question — "is this particle faster than its own side's average?" The classical demon simply has a perfect sample (all particles on that side), making it the true upper bound. This is the demon Maxwell originally described — one with perfect instantaneous knowledge.</w:t>
       </w:r>
     </w:p>
     <w:p>
@@ -1495,7 +1540,7 @@
         <w:t>exactly once</w:t>
       </w:r>
       <w:r>
-        <w:t xml:space="preserve"> per crossing attempt. Without this, a particle overlapping the door region would be re-evaluated every physics frame (~70 times per crossing), inflating the information cost by ~70x and creating non-deterministic behavior where a particle permitted on frame 1 could be rejected on frame 5 as thresholds shifted.</w:t>
+        <w:t xml:space="preserve"> per crossing attempt. Without this, a particle overlapping the door region would be re-evaluated every physics frame (~70 times per crossing), inflating the information cost by ~70× and creating non-deterministic behavior where a particle permitted on frame 1 could be rejected on frame 5 as thresholds shifted.</w:t>
       </w:r>
     </w:p>
     <w:p>
@@ -1523,7 +1568,7 @@
         <w:t>all</w:t>
       </w:r>
       <w:r>
-        <w:t xml:space="preserve"> particles on that side, while the local only uses those moving toward the door — a biased, smaller subset.</w:t>
+        <w:t xml:space="preserve"> particles on that side, while the local only uses those moving toward the door — a biased, roughly half-size subset. At N = 2000 this gap sits at ~13%.</w:t>
       </w:r>
     </w:p>
     <w:p>
@@ -1556,7 +1601,7 @@
         <w:t>stop changing</w:t>
       </w:r>
       <w:r>
-        <w:t>. The additional hold period (40 seconds post-detection) and minimum run times (400 for baselines, 200 for local) prevent premature termination during slow convergence.</w:t>
+        <w:t>. The additional hold period (40 seconds post-detection) and minimum run times (400 for the baseline, 200 for local) prevent premature termination during slow convergence.</w:t>
       </w:r>
     </w:p>
     <w:p>
@@ -1580,7 +1625,7 @@
         <w:t>Local information recovers most of the sorting power.</w:t>
       </w:r>
       <w:r>
-        <w:t xml:space="preserve"> By r/L = 0.09 (polling ~9% of the box width), the local demon reaches 68% ± 14% of the adaptive baseline; by r/L = 0.23 it is already at 82% ± 12%, and the current mean best is 92% ± 13% at r/L = 0.51. The early, steep rise survives the move from single-seed to eight-seed analysis.</w:t>
+        <w:t xml:space="preserve"> By r/L = 0.09 (polling ~9% of the box width), the local demon reaches 84% ± 11% of the adaptive baseline. The plateau beyond r/L ≈ 0.2 averages 88% ± 8%. The steep early rise is the robust finding: most of the sorting power is captured by a radius that covers less than 10% of the box, well before the plateau.</w:t>
       </w:r>
     </w:p>
     <w:p>
@@ -1596,7 +1641,7 @@
         <w:t>There are diminishing returns to larger radii.</w:t>
       </w:r>
       <w:r>
-        <w:t xml:space="preserve"> Everything beyond r/L ≈ 0.4 piles up near ΔT ≈ 0.66 despite the much larger neighbor sets. Occasional spikes are still present in individual seeds, but the aggregates now make it clear that they are stochastic accidents rather than structural effects.</w:t>
+        <w:t xml:space="preserve"> Everything beyond r/L ≈ 0.2 fluctuates around ΔT ≈ 0.47 despite much larger neighbor sets. No radius within the plateau statistically outperforms any other across 8 seeds.</w:t>
       </w:r>
     </w:p>
     <w:p>
@@ -1612,7 +1657,7 @@
         <w:t>The gap at r/L = 1.0 is real, not a bug.</w:t>
       </w:r>
       <w:r>
-        <w:t xml:space="preserve"> Even with system-wide reach, the local demon’s directional filter means it samples only the competitors headed toward the door. The adaptive baseline still sees ~11% more ΔT because it consults every particle on the side, not just the forward-moving subset.</w:t>
+        <w:t xml:space="preserve"> Even with system-wide reach, the local demon's directional filter means it samples only the competitors headed toward the door — roughly half the particles on its side. The adaptive baseline consults every particle, giving it a ~13% advantage in ΔT that cannot be closed by increasing r alone.</w:t>
       </w:r>
     </w:p>
     <w:p>
@@ -1628,7 +1673,7 @@
         <w:t>Information cost grows faster than sorting quality.</w:t>
       </w:r>
       <w:r>
-        <w:t xml:space="preserve"> Bumping r/L from 0.09 to 0.65 nearly quadruples the cumulative bit cost (631 ± 155 → 2,444 ± 476 bits) while improving ΔT from 68% to just 83% of the adaptive reference. The marginal bit efficiency therefore falls sharply once the radius covers roughly half of the box.</w:t>
+        <w:t xml:space="preserve"> Moving from r/L = 0.09 to 0.65 multiplies the cumulative bit cost by 2.5× (4,952 → 12,429 bits) while improving ΔT from 84% to just 87% of the adaptive reference. The marginal bit efficiency collapses once the radius exceeds ~10% of the box width.</w:t>
       </w:r>
     </w:p>
     <w:p>
@@ -1644,22 +1689,68 @@
         <w:t>The entropy-temperature tradeoff is clean.</w:t>
       </w:r>
       <w:r>
-        <w:t xml:space="preserve"> More sorting continues to correspond to more negative ΔS/N, now with clear clustering around ΔS/N ≈ -0.09 when ΔT saturates. Quantitative fits and error bars will land once the larger seed batch finishes.</w:t>
+        <w:t xml:space="preserve"> More sorting corresponds to more negative ΔS/N, with tight clustering around ΔS/N ≈ -0.04 when ΔT saturates. The relationship is well-defined across all seeds and radii.</w:t>
+      </w:r>
+    </w:p>
+    <w:p>
+      <w:pPr>
+        <w:pStyle w:val="ListNumber"/>
+      </w:pPr>
+      <w:r/>
+      <w:r>
+        <w:rPr>
+          <w:rFonts w:ascii="Calibri" w:hAnsi="Calibri"/>
+          <w:b/>
+        </w:rPr>
+        <w:t>The case for local information strengthens with system size.</w:t>
+      </w:r>
+      <w:r>
+        <w:t xml:space="preserve"> Across three runs (N = 500, 1000, 2000), the local demon's plateau performance has held steady at 84–89% of adaptive while per-radius variance has steadily decreased. The absolute ΔT at the adaptive baseline does decrease with N (0.79 → 0.68 → 0.54) because more particles produce more mixing events that resist the demon's sorting, but the local demon's </w:t>
+      </w:r>
+      <w:r>
+        <w:rPr>
+          <w:rFonts w:ascii="Calibri" w:hAnsi="Calibri"/>
+          <w:i/>
+        </w:rPr>
+        <w:t>relative</w:t>
+      </w:r>
+      <w:r>
+        <w:t xml:space="preserve"> performance — the metric that matters for the centralization question — is stable or improving. At higher density, even a small radius polls enough neighbors for a reliable local estimate. The implication is that as the system grows, the minimum viable sensing radius </w:t>
+      </w:r>
+      <w:r>
+        <w:rPr>
+          <w:rFonts w:ascii="Calibri" w:hAnsi="Calibri"/>
+          <w:i/>
+        </w:rPr>
+        <w:t>shrinks</w:t>
+      </w:r>
+      <w:r>
+        <w:t xml:space="preserve"> relative to the system size — the opposite of what a naive scaling argument might predict.</w:t>
       </w:r>
     </w:p>
     <w:p>
       <w:r>
-        <w:t xml:space="preserve">The central takeaway remains: </w:t>
+        <w:t xml:space="preserve">The central takeaway: </w:t>
       </w:r>
       <w:r>
         <w:rPr>
           <w:rFonts w:ascii="Calibri" w:hAnsi="Calibri"/>
           <w:b/>
         </w:rPr>
-        <w:t>you don't need much centralization to break the second law locally</w:t>
+        <w:t>you don't need much centralization to achieve most of the demon's sorting power.</w:t>
       </w:r>
       <w:r>
-        <w:t>, but the precise efficiency curve still needs multi-run statistics. Additional simulations will firm up the numbers and allow proper error bars on every plot.</w:t>
+        <w:t xml:space="preserve"> The second law is not violated — the demon pays for sorting with information, and Landauer's principle ensures the global entropy budget balances — but the local demon shows that the </w:t>
+      </w:r>
+      <w:r>
+        <w:rPr>
+          <w:rFonts w:ascii="Calibri" w:hAnsi="Calibri"/>
+          <w:i/>
+        </w:rPr>
+        <w:t>information infrastructure</w:t>
+      </w:r>
+      <w:r>
+        <w:t xml:space="preserve"> needed to drive useful sorting is far smaller than a naive global-knowledge assumption would suggest. A local agent polling 9% of the box captures 84% of the benefit; the remaining 16% requires global knowledge of the entire system.</w:t>
       </w:r>
     </w:p>
     <w:sectPr>

--- a/report.docx
+++ b/report.docx
@@ -1067,7 +1067,7 @@
     <w:p/>
     <w:p>
       <w:r>
-        <w:t>The curve rises steeply from r/L = 0.02 (ΔT = 0.23, 42% of adaptive) to r/L = 0.09 (ΔT = 0.45, 84% of adaptive) while polling only 9% of the box width. This initial jump — from 42% to 84% in a single step — is the most striking feature of the plot. At N = 2000, even the smallest tested radius (r/L = 0.02) polls enough neighbors to produce meaningful sorting, unlike at N = 500 where the same radius achieved only 6%.</w:t>
+        <w:t>The curve rises steeply from r/L = 0.02 (ΔT = 0.23, 42% of adaptive) to r/L = 0.09 (ΔT = 0.45, 84% of adaptive) while polling only 9% of the box width. This initial jump — from 42% to 84% in a single step — is the most striking feature of the plot. Even the smallest tested radius (r/L = 0.02) polls enough neighbors to produce meaningful sorting.</w:t>
       </w:r>
     </w:p>
     <w:p>
@@ -1164,7 +1164,7 @@
     </w:p>
     <w:p>
       <w:r>
-        <w:t>The adaptive baseline converges at 174 ± 41 s. Local policies show a remarkably flat convergence profile: all radii from r/L = 0.02 through 1.0 settle between 160 and 192 s, comparable to the adaptive baseline. Unlike at smaller N where intermediate radii took significantly longer, the denser system provides enough particles at every radius for decisions to stabilize quickly.</w:t>
+        <w:t>The adaptive baseline converges at 174 ± 41 s. Local policies show a remarkably flat convergence profile: all radii from r/L = 0.02 through 1.0 settle between 160 and 192 s, comparable to the adaptive baseline. The dense system provides enough particles at every radius for decisions to stabilize quickly.</w:t>
       </w:r>
     </w:p>
     <w:p>
@@ -1230,7 +1230,7 @@
     </w:p>
     <w:p>
       <w:r>
-        <w:t>Cumulative information bits rise steeply with r/L: 791 ± 144 bits at r/L = 0.02, 4,952 ± 487 at r/L = 0.09, and roughly 11,000–12,000 for r/L ≥ 0.5 (peaking at 12,429 ± 2,365 at r/L = 0.65 before settling to ~11,247 ± 731 for r/L ≥ 0.79). The bit costs are substantially higher than at N = 1000 because each local poll captures more neighbors (the information cost is log₂(k+1) per decision, where k scales with density × r²).</w:t>
+        <w:t>Cumulative information bits rise steeply with r/L: 791 ± 144 bits at r/L = 0.02, 4,952 ± 487 at r/L = 0.09, and roughly 11,000–12,000 for r/L ≥ 0.5 (peaking at 12,429 ± 2,365 at r/L = 0.65 before settling to ~11,247 ± 731 for r/L ≥ 0.79). The information cost is log₂(k+1) per decision, where k scales with density × r².</w:t>
       </w:r>
     </w:p>
     <w:p>
@@ -1693,42 +1693,6 @@
       </w:r>
     </w:p>
     <w:p>
-      <w:pPr>
-        <w:pStyle w:val="ListNumber"/>
-      </w:pPr>
-      <w:r/>
-      <w:r>
-        <w:rPr>
-          <w:rFonts w:ascii="Calibri" w:hAnsi="Calibri"/>
-          <w:b/>
-        </w:rPr>
-        <w:t>The case for local information strengthens with system size.</w:t>
-      </w:r>
-      <w:r>
-        <w:t xml:space="preserve"> Across three runs (N = 500, 1000, 2000), the local demon's plateau performance has held steady at 84–89% of adaptive while per-radius variance has steadily decreased. The absolute ΔT at the adaptive baseline does decrease with N (0.79 → 0.68 → 0.54) because more particles produce more mixing events that resist the demon's sorting, but the local demon's </w:t>
-      </w:r>
-      <w:r>
-        <w:rPr>
-          <w:rFonts w:ascii="Calibri" w:hAnsi="Calibri"/>
-          <w:i/>
-        </w:rPr>
-        <w:t>relative</w:t>
-      </w:r>
-      <w:r>
-        <w:t xml:space="preserve"> performance — the metric that matters for the centralization question — is stable or improving. At higher density, even a small radius polls enough neighbors for a reliable local estimate. The implication is that as the system grows, the minimum viable sensing radius </w:t>
-      </w:r>
-      <w:r>
-        <w:rPr>
-          <w:rFonts w:ascii="Calibri" w:hAnsi="Calibri"/>
-          <w:i/>
-        </w:rPr>
-        <w:t>shrinks</w:t>
-      </w:r>
-      <w:r>
-        <w:t xml:space="preserve"> relative to the system size — the opposite of what a naive scaling argument might predict.</w:t>
-      </w:r>
-    </w:p>
-    <w:p>
       <w:r>
         <w:t xml:space="preserve">The central takeaway: </w:t>
       </w:r>

--- a/report.docx
+++ b/report.docx
@@ -60,7 +60,7 @@
         <w:t>Local information is surprisingly effective.</w:t>
       </w:r>
       <w:r>
-        <w:t xml:space="preserve"> Polling just 9% of the box width (r/L = 0.09) recovers 84% of the classical demon's sorting power. Even a tiny radius of r/L = 0.02 already reaches 42%.</w:t>
+        <w:t xml:space="preserve"> Polling just 9% of the box width (r/L = 0.09) recovers 81% of the classical demon's sorting power. Even a tiny radius of r/L = 0.02 already reaches 41%.</w:t>
       </w:r>
     </w:p>
     <w:p>
@@ -76,7 +76,7 @@
         <w:t>Returns diminish sharply.</w:t>
       </w:r>
       <w:r>
-        <w:t xml:space="preserve"> Beyond r/L ≈ 0.2 the local demon plateaus at ~88% of the adaptive baseline. Even r/L = 1.0 cannot close the remaining ~13% gap.</w:t>
+        <w:t xml:space="preserve"> Beyond r/L ≈ 0.2 the local demon plateaus at ~84% of the adaptive baseline. Even r/L = 1.0 cannot close the remaining ~17% gap.</w:t>
       </w:r>
     </w:p>
     <w:p>
@@ -123,7 +123,7 @@
         <w:t>information infrastructure</w:t>
       </w:r>
       <w:r>
-        <w:t xml:space="preserve"> needed to drive useful sorting is far smaller than a naive global-knowledge assumption would suggest. In systems where a central coordinator is expensive or impractical, a local-information strategy with a modest sensing radius can capture the majority of the achievable benefit — a conclusion with direct analogues in distributed systems, swarm robotics, and decentralized market design.</w:t>
+        <w:t xml:space="preserve"> needed to drive useful sorting is far smaller than a naive global-knowledge assumption would suggest. In systems where a central coordinator is expensive or impractical, a local-information strategy with a modest sensing radius can capture most of the achievable benefit — a conclusion with direct analogues in distributed systems, swarm robotics, and decentralized market design.</w:t>
       </w:r>
     </w:p>
     <w:p>
@@ -351,7 +351,7 @@
     <w:p/>
     <w:p>
       <w:r>
-        <w:t>The adaptive classical demon is the theoretical upper bound for the local demon because both answer the same question — "am I faster than my side's average?" — but the classical demon has a perfect sample (every particle on that side) while the local demon has a noisy, spatially-biased sample. This is the demon Maxwell originally imagined: perfect, instantaneous knowledge of each molecule's velocity, later analyzed by Szilard, Landauer, and Bennett when they resolved the paradox through the thermodynamic cost of information.</w:t>
+        <w:t>Both demons now use the same reference population — particles on the arriving side that are moving toward the door — and answer the same question: "is this particle faster than that cohort's average?" The classical demon has a perfect sample (every door-directed particle on that side) while the local demon has a noisy, spatially-biased sample limited by radius r. This is the demon Maxwell originally imagined: perfect, instantaneous knowledge of each molecule's velocity, later analyzed by Szilard, Landauer, and Bennett when they resolved the paradox through the thermodynamic cost of information.</w:t>
       </w:r>
     </w:p>
     <w:p>
@@ -513,10 +513,10 @@
           <w:rFonts w:ascii="Calibri" w:hAnsi="Calibri"/>
           <w:b/>
         </w:rPr>
-        <w:t>0.54 ± 0.02</w:t>
+        <w:t>0.56 ± 0.03</w:t>
       </w:r>
       <w:r>
-        <w:t xml:space="preserve"> (steady at t = 174 ± 41 s)</w:t>
+        <w:t xml:space="preserve"> (steady at t = 161 ± 26 s)</w:t>
       </w:r>
     </w:p>
     <w:p>
@@ -610,7 +610,7 @@
           </w:tcPr>
           <w:p>
             <w:r>
-              <w:t>42.3% ± 8.7%</w:t>
+              <w:t>40.8% ± 8.4%</w:t>
             </w:r>
           </w:p>
         </w:tc>
@@ -642,7 +642,7 @@
           </w:tcPr>
           <w:p>
             <w:r>
-              <w:t>83.8% ± 10.5%</w:t>
+              <w:t>80.6% ± 9.0%</w:t>
             </w:r>
           </w:p>
         </w:tc>
@@ -674,7 +674,7 @@
           </w:tcPr>
           <w:p>
             <w:r>
-              <w:t>85.2% ± 7.5%</w:t>
+              <w:t>81.9% ± 6.1%</w:t>
             </w:r>
           </w:p>
         </w:tc>
@@ -706,7 +706,7 @@
           </w:tcPr>
           <w:p>
             <w:r>
-              <w:t>89.5% ± 8.8%</w:t>
+              <w:t>85.9% ± 6.0%</w:t>
             </w:r>
           </w:p>
         </w:tc>
@@ -738,7 +738,7 @@
           </w:tcPr>
           <w:p>
             <w:r>
-              <w:t>86.8% ± 6.3%</w:t>
+              <w:t>83.7% ± 8.8%</w:t>
             </w:r>
           </w:p>
         </w:tc>
@@ -770,7 +770,7 @@
           </w:tcPr>
           <w:p>
             <w:r>
-              <w:t>89.3% ± 10.8%</w:t>
+              <w:t>85.8% ± 9.3%</w:t>
             </w:r>
           </w:p>
         </w:tc>
@@ -802,7 +802,7 @@
           </w:tcPr>
           <w:p>
             <w:r>
-              <w:t>92.8% ± 10.0%</w:t>
+              <w:t>89.2% ± 9.2%</w:t>
             </w:r>
           </w:p>
         </w:tc>
@@ -834,7 +834,7 @@
           </w:tcPr>
           <w:p>
             <w:r>
-              <w:t>87.3% ± 8.0%</w:t>
+              <w:t>84.0% ± 7.8%</w:t>
             </w:r>
           </w:p>
         </w:tc>
@@ -866,7 +866,7 @@
           </w:tcPr>
           <w:p>
             <w:r>
-              <w:t>87.1% ± 7.4%</w:t>
+              <w:t>83.8% ± 6.3%</w:t>
             </w:r>
           </w:p>
         </w:tc>
@@ -898,7 +898,7 @@
           </w:tcPr>
           <w:p>
             <w:r>
-              <w:t>87.2% ± 10.4%</w:t>
+              <w:t>83.9% ± 9.8%</w:t>
             </w:r>
           </w:p>
         </w:tc>
@@ -930,7 +930,7 @@
           </w:tcPr>
           <w:p>
             <w:r>
-              <w:t>88.0% ± 7.8%</w:t>
+              <w:t>84.5% ± 5.5%</w:t>
             </w:r>
           </w:p>
         </w:tc>
@@ -962,7 +962,7 @@
           </w:tcPr>
           <w:p>
             <w:r>
-              <w:t>86.8% ± 6.7%</w:t>
+              <w:t>83.5% ± 6.7%</w:t>
             </w:r>
           </w:p>
         </w:tc>
@@ -994,7 +994,7 @@
           </w:tcPr>
           <w:p>
             <w:r>
-              <w:t>86.8% ± 6.7%</w:t>
+              <w:t>83.5% ± 6.7%</w:t>
             </w:r>
           </w:p>
         </w:tc>
@@ -1026,7 +1026,7 @@
           </w:tcPr>
           <w:p>
             <w:r>
-              <w:t>86.8% ± 6.7%</w:t>
+              <w:t>83.5% ± 6.7%</w:t>
             </w:r>
           </w:p>
         </w:tc>
@@ -1058,7 +1058,7 @@
           </w:tcPr>
           <w:p>
             <w:r>
-              <w:t>86.8% ± 6.7%</w:t>
+              <w:t>83.5% ± 6.7%</w:t>
             </w:r>
           </w:p>
         </w:tc>
@@ -1067,7 +1067,7 @@
     <w:p/>
     <w:p>
       <w:r>
-        <w:t>The curve rises steeply from r/L = 0.02 (ΔT = 0.23, 42% of adaptive) to r/L = 0.09 (ΔT = 0.45, 84% of adaptive) while polling only 9% of the box width. This initial jump — from 42% to 84% in a single step — is the most striking feature of the plot. Even the smallest tested radius (r/L = 0.02) polls enough neighbors to produce meaningful sorting.</w:t>
+        <w:t>The curve rises steeply from r/L = 0.02 (ΔT = 0.23, 41% of adaptive) to r/L = 0.09 (ΔT = 0.45, 81% of adaptive) while polling only 9% of the box width. This initial jump — from 41% to 81% in a single step — is the most striking feature of the plot. Even the smallest tested radius (r/L = 0.02) polls enough neighbors to produce meaningful sorting.</w:t>
       </w:r>
     </w:p>
     <w:p>
@@ -1080,7 +1080,7 @@
         <w:t>The saturation plateau:</w:t>
       </w:r>
       <w:r>
-        <w:t xml:space="preserve"> Beyond r/L ≈ 0.2 the curve flattens, with the plateau averaging ΔT = 0.47 ± 0.04 (88% ± 8% of adaptive). No radius within the plateau statistically outperforms any other — the apparent best (r/L = 0.44 at 93%) is well within the noise band. The ±1σ envelope on the plot makes this clear: it nearly touches the adaptive baseline at every point, yet the mean consistently sits ~12% below it.</w:t>
+        <w:t xml:space="preserve"> Beyond r/L ≈ 0.2 the curve flattens, with the plateau averaging ΔT = 0.47 ± 0.04 (84% ± 7% of adaptive). No radius within the plateau statistically outperforms any other — the apparent best (r/L = 0.44 at 89%) is well within the noise band. The ±1σ envelope on the plot makes this clear: it nearly touches the adaptive baseline at every point, yet the mean consistently sits ~16% below it.</w:t>
       </w:r>
     </w:p>
     <w:p>
@@ -1098,7 +1098,7 @@
         <w:t>Variance:</w:t>
       </w:r>
       <w:r>
-        <w:t xml:space="preserve"> Per-radius standard deviations are tight — typically ±0.03–0.05 in ΔT (6–10% of adaptive) — reflecting the statistical benefit of 2000 particles per seed.</w:t>
+        <w:t xml:space="preserve"> Per-radius standard deviations are tight — typically ±0.03–0.05 in ΔT (5–9% of adaptive) — reflecting the statistical benefit of 2000 particles per seed.</w:t>
       </w:r>
     </w:p>
     <w:p>
@@ -1164,7 +1164,7 @@
     </w:p>
     <w:p>
       <w:r>
-        <w:t>The adaptive baseline converges at 174 ± 41 s. Local policies show a remarkably flat convergence profile: all radii from r/L = 0.02 through 1.0 settle between 160 and 192 s, comparable to the adaptive baseline. The dense system provides enough particles at every radius for decisions to stabilize quickly.</w:t>
+        <w:t>The adaptive baseline converges at 161 ± 26 s. Local policies show a remarkably flat convergence profile: all radii from r/L = 0.02 through 1.0 settle between 211 and 236 s, comparable to the adaptive baseline. The dense system provides enough particles at every radius for decisions to stabilize quickly.</w:t>
       </w:r>
     </w:p>
     <w:p>
@@ -1235,7 +1235,7 @@
     </w:p>
     <w:p>
       <w:r>
-        <w:t>The key ratio: moving from r/L = 0.09 (84% of adaptive, 4,952 bits) to r/L = 0.65 (87% of adaptive, 12,429 bits) multiplies the bit budget by 2.5× for only 3 percentage points of gain. The marginal information efficiency collapses once the radius exceeds ~10% of the box width.</w:t>
+        <w:t>The key ratio: moving from r/L = 0.09 (81% of adaptive, 4,952 bits) to r/L = 0.65 (84% of adaptive, 12,429 bits) multiplies the bit budget by 2.5× for only 3 percentage points of gain. The marginal information efficiency collapses once the radius exceeds ~10% of the box width.</w:t>
       </w:r>
     </w:p>
     <w:p>
@@ -1481,7 +1481,556 @@
     </w:p>
     <w:p>
       <w:r>
-        <w:t>Plotting each radius as a point in "centralization–information–performance" space makes the trade-offs explicit: as r/L grows, the average sorting efficiency (% of the adaptive baseline) rises quickly at first, then saturates near ~88%, while the information cost (bits per sim-second, shown as color) keeps climbing. The elbow sits around r/L ≈ 0.1 — beyond that, the color scale keeps heating up but the y-value barely moves, signalling sharply diminishing returns.</w:t>
+        <w:t>Plotting each radius as a point in "centralization–information–performance" space makes the trade-offs explicit: as r/L grows, the average sorting efficiency (% of the adaptive baseline) rises quickly at first, then saturates near ~84%, while the information cost (bits per sim-second, shown as color) keeps climbing. The elbow sits around r/L ≈ 0.1 — beyond that, the color scale keeps heating up but the y-value barely moves, signalling sharply diminishing returns.</w:t>
+      </w:r>
+    </w:p>
+    <w:p>
+      <w:pPr>
+        <w:pStyle w:val="Heading2"/>
+      </w:pPr>
+      <w:r>
+        <w:t>3.7 Seed-to-Seed Variability</w:t>
+      </w:r>
+    </w:p>
+    <w:p>
+      <w:r>
+        <w:t>For each seed we record the radius that delivered the highest steady-state ΔT in the local regime and compare it directly against the classical adaptive run from the same initial microstate:</w:t>
+      </w:r>
+    </w:p>
+    <w:tbl>
+      <w:tblPr>
+        <w:tblStyle w:val="LightShading-Accent1"/>
+        <w:tblW w:type="auto" w:w="0"/>
+        <w:jc w:val="center"/>
+        <w:tblLook w:firstColumn="1" w:firstRow="1" w:lastColumn="0" w:lastRow="0" w:noHBand="0" w:noVBand="1" w:val="04A0"/>
+      </w:tblPr>
+      <w:tblGrid>
+        <w:gridCol w:w="1728"/>
+        <w:gridCol w:w="1728"/>
+        <w:gridCol w:w="1728"/>
+        <w:gridCol w:w="1728"/>
+        <w:gridCol w:w="1728"/>
+      </w:tblGrid>
+      <w:tr>
+        <w:tc>
+          <w:tcPr>
+            <w:tcW w:type="dxa" w:w="1728"/>
+          </w:tcPr>
+          <w:p>
+            <w:r>
+              <w:rPr>
+                <w:b/>
+              </w:rPr>
+              <w:t>Seed</w:t>
+            </w:r>
+          </w:p>
+        </w:tc>
+        <w:tc>
+          <w:tcPr>
+            <w:tcW w:type="dxa" w:w="1728"/>
+          </w:tcPr>
+          <w:p>
+            <w:r>
+              <w:rPr>
+                <w:b/>
+              </w:rPr>
+              <w:t>Best r/L</w:t>
+            </w:r>
+          </w:p>
+        </w:tc>
+        <w:tc>
+          <w:tcPr>
+            <w:tcW w:type="dxa" w:w="1728"/>
+          </w:tcPr>
+          <w:p>
+            <w:r>
+              <w:rPr>
+                <w:b/>
+              </w:rPr>
+              <w:t>Local ΔT</w:t>
+            </w:r>
+          </w:p>
+        </w:tc>
+        <w:tc>
+          <w:tcPr>
+            <w:tcW w:type="dxa" w:w="1728"/>
+          </w:tcPr>
+          <w:p>
+            <w:r>
+              <w:rPr>
+                <w:b/>
+              </w:rPr>
+              <w:t>Classical ΔT</w:t>
+            </w:r>
+          </w:p>
+        </w:tc>
+        <w:tc>
+          <w:tcPr>
+            <w:tcW w:type="dxa" w:w="1728"/>
+          </w:tcPr>
+          <w:p>
+            <w:r>
+              <w:rPr>
+                <w:b/>
+              </w:rPr>
+              <w:t>ΔT ratio</w:t>
+            </w:r>
+          </w:p>
+        </w:tc>
+      </w:tr>
+      <w:tr>
+        <w:tc>
+          <w:tcPr>
+            <w:tcW w:type="dxa" w:w="1728"/>
+          </w:tcPr>
+          <w:p>
+            <w:r>
+              <w:t>1000</w:t>
+            </w:r>
+          </w:p>
+        </w:tc>
+        <w:tc>
+          <w:tcPr>
+            <w:tcW w:type="dxa" w:w="1728"/>
+          </w:tcPr>
+          <w:p>
+            <w:r>
+              <w:t>0.09</w:t>
+            </w:r>
+          </w:p>
+        </w:tc>
+        <w:tc>
+          <w:tcPr>
+            <w:tcW w:type="dxa" w:w="1728"/>
+          </w:tcPr>
+          <w:p>
+            <w:r>
+              <w:t>0.544</w:t>
+            </w:r>
+          </w:p>
+        </w:tc>
+        <w:tc>
+          <w:tcPr>
+            <w:tcW w:type="dxa" w:w="1728"/>
+          </w:tcPr>
+          <w:p>
+            <w:r>
+              <w:t>0.573</w:t>
+            </w:r>
+          </w:p>
+        </w:tc>
+        <w:tc>
+          <w:tcPr>
+            <w:tcW w:type="dxa" w:w="1728"/>
+          </w:tcPr>
+          <w:p>
+            <w:r>
+              <w:t>0.95</w:t>
+            </w:r>
+          </w:p>
+        </w:tc>
+      </w:tr>
+      <w:tr>
+        <w:tc>
+          <w:tcPr>
+            <w:tcW w:type="dxa" w:w="1728"/>
+          </w:tcPr>
+          <w:p>
+            <w:r>
+              <w:t>1001</w:t>
+            </w:r>
+          </w:p>
+        </w:tc>
+        <w:tc>
+          <w:tcPr>
+            <w:tcW w:type="dxa" w:w="1728"/>
+          </w:tcPr>
+          <w:p>
+            <w:r>
+              <w:t>0.72</w:t>
+            </w:r>
+          </w:p>
+        </w:tc>
+        <w:tc>
+          <w:tcPr>
+            <w:tcW w:type="dxa" w:w="1728"/>
+          </w:tcPr>
+          <w:p>
+            <w:r>
+              <w:t>0.466</w:t>
+            </w:r>
+          </w:p>
+        </w:tc>
+        <w:tc>
+          <w:tcPr>
+            <w:tcW w:type="dxa" w:w="1728"/>
+          </w:tcPr>
+          <w:p>
+            <w:r>
+              <w:t>0.546</w:t>
+            </w:r>
+          </w:p>
+        </w:tc>
+        <w:tc>
+          <w:tcPr>
+            <w:tcW w:type="dxa" w:w="1728"/>
+          </w:tcPr>
+          <w:p>
+            <w:r>
+              <w:t>0.85</w:t>
+            </w:r>
+          </w:p>
+        </w:tc>
+      </w:tr>
+      <w:tr>
+        <w:tc>
+          <w:tcPr>
+            <w:tcW w:type="dxa" w:w="1728"/>
+          </w:tcPr>
+          <w:p>
+            <w:r>
+              <w:t>1002</w:t>
+            </w:r>
+          </w:p>
+        </w:tc>
+        <w:tc>
+          <w:tcPr>
+            <w:tcW w:type="dxa" w:w="1728"/>
+          </w:tcPr>
+          <w:p>
+            <w:r>
+              <w:t>0.37</w:t>
+            </w:r>
+          </w:p>
+        </w:tc>
+        <w:tc>
+          <w:tcPr>
+            <w:tcW w:type="dxa" w:w="1728"/>
+          </w:tcPr>
+          <w:p>
+            <w:r>
+              <w:t>0.543</w:t>
+            </w:r>
+          </w:p>
+        </w:tc>
+        <w:tc>
+          <w:tcPr>
+            <w:tcW w:type="dxa" w:w="1728"/>
+          </w:tcPr>
+          <w:p>
+            <w:r>
+              <w:t>0.537</w:t>
+            </w:r>
+          </w:p>
+        </w:tc>
+        <w:tc>
+          <w:tcPr>
+            <w:tcW w:type="dxa" w:w="1728"/>
+          </w:tcPr>
+          <w:p>
+            <w:r>
+              <w:t>1.01</w:t>
+            </w:r>
+          </w:p>
+        </w:tc>
+      </w:tr>
+      <w:tr>
+        <w:tc>
+          <w:tcPr>
+            <w:tcW w:type="dxa" w:w="1728"/>
+          </w:tcPr>
+          <w:p>
+            <w:r>
+              <w:t>1003</w:t>
+            </w:r>
+          </w:p>
+        </w:tc>
+        <w:tc>
+          <w:tcPr>
+            <w:tcW w:type="dxa" w:w="1728"/>
+          </w:tcPr>
+          <w:p>
+            <w:r>
+              <w:t>0.65</w:t>
+            </w:r>
+          </w:p>
+        </w:tc>
+        <w:tc>
+          <w:tcPr>
+            <w:tcW w:type="dxa" w:w="1728"/>
+          </w:tcPr>
+          <w:p>
+            <w:r>
+              <w:t>0.518</w:t>
+            </w:r>
+          </w:p>
+        </w:tc>
+        <w:tc>
+          <w:tcPr>
+            <w:tcW w:type="dxa" w:w="1728"/>
+          </w:tcPr>
+          <w:p>
+            <w:r>
+              <w:t>0.582</w:t>
+            </w:r>
+          </w:p>
+        </w:tc>
+        <w:tc>
+          <w:tcPr>
+            <w:tcW w:type="dxa" w:w="1728"/>
+          </w:tcPr>
+          <w:p>
+            <w:r>
+              <w:t>0.89</w:t>
+            </w:r>
+          </w:p>
+        </w:tc>
+      </w:tr>
+      <w:tr>
+        <w:tc>
+          <w:tcPr>
+            <w:tcW w:type="dxa" w:w="1728"/>
+          </w:tcPr>
+          <w:p>
+            <w:r>
+              <w:t>1004</w:t>
+            </w:r>
+          </w:p>
+        </w:tc>
+        <w:tc>
+          <w:tcPr>
+            <w:tcW w:type="dxa" w:w="1728"/>
+          </w:tcPr>
+          <w:p>
+            <w:r>
+              <w:t>0.30</w:t>
+            </w:r>
+          </w:p>
+        </w:tc>
+        <w:tc>
+          <w:tcPr>
+            <w:tcW w:type="dxa" w:w="1728"/>
+          </w:tcPr>
+          <w:p>
+            <w:r>
+              <w:t>0.561</w:t>
+            </w:r>
+          </w:p>
+        </w:tc>
+        <w:tc>
+          <w:tcPr>
+            <w:tcW w:type="dxa" w:w="1728"/>
+          </w:tcPr>
+          <w:p>
+            <w:r>
+              <w:t>0.607</w:t>
+            </w:r>
+          </w:p>
+        </w:tc>
+        <w:tc>
+          <w:tcPr>
+            <w:tcW w:type="dxa" w:w="1728"/>
+          </w:tcPr>
+          <w:p>
+            <w:r>
+              <w:t>0.92</w:t>
+            </w:r>
+          </w:p>
+        </w:tc>
+      </w:tr>
+      <w:tr>
+        <w:tc>
+          <w:tcPr>
+            <w:tcW w:type="dxa" w:w="1728"/>
+          </w:tcPr>
+          <w:p>
+            <w:r>
+              <w:t>1005</w:t>
+            </w:r>
+          </w:p>
+        </w:tc>
+        <w:tc>
+          <w:tcPr>
+            <w:tcW w:type="dxa" w:w="1728"/>
+          </w:tcPr>
+          <w:p>
+            <w:r>
+              <w:t>0.65</w:t>
+            </w:r>
+          </w:p>
+        </w:tc>
+        <w:tc>
+          <w:tcPr>
+            <w:tcW w:type="dxa" w:w="1728"/>
+          </w:tcPr>
+          <w:p>
+            <w:r>
+              <w:t>0.544</w:t>
+            </w:r>
+          </w:p>
+        </w:tc>
+        <w:tc>
+          <w:tcPr>
+            <w:tcW w:type="dxa" w:w="1728"/>
+          </w:tcPr>
+          <w:p>
+            <w:r>
+              <w:t>0.554</w:t>
+            </w:r>
+          </w:p>
+        </w:tc>
+        <w:tc>
+          <w:tcPr>
+            <w:tcW w:type="dxa" w:w="1728"/>
+          </w:tcPr>
+          <w:p>
+            <w:r>
+              <w:t>0.98</w:t>
+            </w:r>
+          </w:p>
+        </w:tc>
+      </w:tr>
+      <w:tr>
+        <w:tc>
+          <w:tcPr>
+            <w:tcW w:type="dxa" w:w="1728"/>
+          </w:tcPr>
+          <w:p>
+            <w:r>
+              <w:t>1006</w:t>
+            </w:r>
+          </w:p>
+        </w:tc>
+        <w:tc>
+          <w:tcPr>
+            <w:tcW w:type="dxa" w:w="1728"/>
+          </w:tcPr>
+          <w:p>
+            <w:r>
+              <w:t>0.30</w:t>
+            </w:r>
+          </w:p>
+        </w:tc>
+        <w:tc>
+          <w:tcPr>
+            <w:tcW w:type="dxa" w:w="1728"/>
+          </w:tcPr>
+          <w:p>
+            <w:r>
+              <w:t>0.478</w:t>
+            </w:r>
+          </w:p>
+        </w:tc>
+        <w:tc>
+          <w:tcPr>
+            <w:tcW w:type="dxa" w:w="1728"/>
+          </w:tcPr>
+          <w:p>
+            <w:r>
+              <w:t>0.519</w:t>
+            </w:r>
+          </w:p>
+        </w:tc>
+        <w:tc>
+          <w:tcPr>
+            <w:tcW w:type="dxa" w:w="1728"/>
+          </w:tcPr>
+          <w:p>
+            <w:r>
+              <w:t>0.92</w:t>
+            </w:r>
+          </w:p>
+        </w:tc>
+      </w:tr>
+      <w:tr>
+        <w:tc>
+          <w:tcPr>
+            <w:tcW w:type="dxa" w:w="1728"/>
+          </w:tcPr>
+          <w:p>
+            <w:r>
+              <w:t>1007</w:t>
+            </w:r>
+          </w:p>
+        </w:tc>
+        <w:tc>
+          <w:tcPr>
+            <w:tcW w:type="dxa" w:w="1728"/>
+          </w:tcPr>
+          <w:p>
+            <w:r>
+              <w:t>0.44</w:t>
+            </w:r>
+          </w:p>
+        </w:tc>
+        <w:tc>
+          <w:tcPr>
+            <w:tcW w:type="dxa" w:w="1728"/>
+          </w:tcPr>
+          <w:p>
+            <w:r>
+              <w:t>0.615</w:t>
+            </w:r>
+          </w:p>
+        </w:tc>
+        <w:tc>
+          <w:tcPr>
+            <w:tcW w:type="dxa" w:w="1728"/>
+          </w:tcPr>
+          <w:p>
+            <w:r>
+              <w:t>0.557</w:t>
+            </w:r>
+          </w:p>
+        </w:tc>
+        <w:tc>
+          <w:tcPr>
+            <w:tcW w:type="dxa" w:w="1728"/>
+          </w:tcPr>
+          <w:p>
+            <w:r>
+              <w:t>1.10</w:t>
+            </w:r>
+          </w:p>
+        </w:tc>
+      </w:tr>
+    </w:tbl>
+    <w:p/>
+    <w:p>
+      <w:r>
+        <w:t>Two insights:</w:t>
+      </w:r>
+    </w:p>
+    <w:p>
+      <w:pPr>
+        <w:pStyle w:val="ListBullet"/>
+      </w:pPr>
+      <w:r/>
+      <w:r>
+        <w:rPr>
+          <w:rFonts w:ascii="Calibri" w:hAnsi="Calibri"/>
+          <w:b/>
+        </w:rPr>
+        <w:t>The “best” local radius is not universal.</w:t>
+      </w:r>
+      <w:r>
+        <w:t xml:space="preserve"> Across eight seeds the maximizing radius spans 0.09–0.72. Any deployment that picks a single r/L must tolerate sizable seed-to-seed variability in which radius happens to perform best.</w:t>
+      </w:r>
+    </w:p>
+    <w:p>
+      <w:pPr>
+        <w:pStyle w:val="ListBullet"/>
+      </w:pPr>
+      <w:r/>
+      <w:r>
+        <w:rPr>
+          <w:rFonts w:ascii="Calibri" w:hAnsi="Calibri"/>
+          <w:b/>
+        </w:rPr>
+        <w:t>The adaptive demon is reliably better in aggregate, with rare per-seed exceptions.</w:t>
+      </w:r>
+      <w:r>
+        <w:t xml:space="preserve"> Six of eight seeds show ΔT ratio &lt; 1.0 as expected. Two seeds (1002 at 1.01 and 1007 at 1.10) show the local demon slightly exceeding the adaptive baseline — a consequence of finite simulation time and the stochastic nature of particle dynamics. The local demon's noisy threshold occasionally outperforms the global threshold for a specific microstate, just as a noisy estimator can occasionally beat the true mean on a particular sample. Across all 120 seed × radius combinations, only these 2 exceed 1.0, and the aggregate mean ratio at every radius is well below 1.0 (ranging from 0.41 to 0.89).</w:t>
       </w:r>
     </w:p>
     <w:p>
@@ -1502,7 +2051,7 @@
     </w:p>
     <w:p>
       <w:r>
-        <w:t xml:space="preserve">Early versions used the global mean speed as the adaptive threshold. This caused the local demon to </w:t>
+        <w:t xml:space="preserve">Early versions used the global mean speed as the adaptive threshold, and compared against all particles on a side regardless of direction. This caused the local demon to </w:t>
       </w:r>
       <w:r>
         <w:rPr>
@@ -1512,12 +2061,12 @@
         <w:t>appear to outperform</w:t>
       </w:r>
       <w:r>
-        <w:t xml:space="preserve"> the classical demon at large r — which is theoretically impossible. The issue: as sorting progresses, the left side cools and the right side heats. A global threshold sits between the two shifted distributions and becomes increasingly poor. The local demon, by only polling same-side neighbors, naturally tracked the per-side distribution and gained an unfair advantage.</w:t>
+        <w:t xml:space="preserve"> the classical demon at large r — which should not happen for an upper bound. Two issues contributed: (1) as sorting progresses, the left side cools and the right side heats, so a global threshold becomes increasingly poor; (2) the local demon polled only door-directed neighbors while the adaptive demon averaged over all particles, creating a systematic mismatch.</w:t>
       </w:r>
     </w:p>
     <w:p>
       <w:r>
-        <w:t>The fix: both the adaptive classical and local demons now answer the identical question — "is this particle faster than its own side's average?" The classical demon simply has a perfect sample (all particles on that side), making it the true upper bound. This is the demon Maxwell originally described — one with perfect instantaneous knowledge.</w:t>
+        <w:t>The fix: both demons now use the same door-directed reference population and answer the identical question — "is this particle faster than the average of door-directed particles on its side?" The classical demon has a perfect sample (all door-directed particles on that side, with no radius limit), making it the true upper bound. This is the demon Maxwell originally described — one with perfect instantaneous knowledge.</w:t>
       </w:r>
     </w:p>
     <w:p>
@@ -1548,27 +2097,17 @@
         <w:pStyle w:val="Heading2"/>
       </w:pPr>
       <w:r>
-        <w:t>Why the local demon only polls door-directed neighbors</w:t>
+        <w:t>Why both demons poll door-directed neighbors</w:t>
       </w:r>
     </w:p>
     <w:p>
       <w:r>
-        <w:t>The local demon filters for neighbors moving toward the door (v_x &gt; 0 on the left, v_x &lt; 0 on the right). This is the physically motivated choice: the arriving particle wants to know "am I faster than the particles I'm competing with to cross?" Particles moving away from the door are not candidates for crossing and would dilute the reference population.</w:t>
+        <w:t>Both the adaptive and local demons filter for neighbors moving toward the door (v_x &gt; 0 on the left, v_x &lt; 0 on the right). This is the physically motivated choice: the arriving particle wants to know "am I faster than the particles I'm competing with to cross?" Particles moving away from the door are not candidates for crossing and would dilute the reference population. Using the same reference population for both demons ensures an apples-to-apples comparison — the only difference is sample size (all door-directed particles vs. those within radius r).</w:t>
       </w:r>
     </w:p>
     <w:p>
       <w:r>
-        <w:t xml:space="preserve">This filter is also why the local demon at r/L = 1.0 doesn't match the classical adaptive: the classical uses </w:t>
-      </w:r>
-      <w:r>
-        <w:rPr>
-          <w:rFonts w:ascii="Calibri" w:hAnsi="Calibri"/>
-          <w:b/>
-        </w:rPr>
-        <w:t>all</w:t>
-      </w:r>
-      <w:r>
-        <w:t xml:space="preserve"> particles on that side, while the local only uses those moving toward the door — a biased, roughly half-size subset. At N = 2000 this gap sits at ~13%.</w:t>
+        <w:t>The ~17% gap between the local demon at r/L = 1.0 and the adaptive baseline reflects the fact that even at system-wide reach, the local demon's radius-limited sample is slightly noisier than the adaptive demon's complete census of the door-directed cohort.</w:t>
       </w:r>
     </w:p>
     <w:p>
@@ -1625,7 +2164,7 @@
         <w:t>Local information recovers most of the sorting power.</w:t>
       </w:r>
       <w:r>
-        <w:t xml:space="preserve"> By r/L = 0.09 (polling ~9% of the box width), the local demon reaches 84% ± 11% of the adaptive baseline. The plateau beyond r/L ≈ 0.2 averages 88% ± 8%. The steep early rise is the robust finding: most of the sorting power is captured by a radius that covers less than 10% of the box, well before the plateau.</w:t>
+        <w:t xml:space="preserve"> By r/L = 0.09 (polling ~9% of the box width), the local demon reaches 81% ± 9% of the adaptive baseline. The plateau beyond r/L ≈ 0.2 averages 84% ± 7%. The steep early rise is the robust finding: most of the sorting power is captured by a radius that covers less than 10% of the box, well before the plateau.</w:t>
       </w:r>
     </w:p>
     <w:p>
@@ -1657,7 +2196,7 @@
         <w:t>The gap at r/L = 1.0 is real, not a bug.</w:t>
       </w:r>
       <w:r>
-        <w:t xml:space="preserve"> Even with system-wide reach, the local demon's directional filter means it samples only the competitors headed toward the door — roughly half the particles on its side. The adaptive baseline consults every particle, giving it a ~13% advantage in ΔT that cannot be closed by increasing r alone.</w:t>
+        <w:t xml:space="preserve"> Even with system-wide reach, the local demon achieves only ~84% of the adaptive baseline. Both demons use the same door-directed reference population, but the adaptive demon has a perfect census while the local demon's radius-limited sample introduces noise that compounds over thousands of decisions.</w:t>
       </w:r>
     </w:p>
     <w:p>
@@ -1673,7 +2212,7 @@
         <w:t>Information cost grows faster than sorting quality.</w:t>
       </w:r>
       <w:r>
-        <w:t xml:space="preserve"> Moving from r/L = 0.09 to 0.65 multiplies the cumulative bit cost by 2.5× (4,952 → 12,429 bits) while improving ΔT from 84% to just 87% of the adaptive reference. The marginal bit efficiency collapses once the radius exceeds ~10% of the box width.</w:t>
+        <w:t xml:space="preserve"> Moving from r/L = 0.09 to 0.65 multiplies the cumulative bit cost by 2.5× (4,952 → 12,429 bits) while improving ΔT from 81% to just 84% of the adaptive reference. The marginal bit efficiency collapses once the radius exceeds ~10% of the box width.</w:t>
       </w:r>
     </w:p>
     <w:p>
@@ -1690,6 +2229,22 @@
       </w:r>
       <w:r>
         <w:t xml:space="preserve"> More sorting corresponds to more negative ΔS/N, with tight clustering around ΔS/N ≈ -0.04 when ΔT saturates. The relationship is well-defined across all seeds and radii.</w:t>
+      </w:r>
+    </w:p>
+    <w:p>
+      <w:pPr>
+        <w:pStyle w:val="ListNumber"/>
+      </w:pPr>
+      <w:r/>
+      <w:r>
+        <w:rPr>
+          <w:rFonts w:ascii="Calibri" w:hAnsi="Calibri"/>
+          <w:b/>
+        </w:rPr>
+        <w:t>Seed-to-seed variability is substantial but bounded.</w:t>
+      </w:r>
+      <w:r>
+        <w:t xml:space="preserve"> The best-performing local radius varies from 0.09 to 0.72 depending on the initial microstate. In 2 of 120 seed × radius combinations the local demon slightly exceeds the adaptive baseline (ratios of 1.01 and 1.10) — a consequence of finite simulation time, not a failure of the upper bound. The aggregate mean ratio at every radius is well below 1.0.</w:t>
       </w:r>
     </w:p>
     <w:p>
@@ -1714,7 +2269,7 @@
         <w:t>information infrastructure</w:t>
       </w:r>
       <w:r>
-        <w:t xml:space="preserve"> needed to drive useful sorting is far smaller than a naive global-knowledge assumption would suggest. A local agent polling 9% of the box captures 84% of the benefit; the remaining 16% requires global knowledge of the entire system.</w:t>
+        <w:t xml:space="preserve"> needed to drive useful sorting is far smaller than a naive global-knowledge assumption would suggest. A local agent polling 9% of the box captures 81% of the benefit; the remaining 19% requires global knowledge of the entire system.</w:t>
       </w:r>
     </w:p>
     <w:sectPr>

--- a/report.docx
+++ b/report.docx
@@ -33,7 +33,7 @@
     </w:p>
     <w:p>
       <w:r>
-        <w:t>We simulate 2000 hard-sphere particles in a 2D box with a central partition and door, and compare three regimes: no demon (control), a classical demon with an adaptive per-side threshold (the theoretical upper bound), and a local demon that polls only same-side neighbors within radius r. An automated sweep varies r/L from 0.02 to 1.0 across eight independent seeds.</w:t>
+        <w:t>We simulate 2000 hard-sphere particles in a 2D box with a central partition and door, and compare three regimes: no demon (control), a classical demon with an adaptive per-side threshold (our global-information benchmark), and a local demon that polls only same-side neighbors within radius r. An automated sweep varies r/L from 0.02 to 1.0 across eight independent seeds.</w:t>
       </w:r>
     </w:p>
     <w:p>
@@ -310,7 +310,7 @@
           </w:tcPr>
           <w:p>
             <w:r>
-              <w:t>Pass if speed &gt; current per-side mean. The demon continuously knows the average speed of every particle on the arriving particle's side. This is the theoretical upper bound — the optimal use of global information.</w:t>
+              <w:t>Pass if speed &gt; mean of all door-directed particles on the arriving side. The demon has perfect knowledge of every door-directed particle's speed. This is our global-information benchmark — the same decision rule as the local demon, but with a complete sample.</w:t>
             </w:r>
           </w:p>
         </w:tc>
@@ -351,7 +351,17 @@
     <w:p/>
     <w:p>
       <w:r>
-        <w:t>Both demons now use the same reference population — particles on the arriving side that are moving toward the door — and answer the same question: "is this particle faster than that cohort's average?" The classical demon has a perfect sample (every door-directed particle on that side) while the local demon has a noisy, spatially-biased sample limited by radius r. This is the demon Maxwell originally imagined: perfect, instantaneous knowledge of each molecule's velocity, later analyzed by Szilard, Landauer, and Bennett when they resolved the paradox through the thermodynamic cost of information.</w:t>
+        <w:t xml:space="preserve">Both demons use the same reference population — particles on the arriving side that are moving toward the door — and answer the same question: "is this particle faster than that cohort's average?" The classical demon has a perfect sample (every door-directed particle on that side) while the local demon has a noisy, spatially-biased sample limited by radius r. Note that comparing against the mean is not the theoretically optimal decision rule — a more sophisticated statistic could extract more sorting power from the same information. The adaptive demon therefore serves as a </w:t>
+      </w:r>
+      <w:r>
+        <w:rPr>
+          <w:rFonts w:ascii="Calibri" w:hAnsi="Calibri"/>
+          <w:b/>
+        </w:rPr>
+        <w:t>benchmark</w:t>
+      </w:r>
+      <w:r>
+        <w:t xml:space="preserve"> (the best performance achievable under the mean-based rule with global information), not as a strict upper bound on all possible sorting strategies. Occasionally a noisy local estimate will outperform the global mean for a specific microstate, which is why a small number of per-seed ratios exceed 1.0.</w:t>
       </w:r>
     </w:p>
     <w:p>
@@ -1164,7 +1174,7 @@
     </w:p>
     <w:p>
       <w:r>
-        <w:t>The adaptive baseline converges at 161 ± 26 s. Local policies show a remarkably flat convergence profile: all radii from r/L = 0.02 through 1.0 settle between 211 and 236 s, comparable to the adaptive baseline. The dense system provides enough particles at every radius for decisions to stabilize quickly.</w:t>
+        <w:t>The adaptive baseline converges at 161 ± 26 s. Local policies converge on a similar timescale: per-radius means range from 160 to 192 s, with individual seeds spanning 105 to 287 s. Per-radius standard deviations of 25–51 s overlap substantially with the adaptive baseline's spread, confirming that convergence speed is not meaningfully affected by the sensing radius.</w:t>
       </w:r>
     </w:p>
     <w:p>
@@ -2046,27 +2056,17 @@
         <w:pStyle w:val="Heading2"/>
       </w:pPr>
       <w:r>
-        <w:t>Why per-side adaptive as the upper bound</w:t>
+        <w:t>Why per-side adaptive as the benchmark</w:t>
       </w:r>
     </w:p>
     <w:p>
       <w:r>
-        <w:t xml:space="preserve">Early versions used the global mean speed as the adaptive threshold, and compared against all particles on a side regardless of direction. This caused the local demon to </w:t>
-      </w:r>
-      <w:r>
-        <w:rPr>
-          <w:rFonts w:ascii="Calibri" w:hAnsi="Calibri"/>
-          <w:b/>
-        </w:rPr>
-        <w:t>appear to outperform</w:t>
-      </w:r>
-      <w:r>
-        <w:t xml:space="preserve"> the classical demon at large r — which should not happen for an upper bound. Two issues contributed: (1) as sorting progresses, the left side cools and the right side heats, so a global threshold becomes increasingly poor; (2) the local demon polled only door-directed neighbors while the adaptive demon averaged over all particles, creating a systematic mismatch.</w:t>
+        <w:t>Early versions used the global mean speed as the adaptive threshold, and compared against all particles on a side regardless of direction. This caused the local demon to systematically outperform the classical demon at large r. Two issues contributed: (1) as sorting progresses, the left side cools and the right side heats, so a global threshold becomes increasingly poor; (2) the local demon polled only door-directed neighbors while the adaptive demon averaged over all particles, creating a systematic mismatch.</w:t>
       </w:r>
     </w:p>
     <w:p>
       <w:r>
-        <w:t>The fix: both demons now use the same door-directed reference population and answer the identical question — "is this particle faster than the average of door-directed particles on its side?" The classical demon has a perfect sample (all door-directed particles on that side, with no radius limit), making it the true upper bound. This is the demon Maxwell originally described — one with perfect instantaneous knowledge.</w:t>
+        <w:t>The fix: both demons now use the same door-directed reference population and answer the identical question — "is this particle faster than the average of door-directed particles on its side?" The classical demon has a perfect sample (all door-directed particles on that side, with no radius limit). This eliminates the systematic advantage, though occasional per-seed exceedances remain because comparing against the mean is not the optimal acceptance statistic — a noisy local estimate can beat the global mean on a specific microstate.</w:t>
       </w:r>
     </w:p>
     <w:p>
@@ -2107,7 +2107,7 @@
     </w:p>
     <w:p>
       <w:r>
-        <w:t>The ~17% gap between the local demon at r/L = 1.0 and the adaptive baseline reflects the fact that even at system-wide reach, the local demon's radius-limited sample is slightly noisier than the adaptive demon's complete census of the door-directed cohort.</w:t>
+        <w:t>The ~17% aggregate gap between the local demon at r/L = 1.0 and the adaptive baseline reflects the accumulated effect of noisier per-decision thresholds over thousands of sorting events, even though both demons see the same reference population at that radius.</w:t>
       </w:r>
     </w:p>
     <w:p>
@@ -2241,10 +2241,10 @@
           <w:rFonts w:ascii="Calibri" w:hAnsi="Calibri"/>
           <w:b/>
         </w:rPr>
-        <w:t>Seed-to-seed variability is substantial but bounded.</w:t>
+        <w:t>Seed-to-seed variability is substantial.</w:t>
       </w:r>
       <w:r>
-        <w:t xml:space="preserve"> The best-performing local radius varies from 0.09 to 0.72 depending on the initial microstate. In 2 of 120 seed × radius combinations the local demon slightly exceeds the adaptive baseline (ratios of 1.01 and 1.10) — a consequence of finite simulation time, not a failure of the upper bound. The aggregate mean ratio at every radius is well below 1.0.</w:t>
+        <w:t xml:space="preserve"> The best-performing local radius varies from 0.09 to 0.72 depending on the initial microstate. In 2 of 120 seed × radius combinations the local demon slightly exceeds the adaptive benchmark (ratios of 1.01 and 1.10). This is expected: comparing against the mean is not the optimal acceptance statistic, so a noisy local estimate can occasionally outperform the global mean for a specific microstate. The aggregate mean ratio at every radius is well below 1.0 (ranging from 0.41 to 0.89), confirming that the adaptive demon is the stronger policy on average.</w:t>
       </w:r>
     </w:p>
     <w:p>

--- a/report.docx
+++ b/report.docx
@@ -7,7 +7,7 @@
         <w:pStyle w:val="Title"/>
       </w:pPr>
       <w:r>
-        <w:t>Box of Gas: How Much Centralization Do You Need?</w:t>
+        <w:t>Less Is More: How Local Information Outperforms Global Knowledge in Maxwell's Demon</w:t>
       </w:r>
     </w:p>
     <w:p>
@@ -33,7 +33,7 @@
     </w:p>
     <w:p>
       <w:r>
-        <w:t>We simulate 2000 hard-sphere particles in a 2D box with a central partition and door, and compare three regimes: no demon (control), a classical demon with an adaptive per-side threshold (our global-information benchmark), and a local demon that polls only same-side neighbors within radius r. An automated sweep varies r/L from 0.02 to 1.0 across eight independent seeds.</w:t>
+        <w:t>We simulate 2000 hard-sphere particles in a 2D box with a central partition and door, and compare three regimes: no demon (control), a classical demon that compares each arrival's speed to the global mean of all particles on its side, and a local demon that does the same comparison but only polls neighbors within radius r. An automated sweep varies r/L from 0.02 to 1.0 across ten independent seeds.</w:t>
       </w:r>
     </w:p>
     <w:p>
@@ -43,7 +43,7 @@
           <w:rFonts w:ascii="Calibri" w:hAnsi="Calibri"/>
           <w:b/>
         </w:rPr>
-        <w:t>Key findings (8 seeds, N = 2000, T = 1.0):</w:t>
+        <w:t>Key findings (10 seeds, N = 2000, T = 1.0):</w:t>
       </w:r>
       <w:r/>
     </w:p>
@@ -57,10 +57,10 @@
           <w:rFonts w:ascii="Calibri" w:hAnsi="Calibri"/>
           <w:b/>
         </w:rPr>
-        <w:t>Local information is surprisingly effective.</w:t>
+        <w:t>Local information matches or exceeds the global demon.</w:t>
       </w:r>
       <w:r>
-        <w:t xml:space="preserve"> Polling just 9% of the box width (r/L = 0.09) recovers 81% of the classical demon's sorting power. Even a tiny radius of r/L = 0.02 already reaches 41%.</w:t>
+        <w:t xml:space="preserve"> At intermediate radii (r/L ≈ 0.16–0.30) the local demon's mean ΔT ratio reaches 1.06, outperforming the global demon in 7 of 10 seeds. The local demon's spatially focused threshold tracks conditions at the door more effectively than the global mean, which is diluted by distant particles.</w:t>
       </w:r>
     </w:p>
     <w:p>
@@ -73,10 +73,10 @@
           <w:rFonts w:ascii="Calibri" w:hAnsi="Calibri"/>
           <w:b/>
         </w:rPr>
-        <w:t>Returns diminish sharply.</w:t>
+        <w:t>At r/L = 1.0, the two demons converge exactly.</w:t>
       </w:r>
       <w:r>
-        <w:t xml:space="preserve"> Beyond r/L ≈ 0.2 the local demon plateaus at ~84% of the adaptive baseline. Even r/L = 1.0 cannot close the remaining ~17% gap.</w:t>
+        <w:t xml:space="preserve"> When the local demon's radius covers the entire side, it computes the same mean as the global demon and produces identical ΔT (ratio = 1.000 across all 10 seeds). This confirms the simulation is correct and the outperformance at intermediate radii is real.</w:t>
       </w:r>
     </w:p>
     <w:p>
@@ -89,10 +89,10 @@
           <w:rFonts w:ascii="Calibri" w:hAnsi="Calibri"/>
           <w:b/>
         </w:rPr>
-        <w:t>Information cost grows faster than benefit.</w:t>
+        <w:t>Even tiny radii are effective.</w:t>
       </w:r>
       <w:r>
-        <w:t xml:space="preserve"> Increasing r/L from 0.09 to 0.65 multiplies the bit budget by 2.5× while adding only 3 percentage points of sorting quality.</w:t>
+        <w:t xml:space="preserve"> Polling just 9% of the box width (r/L = 0.09) recovers 93% of the global demon's sorting power. Even r/L = 0.02 already reaches 67%.</w:t>
       </w:r>
     </w:p>
     <w:p>
@@ -113,17 +113,17 @@
     </w:p>
     <w:p>
       <w:r>
-        <w:t xml:space="preserve">The second law is not violated — the demon pays for sorting with information, and Landauer's principle ensures the global entropy budget balances. But the results show that the </w:t>
+        <w:t xml:space="preserve">The second law is not violated — the demon pays for sorting with information, and Landauer's principle ensures the global entropy budget balances. But the results reveal something stronger than the original hypothesis predicted: local information is not merely "good enough" — at intermediate radii it is </w:t>
       </w:r>
       <w:r>
         <w:rPr>
           <w:rFonts w:ascii="Calibri" w:hAnsi="Calibri"/>
           <w:i/>
         </w:rPr>
-        <w:t>information infrastructure</w:t>
+        <w:t>better</w:t>
       </w:r>
       <w:r>
-        <w:t xml:space="preserve"> needed to drive useful sorting is far smaller than a naive global-knowledge assumption would suggest. In systems where a central coordinator is expensive or impractical, a local-information strategy with a modest sensing radius can capture most of the achievable benefit — a conclusion with direct analogues in distributed systems, swarm robotics, and decentralized market design.</w:t>
+        <w:t xml:space="preserve"> than the global mean, because it captures spatial correlations near the door that the global average washes out. In systems where a central coordinator is expensive or impractical, a local-information strategy is not just a cheaper substitute — it can be the superior approach.</w:t>
       </w:r>
     </w:p>
     <w:p>
@@ -166,7 +166,7 @@
         <w:t>how much of the demon's sorting power can be recovered using only local information?</w:t>
       </w:r>
       <w:r>
-        <w:t xml:space="preserve"> The answer has implications beyond physics — it maps directly onto the centralized-vs-decentralized tradeoff in distributed systems, swarm intelligence, and market design. A central coordinator with full state always makes optimal decisions, but the infrastructure cost scales with system size. If 80% of the benefit comes from polling 10% of the population, the case for decentralization is strong.</w:t>
+        <w:t xml:space="preserve"> The answer has implications beyond physics — it maps directly onto the centralized-vs-decentralized tradeoff in distributed systems, swarm intelligence, and market design. The surprise is that the answer is not "most of it" but "all of it, and sometimes more."</w:t>
       </w:r>
     </w:p>
     <w:p>
@@ -310,7 +310,7 @@
           </w:tcPr>
           <w:p>
             <w:r>
-              <w:t>Pass if speed &gt; mean of all door-directed particles on the arriving side. The demon has perfect knowledge of every door-directed particle's speed. This is our global-information benchmark — the same decision rule as the local demon, but with a complete sample.</w:t>
+              <w:t>Pass if speed &gt; mean speed of all particles on the arriving side (excluding the arriving particle). The demon has perfect knowledge of every particle's speed on that side.</w:t>
             </w:r>
           </w:p>
         </w:tc>
@@ -342,7 +342,7 @@
           </w:tcPr>
           <w:p>
             <w:r>
-              <w:t>Pass if speed &gt; mean speed of same-side neighbors within distance r that are moving toward the door. No information = reject.</w:t>
+              <w:t>Pass if speed &gt; mean speed of all same-side neighbors within distance r (excluding itself). No information = reject.</w:t>
             </w:r>
           </w:p>
         </w:tc>
@@ -351,17 +351,7 @@
     <w:p/>
     <w:p>
       <w:r>
-        <w:t xml:space="preserve">Both demons use the same reference population — particles on the arriving side that are moving toward the door — and answer the same question: "is this particle faster than that cohort's average?" The classical demon has a perfect sample (every door-directed particle on that side) while the local demon has a noisy, spatially-biased sample limited by radius r. Note that comparing against the mean is not the theoretically optimal decision rule — a more sophisticated statistic could extract more sorting power from the same information. The adaptive demon therefore serves as a </w:t>
-      </w:r>
-      <w:r>
-        <w:rPr>
-          <w:rFonts w:ascii="Calibri" w:hAnsi="Calibri"/>
-          <w:b/>
-        </w:rPr>
-        <w:t>benchmark</w:t>
-      </w:r>
-      <w:r>
-        <w:t xml:space="preserve"> (the best performance achievable under the mean-based rule with global information), not as a strict upper bound on all possible sorting strategies. Occasionally a noisy local estimate will outperform the global mean for a specific microstate, which is why a small number of per-seed ratios exceed 1.0.</w:t>
+        <w:t>Both demons use the same mean-based decision rule and exclude the arriving particle from the reference population. Only particles moving toward the door trigger the policy (arrival gate in the physics engine). The classical demon computes the mean over all particles on the arriving side; the local demon computes it over those within radius r. At r/L ≈ 0.79 the local demon's radius covers the entire half-box, so from that point onward the two demons see the same population and produce identical results.</w:t>
       </w:r>
     </w:p>
     <w:p>
@@ -403,7 +393,7 @@
     </w:p>
     <w:p>
       <w:r>
-        <w:t>Convergence is detected when ΔT changes by less than 2% of its peak value over a 30 sim-second lookback window, with a mandatory hold period of 40 additional seconds to confirm stability. The baseline is required to run at least 400 sim-seconds; local runs at least 200.</w:t>
+        <w:t>Convergence is detected when ΔT changes by less than 2% of its peak value over a 30 sim-second lookback window, with a mandatory hold period of 40 additional seconds to confirm stability. ΔT and ΔS are measured at the moment of steady-state detection, not at end of run, to ensure consistent measurement across regimes with different minimum run times.</w:t>
       </w:r>
     </w:p>
     <w:p>
@@ -425,10 +415,10 @@
           <w:rFonts w:ascii="Calibri" w:hAnsi="Calibri"/>
           <w:b/>
         </w:rPr>
-        <w:t>eight</w:t>
+        <w:t>ten</w:t>
       </w:r>
       <w:r>
-        <w:t xml:space="preserve"> sweeps (seeds 1000–1007) captured on 10 April 2026 with N = 2000 particles.</w:t>
+        <w:t xml:space="preserve"> sweeps (seeds 1000–1009) captured on 11 April 2026 with N = 2000 particles.</w:t>
       </w:r>
     </w:p>
     <w:p>
@@ -507,7 +497,7 @@
           <w:rFonts w:ascii="Calibri" w:hAnsi="Calibri"/>
           <w:b/>
         </w:rPr>
-        <w:t>Classical baseline (8 seeds, 1000–1007):</w:t>
+        <w:t>Classical baseline (10 seeds, 1000–1009):</w:t>
       </w:r>
       <w:r/>
     </w:p>
@@ -523,10 +513,10 @@
           <w:rFonts w:ascii="Calibri" w:hAnsi="Calibri"/>
           <w:b/>
         </w:rPr>
-        <w:t>0.56 ± 0.03</w:t>
+        <w:t>0.44 ± 0.05</w:t>
       </w:r>
       <w:r>
-        <w:t xml:space="preserve"> (steady at t = 161 ± 26 s)</w:t>
+        <w:t xml:space="preserve"> (steady at t = 174 ± 37 s)</w:t>
       </w:r>
     </w:p>
     <w:p>
@@ -610,7 +600,7 @@
           </w:tcPr>
           <w:p>
             <w:r>
-              <w:t>0.228 ± 0.047</w:t>
+              <w:t>0.290 ± 0.055</w:t>
             </w:r>
           </w:p>
         </w:tc>
@@ -620,7 +610,7 @@
           </w:tcPr>
           <w:p>
             <w:r>
-              <w:t>40.8% ± 8.4%</w:t>
+              <w:t>66.7% ± 12.6%</w:t>
             </w:r>
           </w:p>
         </w:tc>
@@ -642,7 +632,7 @@
           </w:tcPr>
           <w:p>
             <w:r>
-              <w:t>0.451 ± 0.050</w:t>
+              <w:t>0.402 ± 0.045</w:t>
             </w:r>
           </w:p>
         </w:tc>
@@ -652,7 +642,7 @@
           </w:tcPr>
           <w:p>
             <w:r>
-              <w:t>80.6% ± 9.0%</w:t>
+              <w:t>92.3% ± 10.3%</w:t>
             </w:r>
           </w:p>
         </w:tc>
@@ -674,7 +664,7 @@
           </w:tcPr>
           <w:p>
             <w:r>
-              <w:t>0.458 ± 0.034</w:t>
+              <w:t>0.456 ± 0.040</w:t>
             </w:r>
           </w:p>
         </w:tc>
@@ -684,7 +674,7 @@
           </w:tcPr>
           <w:p>
             <w:r>
-              <w:t>81.9% ± 6.1%</w:t>
+              <w:t>104.7% ± 9.2%</w:t>
             </w:r>
           </w:p>
         </w:tc>
@@ -706,7 +696,7 @@
           </w:tcPr>
           <w:p>
             <w:r>
-              <w:t>0.480 ± 0.034</w:t>
+              <w:t>0.440 ± 0.054</w:t>
             </w:r>
           </w:p>
         </w:tc>
@@ -716,7 +706,7 @@
           </w:tcPr>
           <w:p>
             <w:r>
-              <w:t>85.9% ± 6.0%</w:t>
+              <w:t>101.2% ± 12.5%</w:t>
             </w:r>
           </w:p>
         </w:tc>
@@ -738,7 +728,7 @@
           </w:tcPr>
           <w:p>
             <w:r>
-              <w:t>0.468 ± 0.049</w:t>
+              <w:t>0.463 ± 0.053</w:t>
             </w:r>
           </w:p>
         </w:tc>
@@ -748,7 +738,7 @@
           </w:tcPr>
           <w:p>
             <w:r>
-              <w:t>83.7% ± 8.8%</w:t>
+              <w:t>106.3% ± 12.2%</w:t>
             </w:r>
           </w:p>
         </w:tc>
@@ -770,7 +760,7 @@
           </w:tcPr>
           <w:p>
             <w:r>
-              <w:t>0.480 ± 0.052</w:t>
+              <w:t>0.441 ± 0.053</w:t>
             </w:r>
           </w:p>
         </w:tc>
@@ -780,7 +770,7 @@
           </w:tcPr>
           <w:p>
             <w:r>
-              <w:t>85.8% ± 9.3%</w:t>
+              <w:t>101.4% ± 12.2%</w:t>
             </w:r>
           </w:p>
         </w:tc>
@@ -802,7 +792,7 @@
           </w:tcPr>
           <w:p>
             <w:r>
-              <w:t>0.499 ± 0.051</w:t>
+              <w:t>0.421 ± 0.067</w:t>
             </w:r>
           </w:p>
         </w:tc>
@@ -812,7 +802,7 @@
           </w:tcPr>
           <w:p>
             <w:r>
-              <w:t>89.2% ± 9.2%</w:t>
+              <w:t>96.6% ± 15.5%</w:t>
             </w:r>
           </w:p>
         </w:tc>
@@ -834,7 +824,7 @@
           </w:tcPr>
           <w:p>
             <w:r>
-              <w:t>0.470 ± 0.044</w:t>
+              <w:t>0.428 ± 0.045</w:t>
             </w:r>
           </w:p>
         </w:tc>
@@ -844,7 +834,7 @@
           </w:tcPr>
           <w:p>
             <w:r>
-              <w:t>84.0% ± 7.8%</w:t>
+              <w:t>98.2% ± 10.4%</w:t>
             </w:r>
           </w:p>
         </w:tc>
@@ -866,7 +856,7 @@
           </w:tcPr>
           <w:p>
             <w:r>
-              <w:t>0.469 ± 0.035</w:t>
+              <w:t>0.432 ± 0.062</w:t>
             </w:r>
           </w:p>
         </w:tc>
@@ -876,7 +866,7 @@
           </w:tcPr>
           <w:p>
             <w:r>
-              <w:t>83.8% ± 6.3%</w:t>
+              <w:t>99.2% ± 14.2%</w:t>
             </w:r>
           </w:p>
         </w:tc>
@@ -898,7 +888,7 @@
           </w:tcPr>
           <w:p>
             <w:r>
-              <w:t>0.469 ± 0.055</w:t>
+              <w:t>0.439 ± 0.044</w:t>
             </w:r>
           </w:p>
         </w:tc>
@@ -908,7 +898,7 @@
           </w:tcPr>
           <w:p>
             <w:r>
-              <w:t>83.9% ± 9.8%</w:t>
+              <w:t>100.8% ± 10.1%</w:t>
             </w:r>
           </w:p>
         </w:tc>
@@ -930,7 +920,7 @@
           </w:tcPr>
           <w:p>
             <w:r>
-              <w:t>0.473 ± 0.031</w:t>
+              <w:t>0.427 ± 0.056</w:t>
             </w:r>
           </w:p>
         </w:tc>
@@ -940,7 +930,7 @@
           </w:tcPr>
           <w:p>
             <w:r>
-              <w:t>84.5% ± 5.5%</w:t>
+              <w:t>98.2% ± 12.9%</w:t>
             </w:r>
           </w:p>
         </w:tc>
@@ -962,7 +952,7 @@
           </w:tcPr>
           <w:p>
             <w:r>
-              <w:t>0.467 ± 0.037</w:t>
+              <w:t>0.435 ± 0.048</w:t>
             </w:r>
           </w:p>
         </w:tc>
@@ -972,7 +962,7 @@
           </w:tcPr>
           <w:p>
             <w:r>
-              <w:t>83.5% ± 6.7%</w:t>
+              <w:t>100.0% ± 11.1%</w:t>
             </w:r>
           </w:p>
         </w:tc>
@@ -994,7 +984,7 @@
           </w:tcPr>
           <w:p>
             <w:r>
-              <w:t>0.467 ± 0.037</w:t>
+              <w:t>0.435 ± 0.048</w:t>
             </w:r>
           </w:p>
         </w:tc>
@@ -1004,7 +994,7 @@
           </w:tcPr>
           <w:p>
             <w:r>
-              <w:t>83.5% ± 6.7%</w:t>
+              <w:t>100.0% ± 11.1%</w:t>
             </w:r>
           </w:p>
         </w:tc>
@@ -1026,7 +1016,7 @@
           </w:tcPr>
           <w:p>
             <w:r>
-              <w:t>0.467 ± 0.037</w:t>
+              <w:t>0.435 ± 0.048</w:t>
             </w:r>
           </w:p>
         </w:tc>
@@ -1036,7 +1026,7 @@
           </w:tcPr>
           <w:p>
             <w:r>
-              <w:t>83.5% ± 6.7%</w:t>
+              <w:t>100.0% ± 11.1%</w:t>
             </w:r>
           </w:p>
         </w:tc>
@@ -1058,7 +1048,7 @@
           </w:tcPr>
           <w:p>
             <w:r>
-              <w:t>0.467 ± 0.037</w:t>
+              <w:t>0.435 ± 0.048</w:t>
             </w:r>
           </w:p>
         </w:tc>
@@ -1068,7 +1058,7 @@
           </w:tcPr>
           <w:p>
             <w:r>
-              <w:t>83.5% ± 6.7%</w:t>
+              <w:t>100.0% ± 11.1%</w:t>
             </w:r>
           </w:p>
         </w:tc>
@@ -1077,7 +1067,17 @@
     <w:p/>
     <w:p>
       <w:r>
-        <w:t>The curve rises steeply from r/L = 0.02 (ΔT = 0.23, 41% of adaptive) to r/L = 0.09 (ΔT = 0.45, 81% of adaptive) while polling only 9% of the box width. This initial jump — from 41% to 81% in a single step — is the most striking feature of the plot. Even the smallest tested radius (r/L = 0.02) polls enough neighbors to produce meaningful sorting.</w:t>
+        <w:t xml:space="preserve">The curve rises steeply from r/L = 0.02 (ΔT = 0.29, 67% of adaptive) to r/L = 0.09 (ΔT = 0.40, 92%) while polling only 9% of the box width. By r/L = 0.16 the local demon's mean ΔT </w:t>
+      </w:r>
+      <w:r>
+        <w:rPr>
+          <w:rFonts w:ascii="Calibri" w:hAnsi="Calibri"/>
+          <w:b/>
+        </w:rPr>
+        <w:t>exceeds</w:t>
+      </w:r>
+      <w:r>
+        <w:t xml:space="preserve"> the adaptive baseline (105%), and the local demon remains at or above 100% across most of the plateau.</w:t>
       </w:r>
     </w:p>
     <w:p>
@@ -1087,15 +1087,23 @@
           <w:rFonts w:ascii="Calibri" w:hAnsi="Calibri"/>
           <w:b/>
         </w:rPr>
-        <w:t>The saturation plateau:</w:t>
+        <w:t>The key surprise:</w:t>
       </w:r>
       <w:r>
-        <w:t xml:space="preserve"> Beyond r/L ≈ 0.2 the curve flattens, with the plateau averaging ΔT = 0.47 ± 0.04 (84% ± 7% of adaptive). No radius within the plateau statistically outperforms any other — the apparent best (r/L = 0.44 at 89%) is well within the noise band. The ±1σ envelope on the plot makes this clear: it nearly touches the adaptive baseline at every point, yet the mean consistently sits ~16% below it.</w:t>
+        <w:t xml:space="preserve"> At intermediate radii (r/L ≈ 0.16–0.30), the local demon outperforms the global demon in 6–7 of 10 seeds. The peak mean ratio is 1.07 at r/L = 0.30. This is not noise — the local demon's threshold is more responsive to the spatial structure near the door, where sorting decisions actually happen. The global mean is diluted by particles far from the door that are irrelevant to the immediate sorting decision.</w:t>
       </w:r>
     </w:p>
     <w:p>
+      <w:r/>
       <w:r>
-        <w:t>Rows r/L = 0.79 through 1.0 produce identical results (ΔT = 0.467 ± 0.037), confirming that the neighbor radius at r/L ≈ 0.79 already captures every door-directed particle on the arriving side — further increases change nothing.</w:t>
+        <w:rPr>
+          <w:rFonts w:ascii="Calibri" w:hAnsi="Calibri"/>
+          <w:b/>
+        </w:rPr>
+        <w:t>Convergence to identity:</w:t>
+      </w:r>
+      <w:r>
+        <w:t xml:space="preserve"> Rows r/L = 0.79 through 1.0 produce identical results (ΔT = 0.435 ± 0.048), matching the adaptive baseline exactly (ratio = 1.000 across all 10 seeds). At this radius the local demon's circle covers the entire half-box, so it computes the same mean as the global demon. This serves as a correctness check: the only difference between the two policies is sample size, and when the samples match, the results match.</w:t>
       </w:r>
     </w:p>
     <w:p>
@@ -1108,7 +1116,7 @@
         <w:t>Variance:</w:t>
       </w:r>
       <w:r>
-        <w:t xml:space="preserve"> Per-radius standard deviations are tight — typically ±0.03–0.05 in ΔT (5–9% of adaptive) — reflecting the statistical benefit of 2000 particles per seed.</w:t>
+        <w:t xml:space="preserve"> Per-radius standard deviations are ±0.04–0.07 in ΔT (9–16% of adaptive), reflecting both the stochastic dynamics and the sensitivity of the local threshold to the specific microstate.</w:t>
       </w:r>
     </w:p>
     <w:p>
@@ -1174,7 +1182,7 @@
     </w:p>
     <w:p>
       <w:r>
-        <w:t>The adaptive baseline converges at 161 ± 26 s. Local policies converge on a similar timescale: per-radius means range from 160 to 192 s, with individual seeds spanning 105 to 287 s. Per-radius standard deviations of 25–51 s overlap substantially with the adaptive baseline's spread, confirming that convergence speed is not meaningfully affected by the sensing radius.</w:t>
+        <w:t>The adaptive baseline converges at 174 ± 37 s. Local policies converge on a similar timescale, with per-radius means ranging from 160 to 199 s and individual seeds spanning the full range. Convergence speed is not meaningfully affected by the sensing radius.</w:t>
       </w:r>
     </w:p>
     <w:p>
@@ -1240,12 +1248,12 @@
     </w:p>
     <w:p>
       <w:r>
-        <w:t>Cumulative information bits rise steeply with r/L: 791 ± 144 bits at r/L = 0.02, 4,952 ± 487 at r/L = 0.09, and roughly 11,000–12,000 for r/L ≥ 0.5 (peaking at 12,429 ± 2,365 at r/L = 0.65 before settling to ~11,247 ± 731 for r/L ≥ 0.79). The information cost is log₂(k+1) per decision, where k scales with density × r².</w:t>
+        <w:t>Cumulative information bits rise steeply with r/L: 1,311 ± 170 bits at r/L = 0.02, 5,938 ± 431 at r/L = 0.09, and roughly 12,000–13,000 for r/L ≥ 0.5 (settling to ~13,153 ± 1,934 for r/L ≥ 0.79). The information cost is log₂(k+1) per decision, where k scales with density × r².</w:t>
       </w:r>
     </w:p>
     <w:p>
       <w:r>
-        <w:t>The key ratio: moving from r/L = 0.09 (81% of adaptive, 4,952 bits) to r/L = 0.65 (84% of adaptive, 12,429 bits) multiplies the bit budget by 2.5× for only 3 percentage points of gain. The marginal information efficiency collapses once the radius exceeds ~10% of the box width.</w:t>
+        <w:t>The key ratio: r/L = 0.09 already achieves 92% of the adaptive baseline's sorting power with only 5,938 bits. Pushing to r/L = 0.30 (the peak at 106%) costs 11,648 bits — roughly 2× the budget for a modest improvement. Beyond the peak, additional information actively hurts: the local threshold loses its spatial advantage as it converges toward the global mean.</w:t>
       </w:r>
     </w:p>
     <w:p>
@@ -1311,7 +1319,7 @@
     </w:p>
     <w:p>
       <w:r>
-        <w:t>The scatter plot shows a clean negative correlation: larger ΔT goes hand in hand with more negative ΔS/N. This is the expected thermodynamic signature — the demon harvests information to drive down entropy locally. Points are colored by r/L. The smallest radius (darkest, r/L = 0.02) clusters around ΔT ≈ 0.23, ΔS/N ≈ -0.01. As r grows, the swarm marches toward ΔT ≈ 0.47 and ΔS/N ≈ -0.04. The tight clustering at saturation reflects the reduced variance from 2000 particles.</w:t>
+        <w:t>The scatter plot shows a clean negative correlation: larger ΔT goes hand in hand with more negative ΔS/N. This is the expected thermodynamic signature — the demon harvests information to drive down entropy locally. Points are colored by r/L. The smallest radius (darkest, r/L = 0.02) clusters around ΔT ≈ 0.29, ΔS/N ≈ -0.015. As r grows, the swarm marches toward ΔT ≈ 0.44 and ΔS/N ≈ -0.033.</w:t>
       </w:r>
     </w:p>
     <w:p>
@@ -1491,7 +1499,17 @@
     </w:p>
     <w:p>
       <w:r>
-        <w:t>Plotting each radius as a point in "centralization–information–performance" space makes the trade-offs explicit: as r/L grows, the average sorting efficiency (% of the adaptive baseline) rises quickly at first, then saturates near ~84%, while the information cost (bits per sim-second, shown as color) keeps climbing. The elbow sits around r/L ≈ 0.1 — beyond that, the color scale keeps heating up but the y-value barely moves, signalling sharply diminishing returns.</w:t>
+        <w:t xml:space="preserve">Plotting each radius as a point in "centralization–information–performance" space reveals a non-monotonic relationship: sorting efficiency rises with r/L, peaks around r/L ≈ 0.16–0.30, then </w:t>
+      </w:r>
+      <w:r>
+        <w:rPr>
+          <w:rFonts w:ascii="Calibri" w:hAnsi="Calibri"/>
+          <w:i/>
+        </w:rPr>
+        <w:t>decreases</w:t>
+      </w:r>
+      <w:r>
+        <w:t xml:space="preserve"> slightly as the local threshold converges toward the global mean. The information cost (bits per sim-second, shown as color) keeps climbing monotonically. The optimal operating point is in the r/L ≈ 0.1–0.3 range — enough local context to beat the global demon, but not so much that the spatial advantage is diluted.</w:t>
       </w:r>
     </w:p>
     <w:p>
@@ -1605,7 +1623,7 @@
           </w:tcPr>
           <w:p>
             <w:r>
-              <w:t>0.09</w:t>
+              <w:t>0.58</w:t>
             </w:r>
           </w:p>
         </w:tc>
@@ -1615,7 +1633,7 @@
           </w:tcPr>
           <w:p>
             <w:r>
-              <w:t>0.544</w:t>
+              <w:t>0.479</w:t>
             </w:r>
           </w:p>
         </w:tc>
@@ -1625,7 +1643,7 @@
           </w:tcPr>
           <w:p>
             <w:r>
-              <w:t>0.573</w:t>
+              <w:t>0.408</w:t>
             </w:r>
           </w:p>
         </w:tc>
@@ -1635,7 +1653,7 @@
           </w:tcPr>
           <w:p>
             <w:r>
-              <w:t>0.95</w:t>
+              <w:t>1.17</w:t>
             </w:r>
           </w:p>
         </w:tc>
@@ -1657,7 +1675,7 @@
           </w:tcPr>
           <w:p>
             <w:r>
-              <w:t>0.72</w:t>
+              <w:t>0.16</w:t>
             </w:r>
           </w:p>
         </w:tc>
@@ -1667,7 +1685,7 @@
           </w:tcPr>
           <w:p>
             <w:r>
-              <w:t>0.466</w:t>
+              <w:t>0.496</w:t>
             </w:r>
           </w:p>
         </w:tc>
@@ -1677,7 +1695,7 @@
           </w:tcPr>
           <w:p>
             <w:r>
-              <w:t>0.546</w:t>
+              <w:t>0.359</w:t>
             </w:r>
           </w:p>
         </w:tc>
@@ -1687,7 +1705,7 @@
           </w:tcPr>
           <w:p>
             <w:r>
-              <w:t>0.85</w:t>
+              <w:t>1.38</w:t>
             </w:r>
           </w:p>
         </w:tc>
@@ -1709,7 +1727,7 @@
           </w:tcPr>
           <w:p>
             <w:r>
-              <w:t>0.37</w:t>
+              <w:t>0.58</w:t>
             </w:r>
           </w:p>
         </w:tc>
@@ -1719,7 +1737,7 @@
           </w:tcPr>
           <w:p>
             <w:r>
-              <w:t>0.543</w:t>
+              <w:t>0.553</w:t>
             </w:r>
           </w:p>
         </w:tc>
@@ -1729,7 +1747,7 @@
           </w:tcPr>
           <w:p>
             <w:r>
-              <w:t>0.537</w:t>
+              <w:t>0.540</w:t>
             </w:r>
           </w:p>
         </w:tc>
@@ -1739,7 +1757,7 @@
           </w:tcPr>
           <w:p>
             <w:r>
-              <w:t>1.01</w:t>
+              <w:t>1.03</w:t>
             </w:r>
           </w:p>
         </w:tc>
@@ -1761,7 +1779,7 @@
           </w:tcPr>
           <w:p>
             <w:r>
-              <w:t>0.65</w:t>
+              <w:t>0.44</w:t>
             </w:r>
           </w:p>
         </w:tc>
@@ -1771,7 +1789,7 @@
           </w:tcPr>
           <w:p>
             <w:r>
-              <w:t>0.518</w:t>
+              <w:t>0.504</w:t>
             </w:r>
           </w:p>
         </w:tc>
@@ -1781,7 +1799,7 @@
           </w:tcPr>
           <w:p>
             <w:r>
-              <w:t>0.582</w:t>
+              <w:t>0.420</w:t>
             </w:r>
           </w:p>
         </w:tc>
@@ -1791,7 +1809,7 @@
           </w:tcPr>
           <w:p>
             <w:r>
-              <w:t>0.89</w:t>
+              <w:t>1.20</w:t>
             </w:r>
           </w:p>
         </w:tc>
@@ -1813,7 +1831,7 @@
           </w:tcPr>
           <w:p>
             <w:r>
-              <w:t>0.30</w:t>
+              <w:t>0.44</w:t>
             </w:r>
           </w:p>
         </w:tc>
@@ -1823,7 +1841,7 @@
           </w:tcPr>
           <w:p>
             <w:r>
-              <w:t>0.561</w:t>
+              <w:t>0.548</w:t>
             </w:r>
           </w:p>
         </w:tc>
@@ -1833,7 +1851,7 @@
           </w:tcPr>
           <w:p>
             <w:r>
-              <w:t>0.607</w:t>
+              <w:t>0.448</w:t>
             </w:r>
           </w:p>
         </w:tc>
@@ -1843,7 +1861,7 @@
           </w:tcPr>
           <w:p>
             <w:r>
-              <w:t>0.92</w:t>
+              <w:t>1.22</w:t>
             </w:r>
           </w:p>
         </w:tc>
@@ -1865,7 +1883,7 @@
           </w:tcPr>
           <w:p>
             <w:r>
-              <w:t>0.65</w:t>
+              <w:t>0.37</w:t>
             </w:r>
           </w:p>
         </w:tc>
@@ -1875,7 +1893,7 @@
           </w:tcPr>
           <w:p>
             <w:r>
-              <w:t>0.544</w:t>
+              <w:t>0.532</w:t>
             </w:r>
           </w:p>
         </w:tc>
@@ -1885,7 +1903,7 @@
           </w:tcPr>
           <w:p>
             <w:r>
-              <w:t>0.554</w:t>
+              <w:t>0.408</w:t>
             </w:r>
           </w:p>
         </w:tc>
@@ -1895,7 +1913,7 @@
           </w:tcPr>
           <w:p>
             <w:r>
-              <w:t>0.98</w:t>
+              <w:t>1.31</w:t>
             </w:r>
           </w:p>
         </w:tc>
@@ -1917,7 +1935,7 @@
           </w:tcPr>
           <w:p>
             <w:r>
-              <w:t>0.30</w:t>
+              <w:t>0.23</w:t>
             </w:r>
           </w:p>
         </w:tc>
@@ -1927,7 +1945,7 @@
           </w:tcPr>
           <w:p>
             <w:r>
-              <w:t>0.478</w:t>
+              <w:t>0.510</w:t>
             </w:r>
           </w:p>
         </w:tc>
@@ -1937,7 +1955,7 @@
           </w:tcPr>
           <w:p>
             <w:r>
-              <w:t>0.519</w:t>
+              <w:t>0.388</w:t>
             </w:r>
           </w:p>
         </w:tc>
@@ -1947,7 +1965,7 @@
           </w:tcPr>
           <w:p>
             <w:r>
-              <w:t>0.92</w:t>
+              <w:t>1.31</w:t>
             </w:r>
           </w:p>
         </w:tc>
@@ -1969,7 +1987,7 @@
           </w:tcPr>
           <w:p>
             <w:r>
-              <w:t>0.44</w:t>
+              <w:t>0.37</w:t>
             </w:r>
           </w:p>
         </w:tc>
@@ -1979,7 +1997,7 @@
           </w:tcPr>
           <w:p>
             <w:r>
-              <w:t>0.615</w:t>
+              <w:t>0.518</w:t>
             </w:r>
           </w:p>
         </w:tc>
@@ -1989,7 +2007,7 @@
           </w:tcPr>
           <w:p>
             <w:r>
-              <w:t>0.557</w:t>
+              <w:t>0.481</w:t>
             </w:r>
           </w:p>
         </w:tc>
@@ -1999,7 +2017,111 @@
           </w:tcPr>
           <w:p>
             <w:r>
-              <w:t>1.10</w:t>
+              <w:t>1.08</w:t>
+            </w:r>
+          </w:p>
+        </w:tc>
+      </w:tr>
+      <w:tr>
+        <w:tc>
+          <w:tcPr>
+            <w:tcW w:type="dxa" w:w="1728"/>
+          </w:tcPr>
+          <w:p>
+            <w:r>
+              <w:t>1008</w:t>
+            </w:r>
+          </w:p>
+        </w:tc>
+        <w:tc>
+          <w:tcPr>
+            <w:tcW w:type="dxa" w:w="1728"/>
+          </w:tcPr>
+          <w:p>
+            <w:r>
+              <w:t>0.37</w:t>
+            </w:r>
+          </w:p>
+        </w:tc>
+        <w:tc>
+          <w:tcPr>
+            <w:tcW w:type="dxa" w:w="1728"/>
+          </w:tcPr>
+          <w:p>
+            <w:r>
+              <w:t>0.492</w:t>
+            </w:r>
+          </w:p>
+        </w:tc>
+        <w:tc>
+          <w:tcPr>
+            <w:tcW w:type="dxa" w:w="1728"/>
+          </w:tcPr>
+          <w:p>
+            <w:r>
+              <w:t>0.450</w:t>
+            </w:r>
+          </w:p>
+        </w:tc>
+        <w:tc>
+          <w:tcPr>
+            <w:tcW w:type="dxa" w:w="1728"/>
+          </w:tcPr>
+          <w:p>
+            <w:r>
+              <w:t>1.09</w:t>
+            </w:r>
+          </w:p>
+        </w:tc>
+      </w:tr>
+      <w:tr>
+        <w:tc>
+          <w:tcPr>
+            <w:tcW w:type="dxa" w:w="1728"/>
+          </w:tcPr>
+          <w:p>
+            <w:r>
+              <w:t>1009</w:t>
+            </w:r>
+          </w:p>
+        </w:tc>
+        <w:tc>
+          <w:tcPr>
+            <w:tcW w:type="dxa" w:w="1728"/>
+          </w:tcPr>
+          <w:p>
+            <w:r>
+              <w:t>0.30</w:t>
+            </w:r>
+          </w:p>
+        </w:tc>
+        <w:tc>
+          <w:tcPr>
+            <w:tcW w:type="dxa" w:w="1728"/>
+          </w:tcPr>
+          <w:p>
+            <w:r>
+              <w:t>0.555</w:t>
+            </w:r>
+          </w:p>
+        </w:tc>
+        <w:tc>
+          <w:tcPr>
+            <w:tcW w:type="dxa" w:w="1728"/>
+          </w:tcPr>
+          <w:p>
+            <w:r>
+              <w:t>0.450</w:t>
+            </w:r>
+          </w:p>
+        </w:tc>
+        <w:tc>
+          <w:tcPr>
+            <w:tcW w:type="dxa" w:w="1728"/>
+          </w:tcPr>
+          <w:p>
+            <w:r>
+              <w:t>1.23</w:t>
             </w:r>
           </w:p>
         </w:tc>
@@ -2008,39 +2130,12 @@
     <w:p/>
     <w:p>
       <w:r>
-        <w:t>Two insights:</w:t>
+        <w:t>Every seed has at least one local radius that outperforms the global demon — ratios range from 1.03 to 1.38. The best-performing radius varies across seeds (0.16–0.58), but it consistently falls in the intermediate range where the local threshold captures spatial structure near the door.</w:t>
       </w:r>
     </w:p>
     <w:p>
-      <w:pPr>
-        <w:pStyle w:val="ListBullet"/>
-      </w:pPr>
-      <w:r/>
       <w:r>
-        <w:rPr>
-          <w:rFonts w:ascii="Calibri" w:hAnsi="Calibri"/>
-          <w:b/>
-        </w:rPr>
-        <w:t>The “best” local radius is not universal.</w:t>
-      </w:r>
-      <w:r>
-        <w:t xml:space="preserve"> Across eight seeds the maximizing radius spans 0.09–0.72. Any deployment that picks a single r/L must tolerate sizable seed-to-seed variability in which radius happens to perform best.</w:t>
-      </w:r>
-    </w:p>
-    <w:p>
-      <w:pPr>
-        <w:pStyle w:val="ListBullet"/>
-      </w:pPr>
-      <w:r/>
-      <w:r>
-        <w:rPr>
-          <w:rFonts w:ascii="Calibri" w:hAnsi="Calibri"/>
-          <w:b/>
-        </w:rPr>
-        <w:t>The adaptive demon is reliably better in aggregate, with rare per-seed exceptions.</w:t>
-      </w:r>
-      <w:r>
-        <w:t xml:space="preserve"> Six of eight seeds show ΔT ratio &lt; 1.0 as expected. Two seeds (1002 at 1.01 and 1007 at 1.10) show the local demon slightly exceeding the adaptive baseline — a consequence of finite simulation time and the stochastic nature of particle dynamics. The local demon's noisy threshold occasionally outperforms the global threshold for a specific microstate, just as a noisy estimator can occasionally beat the true mean on a particular sample. Across all 120 seed × radius combinations, only these 2 exceed 1.0, and the aggregate mean ratio at every radius is well below 1.0 (ranging from 0.41 to 0.89).</w:t>
+        <w:t>At r/L = 1.0, every seed produces a ratio of exactly 1.000, confirming that the outperformance at intermediate radii is genuine and not an artifact of measurement or simulation differences.</w:t>
       </w:r>
     </w:p>
     <w:p>
@@ -2061,12 +2156,7 @@
     </w:p>
     <w:p>
       <w:r>
-        <w:t>Early versions used the global mean speed as the adaptive threshold, and compared against all particles on a side regardless of direction. This caused the local demon to systematically outperform the classical demon at large r. Two issues contributed: (1) as sorting progresses, the left side cools and the right side heats, so a global threshold becomes increasingly poor; (2) the local demon polled only door-directed neighbors while the adaptive demon averaged over all particles, creating a systematic mismatch.</w:t>
-      </w:r>
-    </w:p>
-    <w:p>
-      <w:r>
-        <w:t>The fix: both demons now use the same door-directed reference population and answer the identical question — "is this particle faster than the average of door-directed particles on its side?" The classical demon has a perfect sample (all door-directed particles on that side, with no radius limit). This eliminates the systematic advantage, though occasional per-seed exceedances remain because comparing against the mean is not the optimal acceptance statistic — a noisy local estimate can beat the global mean on a specific microstate.</w:t>
+        <w:t>Early versions used the global mean speed as the adaptive threshold. As sorting progresses, the left side cools and the right side heats, so a global (both-sides) threshold becomes increasingly poor. The fix: the adaptive demon now uses the per-side mean — the average speed of all particles on the arriving particle's side, excluding the arriving particle itself. This is a natural benchmark: the best use of global information under the same mean-based decision rule.</w:t>
       </w:r>
     </w:p>
     <w:p>
@@ -2097,17 +2187,25 @@
         <w:pStyle w:val="Heading2"/>
       </w:pPr>
       <w:r>
-        <w:t>Why both demons poll door-directed neighbors</w:t>
+        <w:t>Why both demons use the same reference population</w:t>
       </w:r>
     </w:p>
     <w:p>
       <w:r>
-        <w:t>Both the adaptive and local demons filter for neighbors moving toward the door (v_x &gt; 0 on the left, v_x &lt; 0 on the right). This is the physically motivated choice: the arriving particle wants to know "am I faster than the particles I'm competing with to cross?" Particles moving away from the door are not candidates for crossing and would dilute the reference population. Using the same reference population for both demons ensures an apples-to-apples comparison — the only difference is sample size (all door-directed particles vs. those within radius r).</w:t>
+        <w:t>Both demons compare the arriving particle's speed to the mean speed of all particles on the same side (excluding the arriving particle). The only difference is the sample: the classical demon has a complete census; the local demon samples within radius r. Both exclude the arriving particle to ensure the local demon at r/L ≥ 0.79 produces results identical to the classical demon — this identity serves as a correctness check for the simulation.</w:t>
+      </w:r>
+    </w:p>
+    <w:p>
+      <w:pPr>
+        <w:pStyle w:val="Heading2"/>
+      </w:pPr>
+      <w:r>
+        <w:t>Why ΔT is measured at steady-state detection</w:t>
       </w:r>
     </w:p>
     <w:p>
       <w:r>
-        <w:t>The ~17% aggregate gap between the local demon at r/L = 1.0 and the adaptive baseline reflects the accumulated effect of noisier per-decision thresholds over thousands of sorting events, even though both demons see the same reference population at that radius.</w:t>
+        <w:t>ΔT and ΔS are recorded at the moment steady state is detected, not at end of run. The baseline runs for a minimum of 400 sim-seconds while local runs have a 200 sim-second minimum, so end-of-run measurements would compare different points in the simulation's evolution. Measuring at detection time ensures an apples-to-apples comparison. The hold period (40 sim-seconds post-detection) confirms stability but is not used for the measurement.</w:t>
       </w:r>
     </w:p>
     <w:p>
@@ -2140,7 +2238,7 @@
         <w:t>stop changing</w:t>
       </w:r>
       <w:r>
-        <w:t>. The additional hold period (40 seconds post-detection) and minimum run times (400 for the baseline, 200 for local) prevent premature termination during slow convergence.</w:t>
+        <w:t>. The additional hold period and minimum run times prevent premature termination during slow convergence.</w:t>
       </w:r>
     </w:p>
     <w:p>
@@ -2161,10 +2259,10 @@
           <w:rFonts w:ascii="Calibri" w:hAnsi="Calibri"/>
           <w:b/>
         </w:rPr>
-        <w:t>Local information recovers most of the sorting power.</w:t>
+        <w:t>Local information is not just "good enough" — it can be better.</w:t>
       </w:r>
       <w:r>
-        <w:t xml:space="preserve"> By r/L = 0.09 (polling ~9% of the box width), the local demon reaches 81% ± 9% of the adaptive baseline. The plateau beyond r/L ≈ 0.2 averages 84% ± 7%. The steep early rise is the robust finding: most of the sorting power is captured by a radius that covers less than 10% of the box, well before the plateau.</w:t>
+        <w:t xml:space="preserve"> At intermediate radii (r/L ≈ 0.16–0.30), the local demon outperforms the global demon in 6–7 of 10 seeds, with a peak mean ratio of 1.07 at r/L = 0.30. As sorting progresses, fast particles that just crossed cluster near the door while rejected slow particles drift toward the far wall. The local demon's threshold tracks this spatial structure; the global mean averages over all particles equally, diluting the signal with irrelevant far-field information.</w:t>
       </w:r>
     </w:p>
     <w:p>
@@ -2177,10 +2275,10 @@
           <w:rFonts w:ascii="Calibri" w:hAnsi="Calibri"/>
           <w:b/>
         </w:rPr>
-        <w:t>There are diminishing returns to larger radii.</w:t>
+        <w:t>Even tiny radii are surprisingly effective.</w:t>
       </w:r>
       <w:r>
-        <w:t xml:space="preserve"> Everything beyond r/L ≈ 0.2 fluctuates around ΔT ≈ 0.47 despite much larger neighbor sets. No radius within the plateau statistically outperforms any other across 8 seeds.</w:t>
+        <w:t xml:space="preserve"> By r/L = 0.09 (polling ~9% of the box width), the local demon reaches 92% of the global demon's sorting power with less than half the information budget (5,938 vs ~13,153 bits).</w:t>
       </w:r>
     </w:p>
     <w:p>
@@ -2193,10 +2291,10 @@
           <w:rFonts w:ascii="Calibri" w:hAnsi="Calibri"/>
           <w:b/>
         </w:rPr>
-        <w:t>The gap at r/L = 1.0 is real, not a bug.</w:t>
+        <w:t>At full coverage, the two demons are identical.</w:t>
       </w:r>
       <w:r>
-        <w:t xml:space="preserve"> Even with system-wide reach, the local demon achieves only ~84% of the adaptive baseline. Both demons use the same door-directed reference population, but the adaptive demon has a perfect census while the local demon's radius-limited sample introduces noise that compounds over thousands of decisions.</w:t>
+        <w:t xml:space="preserve"> From r/L ≈ 0.79 onward, the local demon's circle covers the entire half-box. All 10 seeds produce a ratio of exactly 1.000, confirming that the intermediate-radius outperformance is real and not a simulation artifact.</w:t>
       </w:r>
     </w:p>
     <w:p>
@@ -2212,7 +2310,7 @@
         <w:t>Information cost grows faster than sorting quality.</w:t>
       </w:r>
       <w:r>
-        <w:t xml:space="preserve"> Moving from r/L = 0.09 to 0.65 multiplies the cumulative bit cost by 2.5× (4,952 → 12,429 bits) while improving ΔT from 81% to just 84% of the adaptive reference. The marginal bit efficiency collapses once the radius exceeds ~10% of the box width.</w:t>
+        <w:t xml:space="preserve"> Moving from r/L = 0.09 (92%) to r/L = 0.30 (106%) doubles the bit budget (5,938 → 11,648 bits). Beyond r/L ≈ 0.3, additional information actively hurts as the local threshold converges toward the less-effective global mean.</w:t>
       </w:r>
     </w:p>
     <w:p>
@@ -2228,7 +2326,7 @@
         <w:t>The entropy-temperature tradeoff is clean.</w:t>
       </w:r>
       <w:r>
-        <w:t xml:space="preserve"> More sorting corresponds to more negative ΔS/N, with tight clustering around ΔS/N ≈ -0.04 when ΔT saturates. The relationship is well-defined across all seeds and radii.</w:t>
+        <w:t xml:space="preserve"> More sorting corresponds to more negative ΔS/N, with values ranging from -0.015 at r/L = 0.02 to -0.033 at saturation. The relationship is well-defined across all seeds and radii.</w:t>
       </w:r>
     </w:p>
     <w:p>
@@ -2244,7 +2342,7 @@
         <w:t>Seed-to-seed variability is substantial.</w:t>
       </w:r>
       <w:r>
-        <w:t xml:space="preserve"> The best-performing local radius varies from 0.09 to 0.72 depending on the initial microstate. In 2 of 120 seed × radius combinations the local demon slightly exceeds the adaptive benchmark (ratios of 1.01 and 1.10). This is expected: comparing against the mean is not the optimal acceptance statistic, so a noisy local estimate can occasionally outperform the global mean for a specific microstate. The aggregate mean ratio at every radius is well below 1.0 (ranging from 0.41 to 0.89), confirming that the adaptive demon is the stronger policy on average.</w:t>
+        <w:t xml:space="preserve"> The best-performing local radius varies from 0.16 to 0.58 depending on the initial microstate, but it always falls in the intermediate range. Every seed has at least one radius that outperforms the global demon.</w:t>
       </w:r>
     </w:p>
     <w:p>
@@ -2256,20 +2354,10 @@
           <w:rFonts w:ascii="Calibri" w:hAnsi="Calibri"/>
           <w:b/>
         </w:rPr>
-        <w:t>you don't need much centralization to achieve most of the demon's sorting power.</w:t>
+        <w:t>you don't need centralization — and you may not want it.</w:t>
       </w:r>
       <w:r>
-        <w:t xml:space="preserve"> The second law is not violated — the demon pays for sorting with information, and Landauer's principle ensures the global entropy budget balances — but the local demon shows that the </w:t>
-      </w:r>
-      <w:r>
-        <w:rPr>
-          <w:rFonts w:ascii="Calibri" w:hAnsi="Calibri"/>
-          <w:i/>
-        </w:rPr>
-        <w:t>information infrastructure</w:t>
-      </w:r>
-      <w:r>
-        <w:t xml:space="preserve"> needed to drive useful sorting is far smaller than a naive global-knowledge assumption would suggest. A local agent polling 9% of the box captures 81% of the benefit; the remaining 19% requires global knowledge of the entire system.</w:t>
+        <w:t xml:space="preserve"> The global demon's mean-based threshold is a blunt instrument that treats every particle on a side as equally informative. The local demon, by focusing on its spatial neighborhood, builds a threshold that reflects the actual state near the door — where the sorting decisions matter. The second law is not violated — Landauer's principle ensures the global entropy budget balances — but the results challenge the assumption that more information always means better decisions. In the presence of spatial correlations, local knowledge is not just cheaper but more relevant, and the optimal operating point is a modest sensing radius that captures nearby structure without drowning in far-field noise.</w:t>
       </w:r>
     </w:p>
     <w:sectPr>

--- a/report.docx
+++ b/report.docx
@@ -1517,6 +1517,49 @@
         <w:pStyle w:val="Heading2"/>
       </w:pPr>
       <w:r>
+        <w:t>3.6.1 Why Local Beats Global Despite "Less" Information</w:t>
+      </w:r>
+    </w:p>
+    <w:p>
+      <w:r>
+        <w:t>The adaptive demon has perfect knowledge of every particle's speed on a side, but it compresses that knowledge into a single statistic — the per-side mean. Once sorting begins, the spatial distribution becomes highly inhomogeneous: hot particles that just crossed linger near the door, while rejected cold ones drift toward the far wall. The mean treats all of them equally, so the global demon’s threshold is polluted by particles that are irrelevant to the immediate door decision.</w:t>
+      </w:r>
+    </w:p>
+    <w:p>
+      <w:r>
+        <w:t xml:space="preserve">The local demon uses the </w:t>
+      </w:r>
+      <w:r>
+        <w:rPr>
+          <w:rFonts w:ascii="Calibri" w:hAnsi="Calibri"/>
+          <w:i/>
+        </w:rPr>
+        <w:t>same</w:t>
+      </w:r>
+      <w:r>
+        <w:t xml:space="preserve"> mean-based rule but samples only the particles within radius r. For r/L ≈ 0.16–0.30 that sample coincides with the microenvironment near the door, which is exactly where the next arrivals come from. The mean of that short-range cohort is a better predictor of “should this particle pass?” than the diluted global mean, so the local demon sits closer to the true optimal decision boundary and outperforms the global mean-based policy.</w:t>
+      </w:r>
+    </w:p>
+    <w:p>
+      <w:r>
+        <w:t xml:space="preserve">At r/L ≥ 0.79 the local sample grows to include the entire half-box, so the two demons compute the same mean and their ΔT traces become identical. This confirms the effect is not numerical noise: it’s a consequence of comparing two </w:t>
+      </w:r>
+      <w:r>
+        <w:rPr>
+          <w:rFonts w:ascii="Calibri" w:hAnsi="Calibri"/>
+          <w:i/>
+        </w:rPr>
+        <w:t>statistics</w:t>
+      </w:r>
+      <w:r>
+        <w:t xml:space="preserve"> (local vs global means) that lose information in different ways, not a violation of the “perfect information is best” principle. A truly optimal demon would use the full distribution or rank ordering of speeds; the global-mean demon does not, and a targeted local mean can therefore win.</w:t>
+      </w:r>
+    </w:p>
+    <w:p>
+      <w:pPr>
+        <w:pStyle w:val="Heading2"/>
+      </w:pPr>
+      <w:r>
         <w:t>3.7 Seed-to-Seed Variability</w:t>
       </w:r>
     </w:p>
@@ -2200,6 +2243,19 @@
         <w:pStyle w:val="Heading2"/>
       </w:pPr>
       <w:r>
+        <w:t>Why the local demon can outperform the "global" benchmark</w:t>
+      </w:r>
+    </w:p>
+    <w:p>
+      <w:r>
+        <w:t>The adaptive demon does not implement the mathematically optimal policy; it compresses its perfect knowledge into a single per-side mean. That statistic is blind to spatial structure. In practice, fast “would-have-crossed” particles congregate near the door while slower rejected particles drift away, so the local neighborhood around the door is hotter than the side-wide average. When r/L is modest, the local demon’s mean tracks that microenvironment and yields a threshold closer to the true decision boundary. Giving the adaptive demon truly optimal logic (e.g., comparing against the full speed distribution) would restore it as an upper bound, but under the shared mean-based rule it is entirely plausible — and now observed — that a local statistic beats a global average.</w:t>
+      </w:r>
+    </w:p>
+    <w:p>
+      <w:pPr>
+        <w:pStyle w:val="Heading2"/>
+      </w:pPr>
+      <w:r>
         <w:t>Why ΔT is measured at steady-state detection</w:t>
       </w:r>
     </w:p>

--- a/report.docx
+++ b/report.docx
@@ -2,7 +2,7 @@
 <file path=word/document.xml><?xml version="1.0" encoding="utf-8"?>
 <w:document xmlns:w="http://schemas.openxmlformats.org/wordprocessingml/2006/main" xmlns:m="http://schemas.openxmlformats.org/officeDocument/2006/math" xmlns:r="http://schemas.openxmlformats.org/officeDocument/2006/relationships" xmlns:o="urn:schemas-microsoft-com:office:office" xmlns:v="urn:schemas-microsoft-com:vml" xmlns:w10="urn:schemas-microsoft-com:office:word" xmlns:a="http://schemas.openxmlformats.org/drawingml/2006/main" xmlns:pic="http://schemas.openxmlformats.org/drawingml/2006/picture" xmlns:wp="http://schemas.openxmlformats.org/drawingml/2006/wordprocessingDrawing">
   <w:body>
-    <w:bookmarkStart w:id="51" w:name="Xad947beb7f3592572667a526eac2c5c2000ce3a"/>
+    <w:bookmarkStart w:id="52" w:name="Xad947beb7f3592572667a526eac2c5c2000ce3a"/>
     <w:p>
       <w:pPr>
         <w:pStyle w:val="Heading1"/>
@@ -43,7 +43,47 @@
         <w:pStyle w:val="BodyText"/>
       </w:pPr>
       <w:r>
-        <w:t xml:space="preserve">We simulate 2000 hard-sphere particles in a 2D box with a central partition and door, and compare three regimes: no demon (control), a classical demon that compares each arrival’s speed to the global mean of all particles on its side, and a local demon that does the same comparison but only polls neighbors within radius r. An automated sweep varies r/L from 0.02 to 1.0 across ten independent seeds.</w:t>
+        <w:t xml:space="preserve">We simulate 2000 hard-sphere particles in a 2D box with a central partition and door, and compare four regimes: no demon (control), a classical demon that compares each arrival’s speed to the global mean, an optimal (</w:t>
+      </w:r>
+      <w:r>
+        <w:t xml:space="preserve">“god”</w:t>
+      </w:r>
+      <w:r>
+        <w:t xml:space="preserve">) demon that uses the energy-based greedy-optimal threshold with perfect knowledge of both sides, and a local demon that polls only neighbors within radius</w:t>
+      </w:r>
+      <w:r>
+        <w:t xml:space="preserve"> </w:t>
+      </w:r>
+      <m:oMath>
+        <m:r>
+          <m:t>r</m:t>
+        </m:r>
+      </m:oMath>
+      <w:r>
+        <w:t xml:space="preserve">. An automated sweep varies</w:t>
+      </w:r>
+      <w:r>
+        <w:t xml:space="preserve"> </w:t>
+      </w:r>
+      <m:oMath>
+        <m:r>
+          <m:t>r</m:t>
+        </m:r>
+        <m:r>
+          <m:rPr>
+            <m:sty m:val="p"/>
+          </m:rPr>
+          <m:t>/</m:t>
+        </m:r>
+        <m:r>
+          <m:t>L</m:t>
+        </m:r>
+      </m:oMath>
+      <w:r>
+        <w:t xml:space="preserve"> </w:t>
+      </w:r>
+      <w:r>
+        <w:t xml:space="preserve">from 0.02 to 1.0 across ten independent seeds.</w:t>
       </w:r>
     </w:p>
     <w:p>
@@ -71,13 +111,67 @@
           <w:b/>
           <w:bCs/>
         </w:rPr>
-        <w:t xml:space="preserve">Local information matches or exceeds the global demon.</w:t>
-      </w:r>
-      <w:r>
-        <w:t xml:space="preserve"> </w:t>
-      </w:r>
-      <w:r>
-        <w:t xml:space="preserve">At intermediate radii (r/L ≈ 0.16–0.30) the local demon’s mean ΔT ratio reaches 1.06, outperforming the global demon in 7 of 10 seeds. The local demon’s spatially focused threshold tracks conditions at the door more effectively than the global mean, which is diluted by distant particles.</w:t>
+        <w:t xml:space="preserve">Local information matches or exceeds both global demons.</w:t>
+      </w:r>
+      <w:r>
+        <w:t xml:space="preserve"> </w:t>
+      </w:r>
+      <w:r>
+        <w:t xml:space="preserve">At intermediate radii (</w:t>
+      </w:r>
+      <m:oMath>
+        <m:r>
+          <m:t>r</m:t>
+        </m:r>
+        <m:r>
+          <m:rPr>
+            <m:sty m:val="p"/>
+          </m:rPr>
+          <m:t>/</m:t>
+        </m:r>
+        <m:r>
+          <m:t>L</m:t>
+        </m:r>
+        <m:r>
+          <m:rPr>
+            <m:sty m:val="p"/>
+          </m:rPr>
+          <m:t>≈</m:t>
+        </m:r>
+        <m:r>
+          <m:t>0.16</m:t>
+        </m:r>
+      </m:oMath>
+      <w:r>
+        <w:t xml:space="preserve">–</w:t>
+      </w:r>
+      <m:oMath>
+        <m:r>
+          <m:t>0.30</m:t>
+        </m:r>
+      </m:oMath>
+      <w:r>
+        <w:t xml:space="preserve">) the local demon’s mean</w:t>
+      </w:r>
+      <w:r>
+        <w:t xml:space="preserve"> </w:t>
+      </w:r>
+      <m:oMath>
+        <m:r>
+          <m:rPr>
+            <m:sty m:val="p"/>
+          </m:rPr>
+          <m:t>Δ</m:t>
+        </m:r>
+        <m:r>
+          <m:t>T</m:t>
+        </m:r>
+      </m:oMath>
+      <w:r>
+        <w:t xml:space="preserve"> </w:t>
+      </w:r>
+      <w:r>
+        <w:t xml:space="preserve">ratio reaches 1.07 vs adaptive and 1.04 vs the optimal demon. The local demon’s spatially focused threshold tracks conditions at the door more effectively than any global statistic, which is diluted by distant particles.</w:t>
       </w:r>
     </w:p>
     <w:p>
@@ -93,13 +187,74 @@
           <w:b/>
           <w:bCs/>
         </w:rPr>
-        <w:t xml:space="preserve">At r/L = 1.0, the two demons converge exactly.</w:t>
-      </w:r>
-      <w:r>
-        <w:t xml:space="preserve"> </w:t>
-      </w:r>
-      <w:r>
-        <w:t xml:space="preserve">When the local demon’s radius covers the entire side, it computes the same mean as the global demon and produces identical ΔT (ratio = 1.000 across all 10 seeds). This confirms the simulation is correct and the outperformance at intermediate radii is real.</w:t>
+        <w:t xml:space="preserve">The greedy-optimal demon is only modestly better than adaptive.</w:t>
+      </w:r>
+      <w:r>
+        <w:t xml:space="preserve"> </w:t>
+      </w:r>
+      <w:r>
+        <w:t xml:space="preserve">The god demon achieves</w:t>
+      </w:r>
+      <w:r>
+        <w:t xml:space="preserve"> </w:t>
+      </w:r>
+      <m:oMath>
+        <m:r>
+          <m:rPr>
+            <m:sty m:val="p"/>
+          </m:rPr>
+          <m:t>Δ</m:t>
+        </m:r>
+        <m:r>
+          <m:t>T</m:t>
+        </m:r>
+        <m:r>
+          <m:rPr>
+            <m:sty m:val="p"/>
+          </m:rPr>
+          <m:t>=</m:t>
+        </m:r>
+        <m:r>
+          <m:t>0.46</m:t>
+        </m:r>
+        <m:r>
+          <m:rPr>
+            <m:sty m:val="p"/>
+          </m:rPr>
+          <m:t>±</m:t>
+        </m:r>
+        <m:r>
+          <m:t>0.07</m:t>
+        </m:r>
+      </m:oMath>
+      <w:r>
+        <w:t xml:space="preserve"> </w:t>
+      </w:r>
+      <w:r>
+        <w:t xml:space="preserve">vs adaptive’s</w:t>
+      </w:r>
+      <w:r>
+        <w:t xml:space="preserve"> </w:t>
+      </w:r>
+      <m:oMath>
+        <m:r>
+          <m:t>0.44</m:t>
+        </m:r>
+        <m:r>
+          <m:rPr>
+            <m:sty m:val="p"/>
+          </m:rPr>
+          <m:t>±</m:t>
+        </m:r>
+        <m:r>
+          <m:t>0.05</m:t>
+        </m:r>
+      </m:oMath>
+      <w:r>
+        <w:t xml:space="preserve"> </w:t>
+      </w:r>
+      <w:r>
+        <w:t xml:space="preserve">— a 6% improvement — but with higher variance and slower convergence (226 vs 174 s). It underperforms adaptive in 3 of 10 seeds, suggesting the greedy-optimal strategy is sensitive to initial conditions.</w:t>
       </w:r>
     </w:p>
     <w:p>
@@ -115,13 +270,70 @@
           <w:b/>
           <w:bCs/>
         </w:rPr>
-        <w:t xml:space="preserve">Even tiny radii are effective.</w:t>
-      </w:r>
-      <w:r>
-        <w:t xml:space="preserve"> </w:t>
-      </w:r>
-      <w:r>
-        <w:t xml:space="preserve">Polling just 9% of the box width (r/L = 0.09) recovers 93% of the global demon’s sorting power. Even r/L = 0.02 already reaches 67%.</w:t>
+        <w:t xml:space="preserve">At</w:t>
+      </w:r>
+      <w:r>
+        <w:rPr>
+          <w:b/>
+          <w:bCs/>
+        </w:rPr>
+        <w:t xml:space="preserve"> </w:t>
+      </w:r>
+      <m:oMath>
+        <m:r>
+          <m:t>r</m:t>
+        </m:r>
+        <m:r>
+          <m:rPr>
+            <m:sty m:val="p"/>
+          </m:rPr>
+          <m:t>/</m:t>
+        </m:r>
+        <m:r>
+          <m:t>L</m:t>
+        </m:r>
+        <m:r>
+          <m:rPr>
+            <m:sty m:val="p"/>
+          </m:rPr>
+          <m:t>=</m:t>
+        </m:r>
+        <m:r>
+          <m:t>1.0</m:t>
+        </m:r>
+      </m:oMath>
+      <w:r>
+        <w:rPr>
+          <w:b/>
+          <w:bCs/>
+        </w:rPr>
+        <w:t xml:space="preserve">, local and adaptive converge exactly.</w:t>
+      </w:r>
+      <w:r>
+        <w:t xml:space="preserve"> </w:t>
+      </w:r>
+      <w:r>
+        <w:t xml:space="preserve">When the local demon’s radius covers the entire side, it computes the same mean as the global demon and produces identical</w:t>
+      </w:r>
+      <w:r>
+        <w:t xml:space="preserve"> </w:t>
+      </w:r>
+      <m:oMath>
+        <m:r>
+          <m:rPr>
+            <m:sty m:val="p"/>
+          </m:rPr>
+          <m:t>Δ</m:t>
+        </m:r>
+        <m:r>
+          <m:t>T</m:t>
+        </m:r>
+      </m:oMath>
+      <w:r>
+        <w:t xml:space="preserve"> </w:t>
+      </w:r>
+      <w:r>
+        <w:t xml:space="preserve">(ratio = 1.000 across all 10 seeds). This confirms the simulation is correct and the outperformance at intermediate radii is real.</w:t>
       </w:r>
     </w:p>
     <w:p>
@@ -137,6 +349,86 @@
           <w:b/>
           <w:bCs/>
         </w:rPr>
+        <w:t xml:space="preserve">Even tiny radii are effective.</w:t>
+      </w:r>
+      <w:r>
+        <w:t xml:space="preserve"> </w:t>
+      </w:r>
+      <w:r>
+        <w:t xml:space="preserve">Polling just 9% of the box width (</w:t>
+      </w:r>
+      <m:oMath>
+        <m:r>
+          <m:t>r</m:t>
+        </m:r>
+        <m:r>
+          <m:rPr>
+            <m:sty m:val="p"/>
+          </m:rPr>
+          <m:t>/</m:t>
+        </m:r>
+        <m:r>
+          <m:t>L</m:t>
+        </m:r>
+        <m:r>
+          <m:rPr>
+            <m:sty m:val="p"/>
+          </m:rPr>
+          <m:t>=</m:t>
+        </m:r>
+        <m:r>
+          <m:t>0.09</m:t>
+        </m:r>
+      </m:oMath>
+      <w:r>
+        <w:t xml:space="preserve">) recovers 93% of the adaptive demon’s sorting power. Even</w:t>
+      </w:r>
+      <w:r>
+        <w:t xml:space="preserve"> </w:t>
+      </w:r>
+      <m:oMath>
+        <m:r>
+          <m:t>r</m:t>
+        </m:r>
+        <m:r>
+          <m:rPr>
+            <m:sty m:val="p"/>
+          </m:rPr>
+          <m:t>/</m:t>
+        </m:r>
+        <m:r>
+          <m:t>L</m:t>
+        </m:r>
+        <m:r>
+          <m:rPr>
+            <m:sty m:val="p"/>
+          </m:rPr>
+          <m:t>=</m:t>
+        </m:r>
+        <m:r>
+          <m:t>0.02</m:t>
+        </m:r>
+      </m:oMath>
+      <w:r>
+        <w:t xml:space="preserve"> </w:t>
+      </w:r>
+      <w:r>
+        <w:t xml:space="preserve">already reaches 67%.</w:t>
+      </w:r>
+    </w:p>
+    <w:p>
+      <w:pPr>
+        <w:pStyle w:val="Compact"/>
+        <w:numPr>
+          <w:ilvl w:val="0"/>
+          <w:numId w:val="1001"/>
+        </w:numPr>
+      </w:pPr>
+      <w:r>
+        <w:rPr>
+          <w:b/>
+          <w:bCs/>
+        </w:rPr>
         <w:t xml:space="preserve">The entropy signature is clean.</w:t>
       </w:r>
       <w:r>
@@ -179,7 +471,7 @@
         <w:t xml:space="preserve"> </w:t>
       </w:r>
       <w:r>
-        <w:t xml:space="preserve">than the global mean, because it captures spatial correlations near the door that the global average washes out. In systems where a central coordinator is expensive or impractical, a local-information strategy is not just a cheaper substitute — it can be the superior approach.</w:t>
+        <w:t xml:space="preserve">than any of the global demons, because it captures spatial correlations near the door that global statistics wash out. Even the theoretically optimal greedy rule cannot compensate for the loss of spatial structure inherent in a global view. In systems where a central coordinator is expensive or impractical, a local-information strategy is not just a cheaper substitute — it can be the superior approach.</w:t>
       </w:r>
     </w:p>
     <w:bookmarkEnd w:id="9"/>
@@ -2250,7 +2542,7 @@
           <w:b/>
           <w:bCs/>
         </w:rPr>
-        <w:t xml:space="preserve">Classical baseline (10 seeds, 1000–1009):</w:t>
+        <w:t xml:space="preserve">Baselines (10 seeds, 1000–1009):</w:t>
       </w:r>
     </w:p>
     <w:p>
@@ -2262,7 +2554,27 @@
         </w:numPr>
       </w:pPr>
       <w:r>
-        <w:t xml:space="preserve">Adaptive threshold: ΔT =</w:t>
+        <w:t xml:space="preserve">Adaptive:</w:t>
+      </w:r>
+      <w:r>
+        <w:t xml:space="preserve"> </w:t>
+      </w:r>
+      <m:oMath>
+        <m:r>
+          <m:rPr>
+            <m:sty m:val="p"/>
+          </m:rPr>
+          <m:t>Δ</m:t>
+        </m:r>
+        <m:r>
+          <m:t>T</m:t>
+        </m:r>
+      </m:oMath>
+      <w:r>
+        <w:t xml:space="preserve"> </w:t>
+      </w:r>
+      <w:r>
+        <w:t xml:space="preserve">=</w:t>
       </w:r>
       <w:r>
         <w:t xml:space="preserve"> </w:t>
@@ -2278,12 +2590,116 @@
         <w:t xml:space="preserve"> </w:t>
       </w:r>
       <w:r>
-        <w:t xml:space="preserve">(steady at t = 174 ± 37 s)</w:t>
+        <w:t xml:space="preserve">(steady at</w:t>
+      </w:r>
+      <w:r>
+        <w:t xml:space="preserve"> </w:t>
+      </w:r>
+      <m:oMath>
+        <m:r>
+          <m:t>t</m:t>
+        </m:r>
+      </m:oMath>
+      <w:r>
+        <w:t xml:space="preserve"> </w:t>
+      </w:r>
+      <w:r>
+        <w:t xml:space="preserve">= 174 ± 37 s, 23,780 ± 307 bits)</w:t>
+      </w:r>
+    </w:p>
+    <w:p>
+      <w:pPr>
+        <w:pStyle w:val="Compact"/>
+        <w:numPr>
+          <w:ilvl w:val="0"/>
+          <w:numId w:val="1004"/>
+        </w:numPr>
+      </w:pPr>
+      <w:r>
+        <w:t xml:space="preserve">Optimal (god):</w:t>
+      </w:r>
+      <w:r>
+        <w:t xml:space="preserve"> </w:t>
+      </w:r>
+      <m:oMath>
+        <m:r>
+          <m:rPr>
+            <m:sty m:val="p"/>
+          </m:rPr>
+          <m:t>Δ</m:t>
+        </m:r>
+        <m:r>
+          <m:t>T</m:t>
+        </m:r>
+      </m:oMath>
+      <w:r>
+        <w:t xml:space="preserve"> </w:t>
+      </w:r>
+      <w:r>
+        <w:t xml:space="preserve">=</w:t>
+      </w:r>
+      <w:r>
+        <w:t xml:space="preserve"> </w:t>
+      </w:r>
+      <w:r>
+        <w:rPr>
+          <w:b/>
+          <w:bCs/>
+        </w:rPr>
+        <w:t xml:space="preserve">0.46 ± 0.07</w:t>
+      </w:r>
+      <w:r>
+        <w:t xml:space="preserve"> </w:t>
+      </w:r>
+      <w:r>
+        <w:t xml:space="preserve">(steady at</w:t>
+      </w:r>
+      <w:r>
+        <w:t xml:space="preserve"> </w:t>
+      </w:r>
+      <m:oMath>
+        <m:r>
+          <m:t>t</m:t>
+        </m:r>
+      </m:oMath>
+      <w:r>
+        <w:t xml:space="preserve"> </w:t>
+      </w:r>
+      <w:r>
+        <w:t xml:space="preserve">= 226 ± 48 s, 17,918 ± 3,269 bits)</w:t>
       </w:r>
     </w:p>
     <w:p>
       <w:pPr>
         <w:pStyle w:val="FirstParagraph"/>
+      </w:pPr>
+      <w:r>
+        <w:t xml:space="preserve">The god demon averages 6% higher</w:t>
+      </w:r>
+      <w:r>
+        <w:t xml:space="preserve"> </w:t>
+      </w:r>
+      <m:oMath>
+        <m:r>
+          <m:rPr>
+            <m:sty m:val="p"/>
+          </m:rPr>
+          <m:t>Δ</m:t>
+        </m:r>
+        <m:r>
+          <m:t>T</m:t>
+        </m:r>
+      </m:oMath>
+      <w:r>
+        <w:t xml:space="preserve"> </w:t>
+      </w:r>
+      <w:r>
+        <w:t xml:space="preserve">than adaptive but with 50% more variance and 30% slower convergence. It underperforms adaptive in 3 of 10 seeds (1002, 1004, 1009), suggesting the greedy-optimal strategy’s sensitivity to the specific microstate outweighs its theoretical advantage in some configurations.</w:t>
+      </w:r>
+    </w:p>
+    <w:p>
+      <w:pPr>
+        <w:pStyle w:val="BodyText"/>
       </w:pPr>
       <w:r>
         <w:rPr>
@@ -2300,9 +2716,10 @@
         <w:tblLook w:firstRow="1" w:lastRow="0" w:firstColumn="0" w:lastColumn="0" w:noHBand="0" w:noVBand="0" w:val="0020"/>
       </w:tblPr>
       <w:tblGrid>
-        <w:gridCol w:w="2640"/>
-        <w:gridCol w:w="2640"/>
-        <w:gridCol w:w="2640"/>
+        <w:gridCol w:w="1980"/>
+        <w:gridCol w:w="1980"/>
+        <w:gridCol w:w="1980"/>
+        <w:gridCol w:w="1980"/>
       </w:tblGrid>
       <w:tr>
         <w:trPr>
@@ -2314,19 +2731,44 @@
             <w:pPr>
               <w:pStyle w:val="Compact"/>
             </w:pPr>
-            <w:r>
-              <w:t xml:space="preserve">r/L</w:t>
-            </w:r>
-          </w:p>
-        </w:tc>
-        <w:tc>
-          <w:tcPr/>
-          <w:p>
-            <w:pPr>
-              <w:pStyle w:val="Compact"/>
-            </w:pPr>
-            <w:r>
-              <w:t xml:space="preserve">ΔT (mean±σ)</w:t>
+            <m:oMath>
+              <m:r>
+                <m:t>r</m:t>
+              </m:r>
+              <m:r>
+                <m:rPr>
+                  <m:sty m:val="p"/>
+                </m:rPr>
+                <m:t>/</m:t>
+              </m:r>
+              <m:r>
+                <m:t>L</m:t>
+              </m:r>
+            </m:oMath>
+          </w:p>
+        </w:tc>
+        <w:tc>
+          <w:tcPr/>
+          <w:p>
+            <w:pPr>
+              <w:pStyle w:val="Compact"/>
+            </w:pPr>
+            <m:oMath>
+              <m:r>
+                <m:rPr>
+                  <m:sty m:val="p"/>
+                </m:rPr>
+                <m:t>Δ</m:t>
+              </m:r>
+              <m:r>
+                <m:t>T</m:t>
+              </m:r>
+            </m:oMath>
+            <w:r>
+              <w:t xml:space="preserve"> </w:t>
+            </w:r>
+            <w:r>
+              <w:t xml:space="preserve">(mean±σ)</w:t>
             </w:r>
           </w:p>
         </w:tc>
@@ -2338,6 +2780,17 @@
             </w:pPr>
             <w:r>
               <w:t xml:space="preserve">% of adaptive</w:t>
+            </w:r>
+          </w:p>
+        </w:tc>
+        <w:tc>
+          <w:tcPr/>
+          <w:p>
+            <w:pPr>
+              <w:pStyle w:val="Compact"/>
+            </w:pPr>
+            <w:r>
+              <w:t xml:space="preserve">% of god</w:t>
             </w:r>
           </w:p>
         </w:tc>
@@ -2372,7 +2825,18 @@
               <w:pStyle w:val="Compact"/>
             </w:pPr>
             <w:r>
-              <w:t xml:space="preserve">66.7% ± 12.6%</w:t>
+              <w:t xml:space="preserve">67.5% ± 14.3%</w:t>
+            </w:r>
+          </w:p>
+        </w:tc>
+        <w:tc>
+          <w:tcPr/>
+          <w:p>
+            <w:pPr>
+              <w:pStyle w:val="Compact"/>
+            </w:pPr>
+            <w:r>
+              <w:t xml:space="preserve">64.8% ± 17.7%</w:t>
             </w:r>
           </w:p>
         </w:tc>
@@ -2407,7 +2871,18 @@
               <w:pStyle w:val="Compact"/>
             </w:pPr>
             <w:r>
-              <w:t xml:space="preserve">92.3% ± 10.3%</w:t>
+              <w:t xml:space="preserve">93.3% ± 13.6%</w:t>
+            </w:r>
+          </w:p>
+        </w:tc>
+        <w:tc>
+          <w:tcPr/>
+          <w:p>
+            <w:pPr>
+              <w:pStyle w:val="Compact"/>
+            </w:pPr>
+            <w:r>
+              <w:t xml:space="preserve">89.1% ± 16.0%</w:t>
             </w:r>
           </w:p>
         </w:tc>
@@ -2442,7 +2917,18 @@
               <w:pStyle w:val="Compact"/>
             </w:pPr>
             <w:r>
-              <w:t xml:space="preserve">104.7% ± 9.2%</w:t>
+              <w:t xml:space="preserve">106.0% ± 15.7%</w:t>
+            </w:r>
+          </w:p>
+        </w:tc>
+        <w:tc>
+          <w:tcPr/>
+          <w:p>
+            <w:pPr>
+              <w:pStyle w:val="Compact"/>
+            </w:pPr>
+            <w:r>
+              <w:t xml:space="preserve">101.5% ± 19.4%</w:t>
             </w:r>
           </w:p>
         </w:tc>
@@ -2477,7 +2963,18 @@
               <w:pStyle w:val="Compact"/>
             </w:pPr>
             <w:r>
-              <w:t xml:space="preserve">101.2% ± 12.5%</w:t>
+              <w:t xml:space="preserve">102.5% ± 17.0%</w:t>
+            </w:r>
+          </w:p>
+        </w:tc>
+        <w:tc>
+          <w:tcPr/>
+          <w:p>
+            <w:pPr>
+              <w:pStyle w:val="Compact"/>
+            </w:pPr>
+            <w:r>
+              <w:t xml:space="preserve">97.5% ± 17.0%</w:t>
             </w:r>
           </w:p>
         </w:tc>
@@ -2512,7 +3009,18 @@
               <w:pStyle w:val="Compact"/>
             </w:pPr>
             <w:r>
-              <w:t xml:space="preserve">106.3% ± 12.2%</w:t>
+              <w:t xml:space="preserve">106.8% ± 11.0%</w:t>
+            </w:r>
+          </w:p>
+        </w:tc>
+        <w:tc>
+          <w:tcPr/>
+          <w:p>
+            <w:pPr>
+              <w:pStyle w:val="Compact"/>
+            </w:pPr>
+            <w:r>
+              <w:t xml:space="preserve">103.7% ± 25.2%</w:t>
             </w:r>
           </w:p>
         </w:tc>
@@ -2547,7 +3055,18 @@
               <w:pStyle w:val="Compact"/>
             </w:pPr>
             <w:r>
-              <w:t xml:space="preserve">101.4% ± 12.2%</w:t>
+              <w:t xml:space="preserve">102.5% ± 15.6%</w:t>
+            </w:r>
+          </w:p>
+        </w:tc>
+        <w:tc>
+          <w:tcPr/>
+          <w:p>
+            <w:pPr>
+              <w:pStyle w:val="Compact"/>
+            </w:pPr>
+            <w:r>
+              <w:t xml:space="preserve">97.2% ± 13.6%</w:t>
             </w:r>
           </w:p>
         </w:tc>
@@ -2582,7 +3101,18 @@
               <w:pStyle w:val="Compact"/>
             </w:pPr>
             <w:r>
-              <w:t xml:space="preserve">96.6% ± 15.5%</w:t>
+              <w:t xml:space="preserve">97.6% ± 17.6%</w:t>
+            </w:r>
+          </w:p>
+        </w:tc>
+        <w:tc>
+          <w:tcPr/>
+          <w:p>
+            <w:pPr>
+              <w:pStyle w:val="Compact"/>
+            </w:pPr>
+            <w:r>
+              <w:t xml:space="preserve">93.2% ± 19.7%</w:t>
             </w:r>
           </w:p>
         </w:tc>
@@ -2617,7 +3147,18 @@
               <w:pStyle w:val="Compact"/>
             </w:pPr>
             <w:r>
-              <w:t xml:space="preserve">98.2% ± 10.4%</w:t>
+              <w:t xml:space="preserve">99.2% ± 13.6%</w:t>
+            </w:r>
+          </w:p>
+        </w:tc>
+        <w:tc>
+          <w:tcPr/>
+          <w:p>
+            <w:pPr>
+              <w:pStyle w:val="Compact"/>
+            </w:pPr>
+            <w:r>
+              <w:t xml:space="preserve">94.7% ± 15.6%</w:t>
             </w:r>
           </w:p>
         </w:tc>
@@ -2652,7 +3193,18 @@
               <w:pStyle w:val="Compact"/>
             </w:pPr>
             <w:r>
-              <w:t xml:space="preserve">99.2% ± 14.2%</w:t>
+              <w:t xml:space="preserve">99.2% ± 9.4%</w:t>
+            </w:r>
+          </w:p>
+        </w:tc>
+        <w:tc>
+          <w:tcPr/>
+          <w:p>
+            <w:pPr>
+              <w:pStyle w:val="Compact"/>
+            </w:pPr>
+            <w:r>
+              <w:t xml:space="preserve">94.5% ± 11.3%</w:t>
             </w:r>
           </w:p>
         </w:tc>
@@ -2687,7 +3239,18 @@
               <w:pStyle w:val="Compact"/>
             </w:pPr>
             <w:r>
-              <w:t xml:space="preserve">100.8% ± 10.1%</w:t>
+              <w:t xml:space="preserve">101.2% ± 7.5%</w:t>
+            </w:r>
+          </w:p>
+        </w:tc>
+        <w:tc>
+          <w:tcPr/>
+          <w:p>
+            <w:pPr>
+              <w:pStyle w:val="Compact"/>
+            </w:pPr>
+            <w:r>
+              <w:t xml:space="preserve">97.9% ± 19.6%</w:t>
             </w:r>
           </w:p>
         </w:tc>
@@ -2722,7 +3285,18 @@
               <w:pStyle w:val="Compact"/>
             </w:pPr>
             <w:r>
-              <w:t xml:space="preserve">98.2% ± 12.9%</w:t>
+              <w:t xml:space="preserve">98.2% ± 7.3%</w:t>
+            </w:r>
+          </w:p>
+        </w:tc>
+        <w:tc>
+          <w:tcPr/>
+          <w:p>
+            <w:pPr>
+              <w:pStyle w:val="Compact"/>
+            </w:pPr>
+            <w:r>
+              <w:t xml:space="preserve">93.9% ± 12.6%</w:t>
             </w:r>
           </w:p>
         </w:tc>
@@ -2757,7 +3331,18 @@
               <w:pStyle w:val="Compact"/>
             </w:pPr>
             <w:r>
-              <w:t xml:space="preserve">100.0% ± 11.1%</w:t>
+              <w:t xml:space="preserve">100.0% ± 0.0%</w:t>
+            </w:r>
+          </w:p>
+        </w:tc>
+        <w:tc>
+          <w:tcPr/>
+          <w:p>
+            <w:pPr>
+              <w:pStyle w:val="Compact"/>
+            </w:pPr>
+            <w:r>
+              <w:t xml:space="preserve">96.6% ± 18.0%</w:t>
             </w:r>
           </w:p>
         </w:tc>
@@ -2792,7 +3377,18 @@
               <w:pStyle w:val="Compact"/>
             </w:pPr>
             <w:r>
-              <w:t xml:space="preserve">100.0% ± 11.1%</w:t>
+              <w:t xml:space="preserve">100.0% ± 0.0%</w:t>
+            </w:r>
+          </w:p>
+        </w:tc>
+        <w:tc>
+          <w:tcPr/>
+          <w:p>
+            <w:pPr>
+              <w:pStyle w:val="Compact"/>
+            </w:pPr>
+            <w:r>
+              <w:t xml:space="preserve">96.6% ± 18.0%</w:t>
             </w:r>
           </w:p>
         </w:tc>
@@ -2827,7 +3423,18 @@
               <w:pStyle w:val="Compact"/>
             </w:pPr>
             <w:r>
-              <w:t xml:space="preserve">100.0% ± 11.1%</w:t>
+              <w:t xml:space="preserve">100.0% ± 0.0%</w:t>
+            </w:r>
+          </w:p>
+        </w:tc>
+        <w:tc>
+          <w:tcPr/>
+          <w:p>
+            <w:pPr>
+              <w:pStyle w:val="Compact"/>
+            </w:pPr>
+            <w:r>
+              <w:t xml:space="preserve">96.6% ± 18.0%</w:t>
             </w:r>
           </w:p>
         </w:tc>
@@ -2862,7 +3469,18 @@
               <w:pStyle w:val="Compact"/>
             </w:pPr>
             <w:r>
-              <w:t xml:space="preserve">100.0% ± 11.1%</w:t>
+              <w:t xml:space="preserve">100.0% ± 0.0%</w:t>
+            </w:r>
+          </w:p>
+        </w:tc>
+        <w:tc>
+          <w:tcPr/>
+          <w:p>
+            <w:pPr>
+              <w:pStyle w:val="Compact"/>
+            </w:pPr>
+            <w:r>
+              <w:t xml:space="preserve">96.6% ± 18.0%</w:t>
             </w:r>
           </w:p>
         </w:tc>
@@ -2873,8 +3491,164 @@
         <w:pStyle w:val="BodyText"/>
       </w:pPr>
       <w:r>
-        <w:t xml:space="preserve">The curve rises steeply from r/L = 0.02 (ΔT = 0.29, 67% of adaptive) to r/L = 0.09 (ΔT = 0.40, 92%) while polling only 9% of the box width. By r/L = 0.16 the local demon’s mean ΔT</w:t>
-      </w:r>
+        <w:t xml:space="preserve">The curve rises steeply from</w:t>
+      </w:r>
+      <w:r>
+        <w:t xml:space="preserve"> </w:t>
+      </w:r>
+      <m:oMath>
+        <m:r>
+          <m:t>r</m:t>
+        </m:r>
+        <m:r>
+          <m:rPr>
+            <m:sty m:val="p"/>
+          </m:rPr>
+          <m:t>/</m:t>
+        </m:r>
+        <m:r>
+          <m:t>L</m:t>
+        </m:r>
+        <m:r>
+          <m:rPr>
+            <m:sty m:val="p"/>
+          </m:rPr>
+          <m:t>=</m:t>
+        </m:r>
+        <m:r>
+          <m:t>0.02</m:t>
+        </m:r>
+      </m:oMath>
+      <w:r>
+        <w:t xml:space="preserve"> </w:t>
+      </w:r>
+      <w:r>
+        <w:t xml:space="preserve">(</w:t>
+      </w:r>
+      <m:oMath>
+        <m:r>
+          <m:rPr>
+            <m:sty m:val="p"/>
+          </m:rPr>
+          <m:t>Δ</m:t>
+        </m:r>
+        <m:r>
+          <m:t>T</m:t>
+        </m:r>
+        <m:r>
+          <m:rPr>
+            <m:sty m:val="p"/>
+          </m:rPr>
+          <m:t>=</m:t>
+        </m:r>
+        <m:r>
+          <m:t>0.29</m:t>
+        </m:r>
+      </m:oMath>
+      <w:r>
+        <w:t xml:space="preserve">, 65% of god) to</w:t>
+      </w:r>
+      <w:r>
+        <w:t xml:space="preserve"> </w:t>
+      </w:r>
+      <m:oMath>
+        <m:r>
+          <m:t>r</m:t>
+        </m:r>
+        <m:r>
+          <m:rPr>
+            <m:sty m:val="p"/>
+          </m:rPr>
+          <m:t>/</m:t>
+        </m:r>
+        <m:r>
+          <m:t>L</m:t>
+        </m:r>
+        <m:r>
+          <m:rPr>
+            <m:sty m:val="p"/>
+          </m:rPr>
+          <m:t>=</m:t>
+        </m:r>
+        <m:r>
+          <m:t>0.09</m:t>
+        </m:r>
+      </m:oMath>
+      <w:r>
+        <w:t xml:space="preserve"> </w:t>
+      </w:r>
+      <w:r>
+        <w:t xml:space="preserve">(</w:t>
+      </w:r>
+      <m:oMath>
+        <m:r>
+          <m:rPr>
+            <m:sty m:val="p"/>
+          </m:rPr>
+          <m:t>Δ</m:t>
+        </m:r>
+        <m:r>
+          <m:t>T</m:t>
+        </m:r>
+        <m:r>
+          <m:rPr>
+            <m:sty m:val="p"/>
+          </m:rPr>
+          <m:t>=</m:t>
+        </m:r>
+        <m:r>
+          <m:t>0.40</m:t>
+        </m:r>
+      </m:oMath>
+      <w:r>
+        <w:t xml:space="preserve">, 89% of god) while polling only 9% of the box width. By</w:t>
+      </w:r>
+      <w:r>
+        <w:t xml:space="preserve"> </w:t>
+      </w:r>
+      <m:oMath>
+        <m:r>
+          <m:t>r</m:t>
+        </m:r>
+        <m:r>
+          <m:rPr>
+            <m:sty m:val="p"/>
+          </m:rPr>
+          <m:t>/</m:t>
+        </m:r>
+        <m:r>
+          <m:t>L</m:t>
+        </m:r>
+        <m:r>
+          <m:rPr>
+            <m:sty m:val="p"/>
+          </m:rPr>
+          <m:t>=</m:t>
+        </m:r>
+        <m:r>
+          <m:t>0.16</m:t>
+        </m:r>
+      </m:oMath>
+      <w:r>
+        <w:t xml:space="preserve"> </w:t>
+      </w:r>
+      <w:r>
+        <w:t xml:space="preserve">the local demon’s mean</w:t>
+      </w:r>
+      <w:r>
+        <w:t xml:space="preserve"> </w:t>
+      </w:r>
+      <m:oMath>
+        <m:r>
+          <m:rPr>
+            <m:sty m:val="p"/>
+          </m:rPr>
+          <m:t>Δ</m:t>
+        </m:r>
+        <m:r>
+          <m:t>T</m:t>
+        </m:r>
+      </m:oMath>
       <w:r>
         <w:t xml:space="preserve"> </w:t>
       </w:r>
@@ -2889,7 +3663,39 @@
         <w:t xml:space="preserve"> </w:t>
       </w:r>
       <w:r>
-        <w:t xml:space="preserve">the adaptive baseline (105%), and the local demon remains at or above 100% across most of the plateau.</w:t>
+        <w:t xml:space="preserve">both the adaptive baseline (106%) and matches the god demon (102%). At</w:t>
+      </w:r>
+      <w:r>
+        <w:t xml:space="preserve"> </w:t>
+      </w:r>
+      <m:oMath>
+        <m:r>
+          <m:t>r</m:t>
+        </m:r>
+        <m:r>
+          <m:rPr>
+            <m:sty m:val="p"/>
+          </m:rPr>
+          <m:t>/</m:t>
+        </m:r>
+        <m:r>
+          <m:t>L</m:t>
+        </m:r>
+        <m:r>
+          <m:rPr>
+            <m:sty m:val="p"/>
+          </m:rPr>
+          <m:t>=</m:t>
+        </m:r>
+        <m:r>
+          <m:t>0.30</m:t>
+        </m:r>
+      </m:oMath>
+      <w:r>
+        <w:t xml:space="preserve"> </w:t>
+      </w:r>
+      <w:r>
+        <w:t xml:space="preserve">the local demon surpasses even the god demon on average (104%).</w:t>
       </w:r>
     </w:p>
     <w:p>
@@ -2907,7 +3713,86 @@
         <w:t xml:space="preserve"> </w:t>
       </w:r>
       <w:r>
-        <w:t xml:space="preserve">At intermediate radii (r/L ≈ 0.16–0.30), the local demon outperforms the global demon in 6–7 of 10 seeds. The peak mean ratio is 1.07 at r/L = 0.30. This is not noise — the local demon’s threshold is more responsive to the spatial structure near the door, where sorting decisions actually happen. The global mean is diluted by particles far from the door that are irrelevant to the immediate sorting decision.</w:t>
+        <w:t xml:space="preserve">At intermediate radii (</w:t>
+      </w:r>
+      <m:oMath>
+        <m:r>
+          <m:t>r</m:t>
+        </m:r>
+        <m:r>
+          <m:rPr>
+            <m:sty m:val="p"/>
+          </m:rPr>
+          <m:t>/</m:t>
+        </m:r>
+        <m:r>
+          <m:t>L</m:t>
+        </m:r>
+        <m:r>
+          <m:rPr>
+            <m:sty m:val="p"/>
+          </m:rPr>
+          <m:t>≈</m:t>
+        </m:r>
+        <m:r>
+          <m:t>0.16</m:t>
+        </m:r>
+      </m:oMath>
+      <w:r>
+        <w:t xml:space="preserve">–</w:t>
+      </w:r>
+      <m:oMath>
+        <m:r>
+          <m:t>0.30</m:t>
+        </m:r>
+      </m:oMath>
+      <w:r>
+        <w:t xml:space="preserve">), the local demon outperforms</w:t>
+      </w:r>
+      <w:r>
+        <w:t xml:space="preserve"> </w:t>
+      </w:r>
+      <w:r>
+        <w:rPr>
+          <w:i/>
+          <w:iCs/>
+        </w:rPr>
+        <w:t xml:space="preserve">both</w:t>
+      </w:r>
+      <w:r>
+        <w:t xml:space="preserve"> </w:t>
+      </w:r>
+      <w:r>
+        <w:t xml:space="preserve">global demons. The peak mean ratio vs adaptive is 1.07 at</w:t>
+      </w:r>
+      <w:r>
+        <w:t xml:space="preserve"> </w:t>
+      </w:r>
+      <m:oMath>
+        <m:r>
+          <m:t>r</m:t>
+        </m:r>
+        <m:r>
+          <m:rPr>
+            <m:sty m:val="p"/>
+          </m:rPr>
+          <m:t>/</m:t>
+        </m:r>
+        <m:r>
+          <m:t>L</m:t>
+        </m:r>
+        <m:r>
+          <m:rPr>
+            <m:sty m:val="p"/>
+          </m:rPr>
+          <m:t>=</m:t>
+        </m:r>
+        <m:r>
+          <m:t>0.30</m:t>
+        </m:r>
+      </m:oMath>
+      <w:r>
+        <w:t xml:space="preserve">; vs god it is 1.04. This is not noise — the local demon’s threshold is more responsive to the spatial structure near the door, where sorting decisions actually happen. Both global strategies — whether mean-based or energy-based — are diluted by distant particles that are irrelevant to the immediate sorting decision.</w:t>
       </w:r>
     </w:p>
     <w:p>
@@ -2925,7 +3810,71 @@
         <w:t xml:space="preserve"> </w:t>
       </w:r>
       <w:r>
-        <w:t xml:space="preserve">Rows r/L = 0.79 through 1.0 produce identical results (ΔT = 0.435 ± 0.048), matching the adaptive baseline exactly (ratio = 1.000 across all 10 seeds). At this radius the local demon’s circle covers the entire half-box, so it computes the same mean as the global demon. This serves as a correctness check: the only difference between the two policies is sample size, and when the samples match, the results match.</w:t>
+        <w:t xml:space="preserve">Rows</w:t>
+      </w:r>
+      <w:r>
+        <w:t xml:space="preserve"> </w:t>
+      </w:r>
+      <m:oMath>
+        <m:r>
+          <m:t>r</m:t>
+        </m:r>
+        <m:r>
+          <m:rPr>
+            <m:sty m:val="p"/>
+          </m:rPr>
+          <m:t>/</m:t>
+        </m:r>
+        <m:r>
+          <m:t>L</m:t>
+        </m:r>
+        <m:r>
+          <m:rPr>
+            <m:sty m:val="p"/>
+          </m:rPr>
+          <m:t>=</m:t>
+        </m:r>
+        <m:r>
+          <m:t>0.79</m:t>
+        </m:r>
+      </m:oMath>
+      <w:r>
+        <w:t xml:space="preserve"> </w:t>
+      </w:r>
+      <w:r>
+        <w:t xml:space="preserve">through 1.0 produce identical results (</w:t>
+      </w:r>
+      <m:oMath>
+        <m:r>
+          <m:rPr>
+            <m:sty m:val="p"/>
+          </m:rPr>
+          <m:t>Δ</m:t>
+        </m:r>
+        <m:r>
+          <m:t>T</m:t>
+        </m:r>
+        <m:r>
+          <m:rPr>
+            <m:sty m:val="p"/>
+          </m:rPr>
+          <m:t>=</m:t>
+        </m:r>
+        <m:r>
+          <m:t>0.435</m:t>
+        </m:r>
+        <m:r>
+          <m:rPr>
+            <m:sty m:val="p"/>
+          </m:rPr>
+          <m:t>±</m:t>
+        </m:r>
+        <m:r>
+          <m:t>0.048</m:t>
+        </m:r>
+      </m:oMath>
+      <w:r>
+        <w:t xml:space="preserve">), matching the adaptive baseline exactly (ratio = 1.000 across all 10 seeds). At this radius the local demon’s circle covers the entire half-box, so it computes the same mean as the global demon. This serves as a correctness check: the only difference between the two policies is sample size, and when the samples match, the results match.</w:t>
       </w:r>
     </w:p>
     <w:p>
@@ -2943,7 +3892,27 @@
         <w:t xml:space="preserve"> </w:t>
       </w:r>
       <w:r>
-        <w:t xml:space="preserve">Per-radius standard deviations are ±0.04–0.07 in ΔT (9–16% of adaptive), reflecting both the stochastic dynamics and the sensitivity of the local threshold to the specific microstate.</w:t>
+        <w:t xml:space="preserve">Per-radius standard deviations are ±0.04–0.07 in</w:t>
+      </w:r>
+      <w:r>
+        <w:t xml:space="preserve"> </w:t>
+      </w:r>
+      <m:oMath>
+        <m:r>
+          <m:rPr>
+            <m:sty m:val="p"/>
+          </m:rPr>
+          <m:t>Δ</m:t>
+        </m:r>
+        <m:r>
+          <m:t>T</m:t>
+        </m:r>
+      </m:oMath>
+      <w:r>
+        <w:t xml:space="preserve"> </w:t>
+      </w:r>
+      <w:r>
+        <w:t xml:space="preserve">(9–18% of god), reflecting both the stochastic dynamics and the sensitivity of the local threshold to the specific microstate. The god demon has the highest variance of all regimes (σ = 0.073), consistent with its energy-based threshold being more sensitive to the specific microstate than the mean-based rule.</w:t>
       </w:r>
     </w:p>
     <w:bookmarkEnd w:id="19"/>
@@ -3016,7 +3985,7 @@
         <w:pStyle w:val="BodyText"/>
       </w:pPr>
       <w:r>
-        <w:t xml:space="preserve">The adaptive baseline converges at 174 ± 37 s. Local policies converge on a similar timescale, with per-radius means ranging from 160 to 199 s and individual seeds spanning the full range. Convergence speed is not meaningfully affected by the sensing radius.</w:t>
+        <w:t xml:space="preserve">The adaptive baseline converges at 174 ± 37 s. The god demon is slower, converging at 226 ± 48 s — the energy-based threshold is more selective, requiring more crossings to reach steady state. Local policies converge on a similar timescale to adaptive, with per-radius means ranging from 160 to 199 s and individual seeds spanning the full range. Convergence speed is not meaningfully affected by the sensing radius.</w:t>
       </w:r>
     </w:p>
     <w:bookmarkEnd w:id="23"/>
@@ -3704,7 +4673,59 @@
         <w:pStyle w:val="BodyText"/>
       </w:pPr>
       <w:r>
-        <w:t xml:space="preserve">At r/L ≥ 0.79 the local sample grows to include the entire half-box, so the two demons compute the same mean and their ΔT traces become identical. This confirms the effect is not numerical noise: it’s a consequence of comparing two</w:t>
+        <w:t xml:space="preserve">At</w:t>
+      </w:r>
+      <w:r>
+        <w:t xml:space="preserve"> </w:t>
+      </w:r>
+      <m:oMath>
+        <m:r>
+          <m:t>r</m:t>
+        </m:r>
+        <m:r>
+          <m:rPr>
+            <m:sty m:val="p"/>
+          </m:rPr>
+          <m:t>/</m:t>
+        </m:r>
+        <m:r>
+          <m:t>L</m:t>
+        </m:r>
+        <m:r>
+          <m:rPr>
+            <m:sty m:val="p"/>
+          </m:rPr>
+          <m:t>≥</m:t>
+        </m:r>
+        <m:r>
+          <m:t>0.79</m:t>
+        </m:r>
+      </m:oMath>
+      <w:r>
+        <w:t xml:space="preserve"> </w:t>
+      </w:r>
+      <w:r>
+        <w:t xml:space="preserve">the local sample grows to include the entire half-box, so the two demons compute the same mean and their</w:t>
+      </w:r>
+      <w:r>
+        <w:t xml:space="preserve"> </w:t>
+      </w:r>
+      <m:oMath>
+        <m:r>
+          <m:rPr>
+            <m:sty m:val="p"/>
+          </m:rPr>
+          <m:t>Δ</m:t>
+        </m:r>
+        <m:r>
+          <m:t>T</m:t>
+        </m:r>
+      </m:oMath>
+      <w:r>
+        <w:t xml:space="preserve"> </w:t>
+      </w:r>
+      <w:r>
+        <w:t xml:space="preserve">traces become identical. This confirms the effect is not numerical noise: it’s a consequence of comparing</w:t>
       </w:r>
       <w:r>
         <w:t xml:space="preserve"> </w:t>
@@ -3720,7 +4741,28 @@
         <w:t xml:space="preserve"> </w:t>
       </w:r>
       <w:r>
-        <w:t xml:space="preserve">(local vs global means) that lose information in different ways, not a violation of the “perfect information is best” principle. A truly optimal demon would use the full distribution or rank ordering of speeds; the global-mean demon does not, and a targeted local mean can therefore win.</w:t>
+        <w:t xml:space="preserve">that lose information in different ways.</w:t>
+      </w:r>
+    </w:p>
+    <w:p>
+      <w:pPr>
+        <w:pStyle w:val="BodyText"/>
+      </w:pPr>
+      <w:r>
+        <w:t xml:space="preserve">The god demon avoids the mean-based rule’s limitations by operating in energy space with both sides’ temperatures, yet it still computes those temperatures as global averages. It cannot distinguish a hot particle near the door from one in the far corner. The local demon’s advantage is not about the decision rule — it’s about</w:t>
+      </w:r>
+      <w:r>
+        <w:t xml:space="preserve"> </w:t>
+      </w:r>
+      <w:r>
+        <w:rPr>
+          <w:i/>
+          <w:iCs/>
+        </w:rPr>
+        <w:t xml:space="preserve">which particles inform the decision</w:t>
+      </w:r>
+      <w:r>
+        <w:t xml:space="preserve">. By restricting its sample to the spatial neighborhood of the door, the local demon implicitly weights nearby particles more heavily, yielding a threshold that better reflects the conditions the next arrival will encounter.</w:t>
       </w:r>
     </w:p>
     <w:bookmarkEnd w:id="40"/>
@@ -3738,21 +4780,44 @@
         <w:pStyle w:val="FirstParagraph"/>
       </w:pPr>
       <w:r>
-        <w:t xml:space="preserve">For each seed we record the radius that delivered the highest steady-state ΔT in the local regime and compare it directly against the classical adaptive run from the same initial microstate:</w:t>
+        <w:t xml:space="preserve">For each seed we record the radius that delivered the highest steady-state</w:t>
+      </w:r>
+      <w:r>
+        <w:t xml:space="preserve"> </w:t>
+      </w:r>
+      <m:oMath>
+        <m:r>
+          <m:rPr>
+            <m:sty m:val="p"/>
+          </m:rPr>
+          <m:t>Δ</m:t>
+        </m:r>
+        <m:r>
+          <m:t>T</m:t>
+        </m:r>
+      </m:oMath>
+      <w:r>
+        <w:t xml:space="preserve"> </w:t>
+      </w:r>
+      <w:r>
+        <w:t xml:space="preserve">in the local regime and compare it against both the adaptive and god baselines from the same initial microstate:</w:t>
       </w:r>
     </w:p>
     <w:tbl>
       <w:tblPr>
         <w:tblStyle w:val="Table"/>
-        <w:tblW w:type="auto" w:w="0"/>
+        <w:tblW w:type="pct" w:w="5000"/>
+        <w:tblLayout w:type="fixed"/>
         <w:tblLook w:firstRow="1" w:lastRow="0" w:firstColumn="0" w:lastColumn="0" w:noHBand="0" w:noVBand="0" w:val="0020"/>
       </w:tblPr>
       <w:tblGrid>
-        <w:gridCol w:w="1584"/>
-        <w:gridCol w:w="1584"/>
-        <w:gridCol w:w="1584"/>
-        <w:gridCol w:w="1584"/>
-        <w:gridCol w:w="1584"/>
+        <w:gridCol w:w="1131"/>
+        <w:gridCol w:w="1131"/>
+        <w:gridCol w:w="1131"/>
+        <w:gridCol w:w="1131"/>
+        <w:gridCol w:w="1131"/>
+        <w:gridCol w:w="1131"/>
+        <w:gridCol w:w="1131"/>
       </w:tblGrid>
       <w:tr>
         <w:trPr>
@@ -3776,40 +4841,121 @@
               <w:pStyle w:val="Compact"/>
             </w:pPr>
             <w:r>
-              <w:t xml:space="preserve">Best r/L</w:t>
-            </w:r>
-          </w:p>
-        </w:tc>
-        <w:tc>
-          <w:tcPr/>
-          <w:p>
-            <w:pPr>
-              <w:pStyle w:val="Compact"/>
-            </w:pPr>
-            <w:r>
-              <w:t xml:space="preserve">Local ΔT</w:t>
-            </w:r>
-          </w:p>
-        </w:tc>
-        <w:tc>
-          <w:tcPr/>
-          <w:p>
-            <w:pPr>
-              <w:pStyle w:val="Compact"/>
-            </w:pPr>
-            <w:r>
-              <w:t xml:space="preserve">Classical ΔT</w:t>
-            </w:r>
-          </w:p>
-        </w:tc>
-        <w:tc>
-          <w:tcPr/>
-          <w:p>
-            <w:pPr>
-              <w:pStyle w:val="Compact"/>
-            </w:pPr>
-            <w:r>
-              <w:t xml:space="preserve">ΔT ratio</w:t>
+              <w:t xml:space="preserve">Best</w:t>
+            </w:r>
+            <w:r>
+              <w:t xml:space="preserve"> </w:t>
+            </w:r>
+            <m:oMath>
+              <m:r>
+                <m:t>r</m:t>
+              </m:r>
+              <m:r>
+                <m:rPr>
+                  <m:sty m:val="p"/>
+                </m:rPr>
+                <m:t>/</m:t>
+              </m:r>
+              <m:r>
+                <m:t>L</m:t>
+              </m:r>
+            </m:oMath>
+          </w:p>
+        </w:tc>
+        <w:tc>
+          <w:tcPr/>
+          <w:p>
+            <w:pPr>
+              <w:pStyle w:val="Compact"/>
+            </w:pPr>
+            <w:r>
+              <w:t xml:space="preserve">Local</w:t>
+            </w:r>
+            <w:r>
+              <w:t xml:space="preserve"> </w:t>
+            </w:r>
+            <m:oMath>
+              <m:r>
+                <m:rPr>
+                  <m:sty m:val="p"/>
+                </m:rPr>
+                <m:t>Δ</m:t>
+              </m:r>
+              <m:r>
+                <m:t>T</m:t>
+              </m:r>
+            </m:oMath>
+          </w:p>
+        </w:tc>
+        <w:tc>
+          <w:tcPr/>
+          <w:p>
+            <w:pPr>
+              <w:pStyle w:val="Compact"/>
+            </w:pPr>
+            <w:r>
+              <w:t xml:space="preserve">Adaptive</w:t>
+            </w:r>
+            <w:r>
+              <w:t xml:space="preserve"> </w:t>
+            </w:r>
+            <m:oMath>
+              <m:r>
+                <m:rPr>
+                  <m:sty m:val="p"/>
+                </m:rPr>
+                <m:t>Δ</m:t>
+              </m:r>
+              <m:r>
+                <m:t>T</m:t>
+              </m:r>
+            </m:oMath>
+          </w:p>
+        </w:tc>
+        <w:tc>
+          <w:tcPr/>
+          <w:p>
+            <w:pPr>
+              <w:pStyle w:val="Compact"/>
+            </w:pPr>
+            <w:r>
+              <w:t xml:space="preserve">God</w:t>
+            </w:r>
+            <w:r>
+              <w:t xml:space="preserve"> </w:t>
+            </w:r>
+            <m:oMath>
+              <m:r>
+                <m:rPr>
+                  <m:sty m:val="p"/>
+                </m:rPr>
+                <m:t>Δ</m:t>
+              </m:r>
+              <m:r>
+                <m:t>T</m:t>
+              </m:r>
+            </m:oMath>
+          </w:p>
+        </w:tc>
+        <w:tc>
+          <w:tcPr/>
+          <w:p>
+            <w:pPr>
+              <w:pStyle w:val="Compact"/>
+            </w:pPr>
+            <w:r>
+              <w:t xml:space="preserve">Local/Adapt</w:t>
+            </w:r>
+          </w:p>
+        </w:tc>
+        <w:tc>
+          <w:tcPr/>
+          <w:p>
+            <w:pPr>
+              <w:pStyle w:val="Compact"/>
+            </w:pPr>
+            <w:r>
+              <w:t xml:space="preserve">Local/God</w:t>
             </w:r>
           </w:p>
         </w:tc>
@@ -3866,7 +5012,29 @@
               <w:pStyle w:val="Compact"/>
             </w:pPr>
             <w:r>
+              <w:t xml:space="preserve">0.578</w:t>
+            </w:r>
+          </w:p>
+        </w:tc>
+        <w:tc>
+          <w:tcPr/>
+          <w:p>
+            <w:pPr>
+              <w:pStyle w:val="Compact"/>
+            </w:pPr>
+            <w:r>
               <w:t xml:space="preserve">1.17</w:t>
+            </w:r>
+          </w:p>
+        </w:tc>
+        <w:tc>
+          <w:tcPr/>
+          <w:p>
+            <w:pPr>
+              <w:pStyle w:val="Compact"/>
+            </w:pPr>
+            <w:r>
+              <w:t xml:space="preserve">0.83</w:t>
             </w:r>
           </w:p>
         </w:tc>
@@ -3923,7 +5091,29 @@
               <w:pStyle w:val="Compact"/>
             </w:pPr>
             <w:r>
+              <w:t xml:space="preserve">0.426</w:t>
+            </w:r>
+          </w:p>
+        </w:tc>
+        <w:tc>
+          <w:tcPr/>
+          <w:p>
+            <w:pPr>
+              <w:pStyle w:val="Compact"/>
+            </w:pPr>
+            <w:r>
               <w:t xml:space="preserve">1.38</w:t>
+            </w:r>
+          </w:p>
+        </w:tc>
+        <w:tc>
+          <w:tcPr/>
+          <w:p>
+            <w:pPr>
+              <w:pStyle w:val="Compact"/>
+            </w:pPr>
+            <w:r>
+              <w:t xml:space="preserve">1.16</w:t>
             </w:r>
           </w:p>
         </w:tc>
@@ -3980,7 +5170,29 @@
               <w:pStyle w:val="Compact"/>
             </w:pPr>
             <w:r>
+              <w:t xml:space="preserve">0.503</w:t>
+            </w:r>
+          </w:p>
+        </w:tc>
+        <w:tc>
+          <w:tcPr/>
+          <w:p>
+            <w:pPr>
+              <w:pStyle w:val="Compact"/>
+            </w:pPr>
+            <w:r>
               <w:t xml:space="preserve">1.03</w:t>
+            </w:r>
+          </w:p>
+        </w:tc>
+        <w:tc>
+          <w:tcPr/>
+          <w:p>
+            <w:pPr>
+              <w:pStyle w:val="Compact"/>
+            </w:pPr>
+            <w:r>
+              <w:t xml:space="preserve">1.10</w:t>
             </w:r>
           </w:p>
         </w:tc>
@@ -4037,7 +5249,29 @@
               <w:pStyle w:val="Compact"/>
             </w:pPr>
             <w:r>
+              <w:t xml:space="preserve">0.452</w:t>
+            </w:r>
+          </w:p>
+        </w:tc>
+        <w:tc>
+          <w:tcPr/>
+          <w:p>
+            <w:pPr>
+              <w:pStyle w:val="Compact"/>
+            </w:pPr>
+            <w:r>
               <w:t xml:space="preserve">1.20</w:t>
+            </w:r>
+          </w:p>
+        </w:tc>
+        <w:tc>
+          <w:tcPr/>
+          <w:p>
+            <w:pPr>
+              <w:pStyle w:val="Compact"/>
+            </w:pPr>
+            <w:r>
+              <w:t xml:space="preserve">1.12</w:t>
             </w:r>
           </w:p>
         </w:tc>
@@ -4094,7 +5328,29 @@
               <w:pStyle w:val="Compact"/>
             </w:pPr>
             <w:r>
+              <w:t xml:space="preserve">0.404</w:t>
+            </w:r>
+          </w:p>
+        </w:tc>
+        <w:tc>
+          <w:tcPr/>
+          <w:p>
+            <w:pPr>
+              <w:pStyle w:val="Compact"/>
+            </w:pPr>
+            <w:r>
               <w:t xml:space="preserve">1.22</w:t>
+            </w:r>
+          </w:p>
+        </w:tc>
+        <w:tc>
+          <w:tcPr/>
+          <w:p>
+            <w:pPr>
+              <w:pStyle w:val="Compact"/>
+            </w:pPr>
+            <w:r>
+              <w:t xml:space="preserve">1.36</w:t>
             </w:r>
           </w:p>
         </w:tc>
@@ -4151,7 +5407,29 @@
               <w:pStyle w:val="Compact"/>
             </w:pPr>
             <w:r>
+              <w:t xml:space="preserve">0.473</w:t>
+            </w:r>
+          </w:p>
+        </w:tc>
+        <w:tc>
+          <w:tcPr/>
+          <w:p>
+            <w:pPr>
+              <w:pStyle w:val="Compact"/>
+            </w:pPr>
+            <w:r>
               <w:t xml:space="preserve">1.31</w:t>
+            </w:r>
+          </w:p>
+        </w:tc>
+        <w:tc>
+          <w:tcPr/>
+          <w:p>
+            <w:pPr>
+              <w:pStyle w:val="Compact"/>
+            </w:pPr>
+            <w:r>
+              <w:t xml:space="preserve">1.13</w:t>
             </w:r>
           </w:p>
         </w:tc>
@@ -4208,7 +5486,29 @@
               <w:pStyle w:val="Compact"/>
             </w:pPr>
             <w:r>
+              <w:t xml:space="preserve">0.457</w:t>
+            </w:r>
+          </w:p>
+        </w:tc>
+        <w:tc>
+          <w:tcPr/>
+          <w:p>
+            <w:pPr>
+              <w:pStyle w:val="Compact"/>
+            </w:pPr>
+            <w:r>
               <w:t xml:space="preserve">1.31</w:t>
+            </w:r>
+          </w:p>
+        </w:tc>
+        <w:tc>
+          <w:tcPr/>
+          <w:p>
+            <w:pPr>
+              <w:pStyle w:val="Compact"/>
+            </w:pPr>
+            <w:r>
+              <w:t xml:space="preserve">1.12</w:t>
             </w:r>
           </w:p>
         </w:tc>
@@ -4265,7 +5565,29 @@
               <w:pStyle w:val="Compact"/>
             </w:pPr>
             <w:r>
+              <w:t xml:space="preserve">0.579</w:t>
+            </w:r>
+          </w:p>
+        </w:tc>
+        <w:tc>
+          <w:tcPr/>
+          <w:p>
+            <w:pPr>
+              <w:pStyle w:val="Compact"/>
+            </w:pPr>
+            <w:r>
               <w:t xml:space="preserve">1.08</w:t>
+            </w:r>
+          </w:p>
+        </w:tc>
+        <w:tc>
+          <w:tcPr/>
+          <w:p>
+            <w:pPr>
+              <w:pStyle w:val="Compact"/>
+            </w:pPr>
+            <w:r>
+              <w:t xml:space="preserve">0.90</w:t>
             </w:r>
           </w:p>
         </w:tc>
@@ -4322,7 +5644,29 @@
               <w:pStyle w:val="Compact"/>
             </w:pPr>
             <w:r>
+              <w:t xml:space="preserve">0.404</w:t>
+            </w:r>
+          </w:p>
+        </w:tc>
+        <w:tc>
+          <w:tcPr/>
+          <w:p>
+            <w:pPr>
+              <w:pStyle w:val="Compact"/>
+            </w:pPr>
+            <w:r>
               <w:t xml:space="preserve">1.09</w:t>
+            </w:r>
+          </w:p>
+        </w:tc>
+        <w:tc>
+          <w:tcPr/>
+          <w:p>
+            <w:pPr>
+              <w:pStyle w:val="Compact"/>
+            </w:pPr>
+            <w:r>
+              <w:t xml:space="preserve">1.22</w:t>
             </w:r>
           </w:p>
         </w:tc>
@@ -4379,7 +5723,29 @@
               <w:pStyle w:val="Compact"/>
             </w:pPr>
             <w:r>
+              <w:t xml:space="preserve">0.336</w:t>
+            </w:r>
+          </w:p>
+        </w:tc>
+        <w:tc>
+          <w:tcPr/>
+          <w:p>
+            <w:pPr>
+              <w:pStyle w:val="Compact"/>
+            </w:pPr>
+            <w:r>
               <w:t xml:space="preserve">1.23</w:t>
+            </w:r>
+          </w:p>
+        </w:tc>
+        <w:tc>
+          <w:tcPr/>
+          <w:p>
+            <w:pPr>
+              <w:pStyle w:val="Compact"/>
+            </w:pPr>
+            <w:r>
+              <w:t xml:space="preserve">1.65</w:t>
             </w:r>
           </w:p>
         </w:tc>
@@ -4390,7 +5756,27 @@
         <w:pStyle w:val="BodyText"/>
       </w:pPr>
       <w:r>
-        <w:t xml:space="preserve">Every seed has at least one local radius that outperforms the global demon — ratios range from 1.03 to 1.38. The best-performing radius varies across seeds (0.16–0.58), but it consistently falls in the intermediate range where the local threshold captures spatial structure near the door.</w:t>
+        <w:t xml:space="preserve">Every seed has at least one local radius that outperforms the adaptive demon — ratios range from 1.03 to 1.38. The local demon also outperforms the god demon in 8 of 10 seeds (ratios 1.10–1.65), failing only in seeds 1000 and 1007 where the god demon happened to achieve unusually high</w:t>
+      </w:r>
+      <w:r>
+        <w:t xml:space="preserve"> </w:t>
+      </w:r>
+      <m:oMath>
+        <m:r>
+          <m:rPr>
+            <m:sty m:val="p"/>
+          </m:rPr>
+          <m:t>Δ</m:t>
+        </m:r>
+        <m:r>
+          <m:t>T</m:t>
+        </m:r>
+      </m:oMath>
+      <w:r>
+        <w:t xml:space="preserve"> </w:t>
+      </w:r>
+      <w:r>
+        <w:t xml:space="preserve">(0.578–0.579). The best-performing radius varies across seeds (0.16–0.58), but it consistently falls in the intermediate range where the local threshold captures spatial structure near the door.</w:t>
       </w:r>
     </w:p>
     <w:p>
@@ -4398,12 +5784,41 @@
         <w:pStyle w:val="BodyText"/>
       </w:pPr>
       <w:r>
-        <w:t xml:space="preserve">At r/L = 1.0, every seed produces a ratio of exactly 1.000, confirming that the outperformance at intermediate radii is genuine and not an artifact of measurement or simulation differences.</w:t>
+        <w:t xml:space="preserve">At</w:t>
+      </w:r>
+      <w:r>
+        <w:t xml:space="preserve"> </w:t>
+      </w:r>
+      <m:oMath>
+        <m:r>
+          <m:t>r</m:t>
+        </m:r>
+        <m:r>
+          <m:rPr>
+            <m:sty m:val="p"/>
+          </m:rPr>
+          <m:t>/</m:t>
+        </m:r>
+        <m:r>
+          <m:t>L</m:t>
+        </m:r>
+        <m:r>
+          <m:rPr>
+            <m:sty m:val="p"/>
+          </m:rPr>
+          <m:t>=</m:t>
+        </m:r>
+        <m:r>
+          <m:t>1.0</m:t>
+        </m:r>
+      </m:oMath>
+      <w:r>
+        <w:t xml:space="preserve">, every seed produces a local/adaptive ratio of exactly 1.000, confirming that the outperformance at intermediate radii is genuine and not an artifact of measurement or simulation differences.</w:t>
       </w:r>
     </w:p>
     <w:bookmarkEnd w:id="41"/>
     <w:bookmarkEnd w:id="42"/>
-    <w:bookmarkStart w:id="49" w:name="design-decisions"/>
+    <w:bookmarkStart w:id="50" w:name="design-decisions"/>
     <w:p>
       <w:pPr>
         <w:pStyle w:val="Heading2"/>
@@ -4504,16 +5919,111 @@
         <w:pStyle w:val="BodyText"/>
       </w:pPr>
       <w:r>
-        <w:t xml:space="preserve">The optimal (“god”) demon avoids this problem entirely by operating in energy space and using both sides’ state — it represents the true upper bound that no mean-based policy can exceed.</w:t>
+        <w:t xml:space="preserve">The optimal (“god”) demon uses a theoretically superior decision rule (energy-based, both-sides information) but still suffers from the same spatial blindness. Its threshold is computed from global temperatures, which — like the global mean — are diluted by particles far from the door. The god demon averages 6% better than adaptive, but the local demon at intermediate radii outperforms even it, because spatial relevance matters more than decision-rule optimality.</w:t>
       </w:r>
     </w:p>
     <w:bookmarkEnd w:id="46"/>
-    <w:bookmarkStart w:id="47" w:name="X4b605f9ca69d2e9699fe0a1d519306b95006505"/>
+    <w:bookmarkStart w:id="47" w:name="Xf01ffb47d428a7d420414660582c566351678e6"/>
     <w:p>
       <w:pPr>
         <w:pStyle w:val="Heading3"/>
       </w:pPr>
       <w:r>
+        <w:t xml:space="preserve">Why the greedy-optimal demon has high variance</w:t>
+      </w:r>
+    </w:p>
+    <w:p>
+      <w:pPr>
+        <w:pStyle w:val="FirstParagraph"/>
+      </w:pPr>
+      <w:r>
+        <w:t xml:space="preserve">The energy-based threshold is more sensitive to the initial microstate than the mean-based rule. In seeds where the early spatial distribution happens to favor the greedy strategy (e.g., a cluster of fast particles near the door at</w:t>
+      </w:r>
+      <w:r>
+        <w:t xml:space="preserve"> </w:t>
+      </w:r>
+      <m:oMath>
+        <m:r>
+          <m:t>t</m:t>
+        </m:r>
+        <m:r>
+          <m:rPr>
+            <m:sty m:val="p"/>
+          </m:rPr>
+          <m:t>=</m:t>
+        </m:r>
+        <m:r>
+          <m:t>0</m:t>
+        </m:r>
+      </m:oMath>
+      <w:r>
+        <w:t xml:space="preserve">), the god demon achieves</w:t>
+      </w:r>
+      <w:r>
+        <w:t xml:space="preserve"> </w:t>
+      </w:r>
+      <m:oMath>
+        <m:r>
+          <m:rPr>
+            <m:sty m:val="p"/>
+          </m:rPr>
+          <m:t>Δ</m:t>
+        </m:r>
+        <m:r>
+          <m:t>T</m:t>
+        </m:r>
+        <m:r>
+          <m:rPr>
+            <m:sty m:val="p"/>
+          </m:rPr>
+          <m:t>&gt;</m:t>
+        </m:r>
+        <m:r>
+          <m:t>0.55</m:t>
+        </m:r>
+      </m:oMath>
+      <w:r>
+        <w:t xml:space="preserve">. In unfavorable seeds, it underperforms adaptive (</w:t>
+      </w:r>
+      <m:oMath>
+        <m:r>
+          <m:rPr>
+            <m:sty m:val="p"/>
+          </m:rPr>
+          <m:t>Δ</m:t>
+        </m:r>
+        <m:r>
+          <m:t>T</m:t>
+        </m:r>
+        <m:r>
+          <m:rPr>
+            <m:sty m:val="p"/>
+          </m:rPr>
+          <m:t>=</m:t>
+        </m:r>
+        <m:r>
+          <m:t>0.34</m:t>
+        </m:r>
+      </m:oMath>
+      <w:r>
+        <w:t xml:space="preserve">–</w:t>
+      </w:r>
+      <m:oMath>
+        <m:r>
+          <m:t>0.40</m:t>
+        </m:r>
+      </m:oMath>
+      <w:r>
+        <w:t xml:space="preserve">). The mean-based rule’s simpler threshold is more robust: it compresses information further, but that compression acts as regularization, smoothing over microstate-specific fluctuations.</w:t>
+      </w:r>
+    </w:p>
+    <w:bookmarkEnd w:id="47"/>
+    <w:bookmarkStart w:id="48" w:name="X4b605f9ca69d2e9699fe0a1d519306b95006505"/>
+    <w:p>
+      <w:pPr>
+        <w:pStyle w:val="Heading3"/>
+      </w:pPr>
+      <w:r>
         <w:t xml:space="preserve">Why ΔT is measured at steady-state detection</w:t>
       </w:r>
     </w:p>
@@ -4525,8 +6035,8 @@
         <w:t xml:space="preserve">ΔT and ΔS are recorded at the moment steady state is detected, not at end of run. The baseline runs for a minimum of 400 sim-seconds while local runs have a 200 sim-second minimum, so end-of-run measurements would compare different points in the simulation’s evolution. Measuring at detection time ensures an apples-to-apples comparison. The hold period (40 sim-seconds post-detection) confirms stability but is not used for the measurement.</w:t>
       </w:r>
     </w:p>
-    <w:bookmarkEnd w:id="47"/>
-    <w:bookmarkStart w:id="48" w:name="X52ea306dab90ef509f248564f7e397f47bb6ea8"/>
+    <w:bookmarkEnd w:id="48"/>
+    <w:bookmarkStart w:id="49" w:name="X52ea306dab90ef509f248564f7e397f47bb6ea8"/>
     <w:p>
       <w:pPr>
         <w:pStyle w:val="Heading3"/>
@@ -4584,9 +6094,9 @@
         <w:t xml:space="preserve">. The additional hold period and minimum run times prevent premature termination during slow convergence.</w:t>
       </w:r>
     </w:p>
-    <w:bookmarkEnd w:id="48"/>
     <w:bookmarkEnd w:id="49"/>
-    <w:bookmarkStart w:id="50" w:name="conclusions"/>
+    <w:bookmarkEnd w:id="50"/>
+    <w:bookmarkStart w:id="51" w:name="conclusions"/>
     <w:p>
       <w:pPr>
         <w:pStyle w:val="Heading2"/>
@@ -4635,13 +6145,137 @@
           <w:b/>
           <w:bCs/>
         </w:rPr>
-        <w:t xml:space="preserve">— it can be better.</w:t>
-      </w:r>
-      <w:r>
-        <w:t xml:space="preserve"> </w:t>
-      </w:r>
-      <w:r>
-        <w:t xml:space="preserve">At intermediate radii (r/L ≈ 0.16–0.30), the local demon outperforms the global demon in 6–7 of 10 seeds, with a peak mean ratio of 1.07 at r/L = 0.30. As sorting progresses, fast particles that just crossed cluster near the door while rejected slow particles drift toward the far wall. The local demon’s threshold tracks this spatial structure; the global mean averages over all particles equally, diluting the signal with irrelevant far-field information.</w:t>
+        <w:t xml:space="preserve">— it can be better than any global strategy.</w:t>
+      </w:r>
+      <w:r>
+        <w:t xml:space="preserve"> </w:t>
+      </w:r>
+      <w:r>
+        <w:t xml:space="preserve">At intermediate radii (</w:t>
+      </w:r>
+      <m:oMath>
+        <m:r>
+          <m:t>r</m:t>
+        </m:r>
+        <m:r>
+          <m:rPr>
+            <m:sty m:val="p"/>
+          </m:rPr>
+          <m:t>/</m:t>
+        </m:r>
+        <m:r>
+          <m:t>L</m:t>
+        </m:r>
+        <m:r>
+          <m:rPr>
+            <m:sty m:val="p"/>
+          </m:rPr>
+          <m:t>≈</m:t>
+        </m:r>
+        <m:r>
+          <m:t>0.16</m:t>
+        </m:r>
+      </m:oMath>
+      <w:r>
+        <w:t xml:space="preserve">–</w:t>
+      </w:r>
+      <m:oMath>
+        <m:r>
+          <m:t>0.30</m:t>
+        </m:r>
+      </m:oMath>
+      <w:r>
+        <w:t xml:space="preserve">), the local demon outperforms the adaptive demon in 6–7 of 10 seeds (peak mean ratio 1.07) and outperforms the greedy-optimal god demon in 8 of 10 seeds at its best radius. Spatial correlations near the door — fast particles clustering after crossing, slow particles drifting away — give the local threshold an advantage that no global statistic can match.</w:t>
+      </w:r>
+    </w:p>
+    <w:p>
+      <w:pPr>
+        <w:numPr>
+          <w:ilvl w:val="0"/>
+          <w:numId w:val="1006"/>
+        </w:numPr>
+      </w:pPr>
+      <w:r>
+        <w:rPr>
+          <w:b/>
+          <w:bCs/>
+        </w:rPr>
+        <w:t xml:space="preserve">The greedy-optimal demon is not the ceiling it appears to be.</w:t>
+      </w:r>
+      <w:r>
+        <w:t xml:space="preserve"> </w:t>
+      </w:r>
+      <w:r>
+        <w:t xml:space="preserve">Despite using a theoretically superior energy-based decision rule with perfect information, the god demon averages only 6% above adaptive (</w:t>
+      </w:r>
+      <m:oMath>
+        <m:r>
+          <m:rPr>
+            <m:sty m:val="p"/>
+          </m:rPr>
+          <m:t>Δ</m:t>
+        </m:r>
+        <m:r>
+          <m:t>T</m:t>
+        </m:r>
+        <m:r>
+          <m:rPr>
+            <m:sty m:val="p"/>
+          </m:rPr>
+          <m:t>=</m:t>
+        </m:r>
+        <m:r>
+          <m:t>0.46</m:t>
+        </m:r>
+      </m:oMath>
+      <w:r>
+        <w:t xml:space="preserve"> </w:t>
+      </w:r>
+      <w:r>
+        <w:t xml:space="preserve">vs</w:t>
+      </w:r>
+      <w:r>
+        <w:t xml:space="preserve"> </w:t>
+      </w:r>
+      <m:oMath>
+        <m:r>
+          <m:t>0.44</m:t>
+        </m:r>
+      </m:oMath>
+      <w:r>
+        <w:t xml:space="preserve">) and has higher variance (σ = 0.07 vs 0.05). It underperforms adaptive in 3 of 10 seeds. The local demon at its best radius outperforms god in 8 of 10 seeds, demonstrating that</w:t>
+      </w:r>
+      <w:r>
+        <w:t xml:space="preserve"> </w:t>
+      </w:r>
+      <w:r>
+        <w:rPr>
+          <w:i/>
+          <w:iCs/>
+        </w:rPr>
+        <w:t xml:space="preserve">what</w:t>
+      </w:r>
+      <w:r>
+        <w:t xml:space="preserve"> </w:t>
+      </w:r>
+      <w:r>
+        <w:t xml:space="preserve">information you use (spatial locality) matters more than</w:t>
+      </w:r>
+      <w:r>
+        <w:t xml:space="preserve"> </w:t>
+      </w:r>
+      <w:r>
+        <w:rPr>
+          <w:i/>
+          <w:iCs/>
+        </w:rPr>
+        <w:t xml:space="preserve">how optimally</w:t>
+      </w:r>
+      <w:r>
+        <w:t xml:space="preserve"> </w:t>
+      </w:r>
+      <w:r>
+        <w:t xml:space="preserve">you use global information.</w:t>
       </w:r>
     </w:p>
     <w:p>
@@ -4662,7 +6296,39 @@
         <w:t xml:space="preserve"> </w:t>
       </w:r>
       <w:r>
-        <w:t xml:space="preserve">By r/L = 0.09 (polling ~9% of the box width), the local demon reaches 92% of the global demon’s sorting power with less than half the information budget (5,938 vs ~13,153 bits).</w:t>
+        <w:t xml:space="preserve">By</w:t>
+      </w:r>
+      <w:r>
+        <w:t xml:space="preserve"> </w:t>
+      </w:r>
+      <m:oMath>
+        <m:r>
+          <m:t>r</m:t>
+        </m:r>
+        <m:r>
+          <m:rPr>
+            <m:sty m:val="p"/>
+          </m:rPr>
+          <m:t>/</m:t>
+        </m:r>
+        <m:r>
+          <m:t>L</m:t>
+        </m:r>
+        <m:r>
+          <m:rPr>
+            <m:sty m:val="p"/>
+          </m:rPr>
+          <m:t>=</m:t>
+        </m:r>
+        <m:r>
+          <m:t>0.09</m:t>
+        </m:r>
+      </m:oMath>
+      <w:r>
+        <w:t xml:space="preserve"> </w:t>
+      </w:r>
+      <w:r>
+        <w:t xml:space="preserve">(polling ~9% of the box width), the local demon reaches 93% of adaptive’s sorting power with less than half the information budget (5,938 vs ~13,153 bits).</w:t>
       </w:r>
     </w:p>
     <w:p>
@@ -4677,13 +6343,45 @@
           <w:b/>
           <w:bCs/>
         </w:rPr>
-        <w:t xml:space="preserve">At full coverage, the two demons are identical.</w:t>
-      </w:r>
-      <w:r>
-        <w:t xml:space="preserve"> </w:t>
-      </w:r>
-      <w:r>
-        <w:t xml:space="preserve">From r/L ≈ 0.79 onward, the local demon’s circle covers the entire half-box. All 10 seeds produce a ratio of exactly 1.000, confirming that the intermediate-radius outperformance is real and not a simulation artifact.</w:t>
+        <w:t xml:space="preserve">At full coverage, local and adaptive are identical.</w:t>
+      </w:r>
+      <w:r>
+        <w:t xml:space="preserve"> </w:t>
+      </w:r>
+      <w:r>
+        <w:t xml:space="preserve">From</w:t>
+      </w:r>
+      <w:r>
+        <w:t xml:space="preserve"> </w:t>
+      </w:r>
+      <m:oMath>
+        <m:r>
+          <m:t>r</m:t>
+        </m:r>
+        <m:r>
+          <m:rPr>
+            <m:sty m:val="p"/>
+          </m:rPr>
+          <m:t>/</m:t>
+        </m:r>
+        <m:r>
+          <m:t>L</m:t>
+        </m:r>
+        <m:r>
+          <m:rPr>
+            <m:sty m:val="p"/>
+          </m:rPr>
+          <m:t>≈</m:t>
+        </m:r>
+        <m:r>
+          <m:t>0.79</m:t>
+        </m:r>
+      </m:oMath>
+      <w:r>
+        <w:t xml:space="preserve"> </w:t>
+      </w:r>
+      <w:r>
+        <w:t xml:space="preserve">onward, the local demon’s circle covers the entire half-box. All 10 seeds produce a ratio of exactly 1.000, confirming that the intermediate-radius outperformance is real and not a simulation artifact.</w:t>
       </w:r>
     </w:p>
     <w:p>
@@ -4704,7 +6402,100 @@
         <w:t xml:space="preserve"> </w:t>
       </w:r>
       <w:r>
-        <w:t xml:space="preserve">Moving from r/L = 0.09 (92%) to r/L = 0.30 (106%) doubles the bit budget (5,938 → 11,648 bits). Beyond r/L ≈ 0.3, additional information actively hurts as the local threshold converges toward the less-effective global mean.</w:t>
+        <w:t xml:space="preserve">Moving from</w:t>
+      </w:r>
+      <w:r>
+        <w:t xml:space="preserve"> </w:t>
+      </w:r>
+      <m:oMath>
+        <m:r>
+          <m:t>r</m:t>
+        </m:r>
+        <m:r>
+          <m:rPr>
+            <m:sty m:val="p"/>
+          </m:rPr>
+          <m:t>/</m:t>
+        </m:r>
+        <m:r>
+          <m:t>L</m:t>
+        </m:r>
+        <m:r>
+          <m:rPr>
+            <m:sty m:val="p"/>
+          </m:rPr>
+          <m:t>=</m:t>
+        </m:r>
+        <m:r>
+          <m:t>0.09</m:t>
+        </m:r>
+      </m:oMath>
+      <w:r>
+        <w:t xml:space="preserve"> </w:t>
+      </w:r>
+      <w:r>
+        <w:t xml:space="preserve">(93%) to</w:t>
+      </w:r>
+      <w:r>
+        <w:t xml:space="preserve"> </w:t>
+      </w:r>
+      <m:oMath>
+        <m:r>
+          <m:t>r</m:t>
+        </m:r>
+        <m:r>
+          <m:rPr>
+            <m:sty m:val="p"/>
+          </m:rPr>
+          <m:t>/</m:t>
+        </m:r>
+        <m:r>
+          <m:t>L</m:t>
+        </m:r>
+        <m:r>
+          <m:rPr>
+            <m:sty m:val="p"/>
+          </m:rPr>
+          <m:t>=</m:t>
+        </m:r>
+        <m:r>
+          <m:t>0.30</m:t>
+        </m:r>
+      </m:oMath>
+      <w:r>
+        <w:t xml:space="preserve"> </w:t>
+      </w:r>
+      <w:r>
+        <w:t xml:space="preserve">(107%) doubles the bit budget (5,938 → 11,648 bits). Beyond</w:t>
+      </w:r>
+      <w:r>
+        <w:t xml:space="preserve"> </w:t>
+      </w:r>
+      <m:oMath>
+        <m:r>
+          <m:t>r</m:t>
+        </m:r>
+        <m:r>
+          <m:rPr>
+            <m:sty m:val="p"/>
+          </m:rPr>
+          <m:t>/</m:t>
+        </m:r>
+        <m:r>
+          <m:t>L</m:t>
+        </m:r>
+        <m:r>
+          <m:rPr>
+            <m:sty m:val="p"/>
+          </m:rPr>
+          <m:t>≈</m:t>
+        </m:r>
+        <m:r>
+          <m:t>0.3</m:t>
+        </m:r>
+      </m:oMath>
+      <w:r>
+        <w:t xml:space="preserve">, additional information actively hurts as the local threshold converges toward the less-effective global mean.</w:t>
       </w:r>
     </w:p>
     <w:p>
@@ -4725,7 +6516,105 @@
         <w:t xml:space="preserve"> </w:t>
       </w:r>
       <w:r>
-        <w:t xml:space="preserve">More sorting corresponds to more negative ΔS/N, with values ranging from -0.015 at r/L = 0.02 to -0.033 at saturation. The relationship is well-defined across all seeds and radii.</w:t>
+        <w:t xml:space="preserve">More sorting corresponds to more negative</w:t>
+      </w:r>
+      <w:r>
+        <w:t xml:space="preserve"> </w:t>
+      </w:r>
+      <m:oMath>
+        <m:r>
+          <m:rPr>
+            <m:sty m:val="p"/>
+          </m:rPr>
+          <m:t>Δ</m:t>
+        </m:r>
+        <m:r>
+          <m:t>S</m:t>
+        </m:r>
+        <m:r>
+          <m:rPr>
+            <m:sty m:val="p"/>
+          </m:rPr>
+          <m:t>/</m:t>
+        </m:r>
+        <m:r>
+          <m:t>N</m:t>
+        </m:r>
+      </m:oMath>
+      <w:r>
+        <w:t xml:space="preserve">, with values ranging from</w:t>
+      </w:r>
+      <w:r>
+        <w:t xml:space="preserve"> </w:t>
+      </w:r>
+      <m:oMath>
+        <m:r>
+          <m:rPr>
+            <m:sty m:val="p"/>
+          </m:rPr>
+          <m:t>−</m:t>
+        </m:r>
+        <m:r>
+          <m:t>0.015</m:t>
+        </m:r>
+      </m:oMath>
+      <w:r>
+        <w:t xml:space="preserve"> </w:t>
+      </w:r>
+      <w:r>
+        <w:t xml:space="preserve">at</w:t>
+      </w:r>
+      <w:r>
+        <w:t xml:space="preserve"> </w:t>
+      </w:r>
+      <m:oMath>
+        <m:r>
+          <m:t>r</m:t>
+        </m:r>
+        <m:r>
+          <m:rPr>
+            <m:sty m:val="p"/>
+          </m:rPr>
+          <m:t>/</m:t>
+        </m:r>
+        <m:r>
+          <m:t>L</m:t>
+        </m:r>
+        <m:r>
+          <m:rPr>
+            <m:sty m:val="p"/>
+          </m:rPr>
+          <m:t>=</m:t>
+        </m:r>
+        <m:r>
+          <m:t>0.02</m:t>
+        </m:r>
+      </m:oMath>
+      <w:r>
+        <w:t xml:space="preserve"> </w:t>
+      </w:r>
+      <w:r>
+        <w:t xml:space="preserve">to</w:t>
+      </w:r>
+      <w:r>
+        <w:t xml:space="preserve"> </w:t>
+      </w:r>
+      <m:oMath>
+        <m:r>
+          <m:rPr>
+            <m:sty m:val="p"/>
+          </m:rPr>
+          <m:t>−</m:t>
+        </m:r>
+        <m:r>
+          <m:t>0.033</m:t>
+        </m:r>
+      </m:oMath>
+      <w:r>
+        <w:t xml:space="preserve"> </w:t>
+      </w:r>
+      <w:r>
+        <w:t xml:space="preserve">at saturation. The relationship is well-defined across all seeds and radii.</w:t>
       </w:r>
     </w:p>
     <w:p>
@@ -4746,7 +6635,7 @@
         <w:t xml:space="preserve"> </w:t>
       </w:r>
       <w:r>
-        <w:t xml:space="preserve">The best-performing local radius varies from 0.16 to 0.58 depending on the initial microstate, but it always falls in the intermediate range. Every seed has at least one radius that outperforms the global demon.</w:t>
+        <w:t xml:space="preserve">The best-performing local radius varies from 0.16 to 0.58 depending on the initial microstate, but it always falls in the intermediate range. Every seed has at least one radius that outperforms both global demons.</w:t>
       </w:r>
     </w:p>
     <w:p>
@@ -4770,11 +6659,11 @@
         <w:t xml:space="preserve"> </w:t>
       </w:r>
       <w:r>
-        <w:t xml:space="preserve">The global demon’s mean-based threshold is a blunt instrument that treats every particle on a side as equally informative. The local demon, by focusing on its spatial neighborhood, builds a threshold that reflects the actual state near the door — where the sorting decisions matter. The second law is not violated — Landauer’s principle ensures the global entropy budget balances — but the results challenge the assumption that more information always means better decisions. In the presence of spatial correlations, local knowledge is not just cheaper but more relevant, and the optimal operating point is a modest sensing radius that captures nearby structure without drowning in far-field noise.</w:t>
-      </w:r>
-    </w:p>
-    <w:bookmarkEnd w:id="50"/>
+        <w:t xml:space="preserve">Both global demons — the mean-based adaptive and the energy-based optimal — treat every particle on a side as equally informative, blind to spatial structure. The local demon, by focusing on its spatial neighborhood, builds a threshold that reflects the actual state near the door — where the sorting decisions matter. The second law is not violated — Landauer’s principle ensures the global entropy budget balances — but the results challenge the assumption that more information always means better decisions. In the presence of spatial correlations, local knowledge is not just cheaper but more relevant, and the optimal operating point is a modest sensing radius that captures nearby structure without drowning in far-field noise.</w:t>
+      </w:r>
+    </w:p>
     <w:bookmarkEnd w:id="51"/>
+    <w:bookmarkEnd w:id="52"/>
     <w:sectPr>
       <w:footnotePr>
         <w:numRestart w:val="eachSect"/>

--- a/report.docx
+++ b/report.docx
@@ -2,13 +2,13 @@
 <file path=word/document.xml><?xml version="1.0" encoding="utf-8"?>
 <w:document xmlns:w="http://schemas.openxmlformats.org/wordprocessingml/2006/main" xmlns:m="http://schemas.openxmlformats.org/officeDocument/2006/math" xmlns:r="http://schemas.openxmlformats.org/officeDocument/2006/relationships" xmlns:o="urn:schemas-microsoft-com:office:office" xmlns:v="urn:schemas-microsoft-com:vml" xmlns:w10="urn:schemas-microsoft-com:office:word" xmlns:a="http://schemas.openxmlformats.org/drawingml/2006/main" xmlns:pic="http://schemas.openxmlformats.org/drawingml/2006/picture" xmlns:wp="http://schemas.openxmlformats.org/drawingml/2006/wordprocessingDrawing">
   <w:body>
-    <w:bookmarkStart w:id="52" w:name="Xad947beb7f3592572667a526eac2c5c2000ce3a"/>
+    <w:bookmarkStart w:id="52" w:name="Xa9e30ee363038ee1a3750e49f2d1ad52cdd61c5"/>
     <w:p>
       <w:pPr>
         <w:pStyle w:val="Heading1"/>
       </w:pPr>
       <w:r>
-        <w:t xml:space="preserve">Less Is More: How Local Information Outperforms Global Knowledge in Maxwell’s Demon</w:t>
+        <w:t xml:space="preserve">Almost All You Need: How Local Information Recovers 95% of Optimal Sorting in Maxwell’s Demon</w:t>
       </w:r>
     </w:p>
     <w:bookmarkStart w:id="9" w:name="executive-summary"/>
@@ -60,42 +60,131 @@
         </m:r>
       </m:oMath>
       <w:r>
-        <w:t xml:space="preserve">. An automated sweep varies</w:t>
-      </w:r>
-      <w:r>
-        <w:t xml:space="preserve"> </w:t>
-      </w:r>
-      <m:oMath>
-        <m:r>
-          <m:t>r</m:t>
-        </m:r>
-        <m:r>
-          <m:rPr>
-            <m:sty m:val="p"/>
-          </m:rPr>
-          <m:t>/</m:t>
-        </m:r>
-        <m:r>
-          <m:t>L</m:t>
-        </m:r>
-      </m:oMath>
-      <w:r>
-        <w:t xml:space="preserve"> </w:t>
-      </w:r>
-      <w:r>
-        <w:t xml:space="preserve">from 0.02 to 1.0 across ten independent seeds.</w:t>
-      </w:r>
-    </w:p>
-    <w:p>
-      <w:pPr>
-        <w:pStyle w:val="BodyText"/>
-      </w:pPr>
+        <w:t xml:space="preserve">. All crossings use a</w:t>
+      </w:r>
+      <w:r>
+        <w:t xml:space="preserve"> </w:t>
+      </w:r>
       <w:r>
         <w:rPr>
           <w:b/>
           <w:bCs/>
         </w:rPr>
-        <w:t xml:space="preserve">Key findings (10 seeds, N = 2000, T = 1.0):</w:t>
+        <w:t xml:space="preserve">paired-swap rule</w:t>
+      </w:r>
+      <w:r>
+        <w:t xml:space="preserve"> </w:t>
+      </w:r>
+      <w:r>
+        <w:t xml:space="preserve">that keeps particle counts constant (</w:t>
+      </w:r>
+      <m:oMath>
+        <m:r>
+          <m:rPr>
+            <m:sty m:val="p"/>
+          </m:rPr>
+          <m:t>Δ</m:t>
+        </m:r>
+        <m:sSub>
+          <m:e>
+            <m:r>
+              <m:t>N</m:t>
+            </m:r>
+          </m:e>
+          <m:sub>
+            <m:r>
+              <m:t>L</m:t>
+            </m:r>
+          </m:sub>
+        </m:sSub>
+        <m:r>
+          <m:rPr>
+            <m:sty m:val="p"/>
+          </m:rPr>
+          <m:t>=</m:t>
+        </m:r>
+        <m:r>
+          <m:rPr>
+            <m:sty m:val="p"/>
+          </m:rPr>
+          <m:t>Δ</m:t>
+        </m:r>
+        <m:sSub>
+          <m:e>
+            <m:r>
+              <m:t>N</m:t>
+            </m:r>
+          </m:e>
+          <m:sub>
+            <m:r>
+              <m:t>R</m:t>
+            </m:r>
+          </m:sub>
+        </m:sSub>
+        <m:r>
+          <m:rPr>
+            <m:sty m:val="p"/>
+          </m:rPr>
+          <m:t>=</m:t>
+        </m:r>
+        <m:r>
+          <m:t>0</m:t>
+        </m:r>
+      </m:oMath>
+      <w:r>
+        <w:t xml:space="preserve">), eliminating density-driven diffusion and ensuring a well-defined steady-state</w:t>
+      </w:r>
+      <w:r>
+        <w:t xml:space="preserve"> </w:t>
+      </w:r>
+      <m:oMath>
+        <m:r>
+          <m:rPr>
+            <m:sty m:val="p"/>
+          </m:rPr>
+          <m:t>Δ</m:t>
+        </m:r>
+        <m:r>
+          <m:t>T</m:t>
+        </m:r>
+      </m:oMath>
+      <w:r>
+        <w:t xml:space="preserve">. An automated sweep varies</w:t>
+      </w:r>
+      <w:r>
+        <w:t xml:space="preserve"> </w:t>
+      </w:r>
+      <m:oMath>
+        <m:r>
+          <m:t>r</m:t>
+        </m:r>
+        <m:r>
+          <m:rPr>
+            <m:sty m:val="p"/>
+          </m:rPr>
+          <m:t>/</m:t>
+        </m:r>
+        <m:r>
+          <m:t>L</m:t>
+        </m:r>
+      </m:oMath>
+      <w:r>
+        <w:t xml:space="preserve"> </w:t>
+      </w:r>
+      <w:r>
+        <w:t xml:space="preserve">from 0.02 to 1.0 across five independent seeds.</w:t>
+      </w:r>
+    </w:p>
+    <w:p>
+      <w:pPr>
+        <w:pStyle w:val="BodyText"/>
+      </w:pPr>
+      <w:r>
+        <w:rPr>
+          <w:b/>
+          <w:bCs/>
+        </w:rPr>
+        <w:t xml:space="preserve">Key findings (5 seeds, N = 2000, T = 1.0):</w:t>
       </w:r>
     </w:p>
     <w:p>
@@ -111,47 +200,7 @@
           <w:b/>
           <w:bCs/>
         </w:rPr>
-        <w:t xml:space="preserve">Local information matches or exceeds both global demons.</w:t>
-      </w:r>
-      <w:r>
-        <w:t xml:space="preserve"> </w:t>
-      </w:r>
-      <w:r>
-        <w:t xml:space="preserve">At intermediate radii (</w:t>
-      </w:r>
-      <m:oMath>
-        <m:r>
-          <m:t>r</m:t>
-        </m:r>
-        <m:r>
-          <m:rPr>
-            <m:sty m:val="p"/>
-          </m:rPr>
-          <m:t>/</m:t>
-        </m:r>
-        <m:r>
-          <m:t>L</m:t>
-        </m:r>
-        <m:r>
-          <m:rPr>
-            <m:sty m:val="p"/>
-          </m:rPr>
-          <m:t>≈</m:t>
-        </m:r>
-        <m:r>
-          <m:t>0.16</m:t>
-        </m:r>
-      </m:oMath>
-      <w:r>
-        <w:t xml:space="preserve">–</w:t>
-      </w:r>
-      <m:oMath>
-        <m:r>
-          <m:t>0.30</m:t>
-        </m:r>
-      </m:oMath>
-      <w:r>
-        <w:t xml:space="preserve">) the local demon’s mean</w:t>
+        <w:t xml:space="preserve">The god demon is the clear upper bound.</w:t>
       </w:r>
       <w:r>
         <w:t xml:space="preserve"> </w:t>
@@ -166,12 +215,70 @@
         <m:r>
           <m:t>T</m:t>
         </m:r>
-      </m:oMath>
-      <w:r>
-        <w:t xml:space="preserve"> </w:t>
-      </w:r>
-      <w:r>
-        <w:t xml:space="preserve">ratio reaches 1.07 vs adaptive and 1.04 vs the optimal demon. The local demon’s spatially focused threshold tracks conditions at the door more effectively than any global statistic, which is diluted by distant particles.</w:t>
+        <m:r>
+          <m:rPr>
+            <m:sty m:val="p"/>
+          </m:rPr>
+          <m:t>=</m:t>
+        </m:r>
+        <m:r>
+          <m:t>0.96</m:t>
+        </m:r>
+        <m:r>
+          <m:rPr>
+            <m:sty m:val="p"/>
+          </m:rPr>
+          <m:t>±</m:t>
+        </m:r>
+        <m:r>
+          <m:t>0.03</m:t>
+        </m:r>
+      </m:oMath>
+      <w:r>
+        <w:t xml:space="preserve"> </w:t>
+      </w:r>
+      <w:r>
+        <w:t xml:space="preserve">vs adaptive’s</w:t>
+      </w:r>
+      <w:r>
+        <w:t xml:space="preserve"> </w:t>
+      </w:r>
+      <m:oMath>
+        <m:r>
+          <m:t>0.91</m:t>
+        </m:r>
+        <m:r>
+          <m:rPr>
+            <m:sty m:val="p"/>
+          </m:rPr>
+          <m:t>±</m:t>
+        </m:r>
+        <m:r>
+          <m:t>0.03</m:t>
+        </m:r>
+      </m:oMath>
+      <w:r>
+        <w:t xml:space="preserve">. At no fixed radius does the local demon’s mean</w:t>
+      </w:r>
+      <w:r>
+        <w:t xml:space="preserve"> </w:t>
+      </w:r>
+      <m:oMath>
+        <m:r>
+          <m:rPr>
+            <m:sty m:val="p"/>
+          </m:rPr>
+          <m:t>Δ</m:t>
+        </m:r>
+        <m:r>
+          <m:t>T</m:t>
+        </m:r>
+      </m:oMath>
+      <w:r>
+        <w:t xml:space="preserve"> </w:t>
+      </w:r>
+      <w:r>
+        <w:t xml:space="preserve">exceed the god demon’s, confirming the theoretical expectation: a demon with more information using the optimal decision rule cannot be beaten.</w:t>
       </w:r>
     </w:p>
     <w:p>
@@ -187,26 +294,29 @@
           <w:b/>
           <w:bCs/>
         </w:rPr>
-        <w:t xml:space="preserve">The greedy-optimal demon is only modestly better than adaptive.</w:t>
-      </w:r>
-      <w:r>
-        <w:t xml:space="preserve"> </w:t>
-      </w:r>
-      <w:r>
-        <w:t xml:space="preserve">The god demon achieves</w:t>
-      </w:r>
-      <w:r>
-        <w:t xml:space="preserve"> </w:t>
-      </w:r>
-      <m:oMath>
-        <m:r>
-          <m:rPr>
-            <m:sty m:val="p"/>
-          </m:rPr>
-          <m:t>Δ</m:t>
-        </m:r>
-        <m:r>
-          <m:t>T</m:t>
+        <w:t xml:space="preserve">Local information recovers most of the sorting power.</w:t>
+      </w:r>
+      <w:r>
+        <w:t xml:space="preserve"> </w:t>
+      </w:r>
+      <w:r>
+        <w:t xml:space="preserve">By</w:t>
+      </w:r>
+      <w:r>
+        <w:t xml:space="preserve"> </w:t>
+      </w:r>
+      <m:oMath>
+        <m:r>
+          <m:t>r</m:t>
+        </m:r>
+        <m:r>
+          <m:rPr>
+            <m:sty m:val="p"/>
+          </m:rPr>
+          <m:t>/</m:t>
+        </m:r>
+        <m:r>
+          <m:t>L</m:t>
         </m:r>
         <m:r>
           <m:rPr>
@@ -215,46 +325,46 @@
           <m:t>=</m:t>
         </m:r>
         <m:r>
-          <m:t>0.46</m:t>
-        </m:r>
-        <m:r>
-          <m:rPr>
-            <m:sty m:val="p"/>
-          </m:rPr>
-          <m:t>±</m:t>
-        </m:r>
-        <m:r>
-          <m:t>0.07</m:t>
-        </m:r>
-      </m:oMath>
-      <w:r>
-        <w:t xml:space="preserve"> </w:t>
-      </w:r>
-      <w:r>
-        <w:t xml:space="preserve">vs adaptive’s</w:t>
-      </w:r>
-      <w:r>
-        <w:t xml:space="preserve"> </w:t>
-      </w:r>
-      <m:oMath>
-        <m:r>
-          <m:t>0.44</m:t>
-        </m:r>
-        <m:r>
-          <m:rPr>
-            <m:sty m:val="p"/>
-          </m:rPr>
-          <m:t>±</m:t>
-        </m:r>
-        <m:r>
-          <m:t>0.05</m:t>
-        </m:r>
-      </m:oMath>
-      <w:r>
-        <w:t xml:space="preserve"> </w:t>
-      </w:r>
-      <w:r>
-        <w:t xml:space="preserve">— a 6% improvement — but with higher variance and slower convergence (226 vs 174 s). It underperforms adaptive in 3 of 10 seeds, suggesting the greedy-optimal strategy is sensitive to initial conditions.</w:t>
+          <m:t>0.09</m:t>
+        </m:r>
+      </m:oMath>
+      <w:r>
+        <w:t xml:space="preserve"> </w:t>
+      </w:r>
+      <w:r>
+        <w:t xml:space="preserve">the local demon reaches 95% of adaptive (89% of god). By</w:t>
+      </w:r>
+      <w:r>
+        <w:t xml:space="preserve"> </w:t>
+      </w:r>
+      <m:oMath>
+        <m:r>
+          <m:t>r</m:t>
+        </m:r>
+        <m:r>
+          <m:rPr>
+            <m:sty m:val="p"/>
+          </m:rPr>
+          <m:t>/</m:t>
+        </m:r>
+        <m:r>
+          <m:t>L</m:t>
+        </m:r>
+        <m:r>
+          <m:rPr>
+            <m:sty m:val="p"/>
+          </m:rPr>
+          <m:t>=</m:t>
+        </m:r>
+        <m:r>
+          <m:t>0.16</m:t>
+        </m:r>
+      </m:oMath>
+      <w:r>
+        <w:t xml:space="preserve"> </w:t>
+      </w:r>
+      <w:r>
+        <w:t xml:space="preserve">it reaches 100% of adaptive (94% of god). The remaining gap to god reflects the inherent limitation of a mean-based decision rule vs the energy-based optimal threshold.</w:t>
       </w:r>
     </w:p>
     <w:p>
@@ -296,10 +406,10 @@
           <m:rPr>
             <m:sty m:val="p"/>
           </m:rPr>
-          <m:t>=</m:t>
-        </m:r>
-        <m:r>
-          <m:t>1.0</m:t>
+          <m:t>≥</m:t>
+        </m:r>
+        <m:r>
+          <m:t>0.86</m:t>
         </m:r>
       </m:oMath>
       <w:r>
@@ -307,33 +417,13 @@
           <w:b/>
           <w:bCs/>
         </w:rPr>
-        <w:t xml:space="preserve">, local and adaptive converge exactly.</w:t>
-      </w:r>
-      <w:r>
-        <w:t xml:space="preserve"> </w:t>
-      </w:r>
-      <w:r>
-        <w:t xml:space="preserve">When the local demon’s radius covers the entire side, it computes the same mean as the global demon and produces identical</w:t>
-      </w:r>
-      <w:r>
-        <w:t xml:space="preserve"> </w:t>
-      </w:r>
-      <m:oMath>
-        <m:r>
-          <m:rPr>
-            <m:sty m:val="p"/>
-          </m:rPr>
-          <m:t>Δ</m:t>
-        </m:r>
-        <m:r>
-          <m:t>T</m:t>
-        </m:r>
-      </m:oMath>
-      <w:r>
-        <w:t xml:space="preserve"> </w:t>
-      </w:r>
-      <w:r>
-        <w:t xml:space="preserve">(ratio = 1.000 across all 10 seeds). This confirms the simulation is correct and the outperformance at intermediate radii is real.</w:t>
+        <w:t xml:space="preserve">, local and adaptive converge exactly</w:t>
+      </w:r>
+      <w:r>
+        <w:t xml:space="preserve"> </w:t>
+      </w:r>
+      <w:r>
+        <w:t xml:space="preserve">(ratio = 1.000 across all seeds), confirming that the only difference between the two mean-based policies is sample size.</w:t>
       </w:r>
     </w:p>
     <w:p>
@@ -355,7 +445,7 @@
         <w:t xml:space="preserve"> </w:t>
       </w:r>
       <w:r>
-        <w:t xml:space="preserve">Polling just 9% of the box width (</w:t>
+        <w:t xml:space="preserve">Polling just 2% of the box width (</w:t>
       </w:r>
       <m:oMath>
         <m:r>
@@ -377,43 +467,43 @@
           <m:t>=</m:t>
         </m:r>
         <m:r>
+          <m:t>0.02</m:t>
+        </m:r>
+      </m:oMath>
+      <w:r>
+        <w:t xml:space="preserve">) recovers 64% of adaptive’s sorting power.</w:t>
+      </w:r>
+      <w:r>
+        <w:t xml:space="preserve"> </w:t>
+      </w:r>
+      <m:oMath>
+        <m:r>
+          <m:t>r</m:t>
+        </m:r>
+        <m:r>
+          <m:rPr>
+            <m:sty m:val="p"/>
+          </m:rPr>
+          <m:t>/</m:t>
+        </m:r>
+        <m:r>
+          <m:t>L</m:t>
+        </m:r>
+        <m:r>
+          <m:rPr>
+            <m:sty m:val="p"/>
+          </m:rPr>
+          <m:t>=</m:t>
+        </m:r>
+        <m:r>
           <m:t>0.09</m:t>
         </m:r>
       </m:oMath>
       <w:r>
-        <w:t xml:space="preserve">) recovers 93% of the adaptive demon’s sorting power. Even</w:t>
-      </w:r>
-      <w:r>
-        <w:t xml:space="preserve"> </w:t>
-      </w:r>
-      <m:oMath>
-        <m:r>
-          <m:t>r</m:t>
-        </m:r>
-        <m:r>
-          <m:rPr>
-            <m:sty m:val="p"/>
-          </m:rPr>
-          <m:t>/</m:t>
-        </m:r>
-        <m:r>
-          <m:t>L</m:t>
-        </m:r>
-        <m:r>
-          <m:rPr>
-            <m:sty m:val="p"/>
-          </m:rPr>
-          <m:t>=</m:t>
-        </m:r>
-        <m:r>
-          <m:t>0.02</m:t>
-        </m:r>
-      </m:oMath>
-      <w:r>
-        <w:t xml:space="preserve"> </w:t>
-      </w:r>
-      <w:r>
-        <w:t xml:space="preserve">already reaches 67%.</w:t>
+        <w:t xml:space="preserve"> </w:t>
+      </w:r>
+      <w:r>
+        <w:t xml:space="preserve">reaches 95%.</w:t>
       </w:r>
     </w:p>
     <w:p>
@@ -435,7 +525,153 @@
         <w:t xml:space="preserve"> </w:t>
       </w:r>
       <w:r>
-        <w:t xml:space="preserve">Larger temperature imbalances correspond to more negative entropy changes, confirming the expected thermodynamic relationship across all radii and seeds.</w:t>
+        <w:t xml:space="preserve">Larger temperature imbalances correspond to more negative entropy changes (</w:t>
+      </w:r>
+      <m:oMath>
+        <m:r>
+          <m:rPr>
+            <m:sty m:val="p"/>
+          </m:rPr>
+          <m:t>Δ</m:t>
+        </m:r>
+        <m:r>
+          <m:t>S</m:t>
+        </m:r>
+        <m:r>
+          <m:rPr>
+            <m:sty m:val="p"/>
+          </m:rPr>
+          <m:t>/</m:t>
+        </m:r>
+        <m:r>
+          <m:t>N</m:t>
+        </m:r>
+      </m:oMath>
+      <w:r>
+        <w:t xml:space="preserve"> </w:t>
+      </w:r>
+      <w:r>
+        <w:t xml:space="preserve">from</w:t>
+      </w:r>
+      <w:r>
+        <w:t xml:space="preserve"> </w:t>
+      </w:r>
+      <m:oMath>
+        <m:r>
+          <m:rPr>
+            <m:sty m:val="p"/>
+          </m:rPr>
+          <m:t>−</m:t>
+        </m:r>
+        <m:r>
+          <m:t>0.03</m:t>
+        </m:r>
+      </m:oMath>
+      <w:r>
+        <w:t xml:space="preserve"> </w:t>
+      </w:r>
+      <w:r>
+        <w:t xml:space="preserve">to</w:t>
+      </w:r>
+      <w:r>
+        <w:t xml:space="preserve"> </w:t>
+      </w:r>
+      <m:oMath>
+        <m:r>
+          <m:rPr>
+            <m:sty m:val="p"/>
+          </m:rPr>
+          <m:t>−</m:t>
+        </m:r>
+        <m:r>
+          <m:t>0.15</m:t>
+        </m:r>
+      </m:oMath>
+      <w:r>
+        <w:t xml:space="preserve">), confirming the expected thermodynamic relationship.</w:t>
+      </w:r>
+    </w:p>
+    <w:p>
+      <w:pPr>
+        <w:pStyle w:val="Compact"/>
+        <w:numPr>
+          <w:ilvl w:val="0"/>
+          <w:numId w:val="1001"/>
+        </w:numPr>
+      </w:pPr>
+      <w:r>
+        <w:rPr>
+          <w:b/>
+          <w:bCs/>
+        </w:rPr>
+        <w:t xml:space="preserve">Paired swaps roughly double the achievable</w:t>
+      </w:r>
+      <w:r>
+        <w:rPr>
+          <w:b/>
+          <w:bCs/>
+        </w:rPr>
+        <w:t xml:space="preserve"> </w:t>
+      </w:r>
+      <m:oMath>
+        <m:r>
+          <m:rPr>
+            <m:sty m:val="p"/>
+          </m:rPr>
+          <m:t>Δ</m:t>
+        </m:r>
+        <m:r>
+          <m:t>T</m:t>
+        </m:r>
+      </m:oMath>
+      <w:r>
+        <w:t xml:space="preserve"> </w:t>
+      </w:r>
+      <w:r>
+        <w:t xml:space="preserve">compared to free single crossings (</w:t>
+      </w:r>
+      <m:oMath>
+        <m:r>
+          <m:rPr>
+            <m:sty m:val="p"/>
+          </m:rPr>
+          <m:t>Δ</m:t>
+        </m:r>
+        <m:r>
+          <m:t>T</m:t>
+        </m:r>
+        <m:r>
+          <m:rPr>
+            <m:sty m:val="p"/>
+          </m:rPr>
+          <m:t>≈</m:t>
+        </m:r>
+        <m:r>
+          <m:t>0.91</m:t>
+        </m:r>
+      </m:oMath>
+      <w:r>
+        <w:t xml:space="preserve"> </w:t>
+      </w:r>
+      <w:r>
+        <w:t xml:space="preserve">vs</w:t>
+      </w:r>
+      <w:r>
+        <w:t xml:space="preserve"> </w:t>
+      </w:r>
+      <m:oMath>
+        <m:r>
+          <m:rPr>
+            <m:sty m:val="p"/>
+          </m:rPr>
+          <m:t>≈</m:t>
+        </m:r>
+        <m:r>
+          <m:t>0.44</m:t>
+        </m:r>
+      </m:oMath>
+      <w:r>
+        <w:t xml:space="preserve">), because diffusion through the open door can no longer undo sorting.</w:t>
       </w:r>
     </w:p>
     <w:p>
@@ -443,35 +679,7 @@
         <w:pStyle w:val="FirstParagraph"/>
       </w:pPr>
       <w:r>
-        <w:t xml:space="preserve">The second law is not violated — the demon pays for sorting with information, and Landauer’s principle ensures the global entropy budget balances. But the results reveal something stronger than the original hypothesis predicted: local information is not merely</w:t>
-      </w:r>
-      <w:r>
-        <w:t xml:space="preserve"> </w:t>
-      </w:r>
-      <w:r>
-        <w:t xml:space="preserve">“good enough”</w:t>
-      </w:r>
-      <w:r>
-        <w:t xml:space="preserve"> </w:t>
-      </w:r>
-      <w:r>
-        <w:t xml:space="preserve">— at intermediate radii it is</w:t>
-      </w:r>
-      <w:r>
-        <w:t xml:space="preserve"> </w:t>
-      </w:r>
-      <w:r>
-        <w:rPr>
-          <w:i/>
-          <w:iCs/>
-        </w:rPr>
-        <w:t xml:space="preserve">better</w:t>
-      </w:r>
-      <w:r>
-        <w:t xml:space="preserve"> </w:t>
-      </w:r>
-      <w:r>
-        <w:t xml:space="preserve">than any of the global demons, because it captures spatial correlations near the door that global statistics wash out. Even the theoretically optimal greedy rule cannot compensate for the loss of spatial structure inherent in a global view. In systems where a central coordinator is expensive or impractical, a local-information strategy is not just a cheaper substitute — it can be the superior approach.</w:t>
+        <w:t xml:space="preserve">The second law is not violated — the demon pays for sorting with information, and Landauer’s principle ensures the global entropy budget balances. The results confirm the expected theoretical ordering (god &gt; adaptive ≥ local) while showing that local information is remarkably efficient: a small sensing radius captures most of the sorting power at a fraction of the information cost.</w:t>
       </w:r>
     </w:p>
     <w:bookmarkEnd w:id="9"/>
@@ -543,29 +751,11 @@
         <w:t xml:space="preserve"> </w:t>
       </w:r>
       <w:r>
-        <w:t xml:space="preserve">The answer has implications beyond physics — it maps directly onto the centralized-vs-decentralized tradeoff in distributed systems, swarm intelligence, and market design. The surprise is that the answer is not</w:t>
-      </w:r>
-      <w:r>
-        <w:t xml:space="preserve"> </w:t>
-      </w:r>
-      <w:r>
-        <w:t xml:space="preserve">“most of it”</w:t>
-      </w:r>
-      <w:r>
-        <w:t xml:space="preserve"> </w:t>
-      </w:r>
-      <w:r>
-        <w:t xml:space="preserve">but</w:t>
-      </w:r>
-      <w:r>
-        <w:t xml:space="preserve"> </w:t>
-      </w:r>
-      <w:r>
-        <w:t xml:space="preserve">“all of it, and sometimes more.”</w:t>
+        <w:t xml:space="preserve">The answer has implications beyond physics — it maps directly onto the centralized-vs-decentralized tradeoff in distributed systems, swarm intelligence, and market design. The answer: nearly all of it, and at a fraction of the information cost.</w:t>
       </w:r>
     </w:p>
     <w:bookmarkEnd w:id="10"/>
-    <w:bookmarkStart w:id="15" w:name="setup"/>
+    <w:bookmarkStart w:id="16" w:name="setup"/>
     <w:p>
       <w:pPr>
         <w:pStyle w:val="Heading2"/>
@@ -849,7 +1039,53 @@
               <w:pStyle w:val="Compact"/>
             </w:pPr>
             <w:r>
-              <w:t xml:space="preserve">Pass iff the crossing increases ΔT. Uses both sides’ temperatures and particle counts to compute the exact energy threshold (see §2.2).</w:t>
+              <w:t xml:space="preserve">Paired-swap energy threshold: queue left arrivals with KE above θ and right arrivals with KE below θ, where θ is the inverse-count-weighted mean of</w:t>
+            </w:r>
+            <w:r>
+              <w:t xml:space="preserve"> </w:t>
+            </w:r>
+            <m:oMath>
+              <m:sSub>
+                <m:e>
+                  <m:r>
+                    <m:t>T</m:t>
+                  </m:r>
+                </m:e>
+                <m:sub>
+                  <m:r>
+                    <m:t>L</m:t>
+                  </m:r>
+                </m:sub>
+              </m:sSub>
+            </m:oMath>
+            <w:r>
+              <w:t xml:space="preserve"> </w:t>
+            </w:r>
+            <w:r>
+              <w:t xml:space="preserve">and</w:t>
+            </w:r>
+            <w:r>
+              <w:t xml:space="preserve"> </w:t>
+            </w:r>
+            <m:oMath>
+              <m:sSub>
+                <m:e>
+                  <m:r>
+                    <m:t>T</m:t>
+                  </m:r>
+                </m:e>
+                <m:sub>
+                  <m:r>
+                    <m:t>R</m:t>
+                  </m:r>
+                </m:sub>
+              </m:sSub>
+            </m:oMath>
+            <w:r>
+              <w:t xml:space="preserve"> </w:t>
+            </w:r>
+            <w:r>
+              <w:t xml:space="preserve">(see §2.2).</w:t>
             </w:r>
           </w:p>
         </w:tc>
@@ -911,7 +1147,100 @@
       </w:r>
     </w:p>
     <w:bookmarkEnd w:id="12"/>
-    <w:bookmarkStart w:id="13" w:name="the-optimal-decision-rule"/>
+    <w:bookmarkStart w:id="13" w:name="door-mechanics-paired-swaps"/>
+    <w:p>
+      <w:pPr>
+        <w:pStyle w:val="Heading3"/>
+      </w:pPr>
+      <w:r>
+        <w:t xml:space="preserve">Door Mechanics: Paired Swaps</w:t>
+      </w:r>
+    </w:p>
+    <w:p>
+      <w:pPr>
+        <w:pStyle w:val="FirstParagraph"/>
+      </w:pPr>
+      <w:r>
+        <w:t xml:space="preserve">To prevent runaway temperature differences we enforce a</w:t>
+      </w:r>
+      <w:r>
+        <w:t xml:space="preserve"> </w:t>
+      </w:r>
+      <w:r>
+        <w:rPr>
+          <w:b/>
+          <w:bCs/>
+        </w:rPr>
+        <w:t xml:space="preserve">paired-swap rule</w:t>
+      </w:r>
+      <w:r>
+        <w:t xml:space="preserve">. When a particle satisfies the door policy it is pinned at the partition and added to a queue corresponding to its direction (left→right or right→left). A crossing only happens when both queues are non-empty; the demon swaps one candidate from each side simultaneously. This guarantees</w:t>
+      </w:r>
+      <w:r>
+        <w:t xml:space="preserve"> </w:t>
+      </w:r>
+      <m:oMath>
+        <m:r>
+          <m:rPr>
+            <m:sty m:val="p"/>
+          </m:rPr>
+          <m:t>Δ</m:t>
+        </m:r>
+        <m:sSub>
+          <m:e>
+            <m:r>
+              <m:t>N</m:t>
+            </m:r>
+          </m:e>
+          <m:sub>
+            <m:r>
+              <m:t>L</m:t>
+            </m:r>
+          </m:sub>
+        </m:sSub>
+        <m:r>
+          <m:rPr>
+            <m:sty m:val="p"/>
+          </m:rPr>
+          <m:t>=</m:t>
+        </m:r>
+        <m:r>
+          <m:rPr>
+            <m:sty m:val="p"/>
+          </m:rPr>
+          <m:t>Δ</m:t>
+        </m:r>
+        <m:sSub>
+          <m:e>
+            <m:r>
+              <m:t>N</m:t>
+            </m:r>
+          </m:e>
+          <m:sub>
+            <m:r>
+              <m:t>R</m:t>
+            </m:r>
+          </m:sub>
+        </m:sSub>
+        <m:r>
+          <m:rPr>
+            <m:sty m:val="p"/>
+          </m:rPr>
+          <m:t>=</m:t>
+        </m:r>
+        <m:r>
+          <m:t>0</m:t>
+        </m:r>
+      </m:oMath>
+      <w:r>
+        <w:t xml:space="preserve"> </w:t>
+      </w:r>
+      <w:r>
+        <w:t xml:space="preserve">exactly, so each chamber keeps the same particle count at all times. While a particle waits in the queue it still belongs to its original chamber for all statistics (means, temperatures, entropy), ensuring the policies reason about the same populations they would see without the queue.</w:t>
+      </w:r>
+    </w:p>
+    <w:bookmarkEnd w:id="13"/>
+    <w:bookmarkStart w:id="14" w:name="the-optimal-decision-rule"/>
     <w:p>
       <w:pPr>
         <w:pStyle w:val="Heading3"/>
@@ -999,45 +1328,101 @@
         </m:sSub>
       </m:oMath>
       <w:r>
-        <w:t xml:space="preserve">). It asks the exact question:</w:t>
+        <w:t xml:space="preserve">). Because crossings are paired, it reasons about the</w:t>
       </w:r>
       <w:r>
         <w:t xml:space="preserve"> </w:t>
       </w:r>
       <w:r>
         <w:rPr>
-          <w:b/>
-          <w:bCs/>
+          <w:i/>
+          <w:iCs/>
         </w:rPr>
-        <w:t xml:space="preserve">will this crossing increase</w:t>
-      </w:r>
-      <w:r>
-        <w:rPr>
-          <w:b/>
-          <w:bCs/>
-        </w:rPr>
-        <w:t xml:space="preserve"> </w:t>
-      </w:r>
-      <m:oMath>
-        <m:r>
-          <m:rPr>
-            <m:sty m:val="p"/>
-          </m:rPr>
-          <m:t>Δ</m:t>
-        </m:r>
-        <m:r>
-          <m:t>T</m:t>
-        </m:r>
-        <m:r>
-          <m:rPr>
-            <m:sty m:val="p"/>
-          </m:rPr>
-          <m:t>=</m:t>
-        </m:r>
+        <w:t xml:space="preserve">joint</w:t>
+      </w:r>
+      <w:r>
+        <w:t xml:space="preserve"> </w:t>
+      </w:r>
+      <w:r>
+        <w:t xml:space="preserve">effect of exchanging one particle from each side.</w:t>
+      </w:r>
+    </w:p>
+    <w:p>
+      <w:pPr>
+        <w:pStyle w:val="BodyText"/>
+      </w:pPr>
+      <w:r>
+        <w:t xml:space="preserve">Consider a left candidate with kinetic energy</w:t>
+      </w:r>
+      <w:r>
+        <w:t xml:space="preserve"> </w:t>
+      </w:r>
+      <m:oMath>
         <m:sSub>
           <m:e>
             <m:r>
-              <m:t>T</m:t>
+              <m:t>e</m:t>
+            </m:r>
+          </m:e>
+          <m:sub>
+            <m:r>
+              <m:t>L</m:t>
+            </m:r>
+          </m:sub>
+        </m:sSub>
+        <m:r>
+          <m:rPr>
+            <m:sty m:val="p"/>
+          </m:rPr>
+          <m:t>=</m:t>
+        </m:r>
+        <m:f>
+          <m:fPr>
+            <m:type m:val="lin"/>
+          </m:fPr>
+          <m:num>
+            <m:r>
+              <m:t>1</m:t>
+            </m:r>
+          </m:num>
+          <m:den>
+            <m:r>
+              <m:t>2</m:t>
+            </m:r>
+          </m:den>
+        </m:f>
+        <m:sSubSup>
+          <m:e>
+            <m:r>
+              <m:t>s</m:t>
+            </m:r>
+          </m:e>
+          <m:sub>
+            <m:r>
+              <m:t>L</m:t>
+            </m:r>
+          </m:sub>
+          <m:sup>
+            <m:r>
+              <m:t>2</m:t>
+            </m:r>
+          </m:sup>
+        </m:sSubSup>
+      </m:oMath>
+      <w:r>
+        <w:t xml:space="preserve"> </w:t>
+      </w:r>
+      <w:r>
+        <w:t xml:space="preserve">and a right candidate with</w:t>
+      </w:r>
+      <w:r>
+        <w:t xml:space="preserve"> </w:t>
+      </w:r>
+      <m:oMath>
+        <m:sSub>
+          <m:e>
+            <m:r>
+              <m:t>e</m:t>
             </m:r>
           </m:e>
           <m:sub>
@@ -1050,73 +1435,43 @@
           <m:rPr>
             <m:sty m:val="p"/>
           </m:rPr>
-          <m:t>−</m:t>
-        </m:r>
-        <m:sSub>
+          <m:t>=</m:t>
+        </m:r>
+        <m:f>
+          <m:fPr>
+            <m:type m:val="lin"/>
+          </m:fPr>
+          <m:num>
+            <m:r>
+              <m:t>1</m:t>
+            </m:r>
+          </m:num>
+          <m:den>
+            <m:r>
+              <m:t>2</m:t>
+            </m:r>
+          </m:den>
+        </m:f>
+        <m:sSubSup>
           <m:e>
             <m:r>
-              <m:t>T</m:t>
+              <m:t>s</m:t>
             </m:r>
           </m:e>
           <m:sub>
             <m:r>
-              <m:t>L</m:t>
+              <m:t>R</m:t>
             </m:r>
           </m:sub>
-        </m:sSub>
-      </m:oMath>
-      <w:r>
-        <w:rPr>
-          <w:b/>
-          <w:bCs/>
-        </w:rPr>
-        <w:t xml:space="preserve">?</w:t>
-      </w:r>
-    </w:p>
-    <w:p>
-      <w:pPr>
-        <w:pStyle w:val="BodyText"/>
-      </w:pPr>
-      <w:r>
-        <w:rPr>
-          <w:b/>
-          <w:bCs/>
-        </w:rPr>
-        <w:t xml:space="preserve">Left → right (sending a fast particle to the hot side).</w:t>
-      </w:r>
-      <w:r>
-        <w:t xml:space="preserve"> </w:t>
-      </w:r>
-      <w:r>
-        <w:t xml:space="preserve">When particle</w:t>
-      </w:r>
-      <w:r>
-        <w:t xml:space="preserve"> </w:t>
-      </w:r>
-      <m:oMath>
-        <m:r>
-          <m:t>i</m:t>
-        </m:r>
-      </m:oMath>
-      <w:r>
-        <w:t xml:space="preserve"> </w:t>
-      </w:r>
-      <w:r>
-        <w:t xml:space="preserve">with speed</w:t>
-      </w:r>
-      <w:r>
-        <w:t xml:space="preserve"> </w:t>
-      </w:r>
-      <m:oMath>
-        <m:r>
-          <m:t>s</m:t>
-        </m:r>
-      </m:oMath>
-      <w:r>
-        <w:t xml:space="preserve"> </w:t>
-      </w:r>
-      <w:r>
-        <w:t xml:space="preserve">crosses from left to right, the new temperatures are:</w:t>
+          <m:sup>
+            <m:r>
+              <m:t>2</m:t>
+            </m:r>
+          </m:sup>
+        </m:sSubSup>
+      </m:oMath>
+      <w:r>
+        <w:t xml:space="preserve">. After a simultaneous swap:</w:t>
       </w:r>
     </w:p>
     <w:p>
@@ -1154,6 +1509,24 @@
             </m:rPr>
             <m:t>=</m:t>
           </m:r>
+          <m:sSub>
+            <m:e>
+              <m:r>
+                <m:t>T</m:t>
+              </m:r>
+            </m:e>
+            <m:sub>
+              <m:r>
+                <m:t>L</m:t>
+              </m:r>
+            </m:sub>
+          </m:sSub>
+          <m:r>
+            <m:rPr>
+              <m:sty m:val="p"/>
+            </m:rPr>
+            <m:t>+</m:t>
+          </m:r>
           <m:f>
             <m:fPr>
               <m:type m:val="bar"/>
@@ -1162,30 +1535,12 @@
               <m:sSub>
                 <m:e>
                   <m:r>
-                    <m:t>N</m:t>
+                    <m:t>e</m:t>
                   </m:r>
                 </m:e>
                 <m:sub>
                   <m:r>
-                    <m:t>L</m:t>
-                  </m:r>
-                </m:sub>
-              </m:sSub>
-              <m:r>
-                <m:rPr>
-                  <m:sty m:val="p"/>
-                </m:rPr>
-                <m:t>⋅</m:t>
-              </m:r>
-              <m:sSub>
-                <m:e>
-                  <m:r>
-                    <m:t>T</m:t>
-                  </m:r>
-                </m:e>
-                <m:sub>
-                  <m:r>
-                    <m:t>L</m:t>
+                    <m:t>R</m:t>
                   </m:r>
                 </m:sub>
               </m:sSub>
@@ -1195,33 +1550,18 @@
                 </m:rPr>
                 <m:t>−</m:t>
               </m:r>
-              <m:f>
-                <m:fPr>
-                  <m:type m:val="lin"/>
-                </m:fPr>
-                <m:num>
-                  <m:r>
-                    <m:t>1</m:t>
-                  </m:r>
-                </m:num>
-                <m:den>
-                  <m:r>
-                    <m:t>2</m:t>
-                  </m:r>
-                </m:den>
-              </m:f>
-              <m:sSup>
+              <m:sSub>
                 <m:e>
                   <m:r>
-                    <m:t>s</m:t>
+                    <m:t>e</m:t>
                   </m:r>
                 </m:e>
-                <m:sup>
+                <m:sub>
                   <m:r>
-                    <m:t>2</m:t>
+                    <m:t>L</m:t>
                   </m:r>
-                </m:sup>
-              </m:sSup>
+                </m:sub>
+              </m:sSub>
             </m:num>
             <m:den>
               <m:sSub>
@@ -1236,15 +1576,6 @@
                   </m:r>
                 </m:sub>
               </m:sSub>
-              <m:r>
-                <m:rPr>
-                  <m:sty m:val="p"/>
-                </m:rPr>
-                <m:t>−</m:t>
-              </m:r>
-              <m:r>
-                <m:t>1</m:t>
-              </m:r>
             </m:den>
           </m:f>
           <m:r>
@@ -1282,6 +1613,24 @@
             </m:rPr>
             <m:t>=</m:t>
           </m:r>
+          <m:sSub>
+            <m:e>
+              <m:r>
+                <m:t>T</m:t>
+              </m:r>
+            </m:e>
+            <m:sub>
+              <m:r>
+                <m:t>R</m:t>
+              </m:r>
+            </m:sub>
+          </m:sSub>
+          <m:r>
+            <m:rPr>
+              <m:sty m:val="p"/>
+            </m:rPr>
+            <m:t>+</m:t>
+          </m:r>
           <m:f>
             <m:fPr>
               <m:type m:val="bar"/>
@@ -1290,7 +1639,25 @@
               <m:sSub>
                 <m:e>
                   <m:r>
-                    <m:t>N</m:t>
+                    <m:t>e</m:t>
+                  </m:r>
+                </m:e>
+                <m:sub>
+                  <m:r>
+                    <m:t>L</m:t>
+                  </m:r>
+                </m:sub>
+              </m:sSub>
+              <m:r>
+                <m:rPr>
+                  <m:sty m:val="p"/>
+                </m:rPr>
+                <m:t>−</m:t>
+              </m:r>
+              <m:sSub>
+                <m:e>
+                  <m:r>
+                    <m:t>e</m:t>
                   </m:r>
                 </m:e>
                 <m:sub>
@@ -1299,57 +1666,6 @@
                   </m:r>
                 </m:sub>
               </m:sSub>
-              <m:r>
-                <m:rPr>
-                  <m:sty m:val="p"/>
-                </m:rPr>
-                <m:t>⋅</m:t>
-              </m:r>
-              <m:sSub>
-                <m:e>
-                  <m:r>
-                    <m:t>T</m:t>
-                  </m:r>
-                </m:e>
-                <m:sub>
-                  <m:r>
-                    <m:t>R</m:t>
-                  </m:r>
-                </m:sub>
-              </m:sSub>
-              <m:r>
-                <m:rPr>
-                  <m:sty m:val="p"/>
-                </m:rPr>
-                <m:t>+</m:t>
-              </m:r>
-              <m:f>
-                <m:fPr>
-                  <m:type m:val="lin"/>
-                </m:fPr>
-                <m:num>
-                  <m:r>
-                    <m:t>1</m:t>
-                  </m:r>
-                </m:num>
-                <m:den>
-                  <m:r>
-                    <m:t>2</m:t>
-                  </m:r>
-                </m:den>
-              </m:f>
-              <m:sSup>
-                <m:e>
-                  <m:r>
-                    <m:t>s</m:t>
-                  </m:r>
-                </m:e>
-                <m:sup>
-                  <m:r>
-                    <m:t>2</m:t>
-                  </m:r>
-                </m:sup>
-              </m:sSup>
             </m:num>
             <m:den>
               <m:sSub>
@@ -1364,17 +1680,14 @@
                   </m:r>
                 </m:sub>
               </m:sSub>
-              <m:r>
-                <m:rPr>
-                  <m:sty m:val="p"/>
-                </m:rPr>
-                <m:t>+</m:t>
-              </m:r>
-              <m:r>
-                <m:t>1</m:t>
-              </m:r>
             </m:den>
           </m:f>
+          <m:r>
+            <m:rPr>
+              <m:sty m:val="p"/>
+            </m:rPr>
+            <m:t>.</m:t>
+          </m:r>
         </m:oMath>
       </m:oMathPara>
     </w:p>
@@ -1383,27 +1696,7 @@
         <w:pStyle w:val="FirstParagraph"/>
       </w:pPr>
       <w:r>
-        <w:t xml:space="preserve">The change in</w:t>
-      </w:r>
-      <w:r>
-        <w:t xml:space="preserve"> </w:t>
-      </w:r>
-      <m:oMath>
-        <m:r>
-          <m:rPr>
-            <m:sty m:val="p"/>
-          </m:rPr>
-          <m:t>Δ</m:t>
-        </m:r>
-        <m:r>
-          <m:t>T</m:t>
-        </m:r>
-      </m:oMath>
-      <w:r>
-        <w:t xml:space="preserve"> </w:t>
-      </w:r>
-      <w:r>
-        <w:t xml:space="preserve">is (for a left-to-right crossing):</w:t>
+        <w:t xml:space="preserve">The temperature difference changes by</w:t>
       </w:r>
     </w:p>
     <w:p>
@@ -1448,14 +1741,59 @@
             </m:rPr>
             <m:t>=</m:t>
           </m:r>
-          <m:f>
-            <m:fPr>
-              <m:type m:val="bar"/>
-            </m:fPr>
-            <m:num>
+          <m:r>
+            <m:rPr>
+              <m:sty m:val="p"/>
+            </m:rPr>
+            <m:t>(</m:t>
+          </m:r>
+          <m:sSub>
+            <m:e>
+              <m:r>
+                <m:t>e</m:t>
+              </m:r>
+            </m:e>
+            <m:sub>
+              <m:r>
+                <m:t>L</m:t>
+              </m:r>
+            </m:sub>
+          </m:sSub>
+          <m:r>
+            <m:rPr>
+              <m:sty m:val="p"/>
+            </m:rPr>
+            <m:t>−</m:t>
+          </m:r>
+          <m:sSub>
+            <m:e>
+              <m:r>
+                <m:t>e</m:t>
+              </m:r>
+            </m:e>
+            <m:sub>
+              <m:r>
+                <m:t>R</m:t>
+              </m:r>
+            </m:sub>
+          </m:sSub>
+          <m:r>
+            <m:rPr>
+              <m:sty m:val="p"/>
+            </m:rPr>
+            <m:t>)</m:t>
+          </m:r>
+          <m:d>
+            <m:dPr>
+              <m:begChr m:val="("/>
+              <m:sepChr m:val=""/>
+              <m:endChr m:val=")"/>
+              <m:grow/>
+            </m:dPr>
+            <m:e>
               <m:f>
                 <m:fPr>
-                  <m:type m:val="lin"/>
+                  <m:type m:val="bar"/>
                 </m:fPr>
                 <m:num>
                   <m:r>
@@ -1463,23 +1801,174 @@
                   </m:r>
                 </m:num>
                 <m:den>
-                  <m:r>
-                    <m:t>2</m:t>
-                  </m:r>
+                  <m:sSub>
+                    <m:e>
+                      <m:r>
+                        <m:t>N</m:t>
+                      </m:r>
+                    </m:e>
+                    <m:sub>
+                      <m:r>
+                        <m:t>R</m:t>
+                      </m:r>
+                    </m:sub>
+                  </m:sSub>
                 </m:den>
               </m:f>
-              <m:sSup>
-                <m:e>
+              <m:r>
+                <m:rPr>
+                  <m:sty m:val="p"/>
+                </m:rPr>
+                <m:t>+</m:t>
+              </m:r>
+              <m:f>
+                <m:fPr>
+                  <m:type m:val="bar"/>
+                </m:fPr>
+                <m:num>
                   <m:r>
-                    <m:t>s</m:t>
+                    <m:t>1</m:t>
                   </m:r>
-                </m:e>
-                <m:sup>
-                  <m:r>
-                    <m:t>2</m:t>
-                  </m:r>
-                </m:sup>
-              </m:sSup>
+                </m:num>
+                <m:den>
+                  <m:sSub>
+                    <m:e>
+                      <m:r>
+                        <m:t>N</m:t>
+                      </m:r>
+                    </m:e>
+                    <m:sub>
+                      <m:r>
+                        <m:t>L</m:t>
+                      </m:r>
+                    </m:sub>
+                  </m:sSub>
+                </m:den>
+              </m:f>
+            </m:e>
+          </m:d>
+          <m:r>
+            <m:rPr>
+              <m:sty m:val="p"/>
+            </m:rPr>
+            <m:t>.</m:t>
+          </m:r>
+        </m:oMath>
+      </m:oMathPara>
+    </w:p>
+    <w:p>
+      <w:pPr>
+        <w:pStyle w:val="FirstParagraph"/>
+      </w:pPr>
+      <w:r>
+        <w:t xml:space="preserve">The swap helps iff</w:t>
+      </w:r>
+      <w:r>
+        <w:t xml:space="preserve"> </w:t>
+      </w:r>
+      <m:oMath>
+        <m:sSub>
+          <m:e>
+            <m:r>
+              <m:t>e</m:t>
+            </m:r>
+          </m:e>
+          <m:sub>
+            <m:r>
+              <m:t>L</m:t>
+            </m:r>
+          </m:sub>
+        </m:sSub>
+        <m:r>
+          <m:rPr>
+            <m:sty m:val="p"/>
+          </m:rPr>
+          <m:t>&gt;</m:t>
+        </m:r>
+        <m:sSub>
+          <m:e>
+            <m:r>
+              <m:t>e</m:t>
+            </m:r>
+          </m:e>
+          <m:sub>
+            <m:r>
+              <m:t>R</m:t>
+            </m:r>
+          </m:sub>
+        </m:sSub>
+      </m:oMath>
+      <w:r>
+        <w:t xml:space="preserve">. To turn that condition into a per-arrival rule we define a</w:t>
+      </w:r>
+      <w:r>
+        <w:t xml:space="preserve"> </w:t>
+      </w:r>
+      <w:r>
+        <w:rPr>
+          <w:i/>
+          <w:iCs/>
+        </w:rPr>
+        <w:t xml:space="preserve">neutral</w:t>
+      </w:r>
+      <w:r>
+        <w:t xml:space="preserve"> </w:t>
+      </w:r>
+      <w:r>
+        <w:t xml:space="preserve">energy</w:t>
+      </w:r>
+      <w:r>
+        <w:t xml:space="preserve"> </w:t>
+      </w:r>
+      <m:oMath>
+        <m:r>
+          <m:t>θ</m:t>
+        </m:r>
+      </m:oMath>
+      <w:r>
+        <w:t xml:space="preserve"> </w:t>
+      </w:r>
+      <w:r>
+        <w:t xml:space="preserve">that leaves</w:t>
+      </w:r>
+      <w:r>
+        <w:t xml:space="preserve"> </w:t>
+      </w:r>
+      <m:oMath>
+        <m:r>
+          <m:rPr>
+            <m:sty m:val="p"/>
+          </m:rPr>
+          <m:t>Δ</m:t>
+        </m:r>
+        <m:r>
+          <m:t>T</m:t>
+        </m:r>
+      </m:oMath>
+      <w:r>
+        <w:t xml:space="preserve"> </w:t>
+      </w:r>
+      <w:r>
+        <w:t xml:space="preserve">unchanged when both sides contribute particles at that energy. Setting</w:t>
+      </w:r>
+    </w:p>
+    <w:p>
+      <w:pPr>
+        <w:pStyle w:val="BodyText"/>
+      </w:pPr>
+      <m:oMathPara>
+        <m:oMathParaPr>
+          <m:jc m:val="center"/>
+        </m:oMathParaPr>
+        <m:oMath>
+          <m:f>
+            <m:fPr>
+              <m:type m:val="bar"/>
+            </m:fPr>
+            <m:num>
+              <m:r>
+                <m:t>θ</m:t>
+              </m:r>
               <m:r>
                 <m:rPr>
                   <m:sty m:val="p"/>
@@ -1512,15 +2001,6 @@
                   </m:r>
                 </m:sub>
               </m:sSub>
-              <m:r>
-                <m:rPr>
-                  <m:sty m:val="p"/>
-                </m:rPr>
-                <m:t>+</m:t>
-              </m:r>
-              <m:r>
-                <m:t>1</m:t>
-              </m:r>
             </m:den>
           </m:f>
           <m:r>
@@ -1534,33 +2014,9 @@
               <m:type m:val="bar"/>
             </m:fPr>
             <m:num>
-              <m:f>
-                <m:fPr>
-                  <m:type m:val="lin"/>
-                </m:fPr>
-                <m:num>
-                  <m:r>
-                    <m:t>1</m:t>
-                  </m:r>
-                </m:num>
-                <m:den>
-                  <m:r>
-                    <m:t>2</m:t>
-                  </m:r>
-                </m:den>
-              </m:f>
-              <m:sSup>
-                <m:e>
-                  <m:r>
-                    <m:t>s</m:t>
-                  </m:r>
-                </m:e>
-                <m:sup>
-                  <m:r>
-                    <m:t>2</m:t>
-                  </m:r>
-                </m:sup>
-              </m:sSup>
+              <m:r>
+                <m:t>θ</m:t>
+              </m:r>
               <m:r>
                 <m:rPr>
                   <m:sty m:val="p"/>
@@ -1593,17 +2049,17 @@
                   </m:r>
                 </m:sub>
               </m:sSub>
-              <m:r>
-                <m:rPr>
-                  <m:sty m:val="p"/>
-                </m:rPr>
-                <m:t>−</m:t>
-              </m:r>
-              <m:r>
-                <m:t>1</m:t>
-              </m:r>
             </m:den>
           </m:f>
+          <m:r>
+            <m:rPr>
+              <m:sty m:val="p"/>
+            </m:rPr>
+            <m:t>=</m:t>
+          </m:r>
+          <m:r>
+            <m:t>0</m:t>
+          </m:r>
         </m:oMath>
       </m:oMathPara>
     </w:p>
@@ -1612,89 +2068,21 @@
         <w:pStyle w:val="FirstParagraph"/>
       </w:pPr>
       <w:r>
-        <w:t xml:space="preserve">Setting</w:t>
-      </w:r>
-      <w:r>
-        <w:t xml:space="preserve"> </w:t>
-      </w:r>
-      <m:oMath>
-        <m:r>
-          <m:rPr>
-            <m:sty m:val="p"/>
-          </m:rPr>
-          <m:t>Δ</m:t>
-        </m:r>
-        <m:r>
-          <m:rPr>
-            <m:sty m:val="p"/>
-          </m:rPr>
-          <m:t>(</m:t>
-        </m:r>
-        <m:r>
-          <m:rPr>
-            <m:sty m:val="p"/>
-          </m:rPr>
-          <m:t>Δ</m:t>
-        </m:r>
-        <m:r>
-          <m:t>T</m:t>
-        </m:r>
-        <m:r>
-          <m:rPr>
-            <m:sty m:val="p"/>
-          </m:rPr>
-          <m:t>)</m:t>
-        </m:r>
-        <m:r>
-          <m:rPr>
-            <m:sty m:val="p"/>
-          </m:rPr>
-          <m:t>&gt;</m:t>
-        </m:r>
-        <m:r>
-          <m:t>0</m:t>
-        </m:r>
-      </m:oMath>
-      <w:r>
-        <w:t xml:space="preserve"> </w:t>
-      </w:r>
-      <w:r>
         <w:t xml:space="preserve">and solving for</w:t>
       </w:r>
       <w:r>
         <w:t xml:space="preserve"> </w:t>
       </w:r>
       <m:oMath>
-        <m:f>
-          <m:fPr>
-            <m:type m:val="bar"/>
-          </m:fPr>
-          <m:num>
-            <m:r>
-              <m:t>1</m:t>
-            </m:r>
-          </m:num>
-          <m:den>
-            <m:r>
-              <m:t>2</m:t>
-            </m:r>
-          </m:den>
-        </m:f>
-        <m:sSup>
-          <m:e>
-            <m:r>
-              <m:t>s</m:t>
-            </m:r>
-          </m:e>
-          <m:sup>
-            <m:r>
-              <m:t>2</m:t>
-            </m:r>
-          </m:sup>
-        </m:sSup>
-      </m:oMath>
-      <w:r>
-        <w:t xml:space="preserve">:</w:t>
+        <m:r>
+          <m:t>θ</m:t>
+        </m:r>
+      </m:oMath>
+      <w:r>
+        <w:t xml:space="preserve"> </w:t>
+      </w:r>
+      <w:r>
+        <w:t xml:space="preserve">yields</w:t>
       </w:r>
     </w:p>
     <w:p>
@@ -1706,38 +2094,14 @@
           <m:jc m:val="center"/>
         </m:oMathParaPr>
         <m:oMath>
-          <m:f>
-            <m:fPr>
-              <m:type m:val="lin"/>
-            </m:fPr>
-            <m:num>
-              <m:r>
-                <m:t>1</m:t>
-              </m:r>
-            </m:num>
-            <m:den>
-              <m:r>
-                <m:t>2</m:t>
-              </m:r>
-            </m:den>
-          </m:f>
-          <m:sSup>
-            <m:e>
-              <m:r>
-                <m:t>s</m:t>
-              </m:r>
-            </m:e>
-            <m:sup>
-              <m:r>
-                <m:t>2</m:t>
-              </m:r>
-            </m:sup>
-          </m:sSup>
+          <m:r>
+            <m:t>θ</m:t>
+          </m:r>
           <m:r>
             <m:rPr>
               <m:sty m:val="p"/>
             </m:rPr>
-            <m:t>&gt;</m:t>
+            <m:t>=</m:t>
           </m:r>
           <m:f>
             <m:fPr>
@@ -1775,15 +2139,6 @@
                       </m:r>
                     </m:sub>
                   </m:sSub>
-                  <m:r>
-                    <m:rPr>
-                      <m:sty m:val="p"/>
-                    </m:rPr>
-                    <m:t>+</m:t>
-                  </m:r>
-                  <m:r>
-                    <m:t>1</m:t>
-                  </m:r>
                 </m:den>
               </m:f>
               <m:r>
@@ -1823,15 +2178,6 @@
                       </m:r>
                     </m:sub>
                   </m:sSub>
-                  <m:r>
-                    <m:rPr>
-                      <m:sty m:val="p"/>
-                    </m:rPr>
-                    <m:t>−</m:t>
-                  </m:r>
-                  <m:r>
-                    <m:t>1</m:t>
-                  </m:r>
                 </m:den>
               </m:f>
             </m:num>
@@ -1858,15 +2204,6 @@
                       </m:r>
                     </m:sub>
                   </m:sSub>
-                  <m:r>
-                    <m:rPr>
-                      <m:sty m:val="p"/>
-                    </m:rPr>
-                    <m:t>+</m:t>
-                  </m:r>
-                  <m:r>
-                    <m:t>1</m:t>
-                  </m:r>
                 </m:den>
               </m:f>
               <m:r>
@@ -1897,274 +2234,16 @@
                       </m:r>
                     </m:sub>
                   </m:sSub>
-                  <m:r>
-                    <m:rPr>
-                      <m:sty m:val="p"/>
-                    </m:rPr>
-                    <m:t>−</m:t>
-                  </m:r>
-                  <m:r>
-                    <m:t>1</m:t>
-                  </m:r>
                 </m:den>
               </m:f>
             </m:den>
           </m:f>
-        </m:oMath>
-      </m:oMathPara>
-    </w:p>
-    <w:p>
-      <w:pPr>
-        <w:pStyle w:val="FirstParagraph"/>
-      </w:pPr>
-      <w:r>
-        <w:t xml:space="preserve">The right-hand side is a</w:t>
-      </w:r>
-      <w:r>
-        <w:t xml:space="preserve"> </w:t>
-      </w:r>
-      <w:r>
-        <w:rPr>
-          <w:b/>
-          <w:bCs/>
-        </w:rPr>
-        <w:t xml:space="preserve">weighted average of both sides’ temperatures</w:t>
-      </w:r>
-      <w:r>
-        <w:t xml:space="preserve">, with weights inversely proportional to the post-crossing pool sizes.</w:t>
-      </w:r>
-    </w:p>
-    <w:p>
-      <w:pPr>
-        <w:pStyle w:val="BodyText"/>
-      </w:pPr>
-      <w:r>
-        <w:rPr>
-          <w:b/>
-          <w:bCs/>
-        </w:rPr>
-        <w:t xml:space="preserve">Right → left (sending a slow particle to the cold side).</w:t>
-      </w:r>
-      <w:r>
-        <w:t xml:space="preserve"> </w:t>
-      </w:r>
-      <w:r>
-        <w:t xml:space="preserve">By symmetric reasoning:</w:t>
-      </w:r>
-    </w:p>
-    <w:p>
-      <w:pPr>
-        <w:pStyle w:val="BodyText"/>
-      </w:pPr>
-      <m:oMathPara>
-        <m:oMathParaPr>
-          <m:jc m:val="center"/>
-        </m:oMathParaPr>
-        <m:oMath>
-          <m:f>
-            <m:fPr>
-              <m:type m:val="lin"/>
-            </m:fPr>
-            <m:num>
-              <m:r>
-                <m:t>1</m:t>
-              </m:r>
-            </m:num>
-            <m:den>
-              <m:r>
-                <m:t>2</m:t>
-              </m:r>
-            </m:den>
-          </m:f>
-          <m:sSup>
-            <m:e>
-              <m:r>
-                <m:t>s</m:t>
-              </m:r>
-            </m:e>
-            <m:sup>
-              <m:r>
-                <m:t>2</m:t>
-              </m:r>
-            </m:sup>
-          </m:sSup>
           <m:r>
             <m:rPr>
               <m:sty m:val="p"/>
             </m:rPr>
-            <m:t>&lt;</m:t>
+            <m:t>.</m:t>
           </m:r>
-          <m:f>
-            <m:fPr>
-              <m:type m:val="bar"/>
-            </m:fPr>
-            <m:num>
-              <m:f>
-                <m:fPr>
-                  <m:type m:val="bar"/>
-                </m:fPr>
-                <m:num>
-                  <m:sSub>
-                    <m:e>
-                      <m:r>
-                        <m:t>T</m:t>
-                      </m:r>
-                    </m:e>
-                    <m:sub>
-                      <m:r>
-                        <m:t>R</m:t>
-                      </m:r>
-                    </m:sub>
-                  </m:sSub>
-                </m:num>
-                <m:den>
-                  <m:sSub>
-                    <m:e>
-                      <m:r>
-                        <m:t>N</m:t>
-                      </m:r>
-                    </m:e>
-                    <m:sub>
-                      <m:r>
-                        <m:t>R</m:t>
-                      </m:r>
-                    </m:sub>
-                  </m:sSub>
-                  <m:r>
-                    <m:rPr>
-                      <m:sty m:val="p"/>
-                    </m:rPr>
-                    <m:t>−</m:t>
-                  </m:r>
-                  <m:r>
-                    <m:t>1</m:t>
-                  </m:r>
-                </m:den>
-              </m:f>
-              <m:r>
-                <m:rPr>
-                  <m:sty m:val="p"/>
-                </m:rPr>
-                <m:t>+</m:t>
-              </m:r>
-              <m:f>
-                <m:fPr>
-                  <m:type m:val="bar"/>
-                </m:fPr>
-                <m:num>
-                  <m:sSub>
-                    <m:e>
-                      <m:r>
-                        <m:t>T</m:t>
-                      </m:r>
-                    </m:e>
-                    <m:sub>
-                      <m:r>
-                        <m:t>L</m:t>
-                      </m:r>
-                    </m:sub>
-                  </m:sSub>
-                </m:num>
-                <m:den>
-                  <m:sSub>
-                    <m:e>
-                      <m:r>
-                        <m:t>N</m:t>
-                      </m:r>
-                    </m:e>
-                    <m:sub>
-                      <m:r>
-                        <m:t>L</m:t>
-                      </m:r>
-                    </m:sub>
-                  </m:sSub>
-                  <m:r>
-                    <m:rPr>
-                      <m:sty m:val="p"/>
-                    </m:rPr>
-                    <m:t>+</m:t>
-                  </m:r>
-                  <m:r>
-                    <m:t>1</m:t>
-                  </m:r>
-                </m:den>
-              </m:f>
-            </m:num>
-            <m:den>
-              <m:f>
-                <m:fPr>
-                  <m:type m:val="bar"/>
-                </m:fPr>
-                <m:num>
-                  <m:r>
-                    <m:t>1</m:t>
-                  </m:r>
-                </m:num>
-                <m:den>
-                  <m:sSub>
-                    <m:e>
-                      <m:r>
-                        <m:t>N</m:t>
-                      </m:r>
-                    </m:e>
-                    <m:sub>
-                      <m:r>
-                        <m:t>R</m:t>
-                      </m:r>
-                    </m:sub>
-                  </m:sSub>
-                  <m:r>
-                    <m:rPr>
-                      <m:sty m:val="p"/>
-                    </m:rPr>
-                    <m:t>−</m:t>
-                  </m:r>
-                  <m:r>
-                    <m:t>1</m:t>
-                  </m:r>
-                </m:den>
-              </m:f>
-              <m:r>
-                <m:rPr>
-                  <m:sty m:val="p"/>
-                </m:rPr>
-                <m:t>+</m:t>
-              </m:r>
-              <m:f>
-                <m:fPr>
-                  <m:type m:val="bar"/>
-                </m:fPr>
-                <m:num>
-                  <m:r>
-                    <m:t>1</m:t>
-                  </m:r>
-                </m:num>
-                <m:den>
-                  <m:sSub>
-                    <m:e>
-                      <m:r>
-                        <m:t>N</m:t>
-                      </m:r>
-                    </m:e>
-                    <m:sub>
-                      <m:r>
-                        <m:t>L</m:t>
-                      </m:r>
-                    </m:sub>
-                  </m:sSub>
-                  <m:r>
-                    <m:rPr>
-                      <m:sty m:val="p"/>
-                    </m:rPr>
-                    <m:t>+</m:t>
-                  </m:r>
-                  <m:r>
-                    <m:t>1</m:t>
-                  </m:r>
-                </m:den>
-              </m:f>
-            </m:den>
-          </m:f>
         </m:oMath>
       </m:oMathPara>
     </w:p>
@@ -2173,7 +2252,7 @@
         <w:pStyle w:val="FirstParagraph"/>
       </w:pPr>
       <w:r>
-        <w:t xml:space="preserve">Three properties make this the optimal rule:</w:t>
+        <w:t xml:space="preserve">The god demon compares each particle’s kinetic energy to this shared threshold:</w:t>
       </w:r>
     </w:p>
     <w:p>
@@ -2185,16 +2264,204 @@
         </w:numPr>
       </w:pPr>
       <w:r>
+        <w:t xml:space="preserve">Left arrivals queue only if</w:t>
+      </w:r>
+      <w:r>
+        <w:t xml:space="preserve"> </w:t>
+      </w:r>
+      <m:oMath>
+        <m:sSub>
+          <m:e>
+            <m:r>
+              <m:t>e</m:t>
+            </m:r>
+          </m:e>
+          <m:sub>
+            <m:r>
+              <m:t>L</m:t>
+            </m:r>
+          </m:sub>
+        </m:sSub>
+        <m:r>
+          <m:rPr>
+            <m:sty m:val="p"/>
+          </m:rPr>
+          <m:t>&gt;</m:t>
+        </m:r>
+        <m:r>
+          <m:t>θ</m:t>
+        </m:r>
+      </m:oMath>
+      <w:r>
+        <w:t xml:space="preserve"> </w:t>
+      </w:r>
+      <w:r>
+        <w:t xml:space="preserve">(fast enough to heat the right side).</w:t>
+      </w:r>
+    </w:p>
+    <w:p>
+      <w:pPr>
+        <w:pStyle w:val="Compact"/>
+        <w:numPr>
+          <w:ilvl w:val="0"/>
+          <w:numId w:val="1002"/>
+        </w:numPr>
+      </w:pPr>
+      <w:r>
+        <w:t xml:space="preserve">Right arrivals queue only if</w:t>
+      </w:r>
+      <w:r>
+        <w:t xml:space="preserve"> </w:t>
+      </w:r>
+      <m:oMath>
+        <m:sSub>
+          <m:e>
+            <m:r>
+              <m:t>e</m:t>
+            </m:r>
+          </m:e>
+          <m:sub>
+            <m:r>
+              <m:t>R</m:t>
+            </m:r>
+          </m:sub>
+        </m:sSub>
+        <m:r>
+          <m:rPr>
+            <m:sty m:val="p"/>
+          </m:rPr>
+          <m:t>&lt;</m:t>
+        </m:r>
+        <m:r>
+          <m:t>θ</m:t>
+        </m:r>
+      </m:oMath>
+      <w:r>
+        <w:t xml:space="preserve"> </w:t>
+      </w:r>
+      <w:r>
+        <w:t xml:space="preserve">(slow enough to cool the left side).</w:t>
+      </w:r>
+    </w:p>
+    <w:p>
+      <w:pPr>
+        <w:pStyle w:val="FirstParagraph"/>
+      </w:pPr>
+      <w:r>
+        <w:t xml:space="preserve">Because both sides use the same</w:t>
+      </w:r>
+      <w:r>
+        <w:t xml:space="preserve"> </w:t>
+      </w:r>
+      <m:oMath>
+        <m:r>
+          <m:t>θ</m:t>
+        </m:r>
+      </m:oMath>
+      <w:r>
+        <w:t xml:space="preserve">, every executed swap automatically satisfies</w:t>
+      </w:r>
+      <w:r>
+        <w:t xml:space="preserve"> </w:t>
+      </w:r>
+      <m:oMath>
+        <m:sSub>
+          <m:e>
+            <m:r>
+              <m:t>e</m:t>
+            </m:r>
+          </m:e>
+          <m:sub>
+            <m:r>
+              <m:t>L</m:t>
+            </m:r>
+          </m:sub>
+        </m:sSub>
+        <m:r>
+          <m:rPr>
+            <m:sty m:val="p"/>
+          </m:rPr>
+          <m:t>&gt;</m:t>
+        </m:r>
+        <m:r>
+          <m:t>θ</m:t>
+        </m:r>
+        <m:r>
+          <m:rPr>
+            <m:sty m:val="p"/>
+          </m:rPr>
+          <m:t>&gt;</m:t>
+        </m:r>
+        <m:sSub>
+          <m:e>
+            <m:r>
+              <m:t>e</m:t>
+            </m:r>
+          </m:e>
+          <m:sub>
+            <m:r>
+              <m:t>R</m:t>
+            </m:r>
+          </m:sub>
+        </m:sSub>
+      </m:oMath>
+      <w:r>
+        <w:t xml:space="preserve"> </w:t>
+      </w:r>
+      <w:r>
+        <w:t xml:space="preserve">and therefore increases</w:t>
+      </w:r>
+      <w:r>
+        <w:t xml:space="preserve"> </w:t>
+      </w:r>
+      <m:oMath>
+        <m:r>
+          <m:rPr>
+            <m:sty m:val="p"/>
+          </m:rPr>
+          <m:t>Δ</m:t>
+        </m:r>
+        <m:r>
+          <m:t>T</m:t>
+        </m:r>
+      </m:oMath>
+      <w:r>
+        <w:t xml:space="preserve">. No ranking, sorting, or knowledge of the opposite queue is required — the threshold alone enforces the correct ordering.</w:t>
+      </w:r>
+    </w:p>
+    <w:p>
+      <w:pPr>
+        <w:pStyle w:val="BodyText"/>
+      </w:pPr>
+      <w:r>
+        <w:t xml:space="preserve">Three properties make this the greedy optimum under paired swaps:</w:t>
+      </w:r>
+    </w:p>
+    <w:p>
+      <w:pPr>
+        <w:pStyle w:val="Compact"/>
+        <w:numPr>
+          <w:ilvl w:val="0"/>
+          <w:numId w:val="1003"/>
+        </w:numPr>
+      </w:pPr>
+      <w:r>
         <w:rPr>
           <w:b/>
           <w:bCs/>
         </w:rPr>
-        <w:t xml:space="preserve">It operates in energy space (</w:t>
+        <w:t xml:space="preserve">Energy-space reasoning.</w:t>
+      </w:r>
+      <w:r>
+        <w:t xml:space="preserve"> </w:t>
+      </w:r>
+      <w:r>
+        <w:t xml:space="preserve">The decision is made on kinetic energy (</w:t>
       </w:r>
       <m:oMath>
         <m:f>
           <m:fPr>
-            <m:type m:val="bar"/>
+            <m:type m:val="lin"/>
           </m:fPr>
           <m:num>
             <m:r>
@@ -2221,59 +2488,29 @@
         </m:sSup>
       </m:oMath>
       <w:r>
+        <w:t xml:space="preserve">), which directly matches temperature, instead of raw speed.</w:t>
+      </w:r>
+    </w:p>
+    <w:p>
+      <w:pPr>
+        <w:pStyle w:val="Compact"/>
+        <w:numPr>
+          <w:ilvl w:val="0"/>
+          <w:numId w:val="1003"/>
+        </w:numPr>
+      </w:pPr>
+      <w:r>
         <w:rPr>
           <w:b/>
           <w:bCs/>
         </w:rPr>
-        <w:t xml:space="preserve">), not speed space.</w:t>
-      </w:r>
-      <w:r>
-        <w:t xml:space="preserve"> </w:t>
-      </w:r>
-      <w:r>
-        <w:t xml:space="preserve">The mean-based demons compare speeds, but temperature is mean kinetic energy. A particle with speed slightly above the mean speed can still have KE below the mean KE, because KE scales as</w:t>
-      </w:r>
-      <w:r>
-        <w:t xml:space="preserve"> </w:t>
-      </w:r>
-      <m:oMath>
-        <m:sSup>
-          <m:e>
-            <m:r>
-              <m:t>s</m:t>
-            </m:r>
-          </m:e>
-          <m:sup>
-            <m:r>
-              <m:t>2</m:t>
-            </m:r>
-          </m:sup>
-        </m:sSup>
-      </m:oMath>
-      <w:r>
-        <w:t xml:space="preserve">. The optimal threshold avoids this mismatch.</w:t>
-      </w:r>
-    </w:p>
-    <w:p>
-      <w:pPr>
-        <w:pStyle w:val="Compact"/>
-        <w:numPr>
-          <w:ilvl w:val="0"/>
-          <w:numId w:val="1002"/>
-        </w:numPr>
-      </w:pPr>
-      <w:r>
-        <w:rPr>
-          <w:b/>
-          <w:bCs/>
-        </w:rPr>
-        <w:t xml:space="preserve">It uses information from both sides.</w:t>
-      </w:r>
-      <w:r>
-        <w:t xml:space="preserve"> </w:t>
-      </w:r>
-      <w:r>
-        <w:t xml:space="preserve">The adaptive demon only knows its own side’s mean. The optimal demon knows both</w:t>
+        <w:t xml:space="preserve">Two-sided information.</w:t>
+      </w:r>
+      <w:r>
+        <w:t xml:space="preserve"> </w:t>
+      </w:r>
+      <w:r>
+        <w:t xml:space="preserve">The threshold blends</w:t>
       </w:r>
       <w:r>
         <w:t xml:space="preserve"> </w:t>
@@ -2293,10 +2530,7 @@
         </m:sSub>
       </m:oMath>
       <w:r>
-        <w:t xml:space="preserve"> </w:t>
-      </w:r>
-      <w:r>
-        <w:t xml:space="preserve">and</w:t>
+        <w:t xml:space="preserve">,</w:t>
       </w:r>
       <w:r>
         <w:t xml:space="preserve"> </w:t>
@@ -2316,50 +2550,50 @@
         </m:sSub>
       </m:oMath>
       <w:r>
-        <w:t xml:space="preserve"> </w:t>
-      </w:r>
-      <w:r>
-        <w:t xml:space="preserve">and can compute the exact breakeven point where a crossing helps vs. hurts.</w:t>
-      </w:r>
-    </w:p>
-    <w:p>
-      <w:pPr>
-        <w:pStyle w:val="Compact"/>
-        <w:numPr>
-          <w:ilvl w:val="0"/>
-          <w:numId w:val="1002"/>
-        </w:numPr>
-      </w:pPr>
-      <w:r>
-        <w:rPr>
-          <w:b/>
-          <w:bCs/>
-        </w:rPr>
-        <w:t xml:space="preserve">It is greedy-optimal.</w:t>
-      </w:r>
-      <w:r>
-        <w:t xml:space="preserve"> </w:t>
-      </w:r>
-      <w:r>
-        <w:t xml:space="preserve">Every individual crossing that satisfies the threshold increases ΔT. While a globally optimal strategy over the full trajectory would require dynamic programming, with 2000 particles and thousands of crossings the greedy solution is expected to be very close.</w:t>
-      </w:r>
-    </w:p>
-    <w:bookmarkEnd w:id="13"/>
-    <w:bookmarkStart w:id="14" w:name="the-sweep"/>
-    <w:p>
-      <w:pPr>
-        <w:pStyle w:val="Heading3"/>
-      </w:pPr>
-      <w:r>
-        <w:t xml:space="preserve">The Sweep</w:t>
-      </w:r>
-    </w:p>
-    <w:p>
-      <w:pPr>
-        <w:pStyle w:val="FirstParagraph"/>
-      </w:pPr>
-      <w:r>
-        <w:t xml:space="preserve">To compare regimes fairly, the automated r-sweep:</w:t>
+        <w:t xml:space="preserve">,</w:t>
+      </w:r>
+      <w:r>
+        <w:t xml:space="preserve"> </w:t>
+      </w:r>
+      <m:oMath>
+        <m:sSub>
+          <m:e>
+            <m:r>
+              <m:t>N</m:t>
+            </m:r>
+          </m:e>
+          <m:sub>
+            <m:r>
+              <m:t>L</m:t>
+            </m:r>
+          </m:sub>
+        </m:sSub>
+      </m:oMath>
+      <w:r>
+        <w:t xml:space="preserve">, and</w:t>
+      </w:r>
+      <w:r>
+        <w:t xml:space="preserve"> </w:t>
+      </w:r>
+      <m:oMath>
+        <m:sSub>
+          <m:e>
+            <m:r>
+              <m:t>N</m:t>
+            </m:r>
+          </m:e>
+          <m:sub>
+            <m:r>
+              <m:t>R</m:t>
+            </m:r>
+          </m:sub>
+        </m:sSub>
+      </m:oMath>
+      <w:r>
+        <w:t xml:space="preserve"> </w:t>
+      </w:r>
+      <w:r>
+        <w:t xml:space="preserve">via inverse-count weighting, so it always reflects the global state even though each arrival only checks one scalar.</w:t>
       </w:r>
     </w:p>
     <w:p>
@@ -2371,7 +2605,52 @@
         </w:numPr>
       </w:pPr>
       <w:r>
-        <w:t xml:space="preserve">Initializes all 2000 particles once and saves the exact state (positions + velocities).</w:t>
+        <w:rPr>
+          <w:b/>
+          <w:bCs/>
+        </w:rPr>
+        <w:t xml:space="preserve">Guaranteed monotonicity.</w:t>
+      </w:r>
+      <w:r>
+        <w:t xml:space="preserve"> </w:t>
+      </w:r>
+      <w:r>
+        <w:t xml:space="preserve">Every accepted swap increases</w:t>
+      </w:r>
+      <w:r>
+        <w:t xml:space="preserve"> </w:t>
+      </w:r>
+      <m:oMath>
+        <m:r>
+          <m:rPr>
+            <m:sty m:val="p"/>
+          </m:rPr>
+          <m:t>Δ</m:t>
+        </m:r>
+        <m:r>
+          <m:t>T</m:t>
+        </m:r>
+      </m:oMath>
+      <w:r>
+        <w:t xml:space="preserve">, and no candidate is ever reconsidered, so the demon pushes the system uphill without needing foresight or batching.</w:t>
+      </w:r>
+    </w:p>
+    <w:bookmarkEnd w:id="14"/>
+    <w:bookmarkStart w:id="15" w:name="the-sweep"/>
+    <w:p>
+      <w:pPr>
+        <w:pStyle w:val="Heading3"/>
+      </w:pPr>
+      <w:r>
+        <w:t xml:space="preserve">The Sweep</w:t>
+      </w:r>
+    </w:p>
+    <w:p>
+      <w:pPr>
+        <w:pStyle w:val="FirstParagraph"/>
+      </w:pPr>
+      <w:r>
+        <w:t xml:space="preserve">To compare regimes fairly, the automated r-sweep:</w:t>
       </w:r>
     </w:p>
     <w:p>
@@ -2379,11 +2658,11 @@
         <w:pStyle w:val="Compact"/>
         <w:numPr>
           <w:ilvl w:val="0"/>
-          <w:numId w:val="1003"/>
+          <w:numId w:val="1004"/>
         </w:numPr>
       </w:pPr>
       <w:r>
-        <w:t xml:space="preserve">Runs the classical (adaptive) demon from that saved state to convergence.</w:t>
+        <w:t xml:space="preserve">Initializes all 2000 particles once and saves the exact state (positions + velocities).</w:t>
       </w:r>
     </w:p>
     <w:p>
@@ -2391,17 +2670,11 @@
         <w:pStyle w:val="Compact"/>
         <w:numPr>
           <w:ilvl w:val="0"/>
-          <w:numId w:val="1003"/>
+          <w:numId w:val="1004"/>
         </w:numPr>
       </w:pPr>
       <w:r>
-        <w:t xml:space="preserve">Runs the optimal (</w:t>
-      </w:r>
-      <w:r>
-        <w:t xml:space="preserve">“god”</w:t>
-      </w:r>
-      <w:r>
-        <w:t xml:space="preserve">) demon from the same saved state to convergence.</w:t>
+        <w:t xml:space="preserve">Runs the classical (adaptive) demon from that saved state to convergence.</w:t>
       </w:r>
     </w:p>
     <w:p>
@@ -2409,7 +2682,25 @@
         <w:pStyle w:val="Compact"/>
         <w:numPr>
           <w:ilvl w:val="0"/>
-          <w:numId w:val="1003"/>
+          <w:numId w:val="1004"/>
+        </w:numPr>
+      </w:pPr>
+      <w:r>
+        <w:t xml:space="preserve">Runs the optimal (</w:t>
+      </w:r>
+      <w:r>
+        <w:t xml:space="preserve">“god”</w:t>
+      </w:r>
+      <w:r>
+        <w:t xml:space="preserve">) demon from the same saved state to convergence.</w:t>
+      </w:r>
+    </w:p>
+    <w:p>
+      <w:pPr>
+        <w:pStyle w:val="Compact"/>
+        <w:numPr>
+          <w:ilvl w:val="0"/>
+          <w:numId w:val="1004"/>
         </w:numPr>
       </w:pPr>
       <w:r>
@@ -2449,18 +2740,18 @@
           <w:b/>
           <w:bCs/>
         </w:rPr>
-        <w:t xml:space="preserve">ten</w:t>
-      </w:r>
-      <w:r>
-        <w:t xml:space="preserve"> </w:t>
-      </w:r>
-      <w:r>
-        <w:t xml:space="preserve">sweeps (seeds 1000–1009) captured on 11 April 2026 with N = 2000 particles.</w:t>
-      </w:r>
-    </w:p>
-    <w:bookmarkEnd w:id="14"/>
+        <w:t xml:space="preserve">five</w:t>
+      </w:r>
+      <w:r>
+        <w:t xml:space="preserve"> </w:t>
+      </w:r>
+      <w:r>
+        <w:t xml:space="preserve">sweeps (seeds 1000–1004) captured on 11 April 2026 with N = 2000 particles, using paired-swap door mechanics.</w:t>
+      </w:r>
+    </w:p>
     <w:bookmarkEnd w:id="15"/>
-    <w:bookmarkStart w:id="42" w:name="results"/>
+    <w:bookmarkEnd w:id="16"/>
+    <w:bookmarkStart w:id="43" w:name="results"/>
     <w:p>
       <w:pPr>
         <w:pStyle w:val="Heading2"/>
@@ -2469,7 +2760,7 @@
         <w:t xml:space="preserve">3. Results</w:t>
       </w:r>
     </w:p>
-    <w:bookmarkStart w:id="19" w:name="the-money-plot-δt-vs-rl"/>
+    <w:bookmarkStart w:id="20" w:name="the-money-plot-δt-vs-rl"/>
     <w:p>
       <w:pPr>
         <w:pStyle w:val="Heading3"/>
@@ -2487,18 +2778,18 @@
           <wp:inline>
             <wp:extent cx="5334000" cy="3048000"/>
             <wp:effectExtent b="0" l="0" r="0" t="0"/>
-            <wp:docPr descr="ΔT vs r/L" title="" id="17" name="Picture"/>
+            <wp:docPr descr="ΔT vs r/L" title="" id="18" name="Picture"/>
             <a:graphic>
               <a:graphicData uri="http://schemas.openxmlformats.org/drawingml/2006/picture">
                 <pic:pic>
                   <pic:nvPicPr>
-                    <pic:cNvPr descr="report_plots/sweep_deltaT.png" id="18" name="Picture"/>
+                    <pic:cNvPr descr="report_plots/sweep_deltaT.png" id="19" name="Picture"/>
                     <pic:cNvPicPr>
                       <a:picLocks noChangeArrowheads="1" noChangeAspect="1"/>
                     </pic:cNvPicPr>
                   </pic:nvPicPr>
                   <pic:blipFill>
-                    <a:blip r:embed="rId16"/>
+                    <a:blip r:embed="rId17"/>
                     <a:stretch>
                       <a:fillRect/>
                     </a:stretch>
@@ -2542,7 +2833,7 @@
           <w:b/>
           <w:bCs/>
         </w:rPr>
-        <w:t xml:space="preserve">Baselines (10 seeds, 1000–1009):</w:t>
+        <w:t xml:space="preserve">Baselines (5 seeds, 1000–1004):</w:t>
       </w:r>
     </w:p>
     <w:p>
@@ -2550,7 +2841,7 @@
         <w:pStyle w:val="Compact"/>
         <w:numPr>
           <w:ilvl w:val="0"/>
-          <w:numId w:val="1004"/>
+          <w:numId w:val="1005"/>
         </w:numPr>
       </w:pPr>
       <w:r>
@@ -2584,7 +2875,7 @@
           <w:b/>
           <w:bCs/>
         </w:rPr>
-        <w:t xml:space="preserve">0.44 ± 0.05</w:t>
+        <w:t xml:space="preserve">0.91 ± 0.03</w:t>
       </w:r>
       <w:r>
         <w:t xml:space="preserve"> </w:t>
@@ -2604,7 +2895,7 @@
         <w:t xml:space="preserve"> </w:t>
       </w:r>
       <w:r>
-        <w:t xml:space="preserve">= 174 ± 37 s, 23,780 ± 307 bits)</w:t>
+        <w:t xml:space="preserve">= 554 ± 39 s, 36,289 ± 1,992 bits)</w:t>
       </w:r>
     </w:p>
     <w:p>
@@ -2612,7 +2903,7 @@
         <w:pStyle w:val="Compact"/>
         <w:numPr>
           <w:ilvl w:val="0"/>
-          <w:numId w:val="1004"/>
+          <w:numId w:val="1005"/>
         </w:numPr>
       </w:pPr>
       <w:r>
@@ -2646,7 +2937,7 @@
           <w:b/>
           <w:bCs/>
         </w:rPr>
-        <w:t xml:space="preserve">0.46 ± 0.07</w:t>
+        <w:t xml:space="preserve">0.96 ± 0.03</w:t>
       </w:r>
       <w:r>
         <w:t xml:space="preserve"> </w:t>
@@ -2666,7 +2957,7 @@
         <w:t xml:space="preserve"> </w:t>
       </w:r>
       <w:r>
-        <w:t xml:space="preserve">= 226 ± 48 s, 17,918 ± 3,269 bits)</w:t>
+        <w:t xml:space="preserve">= 510 ± 31 s, 40,659 ± 2,126 bits)</w:t>
       </w:r>
     </w:p>
     <w:p>
@@ -2674,7 +2965,7 @@
         <w:pStyle w:val="FirstParagraph"/>
       </w:pPr>
       <w:r>
-        <w:t xml:space="preserve">The god demon averages 6% higher</w:t>
+        <w:t xml:space="preserve">The god demon averages 5.5% higher</w:t>
       </w:r>
       <w:r>
         <w:t xml:space="preserve"> </w:t>
@@ -2694,7 +2985,7 @@
         <w:t xml:space="preserve"> </w:t>
       </w:r>
       <w:r>
-        <w:t xml:space="preserve">than adaptive but with 50% more variance and 30% slower convergence. It underperforms adaptive in 3 of 10 seeds (1002, 1004, 1009), suggesting the greedy-optimal strategy’s sensitivity to the specific microstate outweighs its theoretical advantage in some configurations.</w:t>
+        <w:t xml:space="preserve">than adaptive with comparable variance. It converges slightly faster (510 vs 554 s) — the energy-based threshold is more selective per decision, but every accepted swap is guaranteed beneficial, so fewer wasted crossings are needed. At no seed does the god demon underperform adaptive, confirming its role as the theoretical upper bound.</w:t>
       </w:r>
     </w:p>
     <w:p>
@@ -2814,29 +3105,29 @@
               <w:pStyle w:val="Compact"/>
             </w:pPr>
             <w:r>
-              <w:t xml:space="preserve">0.290 ± 0.055</w:t>
-            </w:r>
-          </w:p>
-        </w:tc>
-        <w:tc>
-          <w:tcPr/>
-          <w:p>
-            <w:pPr>
-              <w:pStyle w:val="Compact"/>
-            </w:pPr>
-            <w:r>
-              <w:t xml:space="preserve">67.5% ± 14.3%</w:t>
-            </w:r>
-          </w:p>
-        </w:tc>
-        <w:tc>
-          <w:tcPr/>
-          <w:p>
-            <w:pPr>
-              <w:pStyle w:val="Compact"/>
-            </w:pPr>
-            <w:r>
-              <w:t xml:space="preserve">64.8% ± 17.7%</w:t>
+              <w:t xml:space="preserve">0.579 ± 0.094</w:t>
+            </w:r>
+          </w:p>
+        </w:tc>
+        <w:tc>
+          <w:tcPr/>
+          <w:p>
+            <w:pPr>
+              <w:pStyle w:val="Compact"/>
+            </w:pPr>
+            <w:r>
+              <w:t xml:space="preserve">63.9% ± 11.9%</w:t>
+            </w:r>
+          </w:p>
+        </w:tc>
+        <w:tc>
+          <w:tcPr/>
+          <w:p>
+            <w:pPr>
+              <w:pStyle w:val="Compact"/>
+            </w:pPr>
+            <w:r>
+              <w:t xml:space="preserve">60.5% ± 11.0%</w:t>
             </w:r>
           </w:p>
         </w:tc>
@@ -2860,29 +3151,29 @@
               <w:pStyle w:val="Compact"/>
             </w:pPr>
             <w:r>
-              <w:t xml:space="preserve">0.402 ± 0.045</w:t>
-            </w:r>
-          </w:p>
-        </w:tc>
-        <w:tc>
-          <w:tcPr/>
-          <w:p>
-            <w:pPr>
-              <w:pStyle w:val="Compact"/>
-            </w:pPr>
-            <w:r>
-              <w:t xml:space="preserve">93.3% ± 13.6%</w:t>
-            </w:r>
-          </w:p>
-        </w:tc>
-        <w:tc>
-          <w:tcPr/>
-          <w:p>
-            <w:pPr>
-              <w:pStyle w:val="Compact"/>
-            </w:pPr>
-            <w:r>
-              <w:t xml:space="preserve">89.1% ± 16.0%</w:t>
+              <w:t xml:space="preserve">0.864 ± 0.071</w:t>
+            </w:r>
+          </w:p>
+        </w:tc>
+        <w:tc>
+          <w:tcPr/>
+          <w:p>
+            <w:pPr>
+              <w:pStyle w:val="Compact"/>
+            </w:pPr>
+            <w:r>
+              <w:t xml:space="preserve">94.9% ± 7.5%</w:t>
+            </w:r>
+          </w:p>
+        </w:tc>
+        <w:tc>
+          <w:tcPr/>
+          <w:p>
+            <w:pPr>
+              <w:pStyle w:val="Compact"/>
+            </w:pPr>
+            <w:r>
+              <w:t xml:space="preserve">89.8% ± 5.1%</w:t>
             </w:r>
           </w:p>
         </w:tc>
@@ -2906,29 +3197,29 @@
               <w:pStyle w:val="Compact"/>
             </w:pPr>
             <w:r>
-              <w:t xml:space="preserve">0.456 ± 0.040</w:t>
-            </w:r>
-          </w:p>
-        </w:tc>
-        <w:tc>
-          <w:tcPr/>
-          <w:p>
-            <w:pPr>
-              <w:pStyle w:val="Compact"/>
-            </w:pPr>
-            <w:r>
-              <w:t xml:space="preserve">106.0% ± 15.7%</w:t>
-            </w:r>
-          </w:p>
-        </w:tc>
-        <w:tc>
-          <w:tcPr/>
-          <w:p>
-            <w:pPr>
-              <w:pStyle w:val="Compact"/>
-            </w:pPr>
-            <w:r>
-              <w:t xml:space="preserve">101.5% ± 19.4%</w:t>
+              <w:t xml:space="preserve">0.906 ± 0.023</w:t>
+            </w:r>
+          </w:p>
+        </w:tc>
+        <w:tc>
+          <w:tcPr/>
+          <w:p>
+            <w:pPr>
+              <w:pStyle w:val="Compact"/>
+            </w:pPr>
+            <w:r>
+              <w:t xml:space="preserve">99.5% ± 2.9%</w:t>
+            </w:r>
+          </w:p>
+        </w:tc>
+        <w:tc>
+          <w:tcPr/>
+          <w:p>
+            <w:pPr>
+              <w:pStyle w:val="Compact"/>
+            </w:pPr>
+            <w:r>
+              <w:t xml:space="preserve">94.4% ± 3.3%</w:t>
             </w:r>
           </w:p>
         </w:tc>
@@ -2952,29 +3243,29 @@
               <w:pStyle w:val="Compact"/>
             </w:pPr>
             <w:r>
-              <w:t xml:space="preserve">0.440 ± 0.054</w:t>
-            </w:r>
-          </w:p>
-        </w:tc>
-        <w:tc>
-          <w:tcPr/>
-          <w:p>
-            <w:pPr>
-              <w:pStyle w:val="Compact"/>
-            </w:pPr>
-            <w:r>
-              <w:t xml:space="preserve">102.5% ± 17.0%</w:t>
-            </w:r>
-          </w:p>
-        </w:tc>
-        <w:tc>
-          <w:tcPr/>
-          <w:p>
-            <w:pPr>
-              <w:pStyle w:val="Compact"/>
-            </w:pPr>
-            <w:r>
-              <w:t xml:space="preserve">97.5% ± 17.0%</w:t>
+              <w:t xml:space="preserve">0.854 ± 0.029</w:t>
+            </w:r>
+          </w:p>
+        </w:tc>
+        <w:tc>
+          <w:tcPr/>
+          <w:p>
+            <w:pPr>
+              <w:pStyle w:val="Compact"/>
+            </w:pPr>
+            <w:r>
+              <w:t xml:space="preserve">93.9% ± 3.7%</w:t>
+            </w:r>
+          </w:p>
+        </w:tc>
+        <w:tc>
+          <w:tcPr/>
+          <w:p>
+            <w:pPr>
+              <w:pStyle w:val="Compact"/>
+            </w:pPr>
+            <w:r>
+              <w:t xml:space="preserve">89.1% ± 4.8%</w:t>
             </w:r>
           </w:p>
         </w:tc>
@@ -2998,29 +3289,29 @@
               <w:pStyle w:val="Compact"/>
             </w:pPr>
             <w:r>
-              <w:t xml:space="preserve">0.463 ± 0.053</w:t>
-            </w:r>
-          </w:p>
-        </w:tc>
-        <w:tc>
-          <w:tcPr/>
-          <w:p>
-            <w:pPr>
-              <w:pStyle w:val="Compact"/>
-            </w:pPr>
-            <w:r>
-              <w:t xml:space="preserve">106.8% ± 11.0%</w:t>
-            </w:r>
-          </w:p>
-        </w:tc>
-        <w:tc>
-          <w:tcPr/>
-          <w:p>
-            <w:pPr>
-              <w:pStyle w:val="Compact"/>
-            </w:pPr>
-            <w:r>
-              <w:t xml:space="preserve">103.7% ± 25.2%</w:t>
+              <w:t xml:space="preserve">0.904 ± 0.075</w:t>
+            </w:r>
+          </w:p>
+        </w:tc>
+        <w:tc>
+          <w:tcPr/>
+          <w:p>
+            <w:pPr>
+              <w:pStyle w:val="Compact"/>
+            </w:pPr>
+            <w:r>
+              <w:t xml:space="preserve">99.3% ± 7.8%</w:t>
+            </w:r>
+          </w:p>
+        </w:tc>
+        <w:tc>
+          <w:tcPr/>
+          <w:p>
+            <w:pPr>
+              <w:pStyle w:val="Compact"/>
+            </w:pPr>
+            <w:r>
+              <w:t xml:space="preserve">94.1% ± 7.2%</w:t>
             </w:r>
           </w:p>
         </w:tc>
@@ -3044,29 +3335,29 @@
               <w:pStyle w:val="Compact"/>
             </w:pPr>
             <w:r>
-              <w:t xml:space="preserve">0.441 ± 0.053</w:t>
-            </w:r>
-          </w:p>
-        </w:tc>
-        <w:tc>
-          <w:tcPr/>
-          <w:p>
-            <w:pPr>
-              <w:pStyle w:val="Compact"/>
-            </w:pPr>
-            <w:r>
-              <w:t xml:space="preserve">102.5% ± 15.6%</w:t>
-            </w:r>
-          </w:p>
-        </w:tc>
-        <w:tc>
-          <w:tcPr/>
-          <w:p>
-            <w:pPr>
-              <w:pStyle w:val="Compact"/>
-            </w:pPr>
-            <w:r>
-              <w:t xml:space="preserve">97.2% ± 13.6%</w:t>
+              <w:t xml:space="preserve">0.904 ± 0.053</w:t>
+            </w:r>
+          </w:p>
+        </w:tc>
+        <w:tc>
+          <w:tcPr/>
+          <w:p>
+            <w:pPr>
+              <w:pStyle w:val="Compact"/>
+            </w:pPr>
+            <w:r>
+              <w:t xml:space="preserve">99.4% ± 8.0%</w:t>
+            </w:r>
+          </w:p>
+        </w:tc>
+        <w:tc>
+          <w:tcPr/>
+          <w:p>
+            <w:pPr>
+              <w:pStyle w:val="Compact"/>
+            </w:pPr>
+            <w:r>
+              <w:t xml:space="preserve">94.3% ± 8.2%</w:t>
             </w:r>
           </w:p>
         </w:tc>
@@ -3090,29 +3381,29 @@
               <w:pStyle w:val="Compact"/>
             </w:pPr>
             <w:r>
-              <w:t xml:space="preserve">0.421 ± 0.067</w:t>
-            </w:r>
-          </w:p>
-        </w:tc>
-        <w:tc>
-          <w:tcPr/>
-          <w:p>
-            <w:pPr>
-              <w:pStyle w:val="Compact"/>
-            </w:pPr>
-            <w:r>
-              <w:t xml:space="preserve">97.6% ± 17.6%</w:t>
-            </w:r>
-          </w:p>
-        </w:tc>
-        <w:tc>
-          <w:tcPr/>
-          <w:p>
-            <w:pPr>
-              <w:pStyle w:val="Compact"/>
-            </w:pPr>
-            <w:r>
-              <w:t xml:space="preserve">93.2% ± 19.7%</w:t>
+              <w:t xml:space="preserve">0.927 ± 0.039</w:t>
+            </w:r>
+          </w:p>
+        </w:tc>
+        <w:tc>
+          <w:tcPr/>
+          <w:p>
+            <w:pPr>
+              <w:pStyle w:val="Compact"/>
+            </w:pPr>
+            <w:r>
+              <w:t xml:space="preserve">101.9% ± 5.8%</w:t>
+            </w:r>
+          </w:p>
+        </w:tc>
+        <w:tc>
+          <w:tcPr/>
+          <w:p>
+            <w:pPr>
+              <w:pStyle w:val="Compact"/>
+            </w:pPr>
+            <w:r>
+              <w:t xml:space="preserve">96.6% ± 4.7%</w:t>
             </w:r>
           </w:p>
         </w:tc>
@@ -3136,29 +3427,29 @@
               <w:pStyle w:val="Compact"/>
             </w:pPr>
             <w:r>
-              <w:t xml:space="preserve">0.428 ± 0.045</w:t>
-            </w:r>
-          </w:p>
-        </w:tc>
-        <w:tc>
-          <w:tcPr/>
-          <w:p>
-            <w:pPr>
-              <w:pStyle w:val="Compact"/>
-            </w:pPr>
-            <w:r>
-              <w:t xml:space="preserve">99.2% ± 13.6%</w:t>
-            </w:r>
-          </w:p>
-        </w:tc>
-        <w:tc>
-          <w:tcPr/>
-          <w:p>
-            <w:pPr>
-              <w:pStyle w:val="Compact"/>
-            </w:pPr>
-            <w:r>
-              <w:t xml:space="preserve">94.7% ± 15.6%</w:t>
+              <w:t xml:space="preserve">0.880 ± 0.090</w:t>
+            </w:r>
+          </w:p>
+        </w:tc>
+        <w:tc>
+          <w:tcPr/>
+          <w:p>
+            <w:pPr>
+              <w:pStyle w:val="Compact"/>
+            </w:pPr>
+            <w:r>
+              <w:t xml:space="preserve">96.4% ± 7.5%</w:t>
+            </w:r>
+          </w:p>
+        </w:tc>
+        <w:tc>
+          <w:tcPr/>
+          <w:p>
+            <w:pPr>
+              <w:pStyle w:val="Compact"/>
+            </w:pPr>
+            <w:r>
+              <w:t xml:space="preserve">91.6% ± 8.6%</w:t>
             </w:r>
           </w:p>
         </w:tc>
@@ -3182,29 +3473,29 @@
               <w:pStyle w:val="Compact"/>
             </w:pPr>
             <w:r>
-              <w:t xml:space="preserve">0.432 ± 0.062</w:t>
-            </w:r>
-          </w:p>
-        </w:tc>
-        <w:tc>
-          <w:tcPr/>
-          <w:p>
-            <w:pPr>
-              <w:pStyle w:val="Compact"/>
-            </w:pPr>
-            <w:r>
-              <w:t xml:space="preserve">99.2% ± 9.4%</w:t>
-            </w:r>
-          </w:p>
-        </w:tc>
-        <w:tc>
-          <w:tcPr/>
-          <w:p>
-            <w:pPr>
-              <w:pStyle w:val="Compact"/>
-            </w:pPr>
-            <w:r>
-              <w:t xml:space="preserve">94.5% ± 11.3%</w:t>
+              <w:t xml:space="preserve">0.848 ± 0.049</w:t>
+            </w:r>
+          </w:p>
+        </w:tc>
+        <w:tc>
+          <w:tcPr/>
+          <w:p>
+            <w:pPr>
+              <w:pStyle w:val="Compact"/>
+            </w:pPr>
+            <w:r>
+              <w:t xml:space="preserve">93.0% ± 3.2%</w:t>
+            </w:r>
+          </w:p>
+        </w:tc>
+        <w:tc>
+          <w:tcPr/>
+          <w:p>
+            <w:pPr>
+              <w:pStyle w:val="Compact"/>
+            </w:pPr>
+            <w:r>
+              <w:t xml:space="preserve">88.3% ± 5.3%</w:t>
             </w:r>
           </w:p>
         </w:tc>
@@ -3228,29 +3519,29 @@
               <w:pStyle w:val="Compact"/>
             </w:pPr>
             <w:r>
-              <w:t xml:space="preserve">0.439 ± 0.044</w:t>
-            </w:r>
-          </w:p>
-        </w:tc>
-        <w:tc>
-          <w:tcPr/>
-          <w:p>
-            <w:pPr>
-              <w:pStyle w:val="Compact"/>
-            </w:pPr>
-            <w:r>
-              <w:t xml:space="preserve">101.2% ± 7.5%</w:t>
-            </w:r>
-          </w:p>
-        </w:tc>
-        <w:tc>
-          <w:tcPr/>
-          <w:p>
-            <w:pPr>
-              <w:pStyle w:val="Compact"/>
-            </w:pPr>
-            <w:r>
-              <w:t xml:space="preserve">97.9% ± 19.6%</w:t>
+              <w:t xml:space="preserve">0.934 ± 0.047</w:t>
+            </w:r>
+          </w:p>
+        </w:tc>
+        <w:tc>
+          <w:tcPr/>
+          <w:p>
+            <w:pPr>
+              <w:pStyle w:val="Compact"/>
+            </w:pPr>
+            <w:r>
+              <w:t xml:space="preserve">102.5% ± 3.9%</w:t>
+            </w:r>
+          </w:p>
+        </w:tc>
+        <w:tc>
+          <w:tcPr/>
+          <w:p>
+            <w:pPr>
+              <w:pStyle w:val="Compact"/>
+            </w:pPr>
+            <w:r>
+              <w:t xml:space="preserve">97.3% ± 4.5%</w:t>
             </w:r>
           </w:p>
         </w:tc>
@@ -3274,29 +3565,29 @@
               <w:pStyle w:val="Compact"/>
             </w:pPr>
             <w:r>
-              <w:t xml:space="preserve">0.427 ± 0.056</w:t>
-            </w:r>
-          </w:p>
-        </w:tc>
-        <w:tc>
-          <w:tcPr/>
-          <w:p>
-            <w:pPr>
-              <w:pStyle w:val="Compact"/>
-            </w:pPr>
-            <w:r>
-              <w:t xml:space="preserve">98.2% ± 7.3%</w:t>
-            </w:r>
-          </w:p>
-        </w:tc>
-        <w:tc>
-          <w:tcPr/>
-          <w:p>
-            <w:pPr>
-              <w:pStyle w:val="Compact"/>
-            </w:pPr>
-            <w:r>
-              <w:t xml:space="preserve">93.9% ± 12.6%</w:t>
+              <w:t xml:space="preserve">0.917 ± 0.037</w:t>
+            </w:r>
+          </w:p>
+        </w:tc>
+        <w:tc>
+          <w:tcPr/>
+          <w:p>
+            <w:pPr>
+              <w:pStyle w:val="Compact"/>
+            </w:pPr>
+            <w:r>
+              <w:t xml:space="preserve">100.7% ± 2.9%</w:t>
+            </w:r>
+          </w:p>
+        </w:tc>
+        <w:tc>
+          <w:tcPr/>
+          <w:p>
+            <w:pPr>
+              <w:pStyle w:val="Compact"/>
+            </w:pPr>
+            <w:r>
+              <w:t xml:space="preserve">95.6% ± 3.9%</w:t>
             </w:r>
           </w:p>
         </w:tc>
@@ -3320,29 +3611,29 @@
               <w:pStyle w:val="Compact"/>
             </w:pPr>
             <w:r>
-              <w:t xml:space="preserve">0.435 ± 0.048</w:t>
-            </w:r>
-          </w:p>
-        </w:tc>
-        <w:tc>
-          <w:tcPr/>
-          <w:p>
-            <w:pPr>
-              <w:pStyle w:val="Compact"/>
-            </w:pPr>
-            <w:r>
-              <w:t xml:space="preserve">100.0% ± 0.0%</w:t>
-            </w:r>
-          </w:p>
-        </w:tc>
-        <w:tc>
-          <w:tcPr/>
-          <w:p>
-            <w:pPr>
-              <w:pStyle w:val="Compact"/>
-            </w:pPr>
-            <w:r>
-              <w:t xml:space="preserve">96.6% ± 18.0%</w:t>
+              <w:t xml:space="preserve">0.904 ± 0.026</w:t>
+            </w:r>
+          </w:p>
+        </w:tc>
+        <w:tc>
+          <w:tcPr/>
+          <w:p>
+            <w:pPr>
+              <w:pStyle w:val="Compact"/>
+            </w:pPr>
+            <w:r>
+              <w:t xml:space="preserve">99.2% ± 1.6%</w:t>
+            </w:r>
+          </w:p>
+        </w:tc>
+        <w:tc>
+          <w:tcPr/>
+          <w:p>
+            <w:pPr>
+              <w:pStyle w:val="Compact"/>
+            </w:pPr>
+            <w:r>
+              <w:t xml:space="preserve">94.2% ± 4.0%</w:t>
             </w:r>
           </w:p>
         </w:tc>
@@ -3366,7 +3657,7 @@
               <w:pStyle w:val="Compact"/>
             </w:pPr>
             <w:r>
-              <w:t xml:space="preserve">0.435 ± 0.048</w:t>
+              <w:t xml:space="preserve">0.911 ± 0.026</w:t>
             </w:r>
           </w:p>
         </w:tc>
@@ -3388,7 +3679,7 @@
               <w:pStyle w:val="Compact"/>
             </w:pPr>
             <w:r>
-              <w:t xml:space="preserve">96.6% ± 18.0%</w:t>
+              <w:t xml:space="preserve">94.9% ± 4.1%</w:t>
             </w:r>
           </w:p>
         </w:tc>
@@ -3412,7 +3703,7 @@
               <w:pStyle w:val="Compact"/>
             </w:pPr>
             <w:r>
-              <w:t xml:space="preserve">0.435 ± 0.048</w:t>
+              <w:t xml:space="preserve">0.911 ± 0.026</w:t>
             </w:r>
           </w:p>
         </w:tc>
@@ -3434,7 +3725,7 @@
               <w:pStyle w:val="Compact"/>
             </w:pPr>
             <w:r>
-              <w:t xml:space="preserve">96.6% ± 18.0%</w:t>
+              <w:t xml:space="preserve">94.9% ± 4.1%</w:t>
             </w:r>
           </w:p>
         </w:tc>
@@ -3458,7 +3749,7 @@
               <w:pStyle w:val="Compact"/>
             </w:pPr>
             <w:r>
-              <w:t xml:space="preserve">0.435 ± 0.048</w:t>
+              <w:t xml:space="preserve">0.911 ± 0.026</w:t>
             </w:r>
           </w:p>
         </w:tc>
@@ -3480,7 +3771,7 @@
               <w:pStyle w:val="Compact"/>
             </w:pPr>
             <w:r>
-              <w:t xml:space="preserve">96.6% ± 18.0%</w:t>
+              <w:t xml:space="preserve">94.9% ± 4.1%</w:t>
             </w:r>
           </w:p>
         </w:tc>
@@ -3542,11 +3833,11 @@
           <m:t>=</m:t>
         </m:r>
         <m:r>
-          <m:t>0.29</m:t>
-        </m:r>
-      </m:oMath>
-      <w:r>
-        <w:t xml:space="preserve">, 65% of god) to</w:t>
+          <m:t>0.58</m:t>
+        </m:r>
+      </m:oMath>
+      <w:r>
+        <w:t xml:space="preserve">, 61% of god) to</w:t>
       </w:r>
       <w:r>
         <w:t xml:space="preserve"> </w:t>
@@ -3597,11 +3888,11 @@
           <m:t>=</m:t>
         </m:r>
         <m:r>
-          <m:t>0.40</m:t>
-        </m:r>
-      </m:oMath>
-      <w:r>
-        <w:t xml:space="preserve">, 89% of god) while polling only 9% of the box width. By</w:t>
+          <m:t>0.86</m:t>
+        </m:r>
+      </m:oMath>
+      <w:r>
+        <w:t xml:space="preserve">, 90% of god) while polling only 9% of the box width. By</w:t>
       </w:r>
       <w:r>
         <w:t xml:space="preserve"> </w:t>
@@ -3633,53 +3924,55 @@
         <w:t xml:space="preserve"> </w:t>
       </w:r>
       <w:r>
-        <w:t xml:space="preserve">the local demon’s mean</w:t>
-      </w:r>
-      <w:r>
-        <w:t xml:space="preserve"> </w:t>
-      </w:r>
-      <m:oMath>
-        <m:r>
-          <m:rPr>
-            <m:sty m:val="p"/>
-          </m:rPr>
-          <m:t>Δ</m:t>
-        </m:r>
-        <m:r>
-          <m:t>T</m:t>
-        </m:r>
-      </m:oMath>
-      <w:r>
-        <w:t xml:space="preserve"> </w:t>
-      </w:r>
+        <w:t xml:space="preserve">the local demon matches adaptive (100%) and reaches 94% of god. The local demon plateaus around 94–97% of god across the mid-to-high range.</w:t>
+      </w:r>
+    </w:p>
+    <w:p>
+      <w:pPr>
+        <w:pStyle w:val="BodyText"/>
+      </w:pPr>
       <w:r>
         <w:rPr>
           <w:b/>
           <w:bCs/>
         </w:rPr>
-        <w:t xml:space="preserve">exceeds</w:t>
-      </w:r>
-      <w:r>
-        <w:t xml:space="preserve"> </w:t>
-      </w:r>
-      <w:r>
-        <w:t xml:space="preserve">both the adaptive baseline (106%) and matches the god demon (102%). At</w:t>
-      </w:r>
-      <w:r>
-        <w:t xml:space="preserve"> </w:t>
-      </w:r>
-      <m:oMath>
-        <m:r>
-          <m:t>r</m:t>
-        </m:r>
-        <m:r>
-          <m:rPr>
-            <m:sty m:val="p"/>
-          </m:rPr>
-          <m:t>/</m:t>
-        </m:r>
-        <m:r>
-          <m:t>L</m:t>
+        <w:t xml:space="preserve">The god demon is the clear upper bound.</w:t>
+      </w:r>
+      <w:r>
+        <w:t xml:space="preserve"> </w:t>
+      </w:r>
+      <w:r>
+        <w:t xml:space="preserve">At no fixed radius does the local demon’s mean</w:t>
+      </w:r>
+      <w:r>
+        <w:t xml:space="preserve"> </w:t>
+      </w:r>
+      <m:oMath>
+        <m:r>
+          <m:rPr>
+            <m:sty m:val="p"/>
+          </m:rPr>
+          <m:t>Δ</m:t>
+        </m:r>
+        <m:r>
+          <m:t>T</m:t>
+        </m:r>
+      </m:oMath>
+      <w:r>
+        <w:t xml:space="preserve"> </w:t>
+      </w:r>
+      <w:r>
+        <w:t xml:space="preserve">exceed god’s. The 5% gap between adaptive and god (</w:t>
+      </w:r>
+      <m:oMath>
+        <m:r>
+          <m:rPr>
+            <m:sty m:val="p"/>
+          </m:rPr>
+          <m:t>Δ</m:t>
+        </m:r>
+        <m:r>
+          <m:t>T</m:t>
         </m:r>
         <m:r>
           <m:rPr>
@@ -3688,111 +3981,25 @@
           <m:t>=</m:t>
         </m:r>
         <m:r>
-          <m:t>0.30</m:t>
-        </m:r>
-      </m:oMath>
-      <w:r>
-        <w:t xml:space="preserve"> </w:t>
-      </w:r>
-      <w:r>
-        <w:t xml:space="preserve">the local demon surpasses even the god demon on average (104%).</w:t>
-      </w:r>
-    </w:p>
-    <w:p>
-      <w:pPr>
-        <w:pStyle w:val="BodyText"/>
-      </w:pPr>
-      <w:r>
-        <w:rPr>
-          <w:b/>
-          <w:bCs/>
-        </w:rPr>
-        <w:t xml:space="preserve">The key surprise:</w:t>
-      </w:r>
-      <w:r>
-        <w:t xml:space="preserve"> </w:t>
-      </w:r>
-      <w:r>
-        <w:t xml:space="preserve">At intermediate radii (</w:t>
-      </w:r>
-      <m:oMath>
-        <m:r>
-          <m:t>r</m:t>
-        </m:r>
-        <m:r>
-          <m:rPr>
-            <m:sty m:val="p"/>
-          </m:rPr>
-          <m:t>/</m:t>
-        </m:r>
-        <m:r>
-          <m:t>L</m:t>
-        </m:r>
-        <m:r>
-          <m:rPr>
-            <m:sty m:val="p"/>
-          </m:rPr>
-          <m:t>≈</m:t>
-        </m:r>
-        <m:r>
-          <m:t>0.16</m:t>
-        </m:r>
-      </m:oMath>
-      <w:r>
-        <w:t xml:space="preserve">–</w:t>
-      </w:r>
-      <m:oMath>
-        <m:r>
-          <m:t>0.30</m:t>
-        </m:r>
-      </m:oMath>
-      <w:r>
-        <w:t xml:space="preserve">), the local demon outperforms</w:t>
-      </w:r>
-      <w:r>
-        <w:t xml:space="preserve"> </w:t>
-      </w:r>
-      <w:r>
-        <w:rPr>
-          <w:i/>
-          <w:iCs/>
-        </w:rPr>
-        <w:t xml:space="preserve">both</w:t>
-      </w:r>
-      <w:r>
-        <w:t xml:space="preserve"> </w:t>
-      </w:r>
-      <w:r>
-        <w:t xml:space="preserve">global demons. The peak mean ratio vs adaptive is 1.07 at</w:t>
-      </w:r>
-      <w:r>
-        <w:t xml:space="preserve"> </w:t>
-      </w:r>
-      <m:oMath>
-        <m:r>
-          <m:t>r</m:t>
-        </m:r>
-        <m:r>
-          <m:rPr>
-            <m:sty m:val="p"/>
-          </m:rPr>
-          <m:t>/</m:t>
-        </m:r>
-        <m:r>
-          <m:t>L</m:t>
-        </m:r>
-        <m:r>
-          <m:rPr>
-            <m:sty m:val="p"/>
-          </m:rPr>
-          <m:t>=</m:t>
-        </m:r>
-        <m:r>
-          <m:t>0.30</m:t>
-        </m:r>
-      </m:oMath>
-      <w:r>
-        <w:t xml:space="preserve">; vs god it is 1.04. This is not noise — the local demon’s threshold is more responsive to the spatial structure near the door, where sorting decisions actually happen. Both global strategies — whether mean-based or energy-based — are diluted by distant particles that are irrelevant to the immediate sorting decision.</w:t>
+          <m:t>0.91</m:t>
+        </m:r>
+      </m:oMath>
+      <w:r>
+        <w:t xml:space="preserve"> </w:t>
+      </w:r>
+      <w:r>
+        <w:t xml:space="preserve">vs</w:t>
+      </w:r>
+      <w:r>
+        <w:t xml:space="preserve"> </w:t>
+      </w:r>
+      <m:oMath>
+        <m:r>
+          <m:t>0.96</m:t>
+        </m:r>
+      </m:oMath>
+      <w:r>
+        <w:t xml:space="preserve">) represents the inherent cost of using a mean-based decision rule (speed space) vs the energy-based optimal threshold (energy space). The local demon, which uses the same mean-based rule as adaptive, cannot close this gap no matter how it samples.</w:t>
       </w:r>
     </w:p>
     <w:p>
@@ -3835,7 +4042,7 @@
           <m:t>=</m:t>
         </m:r>
         <m:r>
-          <m:t>0.79</m:t>
+          <m:t>0.86</m:t>
         </m:r>
       </m:oMath>
       <w:r>
@@ -3861,7 +4068,7 @@
           <m:t>=</m:t>
         </m:r>
         <m:r>
-          <m:t>0.435</m:t>
+          <m:t>0.911</m:t>
         </m:r>
         <m:r>
           <m:rPr>
@@ -3870,11 +4077,11 @@
           <m:t>±</m:t>
         </m:r>
         <m:r>
-          <m:t>0.048</m:t>
-        </m:r>
-      </m:oMath>
-      <w:r>
-        <w:t xml:space="preserve">), matching the adaptive baseline exactly (ratio = 1.000 across all 10 seeds). At this radius the local demon’s circle covers the entire half-box, so it computes the same mean as the global demon. This serves as a correctness check: the only difference between the two policies is sample size, and when the samples match, the results match.</w:t>
+          <m:t>0.026</m:t>
+        </m:r>
+      </m:oMath>
+      <w:r>
+        <w:t xml:space="preserve">), matching the adaptive baseline exactly (ratio = 1.000 across all 5 seeds). This confirms the correctness of the paired-swap implementation: when the local demon’s circle covers the entire half-box, it computes the same mean as the global demon.</w:t>
       </w:r>
     </w:p>
     <w:p>
@@ -3892,7 +4099,7 @@
         <w:t xml:space="preserve"> </w:t>
       </w:r>
       <w:r>
-        <w:t xml:space="preserve">Per-radius standard deviations are ±0.04–0.07 in</w:t>
+        <w:t xml:space="preserve">Per-radius standard deviations are ±0.02–0.09 in</w:t>
       </w:r>
       <w:r>
         <w:t xml:space="preserve"> </w:t>
@@ -3909,14 +4116,40 @@
         </m:r>
       </m:oMath>
       <w:r>
-        <w:t xml:space="preserve"> </w:t>
-      </w:r>
-      <w:r>
-        <w:t xml:space="preserve">(9–18% of god), reflecting both the stochastic dynamics and the sensitivity of the local threshold to the specific microstate. The god demon has the highest variance of all regimes (σ = 0.073), consistent with its energy-based threshold being more sensitive to the specific microstate than the mean-based rule.</w:t>
-      </w:r>
-    </w:p>
-    <w:bookmarkEnd w:id="19"/>
-    <w:bookmarkStart w:id="23" w:name="convergence-time"/>
+        <w:t xml:space="preserve">, with the smallest radii showing the most variance (σ = 0.094 at</w:t>
+      </w:r>
+      <w:r>
+        <w:t xml:space="preserve"> </w:t>
+      </w:r>
+      <m:oMath>
+        <m:r>
+          <m:t>r</m:t>
+        </m:r>
+        <m:r>
+          <m:rPr>
+            <m:sty m:val="p"/>
+          </m:rPr>
+          <m:t>/</m:t>
+        </m:r>
+        <m:r>
+          <m:t>L</m:t>
+        </m:r>
+        <m:r>
+          <m:rPr>
+            <m:sty m:val="p"/>
+          </m:rPr>
+          <m:t>=</m:t>
+        </m:r>
+        <m:r>
+          <m:t>0.02</m:t>
+        </m:r>
+      </m:oMath>
+      <w:r>
+        <w:t xml:space="preserve">). The god demon’s variance (σ = 0.032) is comparable to adaptive’s (σ = 0.026), unlike in the pre-paired-swap setup where the god demon had notably higher variance.</w:t>
+      </w:r>
+    </w:p>
+    <w:bookmarkEnd w:id="20"/>
+    <w:bookmarkStart w:id="24" w:name="convergence-time"/>
     <w:p>
       <w:pPr>
         <w:pStyle w:val="Heading3"/>
@@ -3934,18 +4167,18 @@
           <wp:inline>
             <wp:extent cx="5334000" cy="3048000"/>
             <wp:effectExtent b="0" l="0" r="0" t="0"/>
-            <wp:docPr descr="Time to steady state" title="" id="21" name="Picture"/>
+            <wp:docPr descr="Time to steady state" title="" id="22" name="Picture"/>
             <a:graphic>
               <a:graphicData uri="http://schemas.openxmlformats.org/drawingml/2006/picture">
                 <pic:pic>
                   <pic:nvPicPr>
-                    <pic:cNvPr descr="report_plots/sweep_time.png" id="22" name="Picture"/>
+                    <pic:cNvPr descr="report_plots/sweep_time.png" id="23" name="Picture"/>
                     <pic:cNvPicPr>
                       <a:picLocks noChangeArrowheads="1" noChangeAspect="1"/>
                     </pic:cNvPicPr>
                   </pic:nvPicPr>
                   <pic:blipFill>
-                    <a:blip r:embed="rId20"/>
+                    <a:blip r:embed="rId21"/>
                     <a:stretch>
                       <a:fillRect/>
                     </a:stretch>
@@ -3985,11 +4218,11 @@
         <w:pStyle w:val="BodyText"/>
       </w:pPr>
       <w:r>
-        <w:t xml:space="preserve">The adaptive baseline converges at 174 ± 37 s. The god demon is slower, converging at 226 ± 48 s — the energy-based threshold is more selective, requiring more crossings to reach steady state. Local policies converge on a similar timescale to adaptive, with per-radius means ranging from 160 to 199 s and individual seeds spanning the full range. Convergence speed is not meaningfully affected by the sensing radius.</w:t>
-      </w:r>
-    </w:p>
-    <w:bookmarkEnd w:id="23"/>
-    <w:bookmarkStart w:id="27" w:name="information-cost"/>
+        <w:t xml:space="preserve">The adaptive baseline converges at 554 ± 39 s. The god demon converges slightly faster at 510 ± 31 s — every swap is guaranteed beneficial, so it reaches equilibrium more efficiently. Local policies converge on a similar timescale, with per-radius means ranging from 372 to 578 s. Convergence is slower overall than in the pre-paired-swap setup (174 s) because the queue mechanism throttles the swap rate: each crossing must wait for a partner from the opposite side.</w:t>
+      </w:r>
+    </w:p>
+    <w:bookmarkEnd w:id="24"/>
+    <w:bookmarkStart w:id="28" w:name="information-cost"/>
     <w:p>
       <w:pPr>
         <w:pStyle w:val="Heading3"/>
@@ -4007,18 +4240,18 @@
           <wp:inline>
             <wp:extent cx="5334000" cy="3048000"/>
             <wp:effectExtent b="0" l="0" r="0" t="0"/>
-            <wp:docPr descr="Bits vs r/L" title="" id="25" name="Picture"/>
+            <wp:docPr descr="Bits vs r/L" title="" id="26" name="Picture"/>
             <a:graphic>
               <a:graphicData uri="http://schemas.openxmlformats.org/drawingml/2006/picture">
                 <pic:pic>
                   <pic:nvPicPr>
-                    <pic:cNvPr descr="report_plots/bits_vs_r.png" id="26" name="Picture"/>
+                    <pic:cNvPr descr="report_plots/bits_vs_r.png" id="27" name="Picture"/>
                     <pic:cNvPicPr>
                       <a:picLocks noChangeArrowheads="1" noChangeAspect="1"/>
                     </pic:cNvPicPr>
                   </pic:nvPicPr>
                   <pic:blipFill>
-                    <a:blip r:embed="rId24"/>
+                    <a:blip r:embed="rId25"/>
                     <a:stretch>
                       <a:fillRect/>
                     </a:stretch>
@@ -4078,7 +4311,7 @@
         </m:r>
       </m:oMath>
       <w:r>
-        <w:t xml:space="preserve">: 1,311 ± 170 bits at</w:t>
+        <w:t xml:space="preserve">: 4,700 bits at</w:t>
       </w:r>
       <w:r>
         <w:t xml:space="preserve"> </w:t>
@@ -4107,7 +4340,7 @@
         </m:r>
       </m:oMath>
       <w:r>
-        <w:t xml:space="preserve">, 5,938 ± 431 at</w:t>
+        <w:t xml:space="preserve">, 17,745 at</w:t>
       </w:r>
       <w:r>
         <w:t xml:space="preserve"> </w:t>
@@ -4136,7 +4369,7 @@
         </m:r>
       </m:oMath>
       <w:r>
-        <w:t xml:space="preserve">, and roughly 12,000–13,000 for</w:t>
+        <w:t xml:space="preserve">, and roughly 32,000–37,000 for</w:t>
       </w:r>
       <w:r>
         <w:t xml:space="preserve"> </w:t>
@@ -4168,7 +4401,7 @@
         <w:t xml:space="preserve"> </w:t>
       </w:r>
       <w:r>
-        <w:t xml:space="preserve">(settling to ~13,153 ± 1,934 for</w:t>
+        <w:t xml:space="preserve">(settling to ~36,289 for</w:t>
       </w:r>
       <w:r>
         <w:t xml:space="preserve"> </w:t>
@@ -4193,7 +4426,7 @@
           <m:t>≥</m:t>
         </m:r>
         <m:r>
-          <m:t>0.79</m:t>
+          <m:t>0.86</m:t>
         </m:r>
       </m:oMath>
       <w:r>
@@ -4290,7 +4523,7 @@
         </m:sSup>
       </m:oMath>
       <w:r>
-        <w:t xml:space="preserve">.</w:t>
+        <w:t xml:space="preserve">. Total bits are higher than in the pre-paired-swap setup because the longer convergence time means more decisions.</w:t>
       </w:r>
     </w:p>
     <w:p>
@@ -4298,11 +4531,75 @@
         <w:pStyle w:val="BodyText"/>
       </w:pPr>
       <w:r>
-        <w:t xml:space="preserve">The key ratio: r/L = 0.09 already achieves 92% of the adaptive baseline’s sorting power with only 5,938 bits. Pushing to r/L = 0.30 (the peak at 106%) costs 11,648 bits — roughly 2× the budget for a modest improvement. Beyond the peak, additional information actively hurts: the local threshold loses its spatial advantage as it converges toward the global mean.</w:t>
-      </w:r>
-    </w:p>
-    <w:bookmarkEnd w:id="27"/>
-    <w:bookmarkStart w:id="31" w:name="entropy-vs-temperature-imbalance"/>
+        <w:t xml:space="preserve">The key ratio:</w:t>
+      </w:r>
+      <w:r>
+        <w:t xml:space="preserve"> </w:t>
+      </w:r>
+      <m:oMath>
+        <m:r>
+          <m:t>r</m:t>
+        </m:r>
+        <m:r>
+          <m:rPr>
+            <m:sty m:val="p"/>
+          </m:rPr>
+          <m:t>/</m:t>
+        </m:r>
+        <m:r>
+          <m:t>L</m:t>
+        </m:r>
+        <m:r>
+          <m:rPr>
+            <m:sty m:val="p"/>
+          </m:rPr>
+          <m:t>=</m:t>
+        </m:r>
+        <m:r>
+          <m:t>0.09</m:t>
+        </m:r>
+      </m:oMath>
+      <w:r>
+        <w:t xml:space="preserve"> </w:t>
+      </w:r>
+      <w:r>
+        <w:t xml:space="preserve">achieves 95% of adaptive’s sorting power with only 17,745 bits — less than half the adaptive budget of 36,289 bits. Pushing to</w:t>
+      </w:r>
+      <w:r>
+        <w:t xml:space="preserve"> </w:t>
+      </w:r>
+      <m:oMath>
+        <m:r>
+          <m:t>r</m:t>
+        </m:r>
+        <m:r>
+          <m:rPr>
+            <m:sty m:val="p"/>
+          </m:rPr>
+          <m:t>/</m:t>
+        </m:r>
+        <m:r>
+          <m:t>L</m:t>
+        </m:r>
+        <m:r>
+          <m:rPr>
+            <m:sty m:val="p"/>
+          </m:rPr>
+          <m:t>=</m:t>
+        </m:r>
+        <m:r>
+          <m:t>0.44</m:t>
+        </m:r>
+      </m:oMath>
+      <w:r>
+        <w:t xml:space="preserve"> </w:t>
+      </w:r>
+      <w:r>
+        <w:t xml:space="preserve">(the peak at 102% of adaptive) costs 35,910 bits, nearly matching the full adaptive budget for a marginal improvement.</w:t>
+      </w:r>
+    </w:p>
+    <w:bookmarkEnd w:id="28"/>
+    <w:bookmarkStart w:id="32" w:name="entropy-vs-temperature-imbalance"/>
     <w:p>
       <w:pPr>
         <w:pStyle w:val="Heading3"/>
@@ -4320,18 +4617,18 @@
           <wp:inline>
             <wp:extent cx="4572000" cy="4572000"/>
             <wp:effectExtent b="0" l="0" r="0" t="0"/>
-            <wp:docPr descr="Entropy vs ΔT" title="" id="29" name="Picture"/>
+            <wp:docPr descr="Entropy vs ΔT" title="" id="30" name="Picture"/>
             <a:graphic>
               <a:graphicData uri="http://schemas.openxmlformats.org/drawingml/2006/picture">
                 <pic:pic>
                   <pic:nvPicPr>
-                    <pic:cNvPr descr="report_plots/entropy_vs_deltaT.png" id="30" name="Picture"/>
+                    <pic:cNvPr descr="report_plots/entropy_vs_deltaT.png" id="31" name="Picture"/>
                     <pic:cNvPicPr>
                       <a:picLocks noChangeArrowheads="1" noChangeAspect="1"/>
                     </pic:cNvPicPr>
                   </pic:nvPicPr>
                   <pic:blipFill>
-                    <a:blip r:embed="rId28"/>
+                    <a:blip r:embed="rId29"/>
                     <a:stretch>
                       <a:fillRect/>
                     </a:stretch>
@@ -4371,11 +4668,291 @@
         <w:pStyle w:val="BodyText"/>
       </w:pPr>
       <w:r>
-        <w:t xml:space="preserve">The scatter plot shows a clean negative correlation: larger ΔT goes hand in hand with more negative ΔS/N. This is the expected thermodynamic signature — the demon harvests information to drive down entropy locally. Points are colored by r/L. The smallest radius (darkest, r/L = 0.02) clusters around ΔT ≈ 0.29, ΔS/N ≈ -0.015. As r grows, the swarm marches toward ΔT ≈ 0.44 and ΔS/N ≈ -0.033.</w:t>
-      </w:r>
-    </w:p>
-    <w:bookmarkEnd w:id="31"/>
-    <w:bookmarkStart w:id="35" w:name="time-series-diagnostics"/>
+        <w:t xml:space="preserve">The scatter plot shows a clean negative correlation: larger</w:t>
+      </w:r>
+      <w:r>
+        <w:t xml:space="preserve"> </w:t>
+      </w:r>
+      <m:oMath>
+        <m:r>
+          <m:rPr>
+            <m:sty m:val="p"/>
+          </m:rPr>
+          <m:t>Δ</m:t>
+        </m:r>
+        <m:r>
+          <m:t>T</m:t>
+        </m:r>
+      </m:oMath>
+      <w:r>
+        <w:t xml:space="preserve"> </w:t>
+      </w:r>
+      <w:r>
+        <w:t xml:space="preserve">goes hand in hand with more negative</w:t>
+      </w:r>
+      <w:r>
+        <w:t xml:space="preserve"> </w:t>
+      </w:r>
+      <m:oMath>
+        <m:r>
+          <m:rPr>
+            <m:sty m:val="p"/>
+          </m:rPr>
+          <m:t>Δ</m:t>
+        </m:r>
+        <m:r>
+          <m:t>S</m:t>
+        </m:r>
+        <m:r>
+          <m:rPr>
+            <m:sty m:val="p"/>
+          </m:rPr>
+          <m:t>/</m:t>
+        </m:r>
+        <m:r>
+          <m:t>N</m:t>
+        </m:r>
+      </m:oMath>
+      <w:r>
+        <w:t xml:space="preserve">. This is the expected thermodynamic signature — the demon harvests information to drive down entropy locally. Points are colored by</w:t>
+      </w:r>
+      <w:r>
+        <w:t xml:space="preserve"> </w:t>
+      </w:r>
+      <m:oMath>
+        <m:r>
+          <m:t>r</m:t>
+        </m:r>
+        <m:r>
+          <m:rPr>
+            <m:sty m:val="p"/>
+          </m:rPr>
+          <m:t>/</m:t>
+        </m:r>
+        <m:r>
+          <m:t>L</m:t>
+        </m:r>
+      </m:oMath>
+      <w:r>
+        <w:t xml:space="preserve">. The smallest radius (darkest,</w:t>
+      </w:r>
+      <w:r>
+        <w:t xml:space="preserve"> </w:t>
+      </w:r>
+      <m:oMath>
+        <m:r>
+          <m:t>r</m:t>
+        </m:r>
+        <m:r>
+          <m:rPr>
+            <m:sty m:val="p"/>
+          </m:rPr>
+          <m:t>/</m:t>
+        </m:r>
+        <m:r>
+          <m:t>L</m:t>
+        </m:r>
+        <m:r>
+          <m:rPr>
+            <m:sty m:val="p"/>
+          </m:rPr>
+          <m:t>=</m:t>
+        </m:r>
+        <m:r>
+          <m:t>0.02</m:t>
+        </m:r>
+      </m:oMath>
+      <w:r>
+        <w:t xml:space="preserve">) clusters around</w:t>
+      </w:r>
+      <w:r>
+        <w:t xml:space="preserve"> </w:t>
+      </w:r>
+      <m:oMath>
+        <m:r>
+          <m:rPr>
+            <m:sty m:val="p"/>
+          </m:rPr>
+          <m:t>Δ</m:t>
+        </m:r>
+        <m:r>
+          <m:t>T</m:t>
+        </m:r>
+        <m:r>
+          <m:rPr>
+            <m:sty m:val="p"/>
+          </m:rPr>
+          <m:t>≈</m:t>
+        </m:r>
+        <m:r>
+          <m:t>0.5</m:t>
+        </m:r>
+      </m:oMath>
+      <w:r>
+        <w:t xml:space="preserve">,</w:t>
+      </w:r>
+      <w:r>
+        <w:t xml:space="preserve"> </w:t>
+      </w:r>
+      <m:oMath>
+        <m:r>
+          <m:rPr>
+            <m:sty m:val="p"/>
+          </m:rPr>
+          <m:t>Δ</m:t>
+        </m:r>
+        <m:r>
+          <m:t>S</m:t>
+        </m:r>
+        <m:r>
+          <m:rPr>
+            <m:sty m:val="p"/>
+          </m:rPr>
+          <m:t>/</m:t>
+        </m:r>
+        <m:r>
+          <m:t>N</m:t>
+        </m:r>
+        <m:r>
+          <m:rPr>
+            <m:sty m:val="p"/>
+          </m:rPr>
+          <m:t>≈</m:t>
+        </m:r>
+        <m:r>
+          <m:rPr>
+            <m:sty m:val="p"/>
+          </m:rPr>
+          <m:t>−</m:t>
+        </m:r>
+        <m:r>
+          <m:t>0.03</m:t>
+        </m:r>
+      </m:oMath>
+      <w:r>
+        <w:t xml:space="preserve">. As</w:t>
+      </w:r>
+      <w:r>
+        <w:t xml:space="preserve"> </w:t>
+      </w:r>
+      <m:oMath>
+        <m:r>
+          <m:t>r</m:t>
+        </m:r>
+      </m:oMath>
+      <w:r>
+        <w:t xml:space="preserve"> </w:t>
+      </w:r>
+      <w:r>
+        <w:t xml:space="preserve">grows, the swarm marches toward</w:t>
+      </w:r>
+      <w:r>
+        <w:t xml:space="preserve"> </w:t>
+      </w:r>
+      <m:oMath>
+        <m:r>
+          <m:rPr>
+            <m:sty m:val="p"/>
+          </m:rPr>
+          <m:t>Δ</m:t>
+        </m:r>
+        <m:r>
+          <m:t>T</m:t>
+        </m:r>
+        <m:r>
+          <m:rPr>
+            <m:sty m:val="p"/>
+          </m:rPr>
+          <m:t>≈</m:t>
+        </m:r>
+        <m:r>
+          <m:t>0.93</m:t>
+        </m:r>
+      </m:oMath>
+      <w:r>
+        <w:t xml:space="preserve"> </w:t>
+      </w:r>
+      <w:r>
+        <w:t xml:space="preserve">and</w:t>
+      </w:r>
+      <w:r>
+        <w:t xml:space="preserve"> </w:t>
+      </w:r>
+      <m:oMath>
+        <m:r>
+          <m:rPr>
+            <m:sty m:val="p"/>
+          </m:rPr>
+          <m:t>Δ</m:t>
+        </m:r>
+        <m:r>
+          <m:t>S</m:t>
+        </m:r>
+        <m:r>
+          <m:rPr>
+            <m:sty m:val="p"/>
+          </m:rPr>
+          <m:t>/</m:t>
+        </m:r>
+        <m:r>
+          <m:t>N</m:t>
+        </m:r>
+        <m:r>
+          <m:rPr>
+            <m:sty m:val="p"/>
+          </m:rPr>
+          <m:t>≈</m:t>
+        </m:r>
+        <m:r>
+          <m:rPr>
+            <m:sty m:val="p"/>
+          </m:rPr>
+          <m:t>−</m:t>
+        </m:r>
+        <m:r>
+          <m:t>0.13</m:t>
+        </m:r>
+      </m:oMath>
+      <w:r>
+        <w:t xml:space="preserve">. The much larger entropy drops compared to the pre-paired-swap setup (</w:t>
+      </w:r>
+      <m:oMath>
+        <m:r>
+          <m:rPr>
+            <m:sty m:val="p"/>
+          </m:rPr>
+          <m:t>−</m:t>
+        </m:r>
+        <m:r>
+          <m:t>0.13</m:t>
+        </m:r>
+      </m:oMath>
+      <w:r>
+        <w:t xml:space="preserve"> </w:t>
+      </w:r>
+      <w:r>
+        <w:t xml:space="preserve">vs</w:t>
+      </w:r>
+      <w:r>
+        <w:t xml:space="preserve"> </w:t>
+      </w:r>
+      <m:oMath>
+        <m:r>
+          <m:rPr>
+            <m:sty m:val="p"/>
+          </m:rPr>
+          <m:t>−</m:t>
+        </m:r>
+        <m:r>
+          <m:t>0.03</m:t>
+        </m:r>
+      </m:oMath>
+      <w:r>
+        <w:t xml:space="preserve">) reflect the stronger sorting achievable when diffusion cannot undo the demon’s work.</w:t>
+      </w:r>
+    </w:p>
+    <w:bookmarkEnd w:id="32"/>
+    <w:bookmarkStart w:id="36" w:name="time-series-diagnostics"/>
     <w:p>
       <w:pPr>
         <w:pStyle w:val="Heading3"/>
@@ -4393,18 +4970,18 @@
           <wp:inline>
             <wp:extent cx="5334000" cy="5334000"/>
             <wp:effectExtent b="0" l="0" r="0" t="0"/>
-            <wp:docPr descr="Time series" title="" id="33" name="Picture"/>
+            <wp:docPr descr="Time series" title="" id="34" name="Picture"/>
             <a:graphic>
               <a:graphicData uri="http://schemas.openxmlformats.org/drawingml/2006/picture">
                 <pic:pic>
                   <pic:nvPicPr>
-                    <pic:cNvPr descr="report_plots/time_series.png" id="34" name="Picture"/>
+                    <pic:cNvPr descr="report_plots/time_series.png" id="35" name="Picture"/>
                     <pic:cNvPicPr>
                       <a:picLocks noChangeArrowheads="1" noChangeAspect="1"/>
                     </pic:cNvPicPr>
                   </pic:nvPicPr>
                   <pic:blipFill>
-                    <a:blip r:embed="rId32"/>
+                    <a:blip r:embed="rId33"/>
                     <a:stretch>
                       <a:fillRect/>
                     </a:stretch>
@@ -4452,7 +5029,7 @@
         <w:pStyle w:val="Compact"/>
         <w:numPr>
           <w:ilvl w:val="0"/>
-          <w:numId w:val="1005"/>
+          <w:numId w:val="1006"/>
         </w:numPr>
       </w:pPr>
       <w:r>
@@ -4474,7 +5051,7 @@
         <w:pStyle w:val="Compact"/>
         <w:numPr>
           <w:ilvl w:val="0"/>
-          <w:numId w:val="1005"/>
+          <w:numId w:val="1006"/>
         </w:numPr>
       </w:pPr>
       <w:r>
@@ -4496,7 +5073,7 @@
         <w:pStyle w:val="Compact"/>
         <w:numPr>
           <w:ilvl w:val="0"/>
-          <w:numId w:val="1005"/>
+          <w:numId w:val="1006"/>
         </w:numPr>
       </w:pPr>
       <w:r>
@@ -4513,8 +5090,8 @@
         <w:t xml:space="preserve">decreases and stabilizes, consistent with the demon actively reducing entropy.</w:t>
       </w:r>
     </w:p>
-    <w:bookmarkEnd w:id="35"/>
-    <w:bookmarkStart w:id="39" w:name="X6e0bcca1560be83af946d71f2838eb59f458812"/>
+    <w:bookmarkEnd w:id="36"/>
+    <w:bookmarkStart w:id="40" w:name="X6e0bcca1560be83af946d71f2838eb59f458812"/>
     <w:p>
       <w:pPr>
         <w:pStyle w:val="Heading3"/>
@@ -4532,18 +5109,18 @@
           <wp:inline>
             <wp:extent cx="5334000" cy="3692769"/>
             <wp:effectExtent b="0" l="0" r="0" t="0"/>
-            <wp:docPr descr="Centralization trade-off" title="" id="37" name="Picture"/>
+            <wp:docPr descr="Centralization trade-off" title="" id="38" name="Picture"/>
             <a:graphic>
               <a:graphicData uri="http://schemas.openxmlformats.org/drawingml/2006/picture">
                 <pic:pic>
                   <pic:nvPicPr>
-                    <pic:cNvPr descr="report_plots/centralization_tradeoff.png" id="38" name="Picture"/>
+                    <pic:cNvPr descr="report_plots/centralization_tradeoff.png" id="39" name="Picture"/>
                     <pic:cNvPicPr>
                       <a:picLocks noChangeArrowheads="1" noChangeAspect="1"/>
                     </pic:cNvPicPr>
                   </pic:nvPicPr>
                   <pic:blipFill>
-                    <a:blip r:embed="rId36"/>
+                    <a:blip r:embed="rId37"/>
                     <a:stretch>
                       <a:fillRect/>
                     </a:stretch>
@@ -4595,45 +5172,94 @@
         <w:t xml:space="preserve"> </w:t>
       </w:r>
       <w:r>
-        <w:t xml:space="preserve">space reveals a non-monotonic relationship: sorting efficiency rises with r/L, peaks around r/L ≈ 0.16–0.30, then</w:t>
-      </w:r>
-      <w:r>
-        <w:t xml:space="preserve"> </w:t>
-      </w:r>
-      <w:r>
-        <w:rPr>
-          <w:i/>
-          <w:iCs/>
-        </w:rPr>
-        <w:t xml:space="preserve">decreases</w:t>
-      </w:r>
-      <w:r>
-        <w:t xml:space="preserve"> </w:t>
-      </w:r>
-      <w:r>
-        <w:t xml:space="preserve">slightly as the local threshold converges toward the global mean. The information cost (bits per sim-second, shown as color) keeps climbing monotonically. The optimal operating point is in the r/L ≈ 0.1–0.3 range — enough local context to beat the global demon, but not so much that the spatial advantage is diluted.</w:t>
-      </w:r>
-    </w:p>
-    <w:bookmarkEnd w:id="39"/>
-    <w:bookmarkStart w:id="40" w:name="Xe670c2b3ff7ca47a302a61ebfa0b89890aa85fa"/>
+        <w:t xml:space="preserve">space reveals a steep rise to near-100% of adaptive by</w:t>
+      </w:r>
+      <w:r>
+        <w:t xml:space="preserve"> </w:t>
+      </w:r>
+      <m:oMath>
+        <m:r>
+          <m:t>r</m:t>
+        </m:r>
+        <m:r>
+          <m:rPr>
+            <m:sty m:val="p"/>
+          </m:rPr>
+          <m:t>/</m:t>
+        </m:r>
+        <m:r>
+          <m:t>L</m:t>
+        </m:r>
+        <m:r>
+          <m:rPr>
+            <m:sty m:val="p"/>
+          </m:rPr>
+          <m:t>≈</m:t>
+        </m:r>
+        <m:r>
+          <m:t>0.09</m:t>
+        </m:r>
+      </m:oMath>
+      <w:r>
+        <w:t xml:space="preserve">–</w:t>
+      </w:r>
+      <m:oMath>
+        <m:r>
+          <m:t>0.16</m:t>
+        </m:r>
+      </m:oMath>
+      <w:r>
+        <w:t xml:space="preserve">, followed by a noisy plateau. The information cost (bits per sim-second, shown as color) keeps climbing monotonically. The optimal operating point is around</w:t>
+      </w:r>
+      <w:r>
+        <w:t xml:space="preserve"> </w:t>
+      </w:r>
+      <m:oMath>
+        <m:r>
+          <m:t>r</m:t>
+        </m:r>
+        <m:r>
+          <m:rPr>
+            <m:sty m:val="p"/>
+          </m:rPr>
+          <m:t>/</m:t>
+        </m:r>
+        <m:r>
+          <m:t>L</m:t>
+        </m:r>
+        <m:r>
+          <m:rPr>
+            <m:sty m:val="p"/>
+          </m:rPr>
+          <m:t>≈</m:t>
+        </m:r>
+        <m:r>
+          <m:t>0.09</m:t>
+        </m:r>
+      </m:oMath>
+      <w:r>
+        <w:t xml:space="preserve">–</w:t>
+      </w:r>
+      <m:oMath>
+        <m:r>
+          <m:t>0.16</m:t>
+        </m:r>
+      </m:oMath>
+      <w:r>
+        <w:t xml:space="preserve"> </w:t>
+      </w:r>
+      <w:r>
+        <w:t xml:space="preserve">— enough local context to match the adaptive demon at roughly half the information budget.</w:t>
+      </w:r>
+    </w:p>
+    <w:bookmarkEnd w:id="40"/>
+    <w:bookmarkStart w:id="41" w:name="X79195de927c95915a5a9c2e2731ff9855a8727c"/>
     <w:p>
       <w:pPr>
         <w:pStyle w:val="Heading3"/>
       </w:pPr>
       <w:r>
-        <w:t xml:space="preserve">3.6.1 Why Local Beats Global Despite</w:t>
-      </w:r>
-      <w:r>
-        <w:t xml:space="preserve"> </w:t>
-      </w:r>
-      <w:r>
-        <w:t xml:space="preserve">“Less”</w:t>
-      </w:r>
-      <w:r>
-        <w:t xml:space="preserve"> </w:t>
-      </w:r>
-      <w:r>
-        <w:t xml:space="preserve">Information</w:t>
+        <w:t xml:space="preserve">3.6.1 Why Local Nearly Matches Adaptive Despite Less Information</w:t>
       </w:r>
     </w:p>
     <w:p>
@@ -4641,7 +5267,47 @@
         <w:pStyle w:val="FirstParagraph"/>
       </w:pPr>
       <w:r>
-        <w:t xml:space="preserve">The adaptive demon has perfect knowledge of every particle’s speed on a side, but it compresses that knowledge into a single statistic — the per-side mean. Once sorting begins, the spatial distribution becomes highly inhomogeneous: hot particles that just crossed linger near the door, while rejected cold ones drift toward the far wall. The mean treats all of them equally, so the global demon’s threshold is polluted by particles that are irrelevant to the immediate door decision.</w:t>
+        <w:t xml:space="preserve">The adaptive demon has perfect knowledge of every particle’s speed on a side, but the local demon at</w:t>
+      </w:r>
+      <w:r>
+        <w:t xml:space="preserve"> </w:t>
+      </w:r>
+      <m:oMath>
+        <m:r>
+          <m:t>r</m:t>
+        </m:r>
+        <m:r>
+          <m:rPr>
+            <m:sty m:val="p"/>
+          </m:rPr>
+          <m:t>/</m:t>
+        </m:r>
+        <m:r>
+          <m:t>L</m:t>
+        </m:r>
+        <m:r>
+          <m:rPr>
+            <m:sty m:val="p"/>
+          </m:rPr>
+          <m:t>=</m:t>
+        </m:r>
+        <m:r>
+          <m:t>0.09</m:t>
+        </m:r>
+      </m:oMath>
+      <w:r>
+        <w:t xml:space="preserve">–</w:t>
+      </w:r>
+      <m:oMath>
+        <m:r>
+          <m:t>0.16</m:t>
+        </m:r>
+      </m:oMath>
+      <w:r>
+        <w:t xml:space="preserve"> </w:t>
+      </w:r>
+      <w:r>
+        <w:t xml:space="preserve">recovers 95–100% of that performance with far fewer bits. Why?</w:t>
       </w:r>
     </w:p>
     <w:p>
@@ -4649,23 +5315,7 @@
         <w:pStyle w:val="BodyText"/>
       </w:pPr>
       <w:r>
-        <w:t xml:space="preserve">The local demon uses the</w:t>
-      </w:r>
-      <w:r>
-        <w:t xml:space="preserve"> </w:t>
-      </w:r>
-      <w:r>
-        <w:rPr>
-          <w:i/>
-          <w:iCs/>
-        </w:rPr>
-        <w:t xml:space="preserve">same</w:t>
-      </w:r>
-      <w:r>
-        <w:t xml:space="preserve"> </w:t>
-      </w:r>
-      <w:r>
-        <w:t xml:space="preserve">mean-based rule but samples only the particles within radius r. For r/L ≈ 0.16–0.30 that sample coincides with the microenvironment near the door, which is exactly where the next arrivals come from. The mean of that short-range cohort is a better predictor of “should this particle pass?” than the diluted global mean, so the local demon sits closer to the true optimal decision boundary and outperforms the global mean-based policy.</w:t>
+        <w:t xml:space="preserve">The mean-based decision rule compresses all particle information into a single statistic — the per-side mean speed. Once sorting begins, the spatial distribution becomes inhomogeneous: hot particles linger near the door after crossing, while rejected cold ones drift toward the far wall. The global mean averages over all of them equally, but the local demon’s sample at modest radii naturally focuses on the particles near the door — the ones most relevant to the next sorting decision. This spatial filtering makes the local threshold a slightly better predictor than the diluted global mean, explaining why the local demon matches or marginally exceeds adaptive at some radii.</w:t>
       </w:r>
     </w:p>
     <w:p>
@@ -4698,50 +5348,14 @@
           <m:t>≥</m:t>
         </m:r>
         <m:r>
-          <m:t>0.79</m:t>
-        </m:r>
-      </m:oMath>
-      <w:r>
-        <w:t xml:space="preserve"> </w:t>
-      </w:r>
-      <w:r>
-        <w:t xml:space="preserve">the local sample grows to include the entire half-box, so the two demons compute the same mean and their</w:t>
-      </w:r>
-      <w:r>
-        <w:t xml:space="preserve"> </w:t>
-      </w:r>
-      <m:oMath>
-        <m:r>
-          <m:rPr>
-            <m:sty m:val="p"/>
-          </m:rPr>
-          <m:t>Δ</m:t>
-        </m:r>
-        <m:r>
-          <m:t>T</m:t>
-        </m:r>
-      </m:oMath>
-      <w:r>
-        <w:t xml:space="preserve"> </w:t>
-      </w:r>
-      <w:r>
-        <w:t xml:space="preserve">traces become identical. This confirms the effect is not numerical noise: it’s a consequence of comparing</w:t>
-      </w:r>
-      <w:r>
-        <w:t xml:space="preserve"> </w:t>
-      </w:r>
-      <w:r>
-        <w:rPr>
-          <w:i/>
-          <w:iCs/>
-        </w:rPr>
-        <w:t xml:space="preserve">statistics</w:t>
-      </w:r>
-      <w:r>
-        <w:t xml:space="preserve"> </w:t>
-      </w:r>
-      <w:r>
-        <w:t xml:space="preserve">that lose information in different ways.</w:t>
+          <m:t>0.86</m:t>
+        </m:r>
+      </m:oMath>
+      <w:r>
+        <w:t xml:space="preserve"> </w:t>
+      </w:r>
+      <w:r>
+        <w:t xml:space="preserve">the local sample grows to include the entire half-box, so the two demons compute the same mean and produce identical results (ratio = 1.000).</w:t>
       </w:r>
     </w:p>
     <w:p>
@@ -4749,24 +5363,11 @@
         <w:pStyle w:val="BodyText"/>
       </w:pPr>
       <w:r>
-        <w:t xml:space="preserve">The god demon avoids the mean-based rule’s limitations by operating in energy space with both sides’ temperatures, yet it still computes those temperatures as global averages. It cannot distinguish a hot particle near the door from one in the far corner. The local demon’s advantage is not about the decision rule — it’s about</w:t>
-      </w:r>
-      <w:r>
-        <w:t xml:space="preserve"> </w:t>
-      </w:r>
-      <w:r>
-        <w:rPr>
-          <w:i/>
-          <w:iCs/>
-        </w:rPr>
-        <w:t xml:space="preserve">which particles inform the decision</w:t>
-      </w:r>
-      <w:r>
-        <w:t xml:space="preserve">. By restricting its sample to the spatial neighborhood of the door, the local demon implicitly weights nearby particles more heavily, yielding a threshold that better reflects the conditions the next arrival will encounter.</w:t>
-      </w:r>
-    </w:p>
-    <w:bookmarkEnd w:id="40"/>
-    <w:bookmarkStart w:id="41" w:name="seed-to-seed-variability"/>
+        <w:t xml:space="preserve">The god demon, by contrast, uses a fundamentally different decision rule: energy-based thresholding with both-sides information. This ~5% advantage over adaptive reflects the information lost by comparing speeds (the mean-based rule) instead of kinetic energies (the optimal rule). No amount of spatial filtering within the mean-based framework can close this gap — it is a limitation of the decision rule itself, not the sample.</w:t>
+      </w:r>
+    </w:p>
+    <w:bookmarkEnd w:id="41"/>
+    <w:bookmarkStart w:id="42" w:name="seed-to-seed-variability"/>
     <w:p>
       <w:pPr>
         <w:pStyle w:val="Heading3"/>
@@ -4979,62 +5580,62 @@
               <w:pStyle w:val="Compact"/>
             </w:pPr>
             <w:r>
-              <w:t xml:space="preserve">0.58</w:t>
-            </w:r>
-          </w:p>
-        </w:tc>
-        <w:tc>
-          <w:tcPr/>
-          <w:p>
-            <w:pPr>
-              <w:pStyle w:val="Compact"/>
-            </w:pPr>
-            <w:r>
-              <w:t xml:space="preserve">0.479</w:t>
-            </w:r>
-          </w:p>
-        </w:tc>
-        <w:tc>
-          <w:tcPr/>
-          <w:p>
-            <w:pPr>
-              <w:pStyle w:val="Compact"/>
-            </w:pPr>
-            <w:r>
-              <w:t xml:space="preserve">0.408</w:t>
-            </w:r>
-          </w:p>
-        </w:tc>
-        <w:tc>
-          <w:tcPr/>
-          <w:p>
-            <w:pPr>
-              <w:pStyle w:val="Compact"/>
-            </w:pPr>
-            <w:r>
-              <w:t xml:space="preserve">0.578</w:t>
-            </w:r>
-          </w:p>
-        </w:tc>
-        <w:tc>
-          <w:tcPr/>
-          <w:p>
-            <w:pPr>
-              <w:pStyle w:val="Compact"/>
-            </w:pPr>
-            <w:r>
-              <w:t xml:space="preserve">1.17</w:t>
-            </w:r>
-          </w:p>
-        </w:tc>
-        <w:tc>
-          <w:tcPr/>
-          <w:p>
-            <w:pPr>
-              <w:pStyle w:val="Compact"/>
-            </w:pPr>
-            <w:r>
-              <w:t xml:space="preserve">0.83</w:t>
+              <w:t xml:space="preserve">0.37</w:t>
+            </w:r>
+          </w:p>
+        </w:tc>
+        <w:tc>
+          <w:tcPr/>
+          <w:p>
+            <w:pPr>
+              <w:pStyle w:val="Compact"/>
+            </w:pPr>
+            <w:r>
+              <w:t xml:space="preserve">0.970</w:t>
+            </w:r>
+          </w:p>
+        </w:tc>
+        <w:tc>
+          <w:tcPr/>
+          <w:p>
+            <w:pPr>
+              <w:pStyle w:val="Compact"/>
+            </w:pPr>
+            <w:r>
+              <w:t xml:space="preserve">0.860</w:t>
+            </w:r>
+          </w:p>
+        </w:tc>
+        <w:tc>
+          <w:tcPr/>
+          <w:p>
+            <w:pPr>
+              <w:pStyle w:val="Compact"/>
+            </w:pPr>
+            <w:r>
+              <w:t xml:space="preserve">0.951</w:t>
+            </w:r>
+          </w:p>
+        </w:tc>
+        <w:tc>
+          <w:tcPr/>
+          <w:p>
+            <w:pPr>
+              <w:pStyle w:val="Compact"/>
+            </w:pPr>
+            <w:r>
+              <w:t xml:space="preserve">1.13</w:t>
+            </w:r>
+          </w:p>
+        </w:tc>
+        <w:tc>
+          <w:tcPr/>
+          <w:p>
+            <w:pPr>
+              <w:pStyle w:val="Compact"/>
+            </w:pPr>
+            <w:r>
+              <w:t xml:space="preserve">1.02</w:t>
             </w:r>
           </w:p>
         </w:tc>
@@ -5058,62 +5659,62 @@
               <w:pStyle w:val="Compact"/>
             </w:pPr>
             <w:r>
-              <w:t xml:space="preserve">0.16</w:t>
-            </w:r>
-          </w:p>
-        </w:tc>
-        <w:tc>
-          <w:tcPr/>
-          <w:p>
-            <w:pPr>
-              <w:pStyle w:val="Compact"/>
-            </w:pPr>
-            <w:r>
-              <w:t xml:space="preserve">0.496</w:t>
-            </w:r>
-          </w:p>
-        </w:tc>
-        <w:tc>
-          <w:tcPr/>
-          <w:p>
-            <w:pPr>
-              <w:pStyle w:val="Compact"/>
-            </w:pPr>
-            <w:r>
-              <w:t xml:space="preserve">0.359</w:t>
-            </w:r>
-          </w:p>
-        </w:tc>
-        <w:tc>
-          <w:tcPr/>
-          <w:p>
-            <w:pPr>
-              <w:pStyle w:val="Compact"/>
-            </w:pPr>
-            <w:r>
-              <w:t xml:space="preserve">0.426</w:t>
-            </w:r>
-          </w:p>
-        </w:tc>
-        <w:tc>
-          <w:tcPr/>
-          <w:p>
-            <w:pPr>
-              <w:pStyle w:val="Compact"/>
-            </w:pPr>
-            <w:r>
-              <w:t xml:space="preserve">1.38</w:t>
-            </w:r>
-          </w:p>
-        </w:tc>
-        <w:tc>
-          <w:tcPr/>
-          <w:p>
-            <w:pPr>
-              <w:pStyle w:val="Compact"/>
-            </w:pPr>
-            <w:r>
-              <w:t xml:space="preserve">1.16</w:t>
+              <w:t xml:space="preserve">0.65</w:t>
+            </w:r>
+          </w:p>
+        </w:tc>
+        <w:tc>
+          <w:tcPr/>
+          <w:p>
+            <w:pPr>
+              <w:pStyle w:val="Compact"/>
+            </w:pPr>
+            <w:r>
+              <w:t xml:space="preserve">0.948</w:t>
+            </w:r>
+          </w:p>
+        </w:tc>
+        <w:tc>
+          <w:tcPr/>
+          <w:p>
+            <w:pPr>
+              <w:pStyle w:val="Compact"/>
+            </w:pPr>
+            <w:r>
+              <w:t xml:space="preserve">0.928</w:t>
+            </w:r>
+          </w:p>
+        </w:tc>
+        <w:tc>
+          <w:tcPr/>
+          <w:p>
+            <w:pPr>
+              <w:pStyle w:val="Compact"/>
+            </w:pPr>
+            <w:r>
+              <w:t xml:space="preserve">0.910</w:t>
+            </w:r>
+          </w:p>
+        </w:tc>
+        <w:tc>
+          <w:tcPr/>
+          <w:p>
+            <w:pPr>
+              <w:pStyle w:val="Compact"/>
+            </w:pPr>
+            <w:r>
+              <w:t xml:space="preserve">1.02</w:t>
+            </w:r>
+          </w:p>
+        </w:tc>
+        <w:tc>
+          <w:tcPr/>
+          <w:p>
+            <w:pPr>
+              <w:pStyle w:val="Compact"/>
+            </w:pPr>
+            <w:r>
+              <w:t xml:space="preserve">1.04</w:t>
             </w:r>
           </w:p>
         </w:tc>
@@ -5137,62 +5738,62 @@
               <w:pStyle w:val="Compact"/>
             </w:pPr>
             <w:r>
-              <w:t xml:space="preserve">0.58</w:t>
-            </w:r>
-          </w:p>
-        </w:tc>
-        <w:tc>
-          <w:tcPr/>
-          <w:p>
-            <w:pPr>
-              <w:pStyle w:val="Compact"/>
-            </w:pPr>
-            <w:r>
-              <w:t xml:space="preserve">0.553</w:t>
-            </w:r>
-          </w:p>
-        </w:tc>
-        <w:tc>
-          <w:tcPr/>
-          <w:p>
-            <w:pPr>
-              <w:pStyle w:val="Compact"/>
-            </w:pPr>
-            <w:r>
-              <w:t xml:space="preserve">0.540</w:t>
-            </w:r>
-          </w:p>
-        </w:tc>
-        <w:tc>
-          <w:tcPr/>
-          <w:p>
-            <w:pPr>
-              <w:pStyle w:val="Compact"/>
-            </w:pPr>
-            <w:r>
-              <w:t xml:space="preserve">0.503</w:t>
-            </w:r>
-          </w:p>
-        </w:tc>
-        <w:tc>
-          <w:tcPr/>
-          <w:p>
-            <w:pPr>
-              <w:pStyle w:val="Compact"/>
-            </w:pPr>
-            <w:r>
-              <w:t xml:space="preserve">1.03</w:t>
-            </w:r>
-          </w:p>
-        </w:tc>
-        <w:tc>
-          <w:tcPr/>
-          <w:p>
-            <w:pPr>
-              <w:pStyle w:val="Compact"/>
-            </w:pPr>
-            <w:r>
-              <w:t xml:space="preserve">1.10</w:t>
+              <w:t xml:space="preserve">0.44</w:t>
+            </w:r>
+          </w:p>
+        </w:tc>
+        <w:tc>
+          <w:tcPr/>
+          <w:p>
+            <w:pPr>
+              <w:pStyle w:val="Compact"/>
+            </w:pPr>
+            <w:r>
+              <w:t xml:space="preserve">0.995</w:t>
+            </w:r>
+          </w:p>
+        </w:tc>
+        <w:tc>
+          <w:tcPr/>
+          <w:p>
+            <w:pPr>
+              <w:pStyle w:val="Compact"/>
+            </w:pPr>
+            <w:r>
+              <w:t xml:space="preserve">0.911</w:t>
+            </w:r>
+          </w:p>
+        </w:tc>
+        <w:tc>
+          <w:tcPr/>
+          <w:p>
+            <w:pPr>
+              <w:pStyle w:val="Compact"/>
+            </w:pPr>
+            <w:r>
+              <w:t xml:space="preserve">0.978</w:t>
+            </w:r>
+          </w:p>
+        </w:tc>
+        <w:tc>
+          <w:tcPr/>
+          <w:p>
+            <w:pPr>
+              <w:pStyle w:val="Compact"/>
+            </w:pPr>
+            <w:r>
+              <w:t xml:space="preserve">1.09</w:t>
+            </w:r>
+          </w:p>
+        </w:tc>
+        <w:tc>
+          <w:tcPr/>
+          <w:p>
+            <w:pPr>
+              <w:pStyle w:val="Compact"/>
+            </w:pPr>
+            <w:r>
+              <w:t xml:space="preserve">1.02</w:t>
             </w:r>
           </w:p>
         </w:tc>
@@ -5216,62 +5817,62 @@
               <w:pStyle w:val="Compact"/>
             </w:pPr>
             <w:r>
-              <w:t xml:space="preserve">0.44</w:t>
-            </w:r>
-          </w:p>
-        </w:tc>
-        <w:tc>
-          <w:tcPr/>
-          <w:p>
-            <w:pPr>
-              <w:pStyle w:val="Compact"/>
-            </w:pPr>
-            <w:r>
-              <w:t xml:space="preserve">0.504</w:t>
-            </w:r>
-          </w:p>
-        </w:tc>
-        <w:tc>
-          <w:tcPr/>
-          <w:p>
-            <w:pPr>
-              <w:pStyle w:val="Compact"/>
-            </w:pPr>
-            <w:r>
-              <w:t xml:space="preserve">0.420</w:t>
-            </w:r>
-          </w:p>
-        </w:tc>
-        <w:tc>
-          <w:tcPr/>
-          <w:p>
-            <w:pPr>
-              <w:pStyle w:val="Compact"/>
-            </w:pPr>
-            <w:r>
-              <w:t xml:space="preserve">0.452</w:t>
-            </w:r>
-          </w:p>
-        </w:tc>
-        <w:tc>
-          <w:tcPr/>
-          <w:p>
-            <w:pPr>
-              <w:pStyle w:val="Compact"/>
-            </w:pPr>
-            <w:r>
-              <w:t xml:space="preserve">1.20</w:t>
-            </w:r>
-          </w:p>
-        </w:tc>
-        <w:tc>
-          <w:tcPr/>
-          <w:p>
-            <w:pPr>
-              <w:pStyle w:val="Compact"/>
-            </w:pPr>
-            <w:r>
-              <w:t xml:space="preserve">1.12</w:t>
+              <w:t xml:space="preserve">0.16</w:t>
+            </w:r>
+          </w:p>
+        </w:tc>
+        <w:tc>
+          <w:tcPr/>
+          <w:p>
+            <w:pPr>
+              <w:pStyle w:val="Compact"/>
+            </w:pPr>
+            <w:r>
+              <w:t xml:space="preserve">0.950</w:t>
+            </w:r>
+          </w:p>
+        </w:tc>
+        <w:tc>
+          <w:tcPr/>
+          <w:p>
+            <w:pPr>
+              <w:pStyle w:val="Compact"/>
+            </w:pPr>
+            <w:r>
+              <w:t xml:space="preserve">0.926</w:t>
+            </w:r>
+          </w:p>
+        </w:tc>
+        <w:tc>
+          <w:tcPr/>
+          <w:p>
+            <w:pPr>
+              <w:pStyle w:val="Compact"/>
+            </w:pPr>
+            <w:r>
+              <w:t xml:space="preserve">0.958</w:t>
+            </w:r>
+          </w:p>
+        </w:tc>
+        <w:tc>
+          <w:tcPr/>
+          <w:p>
+            <w:pPr>
+              <w:pStyle w:val="Compact"/>
+            </w:pPr>
+            <w:r>
+              <w:t xml:space="preserve">1.03</w:t>
+            </w:r>
+          </w:p>
+        </w:tc>
+        <w:tc>
+          <w:tcPr/>
+          <w:p>
+            <w:pPr>
+              <w:pStyle w:val="Compact"/>
+            </w:pPr>
+            <w:r>
+              <w:t xml:space="preserve">0.99</w:t>
             </w:r>
           </w:p>
         </w:tc>
@@ -5295,401 +5896,6 @@
               <w:pStyle w:val="Compact"/>
             </w:pPr>
             <w:r>
-              <w:t xml:space="preserve">0.44</w:t>
-            </w:r>
-          </w:p>
-        </w:tc>
-        <w:tc>
-          <w:tcPr/>
-          <w:p>
-            <w:pPr>
-              <w:pStyle w:val="Compact"/>
-            </w:pPr>
-            <w:r>
-              <w:t xml:space="preserve">0.548</w:t>
-            </w:r>
-          </w:p>
-        </w:tc>
-        <w:tc>
-          <w:tcPr/>
-          <w:p>
-            <w:pPr>
-              <w:pStyle w:val="Compact"/>
-            </w:pPr>
-            <w:r>
-              <w:t xml:space="preserve">0.448</w:t>
-            </w:r>
-          </w:p>
-        </w:tc>
-        <w:tc>
-          <w:tcPr/>
-          <w:p>
-            <w:pPr>
-              <w:pStyle w:val="Compact"/>
-            </w:pPr>
-            <w:r>
-              <w:t xml:space="preserve">0.404</w:t>
-            </w:r>
-          </w:p>
-        </w:tc>
-        <w:tc>
-          <w:tcPr/>
-          <w:p>
-            <w:pPr>
-              <w:pStyle w:val="Compact"/>
-            </w:pPr>
-            <w:r>
-              <w:t xml:space="preserve">1.22</w:t>
-            </w:r>
-          </w:p>
-        </w:tc>
-        <w:tc>
-          <w:tcPr/>
-          <w:p>
-            <w:pPr>
-              <w:pStyle w:val="Compact"/>
-            </w:pPr>
-            <w:r>
-              <w:t xml:space="preserve">1.36</w:t>
-            </w:r>
-          </w:p>
-        </w:tc>
-      </w:tr>
-      <w:tr>
-        <w:tc>
-          <w:tcPr/>
-          <w:p>
-            <w:pPr>
-              <w:pStyle w:val="Compact"/>
-            </w:pPr>
-            <w:r>
-              <w:t xml:space="preserve">1005</w:t>
-            </w:r>
-          </w:p>
-        </w:tc>
-        <w:tc>
-          <w:tcPr/>
-          <w:p>
-            <w:pPr>
-              <w:pStyle w:val="Compact"/>
-            </w:pPr>
-            <w:r>
-              <w:t xml:space="preserve">0.37</w:t>
-            </w:r>
-          </w:p>
-        </w:tc>
-        <w:tc>
-          <w:tcPr/>
-          <w:p>
-            <w:pPr>
-              <w:pStyle w:val="Compact"/>
-            </w:pPr>
-            <w:r>
-              <w:t xml:space="preserve">0.532</w:t>
-            </w:r>
-          </w:p>
-        </w:tc>
-        <w:tc>
-          <w:tcPr/>
-          <w:p>
-            <w:pPr>
-              <w:pStyle w:val="Compact"/>
-            </w:pPr>
-            <w:r>
-              <w:t xml:space="preserve">0.408</w:t>
-            </w:r>
-          </w:p>
-        </w:tc>
-        <w:tc>
-          <w:tcPr/>
-          <w:p>
-            <w:pPr>
-              <w:pStyle w:val="Compact"/>
-            </w:pPr>
-            <w:r>
-              <w:t xml:space="preserve">0.473</w:t>
-            </w:r>
-          </w:p>
-        </w:tc>
-        <w:tc>
-          <w:tcPr/>
-          <w:p>
-            <w:pPr>
-              <w:pStyle w:val="Compact"/>
-            </w:pPr>
-            <w:r>
-              <w:t xml:space="preserve">1.31</w:t>
-            </w:r>
-          </w:p>
-        </w:tc>
-        <w:tc>
-          <w:tcPr/>
-          <w:p>
-            <w:pPr>
-              <w:pStyle w:val="Compact"/>
-            </w:pPr>
-            <w:r>
-              <w:t xml:space="preserve">1.13</w:t>
-            </w:r>
-          </w:p>
-        </w:tc>
-      </w:tr>
-      <w:tr>
-        <w:tc>
-          <w:tcPr/>
-          <w:p>
-            <w:pPr>
-              <w:pStyle w:val="Compact"/>
-            </w:pPr>
-            <w:r>
-              <w:t xml:space="preserve">1006</w:t>
-            </w:r>
-          </w:p>
-        </w:tc>
-        <w:tc>
-          <w:tcPr/>
-          <w:p>
-            <w:pPr>
-              <w:pStyle w:val="Compact"/>
-            </w:pPr>
-            <w:r>
-              <w:t xml:space="preserve">0.23</w:t>
-            </w:r>
-          </w:p>
-        </w:tc>
-        <w:tc>
-          <w:tcPr/>
-          <w:p>
-            <w:pPr>
-              <w:pStyle w:val="Compact"/>
-            </w:pPr>
-            <w:r>
-              <w:t xml:space="preserve">0.510</w:t>
-            </w:r>
-          </w:p>
-        </w:tc>
-        <w:tc>
-          <w:tcPr/>
-          <w:p>
-            <w:pPr>
-              <w:pStyle w:val="Compact"/>
-            </w:pPr>
-            <w:r>
-              <w:t xml:space="preserve">0.388</w:t>
-            </w:r>
-          </w:p>
-        </w:tc>
-        <w:tc>
-          <w:tcPr/>
-          <w:p>
-            <w:pPr>
-              <w:pStyle w:val="Compact"/>
-            </w:pPr>
-            <w:r>
-              <w:t xml:space="preserve">0.457</w:t>
-            </w:r>
-          </w:p>
-        </w:tc>
-        <w:tc>
-          <w:tcPr/>
-          <w:p>
-            <w:pPr>
-              <w:pStyle w:val="Compact"/>
-            </w:pPr>
-            <w:r>
-              <w:t xml:space="preserve">1.31</w:t>
-            </w:r>
-          </w:p>
-        </w:tc>
-        <w:tc>
-          <w:tcPr/>
-          <w:p>
-            <w:pPr>
-              <w:pStyle w:val="Compact"/>
-            </w:pPr>
-            <w:r>
-              <w:t xml:space="preserve">1.12</w:t>
-            </w:r>
-          </w:p>
-        </w:tc>
-      </w:tr>
-      <w:tr>
-        <w:tc>
-          <w:tcPr/>
-          <w:p>
-            <w:pPr>
-              <w:pStyle w:val="Compact"/>
-            </w:pPr>
-            <w:r>
-              <w:t xml:space="preserve">1007</w:t>
-            </w:r>
-          </w:p>
-        </w:tc>
-        <w:tc>
-          <w:tcPr/>
-          <w:p>
-            <w:pPr>
-              <w:pStyle w:val="Compact"/>
-            </w:pPr>
-            <w:r>
-              <w:t xml:space="preserve">0.37</w:t>
-            </w:r>
-          </w:p>
-        </w:tc>
-        <w:tc>
-          <w:tcPr/>
-          <w:p>
-            <w:pPr>
-              <w:pStyle w:val="Compact"/>
-            </w:pPr>
-            <w:r>
-              <w:t xml:space="preserve">0.518</w:t>
-            </w:r>
-          </w:p>
-        </w:tc>
-        <w:tc>
-          <w:tcPr/>
-          <w:p>
-            <w:pPr>
-              <w:pStyle w:val="Compact"/>
-            </w:pPr>
-            <w:r>
-              <w:t xml:space="preserve">0.481</w:t>
-            </w:r>
-          </w:p>
-        </w:tc>
-        <w:tc>
-          <w:tcPr/>
-          <w:p>
-            <w:pPr>
-              <w:pStyle w:val="Compact"/>
-            </w:pPr>
-            <w:r>
-              <w:t xml:space="preserve">0.579</w:t>
-            </w:r>
-          </w:p>
-        </w:tc>
-        <w:tc>
-          <w:tcPr/>
-          <w:p>
-            <w:pPr>
-              <w:pStyle w:val="Compact"/>
-            </w:pPr>
-            <w:r>
-              <w:t xml:space="preserve">1.08</w:t>
-            </w:r>
-          </w:p>
-        </w:tc>
-        <w:tc>
-          <w:tcPr/>
-          <w:p>
-            <w:pPr>
-              <w:pStyle w:val="Compact"/>
-            </w:pPr>
-            <w:r>
-              <w:t xml:space="preserve">0.90</w:t>
-            </w:r>
-          </w:p>
-        </w:tc>
-      </w:tr>
-      <w:tr>
-        <w:tc>
-          <w:tcPr/>
-          <w:p>
-            <w:pPr>
-              <w:pStyle w:val="Compact"/>
-            </w:pPr>
-            <w:r>
-              <w:t xml:space="preserve">1008</w:t>
-            </w:r>
-          </w:p>
-        </w:tc>
-        <w:tc>
-          <w:tcPr/>
-          <w:p>
-            <w:pPr>
-              <w:pStyle w:val="Compact"/>
-            </w:pPr>
-            <w:r>
-              <w:t xml:space="preserve">0.37</w:t>
-            </w:r>
-          </w:p>
-        </w:tc>
-        <w:tc>
-          <w:tcPr/>
-          <w:p>
-            <w:pPr>
-              <w:pStyle w:val="Compact"/>
-            </w:pPr>
-            <w:r>
-              <w:t xml:space="preserve">0.492</w:t>
-            </w:r>
-          </w:p>
-        </w:tc>
-        <w:tc>
-          <w:tcPr/>
-          <w:p>
-            <w:pPr>
-              <w:pStyle w:val="Compact"/>
-            </w:pPr>
-            <w:r>
-              <w:t xml:space="preserve">0.450</w:t>
-            </w:r>
-          </w:p>
-        </w:tc>
-        <w:tc>
-          <w:tcPr/>
-          <w:p>
-            <w:pPr>
-              <w:pStyle w:val="Compact"/>
-            </w:pPr>
-            <w:r>
-              <w:t xml:space="preserve">0.404</w:t>
-            </w:r>
-          </w:p>
-        </w:tc>
-        <w:tc>
-          <w:tcPr/>
-          <w:p>
-            <w:pPr>
-              <w:pStyle w:val="Compact"/>
-            </w:pPr>
-            <w:r>
-              <w:t xml:space="preserve">1.09</w:t>
-            </w:r>
-          </w:p>
-        </w:tc>
-        <w:tc>
-          <w:tcPr/>
-          <w:p>
-            <w:pPr>
-              <w:pStyle w:val="Compact"/>
-            </w:pPr>
-            <w:r>
-              <w:t xml:space="preserve">1.22</w:t>
-            </w:r>
-          </w:p>
-        </w:tc>
-      </w:tr>
-      <w:tr>
-        <w:tc>
-          <w:tcPr/>
-          <w:p>
-            <w:pPr>
-              <w:pStyle w:val="Compact"/>
-            </w:pPr>
-            <w:r>
-              <w:t xml:space="preserve">1009</w:t>
-            </w:r>
-          </w:p>
-        </w:tc>
-        <w:tc>
-          <w:tcPr/>
-          <w:p>
-            <w:pPr>
-              <w:pStyle w:val="Compact"/>
-            </w:pPr>
-            <w:r>
               <w:t xml:space="preserve">0.30</w:t>
             </w:r>
           </w:p>
@@ -5701,51 +5907,51 @@
               <w:pStyle w:val="Compact"/>
             </w:pPr>
             <w:r>
-              <w:t xml:space="preserve">0.555</w:t>
-            </w:r>
-          </w:p>
-        </w:tc>
-        <w:tc>
-          <w:tcPr/>
-          <w:p>
-            <w:pPr>
-              <w:pStyle w:val="Compact"/>
-            </w:pPr>
-            <w:r>
-              <w:t xml:space="preserve">0.450</w:t>
-            </w:r>
-          </w:p>
-        </w:tc>
-        <w:tc>
-          <w:tcPr/>
-          <w:p>
-            <w:pPr>
-              <w:pStyle w:val="Compact"/>
-            </w:pPr>
-            <w:r>
-              <w:t xml:space="preserve">0.336</w:t>
-            </w:r>
-          </w:p>
-        </w:tc>
-        <w:tc>
-          <w:tcPr/>
-          <w:p>
-            <w:pPr>
-              <w:pStyle w:val="Compact"/>
-            </w:pPr>
-            <w:r>
-              <w:t xml:space="preserve">1.23</w:t>
-            </w:r>
-          </w:p>
-        </w:tc>
-        <w:tc>
-          <w:tcPr/>
-          <w:p>
-            <w:pPr>
-              <w:pStyle w:val="Compact"/>
-            </w:pPr>
-            <w:r>
-              <w:t xml:space="preserve">1.65</w:t>
+              <w:t xml:space="preserve">1.033</w:t>
+            </w:r>
+          </w:p>
+        </w:tc>
+        <w:tc>
+          <w:tcPr/>
+          <w:p>
+            <w:pPr>
+              <w:pStyle w:val="Compact"/>
+            </w:pPr>
+            <w:r>
+              <w:t xml:space="preserve">0.929</w:t>
+            </w:r>
+          </w:p>
+        </w:tc>
+        <w:tc>
+          <w:tcPr/>
+          <w:p>
+            <w:pPr>
+              <w:pStyle w:val="Compact"/>
+            </w:pPr>
+            <w:r>
+              <w:t xml:space="preserve">1.006</w:t>
+            </w:r>
+          </w:p>
+        </w:tc>
+        <w:tc>
+          <w:tcPr/>
+          <w:p>
+            <w:pPr>
+              <w:pStyle w:val="Compact"/>
+            </w:pPr>
+            <w:r>
+              <w:t xml:space="preserve">1.11</w:t>
+            </w:r>
+          </w:p>
+        </w:tc>
+        <w:tc>
+          <w:tcPr/>
+          <w:p>
+            <w:pPr>
+              <w:pStyle w:val="Compact"/>
+            </w:pPr>
+            <w:r>
+              <w:t xml:space="preserve">1.03</w:t>
             </w:r>
           </w:p>
         </w:tc>
@@ -5756,7 +5962,36 @@
         <w:pStyle w:val="BodyText"/>
       </w:pPr>
       <w:r>
-        <w:t xml:space="preserve">Every seed has at least one local radius that outperforms the adaptive demon — ratios range from 1.03 to 1.38. The local demon also outperforms the god demon in 8 of 10 seeds (ratios 1.10–1.65), failing only in seeds 1000 and 1007 where the god demon happened to achieve unusually high</w:t>
+        <w:t xml:space="preserve">Every seed has at least one local radius that exceeds the adaptive demon (ratios 1.02–1.13). When selecting the best radius post hoc, the local demon also exceeds the god demon in 4 of 5 seeds — but this is</w:t>
+      </w:r>
+      <w:r>
+        <w:t xml:space="preserve"> </w:t>
+      </w:r>
+      <w:r>
+        <w:rPr>
+          <w:b/>
+          <w:bCs/>
+        </w:rPr>
+        <w:t xml:space="preserve">cherry-picking</w:t>
+      </w:r>
+      <w:r>
+        <w:t xml:space="preserve">: at any</w:t>
+      </w:r>
+      <w:r>
+        <w:t xml:space="preserve"> </w:t>
+      </w:r>
+      <w:r>
+        <w:rPr>
+          <w:i/>
+          <w:iCs/>
+        </w:rPr>
+        <w:t xml:space="preserve">fixed</w:t>
+      </w:r>
+      <w:r>
+        <w:t xml:space="preserve"> </w:t>
+      </w:r>
+      <w:r>
+        <w:t xml:space="preserve">radius, the god demon’s mean</w:t>
       </w:r>
       <w:r>
         <w:t xml:space="preserve"> </w:t>
@@ -5776,7 +6011,7 @@
         <w:t xml:space="preserve"> </w:t>
       </w:r>
       <w:r>
-        <w:t xml:space="preserve">(0.578–0.579). The best-performing radius varies across seeds (0.16–0.58), but it consistently falls in the intermediate range where the local threshold captures spatial structure near the door.</w:t>
+        <w:t xml:space="preserve">is higher. The post-hoc comparison picks the best of 15 radii per seed, which inflates the apparent performance due to variance.</w:t>
       </w:r>
     </w:p>
     <w:p>
@@ -5813,11 +6048,11 @@
         </m:r>
       </m:oMath>
       <w:r>
-        <w:t xml:space="preserve">, every seed produces a local/adaptive ratio of exactly 1.000, confirming that the outperformance at intermediate radii is genuine and not an artifact of measurement or simulation differences.</w:t>
-      </w:r>
-    </w:p>
-    <w:bookmarkEnd w:id="41"/>
+        <w:t xml:space="preserve">, every seed produces a local/adaptive ratio of exactly 1.000, confirming the correctness of the paired-swap implementation.</w:t>
+      </w:r>
+    </w:p>
     <w:bookmarkEnd w:id="42"/>
+    <w:bookmarkEnd w:id="43"/>
     <w:bookmarkStart w:id="50" w:name="design-decisions"/>
     <w:p>
       <w:pPr>
@@ -5827,7 +6062,7 @@
         <w:t xml:space="preserve">4. Design Decisions</w:t>
       </w:r>
     </w:p>
-    <w:bookmarkStart w:id="43" w:name="why-per-side-adaptive-as-the-benchmark"/>
+    <w:bookmarkStart w:id="44" w:name="why-per-side-adaptive-as-the-benchmark"/>
     <w:p>
       <w:pPr>
         <w:pStyle w:val="Heading3"/>
@@ -5844,14 +6079,14 @@
         <w:t xml:space="preserve">Early versions used the global mean speed as the adaptive threshold. As sorting progresses, the left side cools and the right side heats, so a global (both-sides) threshold becomes increasingly poor. The fix: the adaptive demon now uses the per-side mean — the average speed of all particles on the arriving particle’s side, excluding the arriving particle itself. This is a natural benchmark: the best use of global information under the same mean-based decision rule.</w:t>
       </w:r>
     </w:p>
-    <w:bookmarkEnd w:id="43"/>
-    <w:bookmarkStart w:id="44" w:name="Xeaf10831a81aabf84f91a2cbde7fecf13d25a3a"/>
+    <w:bookmarkEnd w:id="44"/>
+    <w:bookmarkStart w:id="45" w:name="X98de5162fb6a15cdf75d4a6ac3b0677e0b766c9"/>
     <w:p>
       <w:pPr>
         <w:pStyle w:val="Heading3"/>
       </w:pPr>
       <w:r>
-        <w:t xml:space="preserve">Why arrival-only decisions with single-crossing enforcement</w:t>
+        <w:t xml:space="preserve">Why arrival-only decisions with queued paired swaps</w:t>
       </w:r>
     </w:p>
     <w:p>
@@ -5875,11 +6110,70 @@
         <w:t xml:space="preserve"> </w:t>
       </w:r>
       <w:r>
-        <w:t xml:space="preserve">per crossing attempt. Without this, a particle overlapping the door region would be re-evaluated every physics frame (~70 times per crossing), inflating the information cost by ~70× and creating non-deterministic behavior where a particle permitted on frame 1 could be rejected on frame 5 as thresholds shifted.</w:t>
-      </w:r>
-    </w:p>
-    <w:bookmarkEnd w:id="44"/>
-    <w:bookmarkStart w:id="45" w:name="X10b1d5abe5c36c6b3b528d8baa4563ea2aa595a"/>
+        <w:t xml:space="preserve">per approach. Once accepted, it is pinned at the door and waits for a partner from the opposite side so the swap can keep</w:t>
+      </w:r>
+      <w:r>
+        <w:t xml:space="preserve"> </w:t>
+      </w:r>
+      <m:oMath>
+        <m:r>
+          <m:rPr>
+            <m:sty m:val="p"/>
+          </m:rPr>
+          <m:t>Δ</m:t>
+        </m:r>
+        <m:sSub>
+          <m:e>
+            <m:r>
+              <m:t>N</m:t>
+            </m:r>
+          </m:e>
+          <m:sub>
+            <m:r>
+              <m:t>L</m:t>
+            </m:r>
+          </m:sub>
+        </m:sSub>
+        <m:r>
+          <m:rPr>
+            <m:sty m:val="p"/>
+          </m:rPr>
+          <m:t>=</m:t>
+        </m:r>
+        <m:r>
+          <m:rPr>
+            <m:sty m:val="p"/>
+          </m:rPr>
+          <m:t>Δ</m:t>
+        </m:r>
+        <m:sSub>
+          <m:e>
+            <m:r>
+              <m:t>N</m:t>
+            </m:r>
+          </m:e>
+          <m:sub>
+            <m:r>
+              <m:t>R</m:t>
+            </m:r>
+          </m:sub>
+        </m:sSub>
+        <m:r>
+          <m:rPr>
+            <m:sty m:val="p"/>
+          </m:rPr>
+          <m:t>=</m:t>
+        </m:r>
+        <m:r>
+          <m:t>0</m:t>
+        </m:r>
+      </m:oMath>
+      <w:r>
+        <w:t xml:space="preserve">. Re-evaluating the same particle every frame would both inflate the information bill (~70 redundant queries per attempt) and allow thresholds to oscillate mid-wait, creating order-dependent artifacts. Single evaluation + queueing keeps the bookkeeping honest.</w:t>
+      </w:r>
+    </w:p>
+    <w:bookmarkEnd w:id="45"/>
+    <w:bookmarkStart w:id="46" w:name="X10b1d5abe5c36c6b3b528d8baa4563ea2aa595a"/>
     <w:p>
       <w:pPr>
         <w:pStyle w:val="Heading3"/>
@@ -5893,11 +6187,11 @@
         <w:pStyle w:val="FirstParagraph"/>
       </w:pPr>
       <w:r>
-        <w:t xml:space="preserve">Both demons compare the arriving particle’s speed to the mean speed of all particles on the same side (excluding the arriving particle). The only difference is the sample: the classical demon has a complete census; the local demon samples within radius r. Both exclude the arriving particle to ensure the local demon at r/L ≥ 0.79 produces results identical to the classical demon — this identity serves as a correctness check for the simulation.</w:t>
-      </w:r>
-    </w:p>
-    <w:bookmarkEnd w:id="45"/>
-    <w:bookmarkStart w:id="46" w:name="Xc0787076dcdcc23d1dadd7855547dbdda89899d"/>
+        <w:t xml:space="preserve">Both demons compare the arriving particle’s speed to the mean speed of all particles on the same side (excluding the arriving particle). The only difference is the sample: the classical demon has a complete census; the local demon samples within radius r. Queued particles still belong to their original side while they wait, so both policies see the same counts they would see without the queue. This guarantees the local demon at r/L ≥ 0.79 produces results identical to the classical demon — an end-to-end correctness check.</w:t>
+      </w:r>
+    </w:p>
+    <w:bookmarkEnd w:id="46"/>
+    <w:bookmarkStart w:id="47" w:name="Xc0787076dcdcc23d1dadd7855547dbdda89899d"/>
     <w:p>
       <w:pPr>
         <w:pStyle w:val="Heading3"/>
@@ -5919,32 +6213,20 @@
         <w:pStyle w:val="BodyText"/>
       </w:pPr>
       <w:r>
-        <w:t xml:space="preserve">The optimal (“god”) demon uses a theoretically superior decision rule (energy-based, both-sides information) but still suffers from the same spatial blindness. Its threshold is computed from global temperatures, which — like the global mean — are diluted by particles far from the door. The god demon averages 6% better than adaptive, but the local demon at intermediate radii outperforms even it, because spatial relevance matters more than decision-rule optimality.</w:t>
-      </w:r>
-    </w:p>
-    <w:bookmarkEnd w:id="46"/>
-    <w:bookmarkStart w:id="47" w:name="Xf01ffb47d428a7d420414660582c566351678e6"/>
-    <w:p>
-      <w:pPr>
-        <w:pStyle w:val="Heading3"/>
-      </w:pPr>
-      <w:r>
-        <w:t xml:space="preserve">Why the greedy-optimal demon has high variance</w:t>
-      </w:r>
-    </w:p>
-    <w:p>
-      <w:pPr>
-        <w:pStyle w:val="FirstParagraph"/>
-      </w:pPr>
-      <w:r>
-        <w:t xml:space="preserve">The energy-based threshold is more sensitive to the initial microstate than the mean-based rule. In seeds where the early spatial distribution happens to favor the greedy strategy (e.g., a cluster of fast particles near the door at</w:t>
-      </w:r>
-      <w:r>
-        <w:t xml:space="preserve"> </w:t>
-      </w:r>
-      <m:oMath>
-        <m:r>
-          <m:t>t</m:t>
+        <w:t xml:space="preserve">The optimal (“god”) demon avoids this limitation entirely by using an energy-based threshold with both-sides information. Under paired swaps, it achieves</w:t>
+      </w:r>
+      <w:r>
+        <w:t xml:space="preserve"> </w:t>
+      </w:r>
+      <m:oMath>
+        <m:r>
+          <m:rPr>
+            <m:sty m:val="p"/>
+          </m:rPr>
+          <m:t>Δ</m:t>
+        </m:r>
+        <m:r>
+          <m:t>T</m:t>
         </m:r>
         <m:r>
           <m:rPr>
@@ -5953,68 +6235,28 @@
           <m:t>=</m:t>
         </m:r>
         <m:r>
-          <m:t>0</m:t>
-        </m:r>
-      </m:oMath>
-      <w:r>
-        <w:t xml:space="preserve">), the god demon achieves</w:t>
-      </w:r>
-      <w:r>
-        <w:t xml:space="preserve"> </w:t>
-      </w:r>
-      <m:oMath>
-        <m:r>
-          <m:rPr>
-            <m:sty m:val="p"/>
-          </m:rPr>
-          <m:t>Δ</m:t>
-        </m:r>
-        <m:r>
-          <m:t>T</m:t>
-        </m:r>
-        <m:r>
-          <m:rPr>
-            <m:sty m:val="p"/>
-          </m:rPr>
-          <m:t>&gt;</m:t>
-        </m:r>
-        <m:r>
-          <m:t>0.55</m:t>
-        </m:r>
-      </m:oMath>
-      <w:r>
-        <w:t xml:space="preserve">. In unfavorable seeds, it underperforms adaptive (</w:t>
-      </w:r>
-      <m:oMath>
-        <m:r>
-          <m:rPr>
-            <m:sty m:val="p"/>
-          </m:rPr>
-          <m:t>Δ</m:t>
-        </m:r>
-        <m:r>
-          <m:t>T</m:t>
-        </m:r>
-        <m:r>
-          <m:rPr>
-            <m:sty m:val="p"/>
-          </m:rPr>
-          <m:t>=</m:t>
-        </m:r>
-        <m:r>
-          <m:t>0.34</m:t>
-        </m:r>
-      </m:oMath>
-      <w:r>
-        <w:t xml:space="preserve">–</w:t>
-      </w:r>
-      <m:oMath>
-        <m:r>
-          <m:t>0.40</m:t>
-        </m:r>
-      </m:oMath>
-      <w:r>
-        <w:t xml:space="preserve">). The mean-based rule’s simpler threshold is more robust: it compresses information further, but that compression acts as regularization, smoothing over microstate-specific fluctuations.</w:t>
+          <m:t>0.96</m:t>
+        </m:r>
+      </m:oMath>
+      <w:r>
+        <w:t xml:space="preserve"> </w:t>
+      </w:r>
+      <w:r>
+        <w:t xml:space="preserve">vs adaptive’s</w:t>
+      </w:r>
+      <w:r>
+        <w:t xml:space="preserve"> </w:t>
+      </w:r>
+      <m:oMath>
+        <m:r>
+          <m:t>0.91</m:t>
+        </m:r>
+      </m:oMath>
+      <w:r>
+        <w:t xml:space="preserve"> </w:t>
+      </w:r>
+      <w:r>
+        <w:t xml:space="preserve">— a consistent 5.5% advantage that represents the true theoretical upper bound for any greedy policy. The god demon outperforms adaptive on every seed, confirming the theoretical expectation: more information + optimal decision rule = better outcome.</w:t>
       </w:r>
     </w:p>
     <w:bookmarkEnd w:id="47"/>
@@ -6109,7 +6351,7 @@
       <w:pPr>
         <w:numPr>
           <w:ilvl w:val="0"/>
-          <w:numId w:val="1006"/>
+          <w:numId w:val="1007"/>
         </w:numPr>
       </w:pPr>
       <w:r>
@@ -6117,225 +6359,260 @@
           <w:b/>
           <w:bCs/>
         </w:rPr>
-        <w:t xml:space="preserve">Local information is not just</w:t>
-      </w:r>
+        <w:t xml:space="preserve">The god demon is the true upper bound.</w:t>
+      </w:r>
+      <w:r>
+        <w:t xml:space="preserve"> </w:t>
+      </w:r>
+      <w:r>
+        <w:t xml:space="preserve">With paired swaps ensuring</w:t>
+      </w:r>
+      <w:r>
+        <w:t xml:space="preserve"> </w:t>
+      </w:r>
+      <m:oMath>
+        <m:r>
+          <m:rPr>
+            <m:sty m:val="p"/>
+          </m:rPr>
+          <m:t>Δ</m:t>
+        </m:r>
+        <m:sSub>
+          <m:e>
+            <m:r>
+              <m:t>N</m:t>
+            </m:r>
+          </m:e>
+          <m:sub>
+            <m:r>
+              <m:t>L</m:t>
+            </m:r>
+          </m:sub>
+        </m:sSub>
+        <m:r>
+          <m:rPr>
+            <m:sty m:val="p"/>
+          </m:rPr>
+          <m:t>=</m:t>
+        </m:r>
+        <m:r>
+          <m:rPr>
+            <m:sty m:val="p"/>
+          </m:rPr>
+          <m:t>Δ</m:t>
+        </m:r>
+        <m:sSub>
+          <m:e>
+            <m:r>
+              <m:t>N</m:t>
+            </m:r>
+          </m:e>
+          <m:sub>
+            <m:r>
+              <m:t>R</m:t>
+            </m:r>
+          </m:sub>
+        </m:sSub>
+        <m:r>
+          <m:rPr>
+            <m:sty m:val="p"/>
+          </m:rPr>
+          <m:t>=</m:t>
+        </m:r>
+        <m:r>
+          <m:t>0</m:t>
+        </m:r>
+      </m:oMath>
+      <w:r>
+        <w:t xml:space="preserve">, the greedy-optimal demon achieves</w:t>
+      </w:r>
+      <w:r>
+        <w:t xml:space="preserve"> </w:t>
+      </w:r>
+      <m:oMath>
+        <m:r>
+          <m:rPr>
+            <m:sty m:val="p"/>
+          </m:rPr>
+          <m:t>Δ</m:t>
+        </m:r>
+        <m:r>
+          <m:t>T</m:t>
+        </m:r>
+        <m:r>
+          <m:rPr>
+            <m:sty m:val="p"/>
+          </m:rPr>
+          <m:t>=</m:t>
+        </m:r>
+        <m:r>
+          <m:t>0.96</m:t>
+        </m:r>
+        <m:r>
+          <m:rPr>
+            <m:sty m:val="p"/>
+          </m:rPr>
+          <m:t>±</m:t>
+        </m:r>
+        <m:r>
+          <m:t>0.03</m:t>
+        </m:r>
+      </m:oMath>
+      <w:r>
+        <w:t xml:space="preserve">, consistently ~5.5% above adaptive’s</w:t>
+      </w:r>
+      <w:r>
+        <w:t xml:space="preserve"> </w:t>
+      </w:r>
+      <m:oMath>
+        <m:r>
+          <m:t>0.91</m:t>
+        </m:r>
+        <m:r>
+          <m:rPr>
+            <m:sty m:val="p"/>
+          </m:rPr>
+          <m:t>±</m:t>
+        </m:r>
+        <m:r>
+          <m:t>0.03</m:t>
+        </m:r>
+      </m:oMath>
+      <w:r>
+        <w:t xml:space="preserve">. At no fixed radius does the local demon’s mean</w:t>
+      </w:r>
+      <w:r>
+        <w:t xml:space="preserve"> </w:t>
+      </w:r>
+      <m:oMath>
+        <m:r>
+          <m:rPr>
+            <m:sty m:val="p"/>
+          </m:rPr>
+          <m:t>Δ</m:t>
+        </m:r>
+        <m:r>
+          <m:t>T</m:t>
+        </m:r>
+      </m:oMath>
+      <w:r>
+        <w:t xml:space="preserve"> </w:t>
+      </w:r>
+      <w:r>
+        <w:t xml:space="preserve">exceed god’s, confirming the theoretical expectation: more information + optimal decision rule = better outcome.</w:t>
+      </w:r>
+    </w:p>
+    <w:p>
+      <w:pPr>
+        <w:numPr>
+          <w:ilvl w:val="0"/>
+          <w:numId w:val="1007"/>
+        </w:numPr>
+      </w:pPr>
       <w:r>
         <w:rPr>
           <w:b/>
           <w:bCs/>
         </w:rPr>
-        <w:t xml:space="preserve"> </w:t>
-      </w:r>
+        <w:t xml:space="preserve">Local information is remarkably efficient.</w:t>
+      </w:r>
+      <w:r>
+        <w:t xml:space="preserve"> </w:t>
+      </w:r>
+      <w:r>
+        <w:t xml:space="preserve">By</w:t>
+      </w:r>
+      <w:r>
+        <w:t xml:space="preserve"> </w:t>
+      </w:r>
+      <m:oMath>
+        <m:r>
+          <m:t>r</m:t>
+        </m:r>
+        <m:r>
+          <m:rPr>
+            <m:sty m:val="p"/>
+          </m:rPr>
+          <m:t>/</m:t>
+        </m:r>
+        <m:r>
+          <m:t>L</m:t>
+        </m:r>
+        <m:r>
+          <m:rPr>
+            <m:sty m:val="p"/>
+          </m:rPr>
+          <m:t>=</m:t>
+        </m:r>
+        <m:r>
+          <m:t>0.09</m:t>
+        </m:r>
+      </m:oMath>
+      <w:r>
+        <w:t xml:space="preserve"> </w:t>
+      </w:r>
+      <w:r>
+        <w:t xml:space="preserve">(polling ~9% of the box width), the local demon reaches 95% of adaptive and 90% of god — with less than half the information budget (17,745 vs 36,289 bits). By</w:t>
+      </w:r>
+      <w:r>
+        <w:t xml:space="preserve"> </w:t>
+      </w:r>
+      <m:oMath>
+        <m:r>
+          <m:t>r</m:t>
+        </m:r>
+        <m:r>
+          <m:rPr>
+            <m:sty m:val="p"/>
+          </m:rPr>
+          <m:t>/</m:t>
+        </m:r>
+        <m:r>
+          <m:t>L</m:t>
+        </m:r>
+        <m:r>
+          <m:rPr>
+            <m:sty m:val="p"/>
+          </m:rPr>
+          <m:t>=</m:t>
+        </m:r>
+        <m:r>
+          <m:t>0.16</m:t>
+        </m:r>
+      </m:oMath>
+      <w:r>
+        <w:t xml:space="preserve"> </w:t>
+      </w:r>
+      <w:r>
+        <w:t xml:space="preserve">it matches adaptive entirely (100%).</w:t>
+      </w:r>
+    </w:p>
+    <w:p>
+      <w:pPr>
+        <w:numPr>
+          <w:ilvl w:val="0"/>
+          <w:numId w:val="1007"/>
+        </w:numPr>
+      </w:pPr>
       <w:r>
         <w:rPr>
           <w:b/>
           <w:bCs/>
         </w:rPr>
-        <w:t xml:space="preserve">“good enough”</w:t>
-      </w:r>
-      <w:r>
-        <w:rPr>
-          <w:b/>
-          <w:bCs/>
-        </w:rPr>
-        <w:t xml:space="preserve"> </w:t>
-      </w:r>
-      <w:r>
-        <w:rPr>
-          <w:b/>
-          <w:bCs/>
-        </w:rPr>
-        <w:t xml:space="preserve">— it can be better than any global strategy.</w:t>
-      </w:r>
-      <w:r>
-        <w:t xml:space="preserve"> </w:t>
-      </w:r>
-      <w:r>
-        <w:t xml:space="preserve">At intermediate radii (</w:t>
-      </w:r>
-      <m:oMath>
-        <m:r>
-          <m:t>r</m:t>
-        </m:r>
-        <m:r>
-          <m:rPr>
-            <m:sty m:val="p"/>
-          </m:rPr>
-          <m:t>/</m:t>
-        </m:r>
-        <m:r>
-          <m:t>L</m:t>
-        </m:r>
-        <m:r>
-          <m:rPr>
-            <m:sty m:val="p"/>
-          </m:rPr>
-          <m:t>≈</m:t>
-        </m:r>
-        <m:r>
-          <m:t>0.16</m:t>
-        </m:r>
-      </m:oMath>
-      <w:r>
-        <w:t xml:space="preserve">–</w:t>
-      </w:r>
-      <m:oMath>
-        <m:r>
-          <m:t>0.30</m:t>
-        </m:r>
-      </m:oMath>
-      <w:r>
-        <w:t xml:space="preserve">), the local demon outperforms the adaptive demon in 6–7 of 10 seeds (peak mean ratio 1.07) and outperforms the greedy-optimal god demon in 8 of 10 seeds at its best radius. Spatial correlations near the door — fast particles clustering after crossing, slow particles drifting away — give the local threshold an advantage that no global statistic can match.</w:t>
+        <w:t xml:space="preserve">The ~5% gap to god is a decision-rule limitation, not an information limitation.</w:t>
+      </w:r>
+      <w:r>
+        <w:t xml:space="preserve"> </w:t>
+      </w:r>
+      <w:r>
+        <w:t xml:space="preserve">The mean-based demons (both adaptive and local) compare speeds; the god demon compares kinetic energies. Since temperature is mean KE not mean speed, the energy-based threshold is inherently more accurate. No amount of spatial filtering within the mean-based framework can close this gap.</w:t>
       </w:r>
     </w:p>
     <w:p>
       <w:pPr>
         <w:numPr>
           <w:ilvl w:val="0"/>
-          <w:numId w:val="1006"/>
-        </w:numPr>
-      </w:pPr>
-      <w:r>
-        <w:rPr>
-          <w:b/>
-          <w:bCs/>
-        </w:rPr>
-        <w:t xml:space="preserve">The greedy-optimal demon is not the ceiling it appears to be.</w:t>
-      </w:r>
-      <w:r>
-        <w:t xml:space="preserve"> </w:t>
-      </w:r>
-      <w:r>
-        <w:t xml:space="preserve">Despite using a theoretically superior energy-based decision rule with perfect information, the god demon averages only 6% above adaptive (</w:t>
-      </w:r>
-      <m:oMath>
-        <m:r>
-          <m:rPr>
-            <m:sty m:val="p"/>
-          </m:rPr>
-          <m:t>Δ</m:t>
-        </m:r>
-        <m:r>
-          <m:t>T</m:t>
-        </m:r>
-        <m:r>
-          <m:rPr>
-            <m:sty m:val="p"/>
-          </m:rPr>
-          <m:t>=</m:t>
-        </m:r>
-        <m:r>
-          <m:t>0.46</m:t>
-        </m:r>
-      </m:oMath>
-      <w:r>
-        <w:t xml:space="preserve"> </w:t>
-      </w:r>
-      <w:r>
-        <w:t xml:space="preserve">vs</w:t>
-      </w:r>
-      <w:r>
-        <w:t xml:space="preserve"> </w:t>
-      </w:r>
-      <m:oMath>
-        <m:r>
-          <m:t>0.44</m:t>
-        </m:r>
-      </m:oMath>
-      <w:r>
-        <w:t xml:space="preserve">) and has higher variance (σ = 0.07 vs 0.05). It underperforms adaptive in 3 of 10 seeds. The local demon at its best radius outperforms god in 8 of 10 seeds, demonstrating that</w:t>
-      </w:r>
-      <w:r>
-        <w:t xml:space="preserve"> </w:t>
-      </w:r>
-      <w:r>
-        <w:rPr>
-          <w:i/>
-          <w:iCs/>
-        </w:rPr>
-        <w:t xml:space="preserve">what</w:t>
-      </w:r>
-      <w:r>
-        <w:t xml:space="preserve"> </w:t>
-      </w:r>
-      <w:r>
-        <w:t xml:space="preserve">information you use (spatial locality) matters more than</w:t>
-      </w:r>
-      <w:r>
-        <w:t xml:space="preserve"> </w:t>
-      </w:r>
-      <w:r>
-        <w:rPr>
-          <w:i/>
-          <w:iCs/>
-        </w:rPr>
-        <w:t xml:space="preserve">how optimally</w:t>
-      </w:r>
-      <w:r>
-        <w:t xml:space="preserve"> </w:t>
-      </w:r>
-      <w:r>
-        <w:t xml:space="preserve">you use global information.</w:t>
-      </w:r>
-    </w:p>
-    <w:p>
-      <w:pPr>
-        <w:numPr>
-          <w:ilvl w:val="0"/>
-          <w:numId w:val="1006"/>
-        </w:numPr>
-      </w:pPr>
-      <w:r>
-        <w:rPr>
-          <w:b/>
-          <w:bCs/>
-        </w:rPr>
-        <w:t xml:space="preserve">Even tiny radii are surprisingly effective.</w:t>
-      </w:r>
-      <w:r>
-        <w:t xml:space="preserve"> </w:t>
-      </w:r>
-      <w:r>
-        <w:t xml:space="preserve">By</w:t>
-      </w:r>
-      <w:r>
-        <w:t xml:space="preserve"> </w:t>
-      </w:r>
-      <m:oMath>
-        <m:r>
-          <m:t>r</m:t>
-        </m:r>
-        <m:r>
-          <m:rPr>
-            <m:sty m:val="p"/>
-          </m:rPr>
-          <m:t>/</m:t>
-        </m:r>
-        <m:r>
-          <m:t>L</m:t>
-        </m:r>
-        <m:r>
-          <m:rPr>
-            <m:sty m:val="p"/>
-          </m:rPr>
-          <m:t>=</m:t>
-        </m:r>
-        <m:r>
-          <m:t>0.09</m:t>
-        </m:r>
-      </m:oMath>
-      <w:r>
-        <w:t xml:space="preserve"> </w:t>
-      </w:r>
-      <w:r>
-        <w:t xml:space="preserve">(polling ~9% of the box width), the local demon reaches 93% of adaptive’s sorting power with less than half the information budget (5,938 vs ~13,153 bits).</w:t>
-      </w:r>
-    </w:p>
-    <w:p>
-      <w:pPr>
-        <w:numPr>
-          <w:ilvl w:val="0"/>
-          <w:numId w:val="1006"/>
+          <w:numId w:val="1007"/>
         </w:numPr>
       </w:pPr>
       <w:r>
@@ -6374,21 +6651,279 @@
           <m:t>≈</m:t>
         </m:r>
         <m:r>
-          <m:t>0.79</m:t>
-        </m:r>
-      </m:oMath>
-      <w:r>
-        <w:t xml:space="preserve"> </w:t>
-      </w:r>
-      <w:r>
-        <w:t xml:space="preserve">onward, the local demon’s circle covers the entire half-box. All 10 seeds produce a ratio of exactly 1.000, confirming that the intermediate-radius outperformance is real and not a simulation artifact.</w:t>
+          <m:t>0.86</m:t>
+        </m:r>
+      </m:oMath>
+      <w:r>
+        <w:t xml:space="preserve"> </w:t>
+      </w:r>
+      <w:r>
+        <w:t xml:space="preserve">onward, the local demon’s circle covers the entire half-box. All 5 seeds produce a ratio of exactly 1.000, confirming the correctness of the paired-swap implementation.</w:t>
       </w:r>
     </w:p>
     <w:p>
       <w:pPr>
         <w:numPr>
           <w:ilvl w:val="0"/>
-          <w:numId w:val="1006"/>
+          <w:numId w:val="1007"/>
+        </w:numPr>
+      </w:pPr>
+      <w:r>
+        <w:rPr>
+          <w:b/>
+          <w:bCs/>
+        </w:rPr>
+        <w:t xml:space="preserve">Paired swaps roughly double the achievable</w:t>
+      </w:r>
+      <w:r>
+        <w:rPr>
+          <w:b/>
+          <w:bCs/>
+        </w:rPr>
+        <w:t xml:space="preserve"> </w:t>
+      </w:r>
+      <m:oMath>
+        <m:r>
+          <m:rPr>
+            <m:sty m:val="p"/>
+          </m:rPr>
+          <m:t>Δ</m:t>
+        </m:r>
+        <m:r>
+          <m:t>T</m:t>
+        </m:r>
+      </m:oMath>
+      <w:r>
+        <w:rPr>
+          <w:b/>
+          <w:bCs/>
+        </w:rPr>
+        <w:t xml:space="preserve">.</w:t>
+      </w:r>
+      <w:r>
+        <w:t xml:space="preserve"> </w:t>
+      </w:r>
+      <w:r>
+        <w:t xml:space="preserve">Compared to free single crossings (</w:t>
+      </w:r>
+      <m:oMath>
+        <m:r>
+          <m:rPr>
+            <m:sty m:val="p"/>
+          </m:rPr>
+          <m:t>Δ</m:t>
+        </m:r>
+        <m:r>
+          <m:t>T</m:t>
+        </m:r>
+        <m:r>
+          <m:rPr>
+            <m:sty m:val="p"/>
+          </m:rPr>
+          <m:t>≈</m:t>
+        </m:r>
+        <m:r>
+          <m:t>0.44</m:t>
+        </m:r>
+      </m:oMath>
+      <w:r>
+        <w:t xml:space="preserve">), paired swaps (</w:t>
+      </w:r>
+      <m:oMath>
+        <m:r>
+          <m:rPr>
+            <m:sty m:val="p"/>
+          </m:rPr>
+          <m:t>Δ</m:t>
+        </m:r>
+        <m:r>
+          <m:t>T</m:t>
+        </m:r>
+        <m:r>
+          <m:rPr>
+            <m:sty m:val="p"/>
+          </m:rPr>
+          <m:t>≈</m:t>
+        </m:r>
+        <m:r>
+          <m:t>0.91</m:t>
+        </m:r>
+      </m:oMath>
+      <w:r>
+        <w:t xml:space="preserve">) prevent diffusion from undoing sorting. The theoretical maximum is</w:t>
+      </w:r>
+      <w:r>
+        <w:t xml:space="preserve"> </w:t>
+      </w:r>
+      <m:oMath>
+        <m:r>
+          <m:rPr>
+            <m:sty m:val="p"/>
+          </m:rPr>
+          <m:t>Δ</m:t>
+        </m:r>
+        <m:r>
+          <m:t>T</m:t>
+        </m:r>
+        <m:r>
+          <m:rPr>
+            <m:sty m:val="p"/>
+          </m:rPr>
+          <m:t>=</m:t>
+        </m:r>
+        <m:r>
+          <m:t>2</m:t>
+        </m:r>
+        <m:sSub>
+          <m:e>
+            <m:r>
+              <m:t>T</m:t>
+            </m:r>
+          </m:e>
+          <m:sub>
+            <m:r>
+              <m:t>0</m:t>
+            </m:r>
+          </m:sub>
+        </m:sSub>
+        <m:r>
+          <m:rPr>
+            <m:sty m:val="p"/>
+          </m:rPr>
+          <m:t>=</m:t>
+        </m:r>
+        <m:r>
+          <m:t>2.0</m:t>
+        </m:r>
+      </m:oMath>
+      <w:r>
+        <w:t xml:space="preserve">; the god demon reaches 48% of this limit.</w:t>
+      </w:r>
+    </w:p>
+    <w:p>
+      <w:pPr>
+        <w:numPr>
+          <w:ilvl w:val="0"/>
+          <w:numId w:val="1007"/>
+        </w:numPr>
+      </w:pPr>
+      <w:r>
+        <w:rPr>
+          <w:b/>
+          <w:bCs/>
+        </w:rPr>
+        <w:t xml:space="preserve">The entropy-temperature tradeoff is clean.</w:t>
+      </w:r>
+      <w:r>
+        <w:t xml:space="preserve"> </w:t>
+      </w:r>
+      <w:r>
+        <w:t xml:space="preserve">More sorting corresponds to more negative</w:t>
+      </w:r>
+      <w:r>
+        <w:t xml:space="preserve"> </w:t>
+      </w:r>
+      <m:oMath>
+        <m:r>
+          <m:rPr>
+            <m:sty m:val="p"/>
+          </m:rPr>
+          <m:t>Δ</m:t>
+        </m:r>
+        <m:r>
+          <m:t>S</m:t>
+        </m:r>
+        <m:r>
+          <m:rPr>
+            <m:sty m:val="p"/>
+          </m:rPr>
+          <m:t>/</m:t>
+        </m:r>
+        <m:r>
+          <m:t>N</m:t>
+        </m:r>
+      </m:oMath>
+      <w:r>
+        <w:t xml:space="preserve">, with values ranging from</w:t>
+      </w:r>
+      <w:r>
+        <w:t xml:space="preserve"> </w:t>
+      </w:r>
+      <m:oMath>
+        <m:r>
+          <m:rPr>
+            <m:sty m:val="p"/>
+          </m:rPr>
+          <m:t>−</m:t>
+        </m:r>
+        <m:r>
+          <m:t>0.03</m:t>
+        </m:r>
+      </m:oMath>
+      <w:r>
+        <w:t xml:space="preserve"> </w:t>
+      </w:r>
+      <w:r>
+        <w:t xml:space="preserve">at</w:t>
+      </w:r>
+      <w:r>
+        <w:t xml:space="preserve"> </w:t>
+      </w:r>
+      <m:oMath>
+        <m:r>
+          <m:t>r</m:t>
+        </m:r>
+        <m:r>
+          <m:rPr>
+            <m:sty m:val="p"/>
+          </m:rPr>
+          <m:t>/</m:t>
+        </m:r>
+        <m:r>
+          <m:t>L</m:t>
+        </m:r>
+        <m:r>
+          <m:rPr>
+            <m:sty m:val="p"/>
+          </m:rPr>
+          <m:t>=</m:t>
+        </m:r>
+        <m:r>
+          <m:t>0.02</m:t>
+        </m:r>
+      </m:oMath>
+      <w:r>
+        <w:t xml:space="preserve"> </w:t>
+      </w:r>
+      <w:r>
+        <w:t xml:space="preserve">to</w:t>
+      </w:r>
+      <w:r>
+        <w:t xml:space="preserve"> </w:t>
+      </w:r>
+      <m:oMath>
+        <m:r>
+          <m:rPr>
+            <m:sty m:val="p"/>
+          </m:rPr>
+          <m:t>−</m:t>
+        </m:r>
+        <m:r>
+          <m:t>0.13</m:t>
+        </m:r>
+      </m:oMath>
+      <w:r>
+        <w:t xml:space="preserve"> </w:t>
+      </w:r>
+      <w:r>
+        <w:t xml:space="preserve">at saturation. The relationship is well-defined across all seeds and radii.</w:t>
+      </w:r>
+    </w:p>
+    <w:p>
+      <w:pPr>
+        <w:numPr>
+          <w:ilvl w:val="0"/>
+          <w:numId w:val="1007"/>
         </w:numPr>
       </w:pPr>
       <w:r>
@@ -6434,7 +6969,7 @@
         <w:t xml:space="preserve"> </w:t>
       </w:r>
       <w:r>
-        <w:t xml:space="preserve">(93%) to</w:t>
+        <w:t xml:space="preserve">(95% of adaptive) to</w:t>
       </w:r>
       <w:r>
         <w:t xml:space="preserve"> </w:t>
@@ -6459,14 +6994,14 @@
           <m:t>=</m:t>
         </m:r>
         <m:r>
-          <m:t>0.30</m:t>
-        </m:r>
-      </m:oMath>
-      <w:r>
-        <w:t xml:space="preserve"> </w:t>
-      </w:r>
-      <w:r>
-        <w:t xml:space="preserve">(107%) doubles the bit budget (5,938 → 11,648 bits). Beyond</w:t>
+          <m:t>0.44</m:t>
+        </m:r>
+      </m:oMath>
+      <w:r>
+        <w:t xml:space="preserve"> </w:t>
+      </w:r>
+      <w:r>
+        <w:t xml:space="preserve">(102%) doubles the bit budget (17,745 → 35,910 bits) for a marginal improvement. The optimal operating point is around</w:t>
       </w:r>
       <w:r>
         <w:t xml:space="preserve"> </w:t>
@@ -6491,45 +7026,47 @@
           <m:t>≈</m:t>
         </m:r>
         <m:r>
-          <m:t>0.3</m:t>
-        </m:r>
-      </m:oMath>
-      <w:r>
-        <w:t xml:space="preserve">, additional information actively hurts as the local threshold converges toward the less-effective global mean.</w:t>
-      </w:r>
-    </w:p>
-    <w:p>
-      <w:pPr>
-        <w:numPr>
-          <w:ilvl w:val="0"/>
-          <w:numId w:val="1006"/>
-        </w:numPr>
-      </w:pPr>
+          <m:t>0.09</m:t>
+        </m:r>
+      </m:oMath>
+      <w:r>
+        <w:t xml:space="preserve">–</w:t>
+      </w:r>
+      <m:oMath>
+        <m:r>
+          <m:t>0.16</m:t>
+        </m:r>
+      </m:oMath>
+      <w:r>
+        <w:t xml:space="preserve">.</w:t>
+      </w:r>
+    </w:p>
+    <w:p>
+      <w:pPr>
+        <w:pStyle w:val="FirstParagraph"/>
+      </w:pPr>
+      <w:r>
+        <w:t xml:space="preserve">The central takeaway:</w:t>
+      </w:r>
+      <w:r>
+        <w:t xml:space="preserve"> </w:t>
+      </w:r>
       <w:r>
         <w:rPr>
           <w:b/>
           <w:bCs/>
         </w:rPr>
-        <w:t xml:space="preserve">The entropy-temperature tradeoff is clean.</w:t>
-      </w:r>
-      <w:r>
-        <w:t xml:space="preserve"> </w:t>
-      </w:r>
-      <w:r>
-        <w:t xml:space="preserve">More sorting corresponds to more negative</w:t>
-      </w:r>
-      <w:r>
-        <w:t xml:space="preserve"> </w:t>
-      </w:r>
-      <m:oMath>
-        <m:r>
-          <m:rPr>
-            <m:sty m:val="p"/>
-          </m:rPr>
-          <m:t>Δ</m:t>
-        </m:r>
-        <m:r>
-          <m:t>S</m:t>
+        <w:t xml:space="preserve">you don’t need full centralization.</w:t>
+      </w:r>
+      <w:r>
+        <w:t xml:space="preserve"> </w:t>
+      </w:r>
+      <w:r>
+        <w:t xml:space="preserve">A small sensing radius (</w:t>
+      </w:r>
+      <m:oMath>
+        <m:r>
+          <m:t>r</m:t>
         </m:r>
         <m:r>
           <m:rPr>
@@ -6538,128 +7075,20 @@
           <m:t>/</m:t>
         </m:r>
         <m:r>
-          <m:t>N</m:t>
-        </m:r>
-      </m:oMath>
-      <w:r>
-        <w:t xml:space="preserve">, with values ranging from</w:t>
-      </w:r>
-      <w:r>
-        <w:t xml:space="preserve"> </w:t>
-      </w:r>
-      <m:oMath>
-        <m:r>
-          <m:rPr>
-            <m:sty m:val="p"/>
-          </m:rPr>
-          <m:t>−</m:t>
-        </m:r>
-        <m:r>
-          <m:t>0.015</m:t>
-        </m:r>
-      </m:oMath>
-      <w:r>
-        <w:t xml:space="preserve"> </w:t>
-      </w:r>
-      <w:r>
-        <w:t xml:space="preserve">at</w:t>
-      </w:r>
-      <w:r>
-        <w:t xml:space="preserve"> </w:t>
-      </w:r>
-      <m:oMath>
-        <m:r>
-          <m:t>r</m:t>
-        </m:r>
-        <m:r>
-          <m:rPr>
-            <m:sty m:val="p"/>
-          </m:rPr>
-          <m:t>/</m:t>
-        </m:r>
-        <m:r>
           <m:t>L</m:t>
         </m:r>
         <m:r>
           <m:rPr>
             <m:sty m:val="p"/>
           </m:rPr>
-          <m:t>=</m:t>
-        </m:r>
-        <m:r>
-          <m:t>0.02</m:t>
-        </m:r>
-      </m:oMath>
-      <w:r>
-        <w:t xml:space="preserve"> </w:t>
-      </w:r>
-      <w:r>
-        <w:t xml:space="preserve">to</w:t>
-      </w:r>
-      <w:r>
-        <w:t xml:space="preserve"> </w:t>
-      </w:r>
-      <m:oMath>
-        <m:r>
-          <m:rPr>
-            <m:sty m:val="p"/>
-          </m:rPr>
-          <m:t>−</m:t>
-        </m:r>
-        <m:r>
-          <m:t>0.033</m:t>
-        </m:r>
-      </m:oMath>
-      <w:r>
-        <w:t xml:space="preserve"> </w:t>
-      </w:r>
-      <w:r>
-        <w:t xml:space="preserve">at saturation. The relationship is well-defined across all seeds and radii.</w:t>
-      </w:r>
-    </w:p>
-    <w:p>
-      <w:pPr>
-        <w:numPr>
-          <w:ilvl w:val="0"/>
-          <w:numId w:val="1006"/>
-        </w:numPr>
-      </w:pPr>
-      <w:r>
-        <w:rPr>
-          <w:b/>
-          <w:bCs/>
-        </w:rPr>
-        <w:t xml:space="preserve">Seed-to-seed variability is substantial.</w:t>
-      </w:r>
-      <w:r>
-        <w:t xml:space="preserve"> </w:t>
-      </w:r>
-      <w:r>
-        <w:t xml:space="preserve">The best-performing local radius varies from 0.16 to 0.58 depending on the initial microstate, but it always falls in the intermediate range. Every seed has at least one radius that outperforms both global demons.</w:t>
-      </w:r>
-    </w:p>
-    <w:p>
-      <w:pPr>
-        <w:pStyle w:val="FirstParagraph"/>
-      </w:pPr>
-      <w:r>
-        <w:t xml:space="preserve">The central takeaway:</w:t>
-      </w:r>
-      <w:r>
-        <w:t xml:space="preserve"> </w:t>
-      </w:r>
-      <w:r>
-        <w:rPr>
-          <w:b/>
-          <w:bCs/>
-        </w:rPr>
-        <w:t xml:space="preserve">you don’t need centralization — and you may not want it.</w:t>
-      </w:r>
-      <w:r>
-        <w:t xml:space="preserve"> </w:t>
-      </w:r>
-      <w:r>
-        <w:t xml:space="preserve">Both global demons — the mean-based adaptive and the energy-based optimal — treat every particle on a side as equally informative, blind to spatial structure. The local demon, by focusing on its spatial neighborhood, builds a threshold that reflects the actual state near the door — where the sorting decisions matter. The second law is not violated — Landauer’s principle ensures the global entropy budget balances — but the results challenge the assumption that more information always means better decisions. In the presence of spatial correlations, local knowledge is not just cheaper but more relevant, and the optimal operating point is a modest sensing radius that captures nearby structure without drowning in far-field noise.</w:t>
+          <m:t>≈</m:t>
+        </m:r>
+        <m:r>
+          <m:t>0.09</m:t>
+        </m:r>
+      </m:oMath>
+      <w:r>
+        <w:t xml:space="preserve">) captures 95% of the global demon’s sorting power at half the information cost. The remaining 5% gap to the theoretical optimum is not about information quantity — it’s about the decision rule (speed-based vs energy-based thresholding). The second law is not violated — Landauer’s principle ensures the global entropy budget balances — but the results show that local knowledge is cheap and effective, even when it cannot match the theoretical ceiling.</w:t>
       </w:r>
     </w:p>
     <w:bookmarkEnd w:id="51"/>
@@ -6969,34 +7398,7 @@
     <w:abstractNumId w:val="991"/>
   </w:num>
   <w:num w:numId="1002">
-    <w:abstractNumId w:val="99411"/>
-    <w:lvlOverride w:ilvl="0">
-      <w:startOverride w:val="1"/>
-    </w:lvlOverride>
-    <w:lvlOverride w:ilvl="1">
-      <w:startOverride w:val="1"/>
-    </w:lvlOverride>
-    <w:lvlOverride w:ilvl="2">
-      <w:startOverride w:val="1"/>
-    </w:lvlOverride>
-    <w:lvlOverride w:ilvl="3">
-      <w:startOverride w:val="1"/>
-    </w:lvlOverride>
-    <w:lvlOverride w:ilvl="4">
-      <w:startOverride w:val="1"/>
-    </w:lvlOverride>
-    <w:lvlOverride w:ilvl="5">
-      <w:startOverride w:val="1"/>
-    </w:lvlOverride>
-    <w:lvlOverride w:ilvl="6">
-      <w:startOverride w:val="1"/>
-    </w:lvlOverride>
-    <w:lvlOverride w:ilvl="7">
-      <w:startOverride w:val="1"/>
-    </w:lvlOverride>
-    <w:lvlOverride w:ilvl="8">
-      <w:startOverride w:val="1"/>
-    </w:lvlOverride>
+    <w:abstractNumId w:val="991"/>
   </w:num>
   <w:num w:numId="1003">
     <w:abstractNumId w:val="99411"/>
@@ -7029,12 +7431,42 @@
     </w:lvlOverride>
   </w:num>
   <w:num w:numId="1004">
-    <w:abstractNumId w:val="991"/>
+    <w:abstractNumId w:val="99411"/>
+    <w:lvlOverride w:ilvl="0">
+      <w:startOverride w:val="1"/>
+    </w:lvlOverride>
+    <w:lvlOverride w:ilvl="1">
+      <w:startOverride w:val="1"/>
+    </w:lvlOverride>
+    <w:lvlOverride w:ilvl="2">
+      <w:startOverride w:val="1"/>
+    </w:lvlOverride>
+    <w:lvlOverride w:ilvl="3">
+      <w:startOverride w:val="1"/>
+    </w:lvlOverride>
+    <w:lvlOverride w:ilvl="4">
+      <w:startOverride w:val="1"/>
+    </w:lvlOverride>
+    <w:lvlOverride w:ilvl="5">
+      <w:startOverride w:val="1"/>
+    </w:lvlOverride>
+    <w:lvlOverride w:ilvl="6">
+      <w:startOverride w:val="1"/>
+    </w:lvlOverride>
+    <w:lvlOverride w:ilvl="7">
+      <w:startOverride w:val="1"/>
+    </w:lvlOverride>
+    <w:lvlOverride w:ilvl="8">
+      <w:startOverride w:val="1"/>
+    </w:lvlOverride>
   </w:num>
   <w:num w:numId="1005">
     <w:abstractNumId w:val="991"/>
   </w:num>
   <w:num w:numId="1006">
+    <w:abstractNumId w:val="991"/>
+  </w:num>
+  <w:num w:numId="1007">
     <w:abstractNumId w:val="99411"/>
     <w:lvlOverride w:ilvl="0">
       <w:startOverride w:val="1"/>

--- a/report.docx
+++ b/report.docx
@@ -2985,7 +2985,7 @@
         <w:t xml:space="preserve"> </w:t>
       </w:r>
       <w:r>
-        <w:t xml:space="preserve">than adaptive with comparable variance. It converges slightly faster (510 vs 554 s) — the energy-based threshold is more selective per decision, but every accepted swap is guaranteed beneficial, so fewer wasted crossings are needed. At no seed does the god demon underperform adaptive, confirming its role as the theoretical upper bound.</w:t>
+        <w:t xml:space="preserve">than adaptive with comparable variance. It converges slightly faster (510 vs 554 s) — the energy-based threshold is more selective per decision, but every accepted swap is guaranteed beneficial, so fewer wasted crossings are needed. It beats adaptive in 4 of 5 seeds; the lone exception (seed 1001) is within the observed variance, so the aggregated ordering still follows the theoretical expectation.</w:t>
       </w:r>
     </w:p>
     <w:p>
@@ -3924,7 +3924,77 @@
         <w:t xml:space="preserve"> </w:t>
       </w:r>
       <w:r>
-        <w:t xml:space="preserve">the local demon matches adaptive (100%) and reaches 94% of god. The local demon plateaus around 94–97% of god across the mid-to-high range.</w:t>
+        <w:t xml:space="preserve">the local demon matches adaptive (100%) and reaches 94% of god. Performance peaks near</w:t>
+      </w:r>
+      <w:r>
+        <w:t xml:space="preserve"> </w:t>
+      </w:r>
+      <m:oMath>
+        <m:r>
+          <m:t>r</m:t>
+        </m:r>
+        <m:r>
+          <m:rPr>
+            <m:sty m:val="p"/>
+          </m:rPr>
+          <m:t>/</m:t>
+        </m:r>
+        <m:r>
+          <m:t>L</m:t>
+        </m:r>
+        <m:r>
+          <m:rPr>
+            <m:sty m:val="p"/>
+          </m:rPr>
+          <m:t>=</m:t>
+        </m:r>
+        <m:r>
+          <m:t>0.65</m:t>
+        </m:r>
+      </m:oMath>
+      <w:r>
+        <w:t xml:space="preserve"> </w:t>
+      </w:r>
+      <w:r>
+        <w:t xml:space="preserve">with</w:t>
+      </w:r>
+      <w:r>
+        <w:t xml:space="preserve"> </w:t>
+      </w:r>
+      <m:oMath>
+        <m:r>
+          <m:rPr>
+            <m:sty m:val="p"/>
+          </m:rPr>
+          <m:t>Δ</m:t>
+        </m:r>
+        <m:r>
+          <m:t>T</m:t>
+        </m:r>
+        <m:r>
+          <m:rPr>
+            <m:sty m:val="p"/>
+          </m:rPr>
+          <m:t>=</m:t>
+        </m:r>
+        <m:r>
+          <m:t>0.934</m:t>
+        </m:r>
+        <m:r>
+          <m:rPr>
+            <m:sty m:val="p"/>
+          </m:rPr>
+          <m:t>±</m:t>
+        </m:r>
+        <m:r>
+          <m:t>0.047</m:t>
+        </m:r>
+      </m:oMath>
+      <w:r>
+        <w:t xml:space="preserve"> </w:t>
+      </w:r>
+      <w:r>
+        <w:t xml:space="preserve">(102.5% of adaptive, 97.3% of god) and then plateaus: expanding the radius further merely pushes the local mean toward the adaptive baseline.</w:t>
       </w:r>
     </w:p>
     <w:p>
@@ -4588,14 +4658,14 @@
           <m:t>=</m:t>
         </m:r>
         <m:r>
-          <m:t>0.44</m:t>
-        </m:r>
-      </m:oMath>
-      <w:r>
-        <w:t xml:space="preserve"> </w:t>
-      </w:r>
-      <w:r>
-        <w:t xml:space="preserve">(the peak at 102% of adaptive) costs 35,910 bits, nearly matching the full adaptive budget for a marginal improvement.</w:t>
+          <m:t>0.65</m:t>
+        </m:r>
+      </m:oMath>
+      <w:r>
+        <w:t xml:space="preserve"> </w:t>
+      </w:r>
+      <w:r>
+        <w:t xml:space="preserve">(the mean peak at 102.5% of adaptive) costs 37,757 bits, effectively matching the adaptive budget for a 2.5% gain.</w:t>
       </w:r>
     </w:p>
     <w:bookmarkEnd w:id="28"/>
@@ -6256,7 +6326,7 @@
         <w:t xml:space="preserve"> </w:t>
       </w:r>
       <w:r>
-        <w:t xml:space="preserve">— a consistent 5.5% advantage that represents the true theoretical upper bound for any greedy policy. The god demon outperforms adaptive on every seed, confirming the theoretical expectation: more information + optimal decision rule = better outcome.</w:t>
+        <w:t xml:space="preserve">— a consistent 5.5% advantage that represents the true theoretical upper bound for any greedy policy. It beats adaptive in 4 of 5 seeds; the single exception (seed 1001) stays within one standard deviation of the aggregated mean, so the expectancy ordering still holds.</w:t>
       </w:r>
     </w:p>
     <w:bookmarkEnd w:id="47"/>
@@ -6994,14 +7064,14 @@
           <m:t>=</m:t>
         </m:r>
         <m:r>
-          <m:t>0.44</m:t>
-        </m:r>
-      </m:oMath>
-      <w:r>
-        <w:t xml:space="preserve"> </w:t>
-      </w:r>
-      <w:r>
-        <w:t xml:space="preserve">(102%) doubles the bit budget (17,745 → 35,910 bits) for a marginal improvement. The optimal operating point is around</w:t>
+          <m:t>0.65</m:t>
+        </m:r>
+      </m:oMath>
+      <w:r>
+        <w:t xml:space="preserve"> </w:t>
+      </w:r>
+      <w:r>
+        <w:t xml:space="preserve">(102.5%) more than doubles the bit budget (17,745 → 37,757 bits) for a marginal improvement. The optimal operating point is around</w:t>
       </w:r>
       <w:r>
         <w:t xml:space="preserve"> </w:t>

--- a/report.docx
+++ b/report.docx
@@ -2,13 +2,13 @@
 <file path=word/document.xml><?xml version="1.0" encoding="utf-8"?>
 <w:document xmlns:w="http://schemas.openxmlformats.org/wordprocessingml/2006/main" xmlns:m="http://schemas.openxmlformats.org/officeDocument/2006/math" xmlns:r="http://schemas.openxmlformats.org/officeDocument/2006/relationships" xmlns:o="urn:schemas-microsoft-com:office:office" xmlns:v="urn:schemas-microsoft-com:vml" xmlns:w10="urn:schemas-microsoft-com:office:word" xmlns:a="http://schemas.openxmlformats.org/drawingml/2006/main" xmlns:pic="http://schemas.openxmlformats.org/drawingml/2006/picture" xmlns:wp="http://schemas.openxmlformats.org/drawingml/2006/wordprocessingDrawing">
   <w:body>
-    <w:bookmarkStart w:id="52" w:name="Xa9e30ee363038ee1a3750e49f2d1ad52cdd61c5"/>
+    <w:bookmarkStart w:id="52" w:name="X62bfb2ab384ecfbf4d8101f3406fc1d846603b1"/>
     <w:p>
       <w:pPr>
         <w:pStyle w:val="Heading1"/>
       </w:pPr>
       <w:r>
-        <w:t xml:space="preserve">Almost All You Need: How Local Information Recovers 95% of Optimal Sorting in Maxwell’s Demon</w:t>
+        <w:t xml:space="preserve">Local vs. Global Information in Paired-Swap Maxwell Demons</w:t>
       </w:r>
     </w:p>
     <w:bookmarkStart w:id="9" w:name="executive-summary"/>

--- a/report.docx
+++ b/report.docx
@@ -2760,13 +2760,13 @@
         <w:t xml:space="preserve">3. Results</w:t>
       </w:r>
     </w:p>
-    <w:bookmarkStart w:id="20" w:name="the-money-plot-δt-vs-rl"/>
+    <w:bookmarkStart w:id="20" w:name="δt-vs-rl"/>
     <w:p>
       <w:pPr>
         <w:pStyle w:val="Heading3"/>
       </w:pPr>
       <w:r>
-        <w:t xml:space="preserve">3.1 The Money Plot: ΔT vs r/L</w:t>
+        <w:t xml:space="preserve">3.1 ΔT vs r/L</w:t>
       </w:r>
     </w:p>
     <w:p>

--- a/report.docx
+++ b/report.docx
@@ -2,22 +2,22 @@
 <file path=word/document.xml><?xml version="1.0" encoding="utf-8"?>
 <w:document xmlns:w="http://schemas.openxmlformats.org/wordprocessingml/2006/main" xmlns:m="http://schemas.openxmlformats.org/officeDocument/2006/math" xmlns:r="http://schemas.openxmlformats.org/officeDocument/2006/relationships" xmlns:o="urn:schemas-microsoft-com:office:office" xmlns:v="urn:schemas-microsoft-com:vml" xmlns:w10="urn:schemas-microsoft-com:office:word" xmlns:a="http://schemas.openxmlformats.org/drawingml/2006/main" xmlns:pic="http://schemas.openxmlformats.org/drawingml/2006/picture" xmlns:wp="http://schemas.openxmlformats.org/drawingml/2006/wordprocessingDrawing">
   <w:body>
-    <w:bookmarkStart w:id="52" w:name="X62bfb2ab384ecfbf4d8101f3406fc1d846603b1"/>
+    <w:bookmarkStart w:id="53" w:name="X31fe9fc7739b01e31cf903b9054427fc8c66043"/>
     <w:p>
       <w:pPr>
         <w:pStyle w:val="Heading1"/>
       </w:pPr>
       <w:r>
-        <w:t xml:space="preserve">Local vs. Global Information in Paired-Swap Maxwell Demons</w:t>
-      </w:r>
-    </w:p>
-    <w:bookmarkStart w:id="9" w:name="executive-summary"/>
+        <w:t xml:space="preserve">Decentralizing Maxwell’s Demon: What You Lose Without a Central Authority</w:t>
+      </w:r>
+    </w:p>
+    <w:bookmarkStart w:id="9" w:name="summary"/>
     <w:p>
       <w:pPr>
         <w:pStyle w:val="Heading2"/>
       </w:pPr>
       <w:r>
-        <w:t xml:space="preserve">Executive Summary</w:t>
+        <w:t xml:space="preserve">Summary</w:t>
       </w:r>
     </w:p>
     <w:p>
@@ -25,7 +25,7 @@
         <w:pStyle w:val="FirstParagraph"/>
       </w:pPr>
       <w:r>
-        <w:t xml:space="preserve">Maxwell’s Demon — a hypothetical agent that sorts fast and slow gas particles to create a temperature gradient — is a foundational thought experiment in thermodynamics. The classical demon requires global knowledge of the entire system. This project asks:</w:t>
+        <w:t xml:space="preserve">Maxwell’s Demon is a canonical thought experiment in thermodynamics in which an agent selectively allows fast and slow particles to pass between two chambers, generating a temperature gradient. In its standard formulation, the demon has access to</w:t>
       </w:r>
       <w:r>
         <w:t xml:space="preserve"> </w:t>
@@ -35,32 +35,13 @@
           <w:b/>
           <w:bCs/>
         </w:rPr>
-        <w:t xml:space="preserve">what if the demon can only see its immediate neighborhood?</w:t>
-      </w:r>
-    </w:p>
-    <w:p>
-      <w:pPr>
-        <w:pStyle w:val="BodyText"/>
-      </w:pPr>
-      <w:r>
-        <w:t xml:space="preserve">We simulate 2000 hard-sphere particles in a 2D box with a central partition and door, and compare four regimes: no demon (control), a classical demon that compares each arrival’s speed to the global mean, an optimal (</w:t>
-      </w:r>
-      <w:r>
-        <w:t xml:space="preserve">“god”</w:t>
-      </w:r>
-      <w:r>
-        <w:t xml:space="preserve">) demon that uses the energy-based greedy-optimal threshold with perfect knowledge of both sides, and a local demon that polls only neighbors within radius</w:t>
-      </w:r>
-      <w:r>
-        <w:t xml:space="preserve"> </w:t>
-      </w:r>
-      <m:oMath>
-        <m:r>
-          <m:t>r</m:t>
-        </m:r>
-      </m:oMath>
-      <w:r>
-        <w:t xml:space="preserve">. All crossings use a</w:t>
+        <w:t xml:space="preserve">global information</w:t>
+      </w:r>
+      <w:r>
+        <w:t xml:space="preserve"> </w:t>
+      </w:r>
+      <w:r>
+        <w:t xml:space="preserve">about the system. This work investigates a constrained variant:</w:t>
       </w:r>
       <w:r>
         <w:t xml:space="preserve"> </w:t>
@@ -70,13 +51,45 @@
           <w:b/>
           <w:bCs/>
         </w:rPr>
-        <w:t xml:space="preserve">paired-swap rule</w:t>
-      </w:r>
-      <w:r>
-        <w:t xml:space="preserve"> </w:t>
-      </w:r>
-      <w:r>
-        <w:t xml:space="preserve">that keeps particle counts constant (</w:t>
+        <w:t xml:space="preserve">how much of the demon’s functionality can be recovered when decisions are based only on local information near the partition?</w:t>
+      </w:r>
+    </w:p>
+    <w:p>
+      <w:pPr>
+        <w:pStyle w:val="BodyText"/>
+      </w:pPr>
+      <w:r>
+        <w:t xml:space="preserve">We simulate 2000 hard-sphere particles in a two-dimensional box with a central partition and a controllable door. Four regimes are compared: (i) no demon (control), (ii) a classical “adaptive” demon that compares each particle’s speed to the global mean on its side, (iii) an optimal (“god”) demon that applies the energy-based greedy-optimal threshold using full system knowledge, and (iv) a local demon that estimates the mean speed from particles within a radius</w:t>
+      </w:r>
+      <w:r>
+        <w:t xml:space="preserve"> </w:t>
+      </w:r>
+      <m:oMath>
+        <m:r>
+          <m:t>r</m:t>
+        </m:r>
+      </m:oMath>
+      <w:r>
+        <w:t xml:space="preserve">. All regimes use a</w:t>
+      </w:r>
+      <w:r>
+        <w:t xml:space="preserve"> </w:t>
+      </w:r>
+      <w:r>
+        <w:rPr>
+          <w:b/>
+          <w:bCs/>
+        </w:rPr>
+        <w:t xml:space="preserve">paired-swap mechanism</w:t>
+      </w:r>
+      <w:r>
+        <w:t xml:space="preserve"> </w:t>
+      </w:r>
+      <w:r>
+        <w:t xml:space="preserve">that enforces</w:t>
+      </w:r>
+      <w:r>
+        <w:t xml:space="preserve"> </w:t>
       </w:r>
       <m:oMath>
         <m:r>
@@ -132,7 +145,7 @@
         </m:r>
       </m:oMath>
       <w:r>
-        <w:t xml:space="preserve">), eliminating density-driven diffusion and ensuring a well-defined steady-state</w:t>
+        <w:t xml:space="preserve">, eliminating density-driven diffusion and ensuring a well-defined steady-state temperature difference</w:t>
       </w:r>
       <w:r>
         <w:t xml:space="preserve"> </w:t>
@@ -149,7 +162,7 @@
         </m:r>
       </m:oMath>
       <w:r>
-        <w:t xml:space="preserve">. An automated sweep varies</w:t>
+        <w:t xml:space="preserve">. A parameter sweep over</w:t>
       </w:r>
       <w:r>
         <w:t xml:space="preserve"> </w:t>
@@ -167,12 +180,42 @@
         <m:r>
           <m:t>L</m:t>
         </m:r>
-      </m:oMath>
-      <w:r>
-        <w:t xml:space="preserve"> </w:t>
-      </w:r>
-      <w:r>
-        <w:t xml:space="preserve">from 0.02 to 1.0 across five independent seeds.</w:t>
+        <m:r>
+          <m:rPr>
+            <m:sty m:val="p"/>
+          </m:rPr>
+          <m:t>∈</m:t>
+        </m:r>
+        <m:r>
+          <m:rPr>
+            <m:sty m:val="p"/>
+          </m:rPr>
+          <m:t>[</m:t>
+        </m:r>
+        <m:r>
+          <m:t>0.02</m:t>
+        </m:r>
+        <m:r>
+          <m:rPr>
+            <m:sty m:val="p"/>
+          </m:rPr>
+          <m:t>,</m:t>
+        </m:r>
+        <m:r>
+          <m:t>1.0</m:t>
+        </m:r>
+        <m:r>
+          <m:rPr>
+            <m:sty m:val="p"/>
+          </m:rPr>
+          <m:t>]</m:t>
+        </m:r>
+      </m:oMath>
+      <w:r>
+        <w:t xml:space="preserve"> </w:t>
+      </w:r>
+      <w:r>
+        <w:t xml:space="preserve">is performed across five independent initial conditions.</w:t>
       </w:r>
     </w:p>
     <w:p>
@@ -184,12 +227,67 @@
           <w:b/>
           <w:bCs/>
         </w:rPr>
-        <w:t xml:space="preserve">Key findings (5 seeds, N = 2000, T = 1.0):</w:t>
-      </w:r>
-    </w:p>
-    <w:p>
-      <w:pPr>
-        <w:pStyle w:val="Compact"/>
+        <w:t xml:space="preserve">Key results (5 seeds,</w:t>
+      </w:r>
+      <w:r>
+        <w:rPr>
+          <w:b/>
+          <w:bCs/>
+        </w:rPr>
+        <w:t xml:space="preserve"> </w:t>
+      </w:r>
+      <m:oMath>
+        <m:r>
+          <m:t>N</m:t>
+        </m:r>
+        <m:r>
+          <m:rPr>
+            <m:sty m:val="p"/>
+          </m:rPr>
+          <m:t>=</m:t>
+        </m:r>
+        <m:r>
+          <m:t>2000</m:t>
+        </m:r>
+      </m:oMath>
+      <w:r>
+        <w:rPr>
+          <w:b/>
+          <w:bCs/>
+        </w:rPr>
+        <w:t xml:space="preserve">,</w:t>
+      </w:r>
+      <w:r>
+        <w:rPr>
+          <w:b/>
+          <w:bCs/>
+        </w:rPr>
+        <w:t xml:space="preserve"> </w:t>
+      </w:r>
+      <m:oMath>
+        <m:r>
+          <m:t>T</m:t>
+        </m:r>
+        <m:r>
+          <m:rPr>
+            <m:sty m:val="p"/>
+          </m:rPr>
+          <m:t>=</m:t>
+        </m:r>
+        <m:r>
+          <m:t>1.0</m:t>
+        </m:r>
+      </m:oMath>
+      <w:r>
+        <w:rPr>
+          <w:b/>
+          <w:bCs/>
+        </w:rPr>
+        <w:t xml:space="preserve">):</w:t>
+      </w:r>
+    </w:p>
+    <w:p>
+      <w:pPr>
         <w:numPr>
           <w:ilvl w:val="0"/>
           <w:numId w:val="1001"/>
@@ -200,7 +298,13 @@
           <w:b/>
           <w:bCs/>
         </w:rPr>
-        <w:t xml:space="preserve">The god demon is the clear upper bound.</w:t>
+        <w:t xml:space="preserve">The optimal (god) demon sets the performance upper bound.</w:t>
+      </w:r>
+      <w:r>
+        <w:t xml:space="preserve"> </w:t>
+      </w:r>
+      <w:r>
+        <w:t xml:space="preserve">It achieves</w:t>
       </w:r>
       <w:r>
         <w:t xml:space="preserve"> </w:t>
@@ -235,10 +339,7 @@
         </m:r>
       </m:oMath>
       <w:r>
-        <w:t xml:space="preserve"> </w:t>
-      </w:r>
-      <w:r>
-        <w:t xml:space="preserve">vs adaptive’s</w:t>
+        <w:t xml:space="preserve">, compared to</w:t>
       </w:r>
       <w:r>
         <w:t xml:space="preserve"> </w:t>
@@ -258,32 +359,14 @@
         </m:r>
       </m:oMath>
       <w:r>
-        <w:t xml:space="preserve">. At no fixed radius does the local demon’s mean</w:t>
-      </w:r>
-      <w:r>
-        <w:t xml:space="preserve"> </w:t>
-      </w:r>
-      <m:oMath>
-        <m:r>
-          <m:rPr>
-            <m:sty m:val="p"/>
-          </m:rPr>
-          <m:t>Δ</m:t>
-        </m:r>
-        <m:r>
-          <m:t>T</m:t>
-        </m:r>
-      </m:oMath>
-      <w:r>
-        <w:t xml:space="preserve"> </w:t>
-      </w:r>
-      <w:r>
-        <w:t xml:space="preserve">exceed the god demon’s, confirming the theoretical expectation: a demon with more information using the optimal decision rule cannot be beaten.</w:t>
-      </w:r>
-    </w:p>
-    <w:p>
-      <w:pPr>
-        <w:pStyle w:val="Compact"/>
+        <w:t xml:space="preserve"> </w:t>
+      </w:r>
+      <w:r>
+        <w:t xml:space="preserve">for the adaptive demon. No fixed-radius local policy exceeds this bound, consistent with the expectation that optimal decisions with more information cannot be outperformed.</w:t>
+      </w:r>
+    </w:p>
+    <w:p>
+      <w:pPr>
         <w:numPr>
           <w:ilvl w:val="0"/>
           <w:numId w:val="1001"/>
@@ -294,13 +377,13 @@
           <w:b/>
           <w:bCs/>
         </w:rPr>
-        <w:t xml:space="preserve">Local information recovers most of the sorting power.</w:t>
-      </w:r>
-      <w:r>
-        <w:t xml:space="preserve"> </w:t>
-      </w:r>
-      <w:r>
-        <w:t xml:space="preserve">By</w:t>
+        <w:t xml:space="preserve">Local information recovers most of the achievable sorting.</w:t>
+      </w:r>
+      <w:r>
+        <w:t xml:space="preserve"> </w:t>
+      </w:r>
+      <w:r>
+        <w:t xml:space="preserve">At</w:t>
       </w:r>
       <w:r>
         <w:t xml:space="preserve"> </w:t>
@@ -329,10 +412,7 @@
         </m:r>
       </m:oMath>
       <w:r>
-        <w:t xml:space="preserve"> </w:t>
-      </w:r>
-      <w:r>
-        <w:t xml:space="preserve">the local demon reaches 95% of adaptive (89% of god). By</w:t>
+        <w:t xml:space="preserve">, the local demon attains ~95% of the adaptive performance (≈90% of optimal), and by</w:t>
       </w:r>
       <w:r>
         <w:t xml:space="preserve"> </w:t>
@@ -364,12 +444,24 @@
         <w:t xml:space="preserve"> </w:t>
       </w:r>
       <w:r>
-        <w:t xml:space="preserve">it reaches 100% of adaptive (94% of god). The remaining gap to god reflects the inherent limitation of a mean-based decision rule vs the energy-based optimal threshold.</w:t>
-      </w:r>
-    </w:p>
-    <w:p>
-      <w:pPr>
-        <w:pStyle w:val="Compact"/>
+        <w:t xml:space="preserve">it matches the adaptive demon. The remaining gap to optimal arises from the</w:t>
+      </w:r>
+      <w:r>
+        <w:t xml:space="preserve"> </w:t>
+      </w:r>
+      <w:r>
+        <w:rPr>
+          <w:b/>
+          <w:bCs/>
+        </w:rPr>
+        <w:t xml:space="preserve">decision rule</w:t>
+      </w:r>
+      <w:r>
+        <w:t xml:space="preserve">, not limited sampling: mean-speed comparisons are intrinsically suboptimal relative to energy-based thresholding.</w:t>
+      </w:r>
+    </w:p>
+    <w:p>
+      <w:pPr>
         <w:numPr>
           <w:ilvl w:val="0"/>
           <w:numId w:val="1001"/>
@@ -380,13 +472,65 @@
           <w:b/>
           <w:bCs/>
         </w:rPr>
-        <w:t xml:space="preserve">At</w:t>
-      </w:r>
+        <w:t xml:space="preserve">Local and global mean-based policies converge at large radius.</w:t>
+      </w:r>
+      <w:r>
+        <w:t xml:space="preserve"> </w:t>
+      </w:r>
+      <w:r>
+        <w:t xml:space="preserve">For</w:t>
+      </w:r>
+      <w:r>
+        <w:t xml:space="preserve"> </w:t>
+      </w:r>
+      <m:oMath>
+        <m:r>
+          <m:t>r</m:t>
+        </m:r>
+        <m:r>
+          <m:rPr>
+            <m:sty m:val="p"/>
+          </m:rPr>
+          <m:t>/</m:t>
+        </m:r>
+        <m:r>
+          <m:t>L</m:t>
+        </m:r>
+        <m:r>
+          <m:rPr>
+            <m:sty m:val="p"/>
+          </m:rPr>
+          <m:t>≳</m:t>
+        </m:r>
+        <m:r>
+          <m:t>0.86</m:t>
+        </m:r>
+      </m:oMath>
+      <w:r>
+        <w:t xml:space="preserve">, the local sampling region spans the entire half-box, and the local and adaptive demons produce identical results. This confirms that their only distinction is sample size.</w:t>
+      </w:r>
+    </w:p>
+    <w:p>
+      <w:pPr>
+        <w:numPr>
+          <w:ilvl w:val="0"/>
+          <w:numId w:val="1001"/>
+        </w:numPr>
+      </w:pPr>
       <w:r>
         <w:rPr>
           <w:b/>
           <w:bCs/>
         </w:rPr>
+        <w:t xml:space="preserve">Small neighborhoods are surprisingly effective.</w:t>
+      </w:r>
+      <w:r>
+        <w:t xml:space="preserve"> </w:t>
+      </w:r>
+      <w:r>
+        <w:t xml:space="preserve">Even at</w:t>
+      </w:r>
+      <w:r>
         <w:t xml:space="preserve"> </w:t>
       </w:r>
       <m:oMath>
@@ -406,29 +550,85 @@
           <m:rPr>
             <m:sty m:val="p"/>
           </m:rPr>
-          <m:t>≥</m:t>
-        </m:r>
-        <m:r>
-          <m:t>0.86</m:t>
-        </m:r>
-      </m:oMath>
+          <m:t>=</m:t>
+        </m:r>
+        <m:r>
+          <m:t>0.02</m:t>
+        </m:r>
+      </m:oMath>
+      <w:r>
+        <w:t xml:space="preserve">, the local demon achieves ~64% of adaptive performance. Performance improves rapidly with radius, indicating that most relevant information is concentrated near the door.</w:t>
+      </w:r>
+    </w:p>
+    <w:p>
+      <w:pPr>
+        <w:numPr>
+          <w:ilvl w:val="0"/>
+          <w:numId w:val="1001"/>
+        </w:numPr>
+      </w:pPr>
       <w:r>
         <w:rPr>
           <w:b/>
           <w:bCs/>
         </w:rPr>
-        <w:t xml:space="preserve">, local and adaptive converge exactly</w:t>
-      </w:r>
-      <w:r>
-        <w:t xml:space="preserve"> </w:t>
-      </w:r>
-      <w:r>
-        <w:t xml:space="preserve">(ratio = 1.000 across all seeds), confirming that the only difference between the two mean-based policies is sample size.</w:t>
-      </w:r>
-    </w:p>
-    <w:p>
-      <w:pPr>
-        <w:pStyle w:val="Compact"/>
+        <w:t xml:space="preserve">Entropy reduction tracks temperature separation.</w:t>
+      </w:r>
+      <w:r>
+        <w:t xml:space="preserve"> </w:t>
+      </w:r>
+      <w:r>
+        <w:t xml:space="preserve">Larger</w:t>
+      </w:r>
+      <w:r>
+        <w:t xml:space="preserve"> </w:t>
+      </w:r>
+      <m:oMath>
+        <m:r>
+          <m:rPr>
+            <m:sty m:val="p"/>
+          </m:rPr>
+          <m:t>Δ</m:t>
+        </m:r>
+        <m:r>
+          <m:t>T</m:t>
+        </m:r>
+      </m:oMath>
+      <w:r>
+        <w:t xml:space="preserve"> </w:t>
+      </w:r>
+      <w:r>
+        <w:t xml:space="preserve">corresponds to more negative</w:t>
+      </w:r>
+      <w:r>
+        <w:t xml:space="preserve"> </w:t>
+      </w:r>
+      <m:oMath>
+        <m:r>
+          <m:rPr>
+            <m:sty m:val="p"/>
+          </m:rPr>
+          <m:t>Δ</m:t>
+        </m:r>
+        <m:r>
+          <m:t>S</m:t>
+        </m:r>
+        <m:r>
+          <m:rPr>
+            <m:sty m:val="p"/>
+          </m:rPr>
+          <m:t>/</m:t>
+        </m:r>
+        <m:r>
+          <m:t>N</m:t>
+        </m:r>
+      </m:oMath>
+      <w:r>
+        <w:t xml:space="preserve">, consistent with thermodynamic expectations. The demon’s sorting reduces entropy locally while requiring compensating information processing.</w:t>
+      </w:r>
+    </w:p>
+    <w:p>
+      <w:pPr>
         <w:numPr>
           <w:ilvl w:val="0"/>
           <w:numId w:val="1001"/>
@@ -439,247 +639,88 @@
           <w:b/>
           <w:bCs/>
         </w:rPr>
-        <w:t xml:space="preserve">Even tiny radii are effective.</w:t>
-      </w:r>
-      <w:r>
-        <w:t xml:space="preserve"> </w:t>
-      </w:r>
-      <w:r>
-        <w:t xml:space="preserve">Polling just 2% of the box width (</w:t>
-      </w:r>
-      <m:oMath>
-        <m:r>
-          <m:t>r</m:t>
-        </m:r>
-        <m:r>
-          <m:rPr>
-            <m:sty m:val="p"/>
-          </m:rPr>
-          <m:t>/</m:t>
-        </m:r>
-        <m:r>
-          <m:t>L</m:t>
-        </m:r>
-        <m:r>
-          <m:rPr>
-            <m:sty m:val="p"/>
-          </m:rPr>
-          <m:t>=</m:t>
-        </m:r>
-        <m:r>
-          <m:t>0.02</m:t>
-        </m:r>
-      </m:oMath>
-      <w:r>
-        <w:t xml:space="preserve">) recovers 64% of adaptive’s sorting power.</w:t>
-      </w:r>
-      <w:r>
-        <w:t xml:space="preserve"> </w:t>
-      </w:r>
-      <m:oMath>
-        <m:r>
-          <m:t>r</m:t>
-        </m:r>
-        <m:r>
-          <m:rPr>
-            <m:sty m:val="p"/>
-          </m:rPr>
-          <m:t>/</m:t>
-        </m:r>
-        <m:r>
-          <m:t>L</m:t>
-        </m:r>
-        <m:r>
-          <m:rPr>
-            <m:sty m:val="p"/>
-          </m:rPr>
-          <m:t>=</m:t>
-        </m:r>
-        <m:r>
-          <m:t>0.09</m:t>
-        </m:r>
-      </m:oMath>
-      <w:r>
-        <w:t xml:space="preserve"> </w:t>
-      </w:r>
-      <w:r>
-        <w:t xml:space="preserve">reaches 95%.</w:t>
-      </w:r>
-    </w:p>
-    <w:p>
-      <w:pPr>
-        <w:pStyle w:val="Compact"/>
-        <w:numPr>
-          <w:ilvl w:val="0"/>
-          <w:numId w:val="1001"/>
-        </w:numPr>
-      </w:pPr>
+        <w:t xml:space="preserve">Paired swaps significantly enhance performance.</w:t>
+      </w:r>
+      <w:r>
+        <w:t xml:space="preserve"> </w:t>
+      </w:r>
+      <w:r>
+        <w:t xml:space="preserve">Enforcing symmetric exchanges approximately doubles the achievable</w:t>
+      </w:r>
+      <w:r>
+        <w:t xml:space="preserve"> </w:t>
+      </w:r>
+      <m:oMath>
+        <m:r>
+          <m:rPr>
+            <m:sty m:val="p"/>
+          </m:rPr>
+          <m:t>Δ</m:t>
+        </m:r>
+        <m:r>
+          <m:t>T</m:t>
+        </m:r>
+      </m:oMath>
+      <w:r>
+        <w:t xml:space="preserve"> </w:t>
+      </w:r>
+      <w:r>
+        <w:t xml:space="preserve">compared to unrestricted crossings (</w:t>
+      </w:r>
+      <m:oMath>
+        <m:r>
+          <m:rPr>
+            <m:sty m:val="p"/>
+          </m:rPr>
+          <m:t>∼</m:t>
+        </m:r>
+        <m:r>
+          <m:t>0.91</m:t>
+        </m:r>
+      </m:oMath>
+      <w:r>
+        <w:t xml:space="preserve"> </w:t>
+      </w:r>
+      <w:r>
+        <w:t xml:space="preserve">vs</w:t>
+      </w:r>
+      <w:r>
+        <w:t xml:space="preserve"> </w:t>
+      </w:r>
+      <m:oMath>
+        <m:r>
+          <m:rPr>
+            <m:sty m:val="p"/>
+          </m:rPr>
+          <m:t>∼</m:t>
+        </m:r>
+        <m:r>
+          <m:t>0.44</m:t>
+        </m:r>
+      </m:oMath>
+      <w:r>
+        <w:t xml:space="preserve">), by preventing diffusive mixing from counteracting sorting.</w:t>
+      </w:r>
+    </w:p>
+    <w:p>
+      <w:pPr>
+        <w:pStyle w:val="FirstParagraph"/>
+      </w:pPr>
+      <w:r>
+        <w:t xml:space="preserve">The second law of thermodynamics is not violated: the entropy reduction associated with sorting is offset by the information cost of the demon, in accordance with Landauer’s principle. Overall, the results establish a clear hierarchy (optimal &gt; adaptive ≥ local) while demonstrating that</w:t>
+      </w:r>
+      <w:r>
+        <w:t xml:space="preserve"> </w:t>
+      </w:r>
       <w:r>
         <w:rPr>
           <w:b/>
           <w:bCs/>
         </w:rPr>
-        <w:t xml:space="preserve">The entropy signature is clean.</w:t>
-      </w:r>
-      <w:r>
-        <w:t xml:space="preserve"> </w:t>
-      </w:r>
-      <w:r>
-        <w:t xml:space="preserve">Larger temperature imbalances correspond to more negative entropy changes (</w:t>
-      </w:r>
-      <m:oMath>
-        <m:r>
-          <m:rPr>
-            <m:sty m:val="p"/>
-          </m:rPr>
-          <m:t>Δ</m:t>
-        </m:r>
-        <m:r>
-          <m:t>S</m:t>
-        </m:r>
-        <m:r>
-          <m:rPr>
-            <m:sty m:val="p"/>
-          </m:rPr>
-          <m:t>/</m:t>
-        </m:r>
-        <m:r>
-          <m:t>N</m:t>
-        </m:r>
-      </m:oMath>
-      <w:r>
-        <w:t xml:space="preserve"> </w:t>
-      </w:r>
-      <w:r>
-        <w:t xml:space="preserve">from</w:t>
-      </w:r>
-      <w:r>
-        <w:t xml:space="preserve"> </w:t>
-      </w:r>
-      <m:oMath>
-        <m:r>
-          <m:rPr>
-            <m:sty m:val="p"/>
-          </m:rPr>
-          <m:t>−</m:t>
-        </m:r>
-        <m:r>
-          <m:t>0.03</m:t>
-        </m:r>
-      </m:oMath>
-      <w:r>
-        <w:t xml:space="preserve"> </w:t>
-      </w:r>
-      <w:r>
-        <w:t xml:space="preserve">to</w:t>
-      </w:r>
-      <w:r>
-        <w:t xml:space="preserve"> </w:t>
-      </w:r>
-      <m:oMath>
-        <m:r>
-          <m:rPr>
-            <m:sty m:val="p"/>
-          </m:rPr>
-          <m:t>−</m:t>
-        </m:r>
-        <m:r>
-          <m:t>0.15</m:t>
-        </m:r>
-      </m:oMath>
-      <w:r>
-        <w:t xml:space="preserve">), confirming the expected thermodynamic relationship.</w:t>
-      </w:r>
-    </w:p>
-    <w:p>
-      <w:pPr>
-        <w:pStyle w:val="Compact"/>
-        <w:numPr>
-          <w:ilvl w:val="0"/>
-          <w:numId w:val="1001"/>
-        </w:numPr>
-      </w:pPr>
-      <w:r>
-        <w:rPr>
-          <w:b/>
-          <w:bCs/>
-        </w:rPr>
-        <w:t xml:space="preserve">Paired swaps roughly double the achievable</w:t>
-      </w:r>
-      <w:r>
-        <w:rPr>
-          <w:b/>
-          <w:bCs/>
-        </w:rPr>
-        <w:t xml:space="preserve"> </w:t>
-      </w:r>
-      <m:oMath>
-        <m:r>
-          <m:rPr>
-            <m:sty m:val="p"/>
-          </m:rPr>
-          <m:t>Δ</m:t>
-        </m:r>
-        <m:r>
-          <m:t>T</m:t>
-        </m:r>
-      </m:oMath>
-      <w:r>
-        <w:t xml:space="preserve"> </w:t>
-      </w:r>
-      <w:r>
-        <w:t xml:space="preserve">compared to free single crossings (</w:t>
-      </w:r>
-      <m:oMath>
-        <m:r>
-          <m:rPr>
-            <m:sty m:val="p"/>
-          </m:rPr>
-          <m:t>Δ</m:t>
-        </m:r>
-        <m:r>
-          <m:t>T</m:t>
-        </m:r>
-        <m:r>
-          <m:rPr>
-            <m:sty m:val="p"/>
-          </m:rPr>
-          <m:t>≈</m:t>
-        </m:r>
-        <m:r>
-          <m:t>0.91</m:t>
-        </m:r>
-      </m:oMath>
-      <w:r>
-        <w:t xml:space="preserve"> </w:t>
-      </w:r>
-      <w:r>
-        <w:t xml:space="preserve">vs</w:t>
-      </w:r>
-      <w:r>
-        <w:t xml:space="preserve"> </w:t>
-      </w:r>
-      <m:oMath>
-        <m:r>
-          <m:rPr>
-            <m:sty m:val="p"/>
-          </m:rPr>
-          <m:t>≈</m:t>
-        </m:r>
-        <m:r>
-          <m:t>0.44</m:t>
-        </m:r>
-      </m:oMath>
-      <w:r>
-        <w:t xml:space="preserve">), because diffusion through the open door can no longer undo sorting.</w:t>
-      </w:r>
-    </w:p>
-    <w:p>
-      <w:pPr>
-        <w:pStyle w:val="FirstParagraph"/>
-      </w:pPr>
-      <w:r>
-        <w:t xml:space="preserve">The second law is not violated — the demon pays for sorting with information, and Landauer’s principle ensures the global entropy budget balances. The results confirm the expected theoretical ordering (god &gt; adaptive ≥ local) while showing that local information is remarkably efficient: a small sensing radius captures most of the sorting power at a fraction of the information cost.</w:t>
+        <w:t xml:space="preserve">limited, local information is sufficient to recover most of the achievable ordering</w:t>
+      </w:r>
+      <w:r>
+        <w:t xml:space="preserve">, with substantially lower information cost.</w:t>
       </w:r>
     </w:p>
     <w:bookmarkEnd w:id="9"/>
@@ -697,7 +738,7 @@
         <w:pStyle w:val="FirstParagraph"/>
       </w:pPr>
       <w:r>
-        <w:t xml:space="preserve">Maxwell’s Demon is a thought experiment that tests the second law of thermodynamics: a hypothetical agent sits at a door between two chambers and sorts fast particles to one side and slow ones to the other, creating a temperature gradient from nothing. The classical version of the demon has</w:t>
+        <w:t xml:space="preserve">Maxwell’s Demon is a foundational thought experiment that probes the limits of the second law of thermodynamics. A hypothetical agent controls a door between two chambers and selectively allows particles to pass based on their velocities, thereby creating a temperature gradient without performing mechanical work. In its standard formulation, the demon has</w:t>
       </w:r>
       <w:r>
         <w:t xml:space="preserve"> </w:t>
@@ -713,7 +754,7 @@
         <w:t xml:space="preserve"> </w:t>
       </w:r>
       <w:r>
-        <w:t xml:space="preserve">— it knows the mean speed of every particle in the system and can compare each arrival against that benchmark.</w:t>
+        <w:t xml:space="preserve">of the system — for example, access to the mean speed or energy distribution of all particles.</w:t>
       </w:r>
     </w:p>
     <w:p>
@@ -721,21 +762,7 @@
         <w:pStyle w:val="BodyText"/>
       </w:pPr>
       <w:r>
-        <w:t xml:space="preserve">But what if the demon has no central authority? What if each particle, upon arriving at the door, can only poll its immediate neighbors and make a local decision:</w:t>
-      </w:r>
-      <w:r>
-        <w:t xml:space="preserve"> </w:t>
-      </w:r>
-      <w:r>
-        <w:t xml:space="preserve">“am I faster than the particles around me?”</w:t>
-      </w:r>
-    </w:p>
-    <w:p>
-      <w:pPr>
-        <w:pStyle w:val="BodyText"/>
-      </w:pPr>
-      <w:r>
-        <w:t xml:space="preserve">This is the core question of the project:</w:t>
+        <w:t xml:space="preserve">This assumption of global information is both powerful and unrealistic. Real physical systems, as well as engineered and biological systems, typically operate under</w:t>
       </w:r>
       <w:r>
         <w:t xml:space="preserve"> </w:t>
@@ -745,23 +772,75 @@
           <w:b/>
           <w:bCs/>
         </w:rPr>
-        <w:t xml:space="preserve">how much of the demon’s sorting power can be recovered using only local information?</w:t>
-      </w:r>
-      <w:r>
-        <w:t xml:space="preserve"> </w:t>
-      </w:r>
-      <w:r>
-        <w:t xml:space="preserve">The answer has implications beyond physics — it maps directly onto the centralized-vs-decentralized tradeoff in distributed systems, swarm intelligence, and market design. The answer: nearly all of it, and at a fraction of the information cost.</w:t>
+        <w:t xml:space="preserve">local information constraints</w:t>
+      </w:r>
+      <w:r>
+        <w:t xml:space="preserve">: decisions are made based only on nearby observations rather than a centralized view of the entire system.</w:t>
+      </w:r>
+    </w:p>
+    <w:p>
+      <w:pPr>
+        <w:pStyle w:val="BodyText"/>
+      </w:pPr>
+      <w:r>
+        <w:t xml:space="preserve">This raises a natural question:</w:t>
+      </w:r>
+      <w:r>
+        <w:t xml:space="preserve"> </w:t>
+      </w:r>
+      <w:r>
+        <w:rPr>
+          <w:b/>
+          <w:bCs/>
+        </w:rPr>
+        <w:t xml:space="preserve">how much of the demon’s functionality depends on global knowledge, and how much can be recovered from purely local information?</w:t>
+      </w:r>
+    </w:p>
+    <w:p>
+      <w:pPr>
+        <w:pStyle w:val="BodyText"/>
+      </w:pPr>
+      <w:r>
+        <w:t xml:space="preserve">We study a decentralized variant of Maxwell’s Demon in which each particle, upon arriving at the door, can only sample its local neighborhood and compare itself to nearby particles. This replaces a centralized decision rule with a distributed one, analogous to mechanisms in distributed computing, swarm systems, and markets where agents act on partial information.</w:t>
+      </w:r>
+    </w:p>
+    <w:p>
+      <w:pPr>
+        <w:pStyle w:val="BodyText"/>
+      </w:pPr>
+      <w:r>
+        <w:t xml:space="preserve">The central objective is to quantify the trade-off between</w:t>
+      </w:r>
+      <w:r>
+        <w:t xml:space="preserve"> </w:t>
+      </w:r>
+      <w:r>
+        <w:rPr>
+          <w:b/>
+          <w:bCs/>
+        </w:rPr>
+        <w:t xml:space="preserve">information locality and thermodynamic performance</w:t>
+      </w:r>
+      <w:r>
+        <w:t xml:space="preserve">. Specifically: how does limiting the spatial range of information affect the achievable temperature separation, and what fraction of the optimal behavior can be recovered without global coordination?</w:t>
+      </w:r>
+    </w:p>
+    <w:p>
+      <w:pPr>
+        <w:pStyle w:val="BodyText"/>
+      </w:pPr>
+      <w:r>
+        <w:t xml:space="preserve">The results show that most of the achievable sorting can be recovered with surprisingly limited local information, suggesting that global coordination is not required to approach near-optimal performance.</w:t>
       </w:r>
     </w:p>
     <w:bookmarkEnd w:id="10"/>
-    <w:bookmarkStart w:id="16" w:name="setup"/>
+    <w:bookmarkStart w:id="16" w:name="experimental-setup"/>
     <w:p>
       <w:pPr>
         <w:pStyle w:val="Heading2"/>
       </w:pPr>
       <w:r>
-        <w:t xml:space="preserve">2. Setup</w:t>
+        <w:t xml:space="preserve">2. Experimental Setup</w:t>
       </w:r>
     </w:p>
     <w:bookmarkStart w:id="11" w:name="the-box"/>
@@ -778,7 +857,30 @@
         <w:pStyle w:val="FirstParagraph"/>
       </w:pPr>
       <w:r>
-        <w:t xml:space="preserve">A 2D box (100 × 100, dimensionless units with</w:t>
+        <w:t xml:space="preserve">We consider a two-dimensional square domain of size</w:t>
+      </w:r>
+      <w:r>
+        <w:t xml:space="preserve"> </w:t>
+      </w:r>
+      <m:oMath>
+        <m:r>
+          <m:t>100</m:t>
+        </m:r>
+        <m:r>
+          <m:rPr>
+            <m:sty m:val="p"/>
+          </m:rPr>
+          <m:t>×</m:t>
+        </m:r>
+        <m:r>
+          <m:t>100</m:t>
+        </m:r>
+      </m:oMath>
+      <w:r>
+        <w:t xml:space="preserve"> </w:t>
+      </w:r>
+      <w:r>
+        <w:t xml:space="preserve">(dimensionless units with</w:t>
       </w:r>
       <w:r>
         <w:t xml:space="preserve"> </w:t>
@@ -827,7 +929,35 @@
         </m:r>
       </m:oMath>
       <w:r>
-        <w:t xml:space="preserve">) contains 2000 hard-sphere particles initialized from a Maxwell-Boltzmann velocity distribution. A vertical partition at</w:t>
+        <w:t xml:space="preserve">) containing 2000 hard-sphere particles. Initial particle velocities are drawn from a Maxwell–Boltzmann distribution at temperature</w:t>
+      </w:r>
+      <w:r>
+        <w:t xml:space="preserve"> </w:t>
+      </w:r>
+      <m:oMath>
+        <m:r>
+          <m:t>T</m:t>
+        </m:r>
+        <m:r>
+          <m:rPr>
+            <m:sty m:val="p"/>
+          </m:rPr>
+          <m:t>=</m:t>
+        </m:r>
+        <m:r>
+          <m:t>1.0</m:t>
+        </m:r>
+      </m:oMath>
+      <w:r>
+        <w:t xml:space="preserve">, ensuring a well-defined equilibrium starting point.</w:t>
+      </w:r>
+    </w:p>
+    <w:p>
+      <w:pPr>
+        <w:pStyle w:val="BodyText"/>
+      </w:pPr>
+      <w:r>
+        <w:t xml:space="preserve">A vertical partition at</w:t>
       </w:r>
       <w:r>
         <w:t xml:space="preserve"> </w:t>
@@ -850,17 +980,41 @@
         <w:t xml:space="preserve"> </w:t>
       </w:r>
       <w:r>
-        <w:t xml:space="preserve">divides the box into left and right chambers. A door in the center of the partition allows particles to cross, subject to the demon’s policy.</w:t>
+        <w:t xml:space="preserve">divides the domain into left and right chambers. A narrow door located at the center of the partition allows particles to cross between the two sides, subject to the demon’s decision rule.</w:t>
+      </w:r>
+    </w:p>
+    <w:p>
+      <w:pPr>
+        <w:pStyle w:val="BodyText"/>
+      </w:pPr>
+      <w:r>
+        <w:t xml:space="preserve">Particle dynamics follow elastic hard-sphere collisions, conserving total kinetic energy and momentum. In the absence of any demon policy, the system remains in equilibrium with no sustained temperature difference between the two chambers.</w:t>
+      </w:r>
+    </w:p>
+    <w:p>
+      <w:pPr>
+        <w:pStyle w:val="BodyText"/>
+      </w:pPr>
+      <w:r>
+        <w:t xml:space="preserve">This setup provides a minimal, controlled environment in which any observed temperature imbalance can be attributed solely to the action of the demon, rather than to geometric asymmetries or density-driven effects.</w:t>
       </w:r>
     </w:p>
     <w:bookmarkEnd w:id="11"/>
-    <w:bookmarkStart w:id="12" w:name="the-four-regimes"/>
+    <w:bookmarkStart w:id="12" w:name="decision-policies"/>
     <w:p>
       <w:pPr>
         <w:pStyle w:val="Heading3"/>
       </w:pPr>
       <w:r>
-        <w:t xml:space="preserve">The Four Regimes</w:t>
+        <w:t xml:space="preserve">Decision Policies</w:t>
+      </w:r>
+    </w:p>
+    <w:p>
+      <w:pPr>
+        <w:pStyle w:val="FirstParagraph"/>
+      </w:pPr>
+      <w:r>
+        <w:t xml:space="preserve">We compare four distinct decision policies that govern how particles are allowed to cross the partition. Each policy differs in the information available to the decision-maker and the rule used to accept or reject crossings:</w:t>
       </w:r>
     </w:p>
     <w:tbl>
@@ -871,9 +1025,9 @@
         <w:tblLook w:firstRow="1" w:lastRow="0" w:firstColumn="0" w:lastColumn="0" w:noHBand="0" w:noVBand="0" w:val="0020"/>
       </w:tblPr>
       <w:tblGrid>
-        <w:gridCol w:w="1697"/>
-        <w:gridCol w:w="2545"/>
-        <w:gridCol w:w="3677"/>
+        <w:gridCol w:w="1584"/>
+        <w:gridCol w:w="2904"/>
+        <w:gridCol w:w="3432"/>
       </w:tblGrid>
       <w:tr>
         <w:trPr>
@@ -886,18 +1040,18 @@
               <w:pStyle w:val="Compact"/>
             </w:pPr>
             <w:r>
-              <w:t xml:space="preserve">Regime</w:t>
-            </w:r>
-          </w:p>
-        </w:tc>
-        <w:tc>
-          <w:tcPr/>
-          <w:p>
-            <w:pPr>
-              <w:pStyle w:val="Compact"/>
-            </w:pPr>
-            <w:r>
-              <w:t xml:space="preserve">Knowledge</w:t>
+              <w:t xml:space="preserve">Policy</w:t>
+            </w:r>
+          </w:p>
+        </w:tc>
+        <w:tc>
+          <w:tcPr/>
+          <w:p>
+            <w:pPr>
+              <w:pStyle w:val="Compact"/>
+            </w:pPr>
+            <w:r>
+              <w:t xml:space="preserve">Information</w:t>
             </w:r>
           </w:p>
         </w:tc>
@@ -925,7 +1079,7 @@
                 <w:b/>
                 <w:bCs/>
               </w:rPr>
-              <w:t xml:space="preserve">No demon</w:t>
+              <w:t xml:space="preserve">No demon (control)</w:t>
             </w:r>
           </w:p>
         </w:tc>
@@ -947,7 +1101,7 @@
               <w:pStyle w:val="Compact"/>
             </w:pPr>
             <w:r>
-              <w:t xml:space="preserve">Door is always open. Control case.</w:t>
+              <w:t xml:space="preserve">The door is always open; all particles cross freely.</w:t>
             </w:r>
           </w:p>
         </w:tc>
@@ -964,29 +1118,29 @@
                 <w:b/>
                 <w:bCs/>
               </w:rPr>
-              <w:t xml:space="preserve">Classical (adaptive)</w:t>
-            </w:r>
-          </w:p>
-        </w:tc>
-        <w:tc>
-          <w:tcPr/>
-          <w:p>
-            <w:pPr>
-              <w:pStyle w:val="Compact"/>
-            </w:pPr>
-            <w:r>
-              <w:t xml:space="preserve">Global, ongoing</w:t>
-            </w:r>
-          </w:p>
-        </w:tc>
-        <w:tc>
-          <w:tcPr/>
-          <w:p>
-            <w:pPr>
-              <w:pStyle w:val="Compact"/>
-            </w:pPr>
-            <w:r>
-              <w:t xml:space="preserve">Pass if speed &gt; mean speed of all particles on the arriving side (excluding the arriving particle).</w:t>
+              <w:t xml:space="preserve">Adaptive (global mean)</w:t>
+            </w:r>
+          </w:p>
+        </w:tc>
+        <w:tc>
+          <w:tcPr/>
+          <w:p>
+            <w:pPr>
+              <w:pStyle w:val="Compact"/>
+            </w:pPr>
+            <w:r>
+              <w:t xml:space="preserve">Global, per-side</w:t>
+            </w:r>
+          </w:p>
+        </w:tc>
+        <w:tc>
+          <w:tcPr/>
+          <w:p>
+            <w:pPr>
+              <w:pStyle w:val="Compact"/>
+            </w:pPr>
+            <w:r>
+              <w:t xml:space="preserve">Accept if the particle’s speed exceeds the mean speed of all particles on its current side (excluding itself).</w:t>
             </w:r>
           </w:p>
         </w:tc>
@@ -1003,43 +1157,101 @@
                 <w:b/>
                 <w:bCs/>
               </w:rPr>
-              <w:t xml:space="preserve">Optimal (</w:t>
-            </w:r>
-            <w:r>
-              <w:rPr>
-                <w:b/>
-                <w:bCs/>
-              </w:rPr>
-              <w:t xml:space="preserve">“god”</w:t>
-            </w:r>
-            <w:r>
-              <w:rPr>
-                <w:b/>
-                <w:bCs/>
-              </w:rPr>
-              <w:t xml:space="preserve">)</w:t>
-            </w:r>
-          </w:p>
-        </w:tc>
-        <w:tc>
-          <w:tcPr/>
-          <w:p>
-            <w:pPr>
-              <w:pStyle w:val="Compact"/>
-            </w:pPr>
-            <w:r>
-              <w:t xml:space="preserve">Global, ongoing</w:t>
-            </w:r>
-          </w:p>
-        </w:tc>
-        <w:tc>
-          <w:tcPr/>
-          <w:p>
-            <w:pPr>
-              <w:pStyle w:val="Compact"/>
-            </w:pPr>
-            <w:r>
-              <w:t xml:space="preserve">Paired-swap energy threshold: queue left arrivals with KE above θ and right arrivals with KE below θ, where θ is the inverse-count-weighted mean of</w:t>
+              <w:t xml:space="preserve">Optimal (“god”)</w:t>
+            </w:r>
+          </w:p>
+        </w:tc>
+        <w:tc>
+          <w:tcPr/>
+          <w:p>
+            <w:pPr>
+              <w:pStyle w:val="Compact"/>
+            </w:pPr>
+            <w:r>
+              <w:t xml:space="preserve">Global, full system</w:t>
+            </w:r>
+          </w:p>
+        </w:tc>
+        <w:tc>
+          <w:tcPr/>
+          <w:p>
+            <w:pPr>
+              <w:pStyle w:val="Compact"/>
+            </w:pPr>
+            <w:r>
+              <w:t xml:space="preserve">Accept according to an energy-based threshold: left arrivals require</w:t>
+            </w:r>
+            <w:r>
+              <w:t xml:space="preserve"> </w:t>
+            </w:r>
+            <m:oMath>
+              <m:sSub>
+                <m:e>
+                  <m:r>
+                    <m:t>e</m:t>
+                  </m:r>
+                </m:e>
+                <m:sub>
+                  <m:r>
+                    <m:t>L</m:t>
+                  </m:r>
+                </m:sub>
+              </m:sSub>
+              <m:r>
+                <m:rPr>
+                  <m:sty m:val="p"/>
+                </m:rPr>
+                <m:t>&gt;</m:t>
+              </m:r>
+              <m:r>
+                <m:t>θ</m:t>
+              </m:r>
+            </m:oMath>
+            <w:r>
+              <w:t xml:space="preserve">, right arrivals require</w:t>
+            </w:r>
+            <w:r>
+              <w:t xml:space="preserve"> </w:t>
+            </w:r>
+            <m:oMath>
+              <m:sSub>
+                <m:e>
+                  <m:r>
+                    <m:t>e</m:t>
+                  </m:r>
+                </m:e>
+                <m:sub>
+                  <m:r>
+                    <m:t>R</m:t>
+                  </m:r>
+                </m:sub>
+              </m:sSub>
+              <m:r>
+                <m:rPr>
+                  <m:sty m:val="p"/>
+                </m:rPr>
+                <m:t>&lt;</m:t>
+              </m:r>
+              <m:r>
+                <m:t>θ</m:t>
+              </m:r>
+            </m:oMath>
+            <w:r>
+              <w:t xml:space="preserve">, where</w:t>
+            </w:r>
+            <w:r>
+              <w:t xml:space="preserve"> </w:t>
+            </w:r>
+            <m:oMath>
+              <m:r>
+                <m:t>θ</m:t>
+              </m:r>
+            </m:oMath>
+            <w:r>
+              <w:t xml:space="preserve"> </w:t>
+            </w:r>
+            <w:r>
+              <w:t xml:space="preserve">is derived from</w:t>
             </w:r>
             <w:r>
               <w:t xml:space="preserve"> </w:t>
@@ -1059,10 +1271,7 @@
               </m:sSub>
             </m:oMath>
             <w:r>
-              <w:t xml:space="preserve"> </w:t>
-            </w:r>
-            <w:r>
-              <w:t xml:space="preserve">and</w:t>
+              <w:t xml:space="preserve">,</w:t>
             </w:r>
             <w:r>
               <w:t xml:space="preserve"> </w:t>
@@ -1082,6 +1291,46 @@
               </m:sSub>
             </m:oMath>
             <w:r>
+              <w:t xml:space="preserve">,</w:t>
+            </w:r>
+            <w:r>
+              <w:t xml:space="preserve"> </w:t>
+            </w:r>
+            <m:oMath>
+              <m:sSub>
+                <m:e>
+                  <m:r>
+                    <m:t>N</m:t>
+                  </m:r>
+                </m:e>
+                <m:sub>
+                  <m:r>
+                    <m:t>L</m:t>
+                  </m:r>
+                </m:sub>
+              </m:sSub>
+            </m:oMath>
+            <w:r>
+              <w:t xml:space="preserve">, and</w:t>
+            </w:r>
+            <w:r>
+              <w:t xml:space="preserve"> </w:t>
+            </w:r>
+            <m:oMath>
+              <m:sSub>
+                <m:e>
+                  <m:r>
+                    <m:t>N</m:t>
+                  </m:r>
+                </m:e>
+                <m:sub>
+                  <m:r>
+                    <m:t>R</m:t>
+                  </m:r>
+                </m:sub>
+              </m:sSub>
+            </m:oMath>
+            <w:r>
               <w:t xml:space="preserve"> </w:t>
             </w:r>
             <w:r>
@@ -1113,18 +1362,40 @@
               <w:pStyle w:val="Compact"/>
             </w:pPr>
             <w:r>
-              <w:t xml:space="preserve">Neighbors within radius r</w:t>
-            </w:r>
-          </w:p>
-        </w:tc>
-        <w:tc>
-          <w:tcPr/>
-          <w:p>
-            <w:pPr>
-              <w:pStyle w:val="Compact"/>
-            </w:pPr>
-            <w:r>
-              <w:t xml:space="preserve">Pass if speed &gt; mean speed of all same-side neighbors within distance r (excluding itself). No information = reject.</w:t>
+              <w:t xml:space="preserve">Neighborhood within radius</w:t>
+            </w:r>
+            <w:r>
+              <w:t xml:space="preserve"> </w:t>
+            </w:r>
+            <m:oMath>
+              <m:r>
+                <m:t>r</m:t>
+              </m:r>
+            </m:oMath>
+          </w:p>
+        </w:tc>
+        <w:tc>
+          <w:tcPr/>
+          <w:p>
+            <w:pPr>
+              <w:pStyle w:val="Compact"/>
+            </w:pPr>
+            <w:r>
+              <w:t xml:space="preserve">Accept if the particle’s speed exceeds the mean speed of neighboring particles within distance</w:t>
+            </w:r>
+            <w:r>
+              <w:t xml:space="preserve"> </w:t>
+            </w:r>
+            <m:oMath>
+              <m:r>
+                <m:t>r</m:t>
+              </m:r>
+            </m:oMath>
+            <w:r>
+              <w:t xml:space="preserve"> </w:t>
+            </w:r>
+            <w:r>
+              <w:t xml:space="preserve">on the same side (excluding itself). If no neighbors are present, reject.</w:t>
             </w:r>
           </w:p>
         </w:tc>
@@ -1135,7 +1406,7 @@
         <w:pStyle w:val="BodyText"/>
       </w:pPr>
       <w:r>
-        <w:t xml:space="preserve">The classical and local demons use the same mean-based decision rule and exclude the arriving particle from the reference population. Only particles moving toward the door trigger the policy (arrival gate in the physics engine). The classical demon computes the mean over all particles on the arriving side; the local demon computes it over those within radius r. At r/L ≈ 0.79 the local demon’s radius covers the entire half-box, so from that point onward the two demons see the same population and produce identical results.</w:t>
+        <w:t xml:space="preserve">The adaptive and local policies share the same mean-based decision rule and differ only in the scope of the reference population: the adaptive policy uses a complete census of particles on a side, while the local policy samples a spatial neighborhood.</w:t>
       </w:r>
     </w:p>
     <w:p>
@@ -1143,17 +1414,25 @@
         <w:pStyle w:val="BodyText"/>
       </w:pPr>
       <w:r>
-        <w:t xml:space="preserve">The optimal demon uses a different, strictly superior decision rule derived from first principles — it is the true theoretical upper bound.</w:t>
+        <w:t xml:space="preserve">In contrast, the optimal (“god”) policy uses a fundamentally different criterion based on kinetic energy and incorporates information from both sides of the partition. This distinction is essential: it establishes a theoretical upper bound that cannot be reached by any mean-based policy, regardless of how much information it samples.</w:t>
+      </w:r>
+    </w:p>
+    <w:p>
+      <w:pPr>
+        <w:pStyle w:val="BodyText"/>
+      </w:pPr>
+      <w:r>
+        <w:t xml:space="preserve">All policies are evaluated under identical dynamics and door mechanics, ensuring that performance differences arise solely from information constraints and decision rules.</w:t>
       </w:r>
     </w:p>
     <w:bookmarkEnd w:id="12"/>
-    <w:bookmarkStart w:id="13" w:name="door-mechanics-paired-swaps"/>
+    <w:bookmarkStart w:id="13" w:name="crossing-constraint-paired-swaps"/>
     <w:p>
       <w:pPr>
         <w:pStyle w:val="Heading3"/>
       </w:pPr>
       <w:r>
-        <w:t xml:space="preserve">Door Mechanics: Paired Swaps</w:t>
+        <w:t xml:space="preserve">Crossing Constraint: Paired Swaps</w:t>
       </w:r>
     </w:p>
     <w:p>
@@ -1161,7 +1440,7 @@
         <w:pStyle w:val="FirstParagraph"/>
       </w:pPr>
       <w:r>
-        <w:t xml:space="preserve">To prevent runaway temperature differences we enforce a</w:t>
+        <w:t xml:space="preserve">To eliminate density-driven effects and isolate the impact of the decision policies, we enforce a</w:t>
       </w:r>
       <w:r>
         <w:t xml:space="preserve"> </w:t>
@@ -1171,10 +1450,21 @@
           <w:b/>
           <w:bCs/>
         </w:rPr>
-        <w:t xml:space="preserve">paired-swap rule</w:t>
-      </w:r>
-      <w:r>
-        <w:t xml:space="preserve">. When a particle satisfies the door policy it is pinned at the partition and added to a queue corresponding to its direction (left→right or right→left). A crossing only happens when both queues are non-empty; the demon swaps one candidate from each side simultaneously. This guarantees</w:t>
+        <w:t xml:space="preserve">paired-swap constraint</w:t>
+      </w:r>
+      <w:r>
+        <w:t xml:space="preserve"> </w:t>
+      </w:r>
+      <w:r>
+        <w:t xml:space="preserve">on all crossings. When a particle satisfies the acceptance criterion, it is held at the partition and placed into a queue corresponding to its direction of motion (left→right or right→left). A crossing occurs only when both queues are non-empty, at which point one particle from each side is exchanged simultaneously.</w:t>
+      </w:r>
+    </w:p>
+    <w:p>
+      <w:pPr>
+        <w:pStyle w:val="BodyText"/>
+      </w:pPr>
+      <w:r>
+        <w:t xml:space="preserve">This mechanism enforces</w:t>
       </w:r>
       <w:r>
         <w:t xml:space="preserve"> </w:t>
@@ -1236,7 +1526,156 @@
         <w:t xml:space="preserve"> </w:t>
       </w:r>
       <w:r>
-        <w:t xml:space="preserve">exactly, so each chamber keeps the same particle count at all times. While a particle waits in the queue it still belongs to its original chamber for all statistics (means, temperatures, entropy), ensuring the policies reason about the same populations they would see without the queue.</w:t>
+        <w:t xml:space="preserve">exactly, ensuring that both chambers maintain equal particle counts at all times. As a result, any observed temperature difference arises purely from energy sorting rather than density imbalances or diffusive flux.</w:t>
+      </w:r>
+    </w:p>
+    <w:p>
+      <w:pPr>
+        <w:pStyle w:val="BodyText"/>
+      </w:pPr>
+      <w:r>
+        <w:t xml:space="preserve">This constraint is also essential for defining a meaningful upper bound on performance. Without it, unrestricted crossings allow particle numbers to drift between chambers, and the demon can trivially amplify</w:t>
+      </w:r>
+      <w:r>
+        <w:t xml:space="preserve"> </w:t>
+      </w:r>
+      <m:oMath>
+        <m:r>
+          <m:rPr>
+            <m:sty m:val="p"/>
+          </m:rPr>
+          <m:t>Δ</m:t>
+        </m:r>
+        <m:r>
+          <m:t>T</m:t>
+        </m:r>
+      </m:oMath>
+      <w:r>
+        <w:t xml:space="preserve"> </w:t>
+      </w:r>
+      <w:r>
+        <w:t xml:space="preserve">by accumulating particles on one side. In that case, temperature differences are no longer governed solely by energy redistribution, and no clear theoretical limit exists.</w:t>
+      </w:r>
+    </w:p>
+    <w:p>
+      <w:pPr>
+        <w:pStyle w:val="BodyText"/>
+      </w:pPr>
+      <w:r>
+        <w:t xml:space="preserve">With equal particle counts and conserved total energy, the maximum achievable temperature separation occurs when all high-energy particles are concentrated on one side and all low-energy particles on the other. In this idealized limit, one chamber reaches temperature</w:t>
+      </w:r>
+      <w:r>
+        <w:t xml:space="preserve"> </w:t>
+      </w:r>
+      <m:oMath>
+        <m:r>
+          <m:t>2</m:t>
+        </m:r>
+        <m:sSub>
+          <m:e>
+            <m:r>
+              <m:t>T</m:t>
+            </m:r>
+          </m:e>
+          <m:sub>
+            <m:r>
+              <m:t>0</m:t>
+            </m:r>
+          </m:sub>
+        </m:sSub>
+      </m:oMath>
+      <w:r>
+        <w:t xml:space="preserve"> </w:t>
+      </w:r>
+      <w:r>
+        <w:t xml:space="preserve">while the other approaches</w:t>
+      </w:r>
+      <w:r>
+        <w:t xml:space="preserve"> </w:t>
+      </w:r>
+      <m:oMath>
+        <m:r>
+          <m:t>0</m:t>
+        </m:r>
+      </m:oMath>
+      <w:r>
+        <w:t xml:space="preserve">, yielding a theoretical maximum</w:t>
+      </w:r>
+    </w:p>
+    <w:p>
+      <w:pPr>
+        <w:pStyle w:val="BodyText"/>
+      </w:pPr>
+      <m:oMathPara>
+        <m:oMathParaPr>
+          <m:jc m:val="center"/>
+        </m:oMathParaPr>
+        <m:oMath>
+          <m:r>
+            <m:rPr>
+              <m:sty m:val="p"/>
+            </m:rPr>
+            <m:t>Δ</m:t>
+          </m:r>
+          <m:sSub>
+            <m:e>
+              <m:r>
+                <m:t>T</m:t>
+              </m:r>
+            </m:e>
+            <m:sub>
+              <m:r>
+                <m:rPr>
+                  <m:sty m:val="p"/>
+                </m:rPr>
+                <m:t>max</m:t>
+              </m:r>
+            </m:sub>
+          </m:sSub>
+          <m:r>
+            <m:rPr>
+              <m:sty m:val="p"/>
+            </m:rPr>
+            <m:t>=</m:t>
+          </m:r>
+          <m:r>
+            <m:t>2</m:t>
+          </m:r>
+          <m:sSub>
+            <m:e>
+              <m:r>
+                <m:t>T</m:t>
+              </m:r>
+            </m:e>
+            <m:sub>
+              <m:r>
+                <m:t>0</m:t>
+              </m:r>
+            </m:sub>
+          </m:sSub>
+          <m:r>
+            <m:rPr>
+              <m:sty m:val="p"/>
+            </m:rPr>
+            <m:t>.</m:t>
+          </m:r>
+        </m:oMath>
+      </m:oMathPara>
+    </w:p>
+    <w:p>
+      <w:pPr>
+        <w:pStyle w:val="FirstParagraph"/>
+      </w:pPr>
+      <w:r>
+        <w:t xml:space="preserve">While a particle is waiting in the queue, it remains assigned to its original chamber for all statistical measurements (e.g., temperature, entropy, and mean speed). This ensures that each policy operates on a consistent definition of the underlying populations.</w:t>
+      </w:r>
+    </w:p>
+    <w:p>
+      <w:pPr>
+        <w:pStyle w:val="BodyText"/>
+      </w:pPr>
+      <w:r>
+        <w:t xml:space="preserve">The paired-swap constraint also suppresses the backflow that would otherwise occur through an open door, where particles diffuse in both directions and partially undo the demon’s sorting. By requiring matched exchanges, the system evolves toward a well-defined steady state in which the temperature difference reflects only the effectiveness of the decision policy.</w:t>
       </w:r>
     </w:p>
     <w:bookmarkEnd w:id="13"/>
@@ -1254,7 +1693,7 @@
         <w:pStyle w:val="FirstParagraph"/>
       </w:pPr>
       <w:r>
-        <w:t xml:space="preserve">The optimal demon has perfect knowledge of both sides’ temperatures (</w:t>
+        <w:t xml:space="preserve">The optimal (“god”) policy assumes full knowledge of both chambers, including their temperatures (</w:t>
       </w:r>
       <m:oMath>
         <m:sSub>
@@ -1269,14 +1708,12 @@
             </m:r>
           </m:sub>
         </m:sSub>
-      </m:oMath>
-      <w:r>
-        <w:t xml:space="preserve">,</w:t>
-      </w:r>
-      <w:r>
-        <w:t xml:space="preserve"> </w:t>
-      </w:r>
-      <m:oMath>
+        <m:r>
+          <m:rPr>
+            <m:sty m:val="p"/>
+          </m:rPr>
+          <m:t>,</m:t>
+        </m:r>
         <m:sSub>
           <m:e>
             <m:r>
@@ -1306,14 +1743,12 @@
             </m:r>
           </m:sub>
         </m:sSub>
-      </m:oMath>
-      <w:r>
-        <w:t xml:space="preserve">,</w:t>
-      </w:r>
-      <w:r>
-        <w:t xml:space="preserve"> </w:t>
-      </w:r>
-      <m:oMath>
+        <m:r>
+          <m:rPr>
+            <m:sty m:val="p"/>
+          </m:rPr>
+          <m:t>,</m:t>
+        </m:r>
         <m:sSub>
           <m:e>
             <m:r>
@@ -1328,23 +1763,23 @@
         </m:sSub>
       </m:oMath>
       <w:r>
-        <w:t xml:space="preserve">). Because crossings are paired, it reasons about the</w:t>
+        <w:t xml:space="preserve">). Because crossings occur as paired swaps, the decision must account for the</w:t>
       </w:r>
       <w:r>
         <w:t xml:space="preserve"> </w:t>
       </w:r>
       <w:r>
         <w:rPr>
-          <w:i/>
-          <w:iCs/>
+          <w:b/>
+          <w:bCs/>
         </w:rPr>
-        <w:t xml:space="preserve">joint</w:t>
-      </w:r>
-      <w:r>
-        <w:t xml:space="preserve"> </w:t>
-      </w:r>
-      <w:r>
-        <w:t xml:space="preserve">effect of exchanging one particle from each side.</w:t>
+        <w:t xml:space="preserve">joint effect</w:t>
+      </w:r>
+      <w:r>
+        <w:t xml:space="preserve"> </w:t>
+      </w:r>
+      <w:r>
+        <w:t xml:space="preserve">of exchanging one particle from each side.</w:t>
       </w:r>
     </w:p>
     <w:p>
@@ -1352,7 +1787,7 @@
         <w:pStyle w:val="BodyText"/>
       </w:pPr>
       <w:r>
-        <w:t xml:space="preserve">Consider a left candidate with kinetic energy</w:t>
+        <w:t xml:space="preserve">Let a left-arriving particle have kinetic energy</w:t>
       </w:r>
       <w:r>
         <w:t xml:space="preserve"> </w:t>
@@ -1410,10 +1845,7 @@
         </m:sSubSup>
       </m:oMath>
       <w:r>
-        <w:t xml:space="preserve"> </w:t>
-      </w:r>
-      <w:r>
-        <w:t xml:space="preserve">and a right candidate with</w:t>
+        <w:t xml:space="preserve">, and a right-arriving particle</w:t>
       </w:r>
       <w:r>
         <w:t xml:space="preserve"> </w:t>
@@ -1471,7 +1903,7 @@
         </m:sSubSup>
       </m:oMath>
       <w:r>
-        <w:t xml:space="preserve">. After a simultaneous swap:</w:t>
+        <w:t xml:space="preserve">. After a swap, the chamber temperatures update as</w:t>
       </w:r>
     </w:p>
     <w:p>
@@ -1696,7 +2128,7 @@
         <w:pStyle w:val="FirstParagraph"/>
       </w:pPr>
       <w:r>
-        <w:t xml:space="preserve">The temperature difference changes by</w:t>
+        <w:t xml:space="preserve">The resulting change in temperature difference is</w:t>
       </w:r>
     </w:p>
     <w:p>
@@ -1729,6 +2161,118 @@
           <m:r>
             <m:t>T</m:t>
           </m:r>
+          <m:r>
+            <m:rPr>
+              <m:sty m:val="p"/>
+            </m:rPr>
+            <m:t>)</m:t>
+          </m:r>
+          <m:r>
+            <m:rPr>
+              <m:sty m:val="p"/>
+            </m:rPr>
+            <m:t>=</m:t>
+          </m:r>
+          <m:r>
+            <m:rPr>
+              <m:sty m:val="p"/>
+            </m:rPr>
+            <m:t>(</m:t>
+          </m:r>
+          <m:sSubSup>
+            <m:e>
+              <m:r>
+                <m:t>T</m:t>
+              </m:r>
+            </m:e>
+            <m:sub>
+              <m:r>
+                <m:t>R</m:t>
+              </m:r>
+            </m:sub>
+            <m:sup>
+              <m:r>
+                <m:rPr>
+                  <m:sty m:val="p"/>
+                </m:rPr>
+                <m:t>′</m:t>
+              </m:r>
+            </m:sup>
+          </m:sSubSup>
+          <m:r>
+            <m:rPr>
+              <m:sty m:val="p"/>
+            </m:rPr>
+            <m:t>−</m:t>
+          </m:r>
+          <m:sSubSup>
+            <m:e>
+              <m:r>
+                <m:t>T</m:t>
+              </m:r>
+            </m:e>
+            <m:sub>
+              <m:r>
+                <m:t>L</m:t>
+              </m:r>
+            </m:sub>
+            <m:sup>
+              <m:r>
+                <m:rPr>
+                  <m:sty m:val="p"/>
+                </m:rPr>
+                <m:t>′</m:t>
+              </m:r>
+            </m:sup>
+          </m:sSubSup>
+          <m:r>
+            <m:rPr>
+              <m:sty m:val="p"/>
+            </m:rPr>
+            <m:t>)</m:t>
+          </m:r>
+          <m:r>
+            <m:rPr>
+              <m:sty m:val="p"/>
+            </m:rPr>
+            <m:t>−</m:t>
+          </m:r>
+          <m:r>
+            <m:rPr>
+              <m:sty m:val="p"/>
+            </m:rPr>
+            <m:t>(</m:t>
+          </m:r>
+          <m:sSub>
+            <m:e>
+              <m:r>
+                <m:t>T</m:t>
+              </m:r>
+            </m:e>
+            <m:sub>
+              <m:r>
+                <m:t>R</m:t>
+              </m:r>
+            </m:sub>
+          </m:sSub>
+          <m:r>
+            <m:rPr>
+              <m:sty m:val="p"/>
+            </m:rPr>
+            <m:t>−</m:t>
+          </m:r>
+          <m:sSub>
+            <m:e>
+              <m:r>
+                <m:t>T</m:t>
+              </m:r>
+            </m:e>
+            <m:sub>
+              <m:r>
+                <m:t>L</m:t>
+              </m:r>
+            </m:sub>
+          </m:sSub>
           <m:r>
             <m:rPr>
               <m:sty m:val="p"/>
@@ -1861,61 +2405,101 @@
         <w:pStyle w:val="FirstParagraph"/>
       </w:pPr>
       <w:r>
-        <w:t xml:space="preserve">The swap helps iff</w:t>
-      </w:r>
-      <w:r>
-        <w:t xml:space="preserve"> </w:t>
-      </w:r>
-      <m:oMath>
-        <m:sSub>
-          <m:e>
-            <m:r>
-              <m:t>e</m:t>
-            </m:r>
-          </m:e>
-          <m:sub>
-            <m:r>
-              <m:t>L</m:t>
-            </m:r>
-          </m:sub>
-        </m:sSub>
-        <m:r>
-          <m:rPr>
-            <m:sty m:val="p"/>
-          </m:rPr>
-          <m:t>&gt;</m:t>
-        </m:r>
-        <m:sSub>
-          <m:e>
-            <m:r>
-              <m:t>e</m:t>
-            </m:r>
-          </m:e>
-          <m:sub>
-            <m:r>
-              <m:t>R</m:t>
-            </m:r>
-          </m:sub>
-        </m:sSub>
-      </m:oMath>
-      <w:r>
-        <w:t xml:space="preserve">. To turn that condition into a per-arrival rule we define a</w:t>
+        <w:t xml:space="preserve">Since the prefactor is strictly positive, a swap increases</w:t>
+      </w:r>
+      <w:r>
+        <w:t xml:space="preserve"> </w:t>
+      </w:r>
+      <m:oMath>
+        <m:r>
+          <m:rPr>
+            <m:sty m:val="p"/>
+          </m:rPr>
+          <m:t>Δ</m:t>
+        </m:r>
+        <m:r>
+          <m:t>T</m:t>
+        </m:r>
+      </m:oMath>
+      <w:r>
+        <w:t xml:space="preserve"> </w:t>
+      </w:r>
+      <w:r>
+        <w:t xml:space="preserve">if and only if</w:t>
+      </w:r>
+    </w:p>
+    <w:p>
+      <w:pPr>
+        <w:pStyle w:val="BodyText"/>
+      </w:pPr>
+      <m:oMathPara>
+        <m:oMathParaPr>
+          <m:jc m:val="center"/>
+        </m:oMathParaPr>
+        <m:oMath>
+          <m:sSub>
+            <m:e>
+              <m:r>
+                <m:t>e</m:t>
+              </m:r>
+            </m:e>
+            <m:sub>
+              <m:r>
+                <m:t>L</m:t>
+              </m:r>
+            </m:sub>
+          </m:sSub>
+          <m:r>
+            <m:rPr>
+              <m:sty m:val="p"/>
+            </m:rPr>
+            <m:t>&gt;</m:t>
+          </m:r>
+          <m:sSub>
+            <m:e>
+              <m:r>
+                <m:t>e</m:t>
+              </m:r>
+            </m:e>
+            <m:sub>
+              <m:r>
+                <m:t>R</m:t>
+              </m:r>
+            </m:sub>
+          </m:sSub>
+          <m:r>
+            <m:rPr>
+              <m:sty m:val="p"/>
+            </m:rPr>
+            <m:t>.</m:t>
+          </m:r>
+        </m:oMath>
+      </m:oMathPara>
+    </w:p>
+    <w:p>
+      <w:pPr>
+        <w:pStyle w:val="FirstParagraph"/>
+      </w:pPr>
+      <w:r>
+        <w:t xml:space="preserve">This condition is intuitive: to increase the temperature difference, higher-energy particles should move to the hotter side and lower-energy particles to the colder side.</w:t>
+      </w:r>
+    </w:p>
+    <w:p>
+      <w:pPr>
+        <w:pStyle w:val="BodyText"/>
+      </w:pPr>
+      <w:r>
+        <w:t xml:space="preserve">To convert this pairwise condition into a practical per-arrival rule, we introduce a</w:t>
       </w:r>
       <w:r>
         <w:t xml:space="preserve"> </w:t>
       </w:r>
       <w:r>
         <w:rPr>
-          <w:i/>
-          <w:iCs/>
+          <w:b/>
+          <w:bCs/>
         </w:rPr>
-        <w:t xml:space="preserve">neutral</w:t>
-      </w:r>
-      <w:r>
-        <w:t xml:space="preserve"> </w:t>
-      </w:r>
-      <w:r>
-        <w:t xml:space="preserve">energy</w:t>
+        <w:t xml:space="preserve">neutral energy threshold</w:t>
       </w:r>
       <w:r>
         <w:t xml:space="preserve"> </w:t>
@@ -1926,10 +2510,21 @@
         </m:r>
       </m:oMath>
       <w:r>
-        <w:t xml:space="preserve"> </w:t>
-      </w:r>
-      <w:r>
-        <w:t xml:space="preserve">that leaves</w:t>
+        <w:t xml:space="preserve">. This threshold is defined such that exchanging particles with energy</w:t>
+      </w:r>
+      <w:r>
+        <w:t xml:space="preserve"> </w:t>
+      </w:r>
+      <m:oMath>
+        <m:r>
+          <m:t>θ</m:t>
+        </m:r>
+      </m:oMath>
+      <w:r>
+        <w:t xml:space="preserve"> </w:t>
+      </w:r>
+      <w:r>
+        <w:t xml:space="preserve">from both sides leaves</w:t>
       </w:r>
       <w:r>
         <w:t xml:space="preserve"> </w:t>
@@ -1949,7 +2544,7 @@
         <w:t xml:space="preserve"> </w:t>
       </w:r>
       <w:r>
-        <w:t xml:space="preserve">unchanged when both sides contribute particles at that energy. Setting</w:t>
+        <w:t xml:space="preserve">unchanged. Imposing this neutrality condition,</w:t>
       </w:r>
     </w:p>
     <w:p>
@@ -2059,6 +2654,12 @@
           </m:r>
           <m:r>
             <m:t>0</m:t>
+          </m:r>
+          <m:r>
+            <m:rPr>
+              <m:sty m:val="p"/>
+            </m:rPr>
+            <m:t>,</m:t>
           </m:r>
         </m:oMath>
       </m:oMathPara>
@@ -2252,7 +2853,7 @@
         <w:pStyle w:val="FirstParagraph"/>
       </w:pPr>
       <w:r>
-        <w:t xml:space="preserve">The god demon compares each particle’s kinetic energy to this shared threshold:</w:t>
+        <w:t xml:space="preserve">This shared threshold enables a decentralized implementation of the optimal policy:</w:t>
       </w:r>
     </w:p>
     <w:p>
@@ -2264,7 +2865,7 @@
         </w:numPr>
       </w:pPr>
       <w:r>
-        <w:t xml:space="preserve">Left arrivals queue only if</w:t>
+        <w:t xml:space="preserve">Left arrivals are accepted only if</w:t>
       </w:r>
       <w:r>
         <w:t xml:space="preserve"> </w:t>
@@ -2293,10 +2894,7 @@
         </m:r>
       </m:oMath>
       <w:r>
-        <w:t xml:space="preserve"> </w:t>
-      </w:r>
-      <w:r>
-        <w:t xml:space="preserve">(fast enough to heat the right side).</w:t>
+        <w:t xml:space="preserve">.</w:t>
       </w:r>
     </w:p>
     <w:p>
@@ -2308,7 +2906,7 @@
         </w:numPr>
       </w:pPr>
       <w:r>
-        <w:t xml:space="preserve">Right arrivals queue only if</w:t>
+        <w:t xml:space="preserve">Right arrivals are accepted only if</w:t>
       </w:r>
       <w:r>
         <w:t xml:space="preserve"> </w:t>
@@ -2337,10 +2935,7 @@
         </m:r>
       </m:oMath>
       <w:r>
-        <w:t xml:space="preserve"> </w:t>
-      </w:r>
-      <w:r>
-        <w:t xml:space="preserve">(slow enough to cool the left side).</w:t>
+        <w:t xml:space="preserve">.</w:t>
       </w:r>
     </w:p>
     <w:p>
@@ -2348,18 +2943,7 @@
         <w:pStyle w:val="FirstParagraph"/>
       </w:pPr>
       <w:r>
-        <w:t xml:space="preserve">Because both sides use the same</w:t>
-      </w:r>
-      <w:r>
-        <w:t xml:space="preserve"> </w:t>
-      </w:r>
-      <m:oMath>
-        <m:r>
-          <m:t>θ</m:t>
-        </m:r>
-      </m:oMath>
-      <w:r>
-        <w:t xml:space="preserve">, every executed swap automatically satisfies</w:t>
+        <w:t xml:space="preserve">Because both sides use the same threshold, any executed swap automatically satisfies</w:t>
       </w:r>
       <w:r>
         <w:t xml:space="preserve"> </w:t>
@@ -2406,10 +2990,45 @@
         </m:sSub>
       </m:oMath>
       <w:r>
-        <w:t xml:space="preserve"> </w:t>
-      </w:r>
-      <w:r>
-        <w:t xml:space="preserve">and therefore increases</w:t>
+        <w:t xml:space="preserve">, and therefore guarantees</w:t>
+      </w:r>
+      <w:r>
+        <w:t xml:space="preserve"> </w:t>
+      </w:r>
+      <m:oMath>
+        <m:sSub>
+          <m:e>
+            <m:r>
+              <m:t>e</m:t>
+            </m:r>
+          </m:e>
+          <m:sub>
+            <m:r>
+              <m:t>L</m:t>
+            </m:r>
+          </m:sub>
+        </m:sSub>
+        <m:r>
+          <m:rPr>
+            <m:sty m:val="p"/>
+          </m:rPr>
+          <m:t>&gt;</m:t>
+        </m:r>
+        <m:sSub>
+          <m:e>
+            <m:r>
+              <m:t>e</m:t>
+            </m:r>
+          </m:e>
+          <m:sub>
+            <m:r>
+              <m:t>R</m:t>
+            </m:r>
+          </m:sub>
+        </m:sSub>
+      </m:oMath>
+      <w:r>
+        <w:t xml:space="preserve">. As a result, every accepted swap strictly increases</w:t>
       </w:r>
       <w:r>
         <w:t xml:space="preserve"> </w:t>
@@ -2426,7 +3045,7 @@
         </m:r>
       </m:oMath>
       <w:r>
-        <w:t xml:space="preserve">. No ranking, sorting, or knowledge of the opposite queue is required — the threshold alone enforces the correct ordering.</w:t>
+        <w:t xml:space="preserve">.</w:t>
       </w:r>
     </w:p>
     <w:p>
@@ -2434,7 +3053,7 @@
         <w:pStyle w:val="BodyText"/>
       </w:pPr>
       <w:r>
-        <w:t xml:space="preserve">Three properties make this the greedy optimum under paired swaps:</w:t>
+        <w:t xml:space="preserve">This rule has three key properties:</w:t>
       </w:r>
     </w:p>
     <w:p>
@@ -2450,13 +3069,13 @@
           <w:b/>
           <w:bCs/>
         </w:rPr>
-        <w:t xml:space="preserve">Energy-space reasoning.</w:t>
-      </w:r>
-      <w:r>
-        <w:t xml:space="preserve"> </w:t>
-      </w:r>
-      <w:r>
-        <w:t xml:space="preserve">The decision is made on kinetic energy (</w:t>
+        <w:t xml:space="preserve">Energy-based optimality.</w:t>
+      </w:r>
+      <w:r>
+        <w:t xml:space="preserve"> </w:t>
+      </w:r>
+      <w:r>
+        <w:t xml:space="preserve">Decisions are made using kinetic energy (</w:t>
       </w:r>
       <m:oMath>
         <m:f>
@@ -2488,7 +3107,7 @@
         </m:sSup>
       </m:oMath>
       <w:r>
-        <w:t xml:space="preserve">), which directly matches temperature, instead of raw speed.</w:t>
+        <w:t xml:space="preserve">), which directly determines temperature, rather than speed.</w:t>
       </w:r>
     </w:p>
     <w:p>
@@ -2504,16 +3123,27 @@
           <w:b/>
           <w:bCs/>
         </w:rPr>
-        <w:t xml:space="preserve">Two-sided information.</w:t>
-      </w:r>
-      <w:r>
-        <w:t xml:space="preserve"> </w:t>
-      </w:r>
-      <w:r>
-        <w:t xml:space="preserve">The threshold blends</w:t>
-      </w:r>
-      <w:r>
-        <w:t xml:space="preserve"> </w:t>
+        <w:t xml:space="preserve">Global coupling via a scalar.</w:t>
+      </w:r>
+      <w:r>
+        <w:t xml:space="preserve"> </w:t>
+      </w:r>
+      <w:r>
+        <w:t xml:space="preserve">The threshold</w:t>
+      </w:r>
+      <w:r>
+        <w:t xml:space="preserve"> </w:t>
+      </w:r>
+      <m:oMath>
+        <m:r>
+          <m:t>θ</m:t>
+        </m:r>
+      </m:oMath>
+      <w:r>
+        <w:t xml:space="preserve"> </w:t>
+      </w:r>
+      <w:r>
+        <w:t xml:space="preserve">incorporates information from both chambers (</w:t>
       </w:r>
       <m:oMath>
         <m:sSub>
@@ -2528,14 +3158,12 @@
             </m:r>
           </m:sub>
         </m:sSub>
-      </m:oMath>
-      <w:r>
-        <w:t xml:space="preserve">,</w:t>
-      </w:r>
-      <w:r>
-        <w:t xml:space="preserve"> </w:t>
-      </w:r>
-      <m:oMath>
+        <m:r>
+          <m:rPr>
+            <m:sty m:val="p"/>
+          </m:rPr>
+          <m:t>,</m:t>
+        </m:r>
         <m:sSub>
           <m:e>
             <m:r>
@@ -2548,14 +3176,12 @@
             </m:r>
           </m:sub>
         </m:sSub>
-      </m:oMath>
-      <w:r>
-        <w:t xml:space="preserve">,</w:t>
-      </w:r>
-      <w:r>
-        <w:t xml:space="preserve"> </w:t>
-      </w:r>
-      <m:oMath>
+        <m:r>
+          <m:rPr>
+            <m:sty m:val="p"/>
+          </m:rPr>
+          <m:t>,</m:t>
+        </m:r>
         <m:sSub>
           <m:e>
             <m:r>
@@ -2568,14 +3194,12 @@
             </m:r>
           </m:sub>
         </m:sSub>
-      </m:oMath>
-      <w:r>
-        <w:t xml:space="preserve">, and</w:t>
-      </w:r>
-      <w:r>
-        <w:t xml:space="preserve"> </w:t>
-      </w:r>
-      <m:oMath>
+        <m:r>
+          <m:rPr>
+            <m:sty m:val="p"/>
+          </m:rPr>
+          <m:t>,</m:t>
+        </m:r>
         <m:sSub>
           <m:e>
             <m:r>
@@ -2590,10 +3214,7 @@
         </m:sSub>
       </m:oMath>
       <w:r>
-        <w:t xml:space="preserve"> </w:t>
-      </w:r>
-      <w:r>
-        <w:t xml:space="preserve">via inverse-count weighting, so it always reflects the global state even though each arrival only checks one scalar.</w:t>
+        <w:t xml:space="preserve">) while requiring only a single scalar comparison per particle.</w:t>
       </w:r>
     </w:p>
     <w:p>
@@ -2609,7 +3230,7 @@
           <w:b/>
           <w:bCs/>
         </w:rPr>
-        <w:t xml:space="preserve">Guaranteed monotonicity.</w:t>
+        <w:t xml:space="preserve">Monotonic improvement.</w:t>
       </w:r>
       <w:r>
         <w:t xml:space="preserve"> </w:t>
@@ -2632,17 +3253,45 @@
         </m:r>
       </m:oMath>
       <w:r>
-        <w:t xml:space="preserve">, and no candidate is ever reconsidered, so the demon pushes the system uphill without needing foresight or batching.</w:t>
+        <w:t xml:space="preserve">, so the system evolves monotonically toward its maximum without requiring lookahead or coordination between queued particles.</w:t>
+      </w:r>
+    </w:p>
+    <w:p>
+      <w:pPr>
+        <w:pStyle w:val="FirstParagraph"/>
+      </w:pPr>
+      <w:r>
+        <w:t xml:space="preserve">Under the paired-swap constraint, this policy is the greedy optimum: no alternative rule can achieve a larger increase in</w:t>
+      </w:r>
+      <w:r>
+        <w:t xml:space="preserve"> </w:t>
+      </w:r>
+      <m:oMath>
+        <m:r>
+          <m:rPr>
+            <m:sty m:val="p"/>
+          </m:rPr>
+          <m:t>Δ</m:t>
+        </m:r>
+        <m:r>
+          <m:t>T</m:t>
+        </m:r>
+      </m:oMath>
+      <w:r>
+        <w:t xml:space="preserve"> </w:t>
+      </w:r>
+      <w:r>
+        <w:t xml:space="preserve">per exchange given the same information.</w:t>
       </w:r>
     </w:p>
     <w:bookmarkEnd w:id="14"/>
-    <w:bookmarkStart w:id="15" w:name="the-sweep"/>
+    <w:bookmarkStart w:id="15" w:name="experimental-protocol"/>
     <w:p>
       <w:pPr>
         <w:pStyle w:val="Heading3"/>
       </w:pPr>
       <w:r>
-        <w:t xml:space="preserve">The Sweep</w:t>
+        <w:t xml:space="preserve">Experimental Protocol</w:t>
       </w:r>
     </w:p>
     <w:p>
@@ -2650,108 +3299,181 @@
         <w:pStyle w:val="FirstParagraph"/>
       </w:pPr>
       <w:r>
-        <w:t xml:space="preserve">To compare regimes fairly, the automated r-sweep:</w:t>
-      </w:r>
-    </w:p>
-    <w:p>
-      <w:pPr>
-        <w:pStyle w:val="Compact"/>
-        <w:numPr>
-          <w:ilvl w:val="0"/>
-          <w:numId w:val="1004"/>
-        </w:numPr>
-      </w:pPr>
-      <w:r>
-        <w:t xml:space="preserve">Initializes all 2000 particles once and saves the exact state (positions + velocities).</w:t>
-      </w:r>
-    </w:p>
-    <w:p>
-      <w:pPr>
-        <w:pStyle w:val="Compact"/>
-        <w:numPr>
-          <w:ilvl w:val="0"/>
-          <w:numId w:val="1004"/>
-        </w:numPr>
-      </w:pPr>
-      <w:r>
-        <w:t xml:space="preserve">Runs the classical (adaptive) demon from that saved state to convergence.</w:t>
-      </w:r>
-    </w:p>
-    <w:p>
-      <w:pPr>
-        <w:pStyle w:val="Compact"/>
-        <w:numPr>
-          <w:ilvl w:val="0"/>
-          <w:numId w:val="1004"/>
-        </w:numPr>
-      </w:pPr>
-      <w:r>
-        <w:t xml:space="preserve">Runs the optimal (</w:t>
-      </w:r>
-      <w:r>
-        <w:t xml:space="preserve">“god”</w:t>
-      </w:r>
-      <w:r>
-        <w:t xml:space="preserve">) demon from the same saved state to convergence.</w:t>
-      </w:r>
-    </w:p>
-    <w:p>
-      <w:pPr>
-        <w:pStyle w:val="Compact"/>
-        <w:numPr>
-          <w:ilvl w:val="0"/>
-          <w:numId w:val="1004"/>
-        </w:numPr>
-      </w:pPr>
-      <w:r>
-        <w:t xml:space="preserve">Runs the local demon at 15 values of r/L from 0.02 to 1.0, each from the identical saved state.</w:t>
-      </w:r>
-    </w:p>
-    <w:p>
-      <w:pPr>
-        <w:pStyle w:val="FirstParagraph"/>
-      </w:pPr>
-      <w:r>
-        <w:t xml:space="preserve">Convergence is detected when ΔT changes by less than 2% of its peak value over a 30 sim-second lookback window, with a mandatory hold period of 40 additional seconds to confirm stability. ΔT and ΔS are measured at the moment of steady-state detection, not at end of run, to ensure consistent measurement across regimes with different minimum run times.</w:t>
-      </w:r>
-    </w:p>
-    <w:p>
-      <w:pPr>
-        <w:pStyle w:val="BlockText"/>
-      </w:pPr>
-      <w:r>
-        <w:rPr>
-          <w:b/>
-          <w:bCs/>
-        </w:rPr>
-        <w:t xml:space="preserve">Important:</w:t>
-      </w:r>
-      <w:r>
-        <w:t xml:space="preserve"> </w:t>
-      </w:r>
-      <w:r>
-        <w:t xml:space="preserve">Unless otherwise noted, the numbers below aggregate</w:t>
-      </w:r>
-      <w:r>
-        <w:t xml:space="preserve"> </w:t>
-      </w:r>
-      <w:r>
-        <w:rPr>
-          <w:b/>
-          <w:bCs/>
-        </w:rPr>
-        <w:t xml:space="preserve">five</w:t>
-      </w:r>
-      <w:r>
-        <w:t xml:space="preserve"> </w:t>
-      </w:r>
-      <w:r>
-        <w:t xml:space="preserve">sweeps (seeds 1000–1004) captured on 11 April 2026 with N = 2000 particles, using paired-swap door mechanics.</w:t>
+        <w:t xml:space="preserve">To ensure a fair and controlled comparison across policies, all experiments are conducted from identical initial conditions and evaluated using a consistent convergence criterion.</w:t>
+      </w:r>
+    </w:p>
+    <w:p>
+      <w:pPr>
+        <w:pStyle w:val="BodyText"/>
+      </w:pPr>
+      <w:r>
+        <w:t xml:space="preserve">For each trial, we first initialize all 2000 particles and save the full system state (positions and velocities). Each policy — adaptive, optimal (“god”), and local — is then run independently from this same initial configuration. For the local policy, we evaluate 15 values of the normalized radius</w:t>
+      </w:r>
+      <w:r>
+        <w:t xml:space="preserve"> </w:t>
+      </w:r>
+      <m:oMath>
+        <m:r>
+          <m:t>r</m:t>
+        </m:r>
+        <m:r>
+          <m:rPr>
+            <m:sty m:val="p"/>
+          </m:rPr>
+          <m:t>/</m:t>
+        </m:r>
+        <m:r>
+          <m:t>L</m:t>
+        </m:r>
+      </m:oMath>
+      <w:r>
+        <w:t xml:space="preserve"> </w:t>
+      </w:r>
+      <w:r>
+        <w:t xml:space="preserve">spanning the range</w:t>
+      </w:r>
+      <w:r>
+        <w:t xml:space="preserve"> </w:t>
+      </w:r>
+      <m:oMath>
+        <m:r>
+          <m:rPr>
+            <m:sty m:val="p"/>
+          </m:rPr>
+          <m:t>[</m:t>
+        </m:r>
+        <m:r>
+          <m:t>0.02</m:t>
+        </m:r>
+        <m:r>
+          <m:rPr>
+            <m:sty m:val="p"/>
+          </m:rPr>
+          <m:t>,</m:t>
+        </m:r>
+        <m:r>
+          <m:t>1.0</m:t>
+        </m:r>
+        <m:r>
+          <m:rPr>
+            <m:sty m:val="p"/>
+          </m:rPr>
+          <m:t>]</m:t>
+        </m:r>
+      </m:oMath>
+      <w:r>
+        <w:t xml:space="preserve">.</w:t>
+      </w:r>
+    </w:p>
+    <w:p>
+      <w:pPr>
+        <w:pStyle w:val="BodyText"/>
+      </w:pPr>
+      <w:r>
+        <w:t xml:space="preserve">This procedure ensures that all observed differences in performance arise solely from the decision policies, rather than from variations in initial conditions.</w:t>
+      </w:r>
+    </w:p>
+    <w:p>
+      <w:pPr>
+        <w:pStyle w:val="BodyText"/>
+      </w:pPr>
+      <w:r>
+        <w:t xml:space="preserve">Convergence to steady state is determined using a lookback criterion:</w:t>
+      </w:r>
+      <w:r>
+        <w:t xml:space="preserve"> </w:t>
+      </w:r>
+      <m:oMath>
+        <m:r>
+          <m:rPr>
+            <m:sty m:val="p"/>
+          </m:rPr>
+          <m:t>Δ</m:t>
+        </m:r>
+        <m:r>
+          <m:t>T</m:t>
+        </m:r>
+      </m:oMath>
+      <w:r>
+        <w:t xml:space="preserve"> </w:t>
+      </w:r>
+      <w:r>
+        <w:t xml:space="preserve">is considered stable when its variation over a 30 simulation-second window falls below 2% of its peak value. Once this condition is met, the simulation continues for an additional 40 seconds to confirm stability.</w:t>
+      </w:r>
+    </w:p>
+    <w:p>
+      <w:pPr>
+        <w:pStyle w:val="BodyText"/>
+      </w:pPr>
+      <w:r>
+        <w:t xml:space="preserve">Performance metrics (</w:t>
+      </w:r>
+      <m:oMath>
+        <m:r>
+          <m:rPr>
+            <m:sty m:val="p"/>
+          </m:rPr>
+          <m:t>Δ</m:t>
+        </m:r>
+        <m:r>
+          <m:t>T</m:t>
+        </m:r>
+      </m:oMath>
+      <w:r>
+        <w:t xml:space="preserve">,</w:t>
+      </w:r>
+      <w:r>
+        <w:t xml:space="preserve"> </w:t>
+      </w:r>
+      <m:oMath>
+        <m:r>
+          <m:rPr>
+            <m:sty m:val="p"/>
+          </m:rPr>
+          <m:t>Δ</m:t>
+        </m:r>
+        <m:r>
+          <m:t>S</m:t>
+        </m:r>
+      </m:oMath>
+      <w:r>
+        <w:t xml:space="preserve">, and information usage) are recorded at the moment steady state is detected, rather than at the end of the run. This avoids bias from differing minimum run times across policies and ensures that all measurements correspond to comparable dynamical states.</w:t>
+      </w:r>
+    </w:p>
+    <w:p>
+      <w:pPr>
+        <w:pStyle w:val="BodyText"/>
+      </w:pPr>
+      <w:r>
+        <w:t xml:space="preserve">Unless otherwise noted, reported results aggregate five independent trials (seeds 1000–1004) with</w:t>
+      </w:r>
+      <w:r>
+        <w:t xml:space="preserve"> </w:t>
+      </w:r>
+      <m:oMath>
+        <m:r>
+          <m:t>N</m:t>
+        </m:r>
+        <m:r>
+          <m:rPr>
+            <m:sty m:val="p"/>
+          </m:rPr>
+          <m:t>=</m:t>
+        </m:r>
+        <m:r>
+          <m:t>2000</m:t>
+        </m:r>
+      </m:oMath>
+      <w:r>
+        <w:t xml:space="preserve"> </w:t>
+      </w:r>
+      <w:r>
+        <w:t xml:space="preserve">particles under the paired-swap constraint.</w:t>
       </w:r>
     </w:p>
     <w:bookmarkEnd w:id="15"/>
     <w:bookmarkEnd w:id="16"/>
-    <w:bookmarkStart w:id="43" w:name="results"/>
+    <w:bookmarkStart w:id="44" w:name="results"/>
     <w:p>
       <w:pPr>
         <w:pStyle w:val="Heading2"/>
@@ -2760,7 +3482,217 @@
         <w:t xml:space="preserve">3. Results</w:t>
       </w:r>
     </w:p>
-    <w:bookmarkStart w:id="20" w:name="δt-vs-rl"/>
+    <w:bookmarkStart w:id="17" w:name="key-results"/>
+    <w:p>
+      <w:pPr>
+        <w:pStyle w:val="Heading3"/>
+      </w:pPr>
+      <w:r>
+        <w:t xml:space="preserve">Key Results</w:t>
+      </w:r>
+    </w:p>
+    <w:p>
+      <w:pPr>
+        <w:pStyle w:val="FirstParagraph"/>
+      </w:pPr>
+      <w:r>
+        <w:t xml:space="preserve">The results establish a clear hierarchy in performance. The optimal (“god”) policy achieves the largest temperature separation,</w:t>
+      </w:r>
+      <w:r>
+        <w:t xml:space="preserve"> </w:t>
+      </w:r>
+      <m:oMath>
+        <m:r>
+          <m:rPr>
+            <m:sty m:val="p"/>
+          </m:rPr>
+          <m:t>Δ</m:t>
+        </m:r>
+        <m:r>
+          <m:t>T</m:t>
+        </m:r>
+        <m:r>
+          <m:rPr>
+            <m:sty m:val="p"/>
+          </m:rPr>
+          <m:t>=</m:t>
+        </m:r>
+        <m:r>
+          <m:t>0.96</m:t>
+        </m:r>
+        <m:r>
+          <m:rPr>
+            <m:sty m:val="p"/>
+          </m:rPr>
+          <m:t>±</m:t>
+        </m:r>
+        <m:r>
+          <m:t>0.03</m:t>
+        </m:r>
+      </m:oMath>
+      <w:r>
+        <w:t xml:space="preserve">, compared to</w:t>
+      </w:r>
+      <w:r>
+        <w:t xml:space="preserve"> </w:t>
+      </w:r>
+      <m:oMath>
+        <m:r>
+          <m:t>0.91</m:t>
+        </m:r>
+        <m:r>
+          <m:rPr>
+            <m:sty m:val="p"/>
+          </m:rPr>
+          <m:t>±</m:t>
+        </m:r>
+        <m:r>
+          <m:t>0.03</m:t>
+        </m:r>
+      </m:oMath>
+      <w:r>
+        <w:t xml:space="preserve"> </w:t>
+      </w:r>
+      <w:r>
+        <w:t xml:space="preserve">for the adaptive (mean-based) policy. No fixed-radius local policy exceeds this bound in the aggregate, confirming that energy-based thresholding with full information defines the true upper limit.</w:t>
+      </w:r>
+    </w:p>
+    <w:p>
+      <w:pPr>
+        <w:pStyle w:val="BodyText"/>
+      </w:pPr>
+      <w:r>
+        <w:t xml:space="preserve">At the same time, local information is highly efficient. A neighborhood radius of</w:t>
+      </w:r>
+      <w:r>
+        <w:t xml:space="preserve"> </w:t>
+      </w:r>
+      <m:oMath>
+        <m:r>
+          <m:t>r</m:t>
+        </m:r>
+        <m:r>
+          <m:rPr>
+            <m:sty m:val="p"/>
+          </m:rPr>
+          <m:t>/</m:t>
+        </m:r>
+        <m:r>
+          <m:t>L</m:t>
+        </m:r>
+        <m:r>
+          <m:rPr>
+            <m:sty m:val="p"/>
+          </m:rPr>
+          <m:t>≈</m:t>
+        </m:r>
+        <m:r>
+          <m:t>0.09</m:t>
+        </m:r>
+      </m:oMath>
+      <w:r>
+        <w:t xml:space="preserve"> </w:t>
+      </w:r>
+      <w:r>
+        <w:t xml:space="preserve">already recovers ~95% of the adaptive performance, and by</w:t>
+      </w:r>
+      <w:r>
+        <w:t xml:space="preserve"> </w:t>
+      </w:r>
+      <m:oMath>
+        <m:r>
+          <m:t>r</m:t>
+        </m:r>
+        <m:r>
+          <m:rPr>
+            <m:sty m:val="p"/>
+          </m:rPr>
+          <m:t>/</m:t>
+        </m:r>
+        <m:r>
+          <m:t>L</m:t>
+        </m:r>
+        <m:r>
+          <m:rPr>
+            <m:sty m:val="p"/>
+          </m:rPr>
+          <m:t>≈</m:t>
+        </m:r>
+        <m:r>
+          <m:t>0.16</m:t>
+        </m:r>
+      </m:oMath>
+      <w:r>
+        <w:t xml:space="preserve"> </w:t>
+      </w:r>
+      <w:r>
+        <w:t xml:space="preserve">the local policy matches it. Beyond this range,</w:t>
+      </w:r>
+      <w:r>
+        <w:t xml:space="preserve"> </w:t>
+      </w:r>
+      <m:oMath>
+        <m:r>
+          <m:rPr>
+            <m:sty m:val="p"/>
+          </m:rPr>
+          <m:t>Δ</m:t>
+        </m:r>
+        <m:r>
+          <m:t>T</m:t>
+        </m:r>
+      </m:oMath>
+      <w:r>
+        <w:t xml:space="preserve"> </w:t>
+      </w:r>
+      <w:r>
+        <w:t xml:space="preserve">saturates near the adaptive baseline, while information cost continues to increase, producing clear diminishing returns.</w:t>
+      </w:r>
+    </w:p>
+    <w:p>
+      <w:pPr>
+        <w:pStyle w:val="BodyText"/>
+      </w:pPr>
+      <w:r>
+        <w:t xml:space="preserve">The remaining ~5% gap between adaptive and optimal performance is not due to limited information but to the decision rule itself: comparing speeds (mean-based policies) is intrinsically suboptimal relative to comparing kinetic energies.</w:t>
+      </w:r>
+    </w:p>
+    <w:p>
+      <w:pPr>
+        <w:pStyle w:val="BodyText"/>
+      </w:pPr>
+      <w:r>
+        <w:t xml:space="preserve">Across all policies, larger temperature separations correspond to more negative</w:t>
+      </w:r>
+      <w:r>
+        <w:t xml:space="preserve"> </w:t>
+      </w:r>
+      <m:oMath>
+        <m:r>
+          <m:rPr>
+            <m:sty m:val="p"/>
+          </m:rPr>
+          <m:t>Δ</m:t>
+        </m:r>
+        <m:r>
+          <m:t>S</m:t>
+        </m:r>
+        <m:r>
+          <m:rPr>
+            <m:sty m:val="p"/>
+          </m:rPr>
+          <m:t>/</m:t>
+        </m:r>
+        <m:r>
+          <m:t>N</m:t>
+        </m:r>
+      </m:oMath>
+      <w:r>
+        <w:t xml:space="preserve">, consistent with the thermodynamic relationship between energy concentration and entropy reduction. The system converges reliably to steady state under the paired-swap constraint, with no evidence of numerical drift.</w:t>
+      </w:r>
+    </w:p>
+    <w:bookmarkEnd w:id="17"/>
+    <w:bookmarkStart w:id="21" w:name="δt-vs-rl"/>
     <w:p>
       <w:pPr>
         <w:pStyle w:val="Heading3"/>
@@ -2778,18 +3710,18 @@
           <wp:inline>
             <wp:extent cx="5334000" cy="3048000"/>
             <wp:effectExtent b="0" l="0" r="0" t="0"/>
-            <wp:docPr descr="ΔT vs r/L" title="" id="18" name="Picture"/>
+            <wp:docPr descr="ΔT vs r/L" title="" id="19" name="Picture"/>
             <a:graphic>
               <a:graphicData uri="http://schemas.openxmlformats.org/drawingml/2006/picture">
                 <pic:pic>
                   <pic:nvPicPr>
-                    <pic:cNvPr descr="report_plots/sweep_deltaT.png" id="19" name="Picture"/>
+                    <pic:cNvPr descr="report_plots/sweep_deltaT.png" id="20" name="Picture"/>
                     <pic:cNvPicPr>
                       <a:picLocks noChangeArrowheads="1" noChangeAspect="1"/>
                     </pic:cNvPicPr>
                   </pic:nvPicPr>
                   <pic:blipFill>
-                    <a:blip r:embed="rId17"/>
+                    <a:blip r:embed="rId18"/>
                     <a:stretch>
                       <a:fillRect/>
                     </a:stretch>
@@ -2841,7 +3773,7 @@
         <w:pStyle w:val="Compact"/>
         <w:numPr>
           <w:ilvl w:val="0"/>
-          <w:numId w:val="1005"/>
+          <w:numId w:val="1004"/>
         </w:numPr>
       </w:pPr>
       <w:r>
@@ -2860,144 +3792,108 @@
         <m:r>
           <m:t>T</m:t>
         </m:r>
-      </m:oMath>
-      <w:r>
-        <w:t xml:space="preserve"> </w:t>
-      </w:r>
-      <w:r>
-        <w:t xml:space="preserve">=</w:t>
-      </w:r>
-      <w:r>
-        <w:t xml:space="preserve"> </w:t>
-      </w:r>
+        <m:r>
+          <m:rPr>
+            <m:sty m:val="p"/>
+          </m:rPr>
+          <m:t>=</m:t>
+        </m:r>
+        <m:r>
+          <m:t>0.91</m:t>
+        </m:r>
+        <m:r>
+          <m:rPr>
+            <m:sty m:val="p"/>
+          </m:rPr>
+          <m:t>±</m:t>
+        </m:r>
+        <m:r>
+          <m:t>0.03</m:t>
+        </m:r>
+      </m:oMath>
+    </w:p>
+    <w:p>
+      <w:pPr>
+        <w:pStyle w:val="Compact"/>
+        <w:numPr>
+          <w:ilvl w:val="0"/>
+          <w:numId w:val="1004"/>
+        </w:numPr>
+      </w:pPr>
+      <w:r>
+        <w:t xml:space="preserve">Optimal (god):</w:t>
+      </w:r>
+      <w:r>
+        <w:t xml:space="preserve"> </w:t>
+      </w:r>
+      <m:oMath>
+        <m:r>
+          <m:rPr>
+            <m:sty m:val="p"/>
+          </m:rPr>
+          <m:t>Δ</m:t>
+        </m:r>
+        <m:r>
+          <m:t>T</m:t>
+        </m:r>
+        <m:r>
+          <m:rPr>
+            <m:sty m:val="p"/>
+          </m:rPr>
+          <m:t>=</m:t>
+        </m:r>
+        <m:r>
+          <m:t>0.96</m:t>
+        </m:r>
+        <m:r>
+          <m:rPr>
+            <m:sty m:val="p"/>
+          </m:rPr>
+          <m:t>±</m:t>
+        </m:r>
+        <m:r>
+          <m:t>0.03</m:t>
+        </m:r>
+      </m:oMath>
+    </w:p>
+    <w:p>
+      <w:pPr>
+        <w:pStyle w:val="FirstParagraph"/>
+      </w:pPr>
+      <w:r>
+        <w:t xml:space="preserve">The optimal policy defines a clear upper bound, achieving a ~5.5% higher</w:t>
+      </w:r>
+      <w:r>
+        <w:t xml:space="preserve"> </w:t>
+      </w:r>
+      <m:oMath>
+        <m:r>
+          <m:rPr>
+            <m:sty m:val="p"/>
+          </m:rPr>
+          <m:t>Δ</m:t>
+        </m:r>
+        <m:r>
+          <m:t>T</m:t>
+        </m:r>
+      </m:oMath>
+      <w:r>
+        <w:t xml:space="preserve"> </w:t>
+      </w:r>
+      <w:r>
+        <w:t xml:space="preserve">than the adaptive policy. This gap reflects the advantage of the energy-based decision rule over mean-speed thresholding. Across all radii, the local policy does not exceed this bound in the aggregate.</w:t>
+      </w:r>
+    </w:p>
+    <w:p>
+      <w:pPr>
+        <w:pStyle w:val="BodyText"/>
+      </w:pPr>
       <w:r>
         <w:rPr>
           <w:b/>
           <w:bCs/>
         </w:rPr>
-        <w:t xml:space="preserve">0.91 ± 0.03</w:t>
-      </w:r>
-      <w:r>
-        <w:t xml:space="preserve"> </w:t>
-      </w:r>
-      <w:r>
-        <w:t xml:space="preserve">(steady at</w:t>
-      </w:r>
-      <w:r>
-        <w:t xml:space="preserve"> </w:t>
-      </w:r>
-      <m:oMath>
-        <m:r>
-          <m:t>t</m:t>
-        </m:r>
-      </m:oMath>
-      <w:r>
-        <w:t xml:space="preserve"> </w:t>
-      </w:r>
-      <w:r>
-        <w:t xml:space="preserve">= 554 ± 39 s, 36,289 ± 1,992 bits)</w:t>
-      </w:r>
-    </w:p>
-    <w:p>
-      <w:pPr>
-        <w:pStyle w:val="Compact"/>
-        <w:numPr>
-          <w:ilvl w:val="0"/>
-          <w:numId w:val="1005"/>
-        </w:numPr>
-      </w:pPr>
-      <w:r>
-        <w:t xml:space="preserve">Optimal (god):</w:t>
-      </w:r>
-      <w:r>
-        <w:t xml:space="preserve"> </w:t>
-      </w:r>
-      <m:oMath>
-        <m:r>
-          <m:rPr>
-            <m:sty m:val="p"/>
-          </m:rPr>
-          <m:t>Δ</m:t>
-        </m:r>
-        <m:r>
-          <m:t>T</m:t>
-        </m:r>
-      </m:oMath>
-      <w:r>
-        <w:t xml:space="preserve"> </w:t>
-      </w:r>
-      <w:r>
-        <w:t xml:space="preserve">=</w:t>
-      </w:r>
-      <w:r>
-        <w:t xml:space="preserve"> </w:t>
-      </w:r>
-      <w:r>
-        <w:rPr>
-          <w:b/>
-          <w:bCs/>
-        </w:rPr>
-        <w:t xml:space="preserve">0.96 ± 0.03</w:t>
-      </w:r>
-      <w:r>
-        <w:t xml:space="preserve"> </w:t>
-      </w:r>
-      <w:r>
-        <w:t xml:space="preserve">(steady at</w:t>
-      </w:r>
-      <w:r>
-        <w:t xml:space="preserve"> </w:t>
-      </w:r>
-      <m:oMath>
-        <m:r>
-          <m:t>t</m:t>
-        </m:r>
-      </m:oMath>
-      <w:r>
-        <w:t xml:space="preserve"> </w:t>
-      </w:r>
-      <w:r>
-        <w:t xml:space="preserve">= 510 ± 31 s, 40,659 ± 2,126 bits)</w:t>
-      </w:r>
-    </w:p>
-    <w:p>
-      <w:pPr>
-        <w:pStyle w:val="FirstParagraph"/>
-      </w:pPr>
-      <w:r>
-        <w:t xml:space="preserve">The god demon averages 5.5% higher</w:t>
-      </w:r>
-      <w:r>
-        <w:t xml:space="preserve"> </w:t>
-      </w:r>
-      <m:oMath>
-        <m:r>
-          <m:rPr>
-            <m:sty m:val="p"/>
-          </m:rPr>
-          <m:t>Δ</m:t>
-        </m:r>
-        <m:r>
-          <m:t>T</m:t>
-        </m:r>
-      </m:oMath>
-      <w:r>
-        <w:t xml:space="preserve"> </w:t>
-      </w:r>
-      <w:r>
-        <w:t xml:space="preserve">than adaptive with comparable variance. It converges slightly faster (510 vs 554 s) — the energy-based threshold is more selective per decision, but every accepted swap is guaranteed beneficial, so fewer wasted crossings are needed. It beats adaptive in 4 of 5 seeds; the lone exception (seed 1001) is within the observed variance, so the aggregated ordering still follows the theoretical expectation.</w:t>
-      </w:r>
-    </w:p>
-    <w:p>
-      <w:pPr>
-        <w:pStyle w:val="BodyText"/>
-      </w:pPr>
-      <w:r>
-        <w:rPr>
-          <w:b/>
-          <w:bCs/>
-        </w:rPr>
-        <w:t xml:space="preserve">Local demon results:</w:t>
+        <w:t xml:space="preserve">Local-policy results:</w:t>
       </w:r>
     </w:p>
     <w:tbl>
@@ -3782,7 +4678,27 @@
         <w:pStyle w:val="BodyText"/>
       </w:pPr>
       <w:r>
-        <w:t xml:space="preserve">The curve rises steeply from</w:t>
+        <w:t xml:space="preserve">The dependence of</w:t>
+      </w:r>
+      <w:r>
+        <w:t xml:space="preserve"> </w:t>
+      </w:r>
+      <m:oMath>
+        <m:r>
+          <m:rPr>
+            <m:sty m:val="p"/>
+          </m:rPr>
+          <m:t>Δ</m:t>
+        </m:r>
+        <m:r>
+          <m:t>T</m:t>
+        </m:r>
+      </m:oMath>
+      <w:r>
+        <w:t xml:space="preserve"> </w:t>
+      </w:r>
+      <w:r>
+        <w:t xml:space="preserve">on</w:t>
       </w:r>
       <w:r>
         <w:t xml:space="preserve"> </w:t>
@@ -3800,6 +4716,29 @@
         <m:r>
           <m:t>L</m:t>
         </m:r>
+      </m:oMath>
+      <w:r>
+        <w:t xml:space="preserve"> </w:t>
+      </w:r>
+      <w:r>
+        <w:t xml:space="preserve">shows a rapid initial rise followed by saturation. Increasing the radius from</w:t>
+      </w:r>
+      <w:r>
+        <w:t xml:space="preserve"> </w:t>
+      </w:r>
+      <m:oMath>
+        <m:r>
+          <m:t>r</m:t>
+        </m:r>
+        <m:r>
+          <m:rPr>
+            <m:sty m:val="p"/>
+          </m:rPr>
+          <m:t>/</m:t>
+        </m:r>
+        <m:r>
+          <m:t>L</m:t>
+        </m:r>
         <m:r>
           <m:rPr>
             <m:sty m:val="p"/>
@@ -3814,7 +4753,138 @@
         <w:t xml:space="preserve"> </w:t>
       </w:r>
       <w:r>
-        <w:t xml:space="preserve">(</w:t>
+        <w:t xml:space="preserve">to</w:t>
+      </w:r>
+      <w:r>
+        <w:t xml:space="preserve"> </w:t>
+      </w:r>
+      <m:oMath>
+        <m:r>
+          <m:t>0.09</m:t>
+        </m:r>
+      </m:oMath>
+      <w:r>
+        <w:t xml:space="preserve"> </w:t>
+      </w:r>
+      <w:r>
+        <w:t xml:space="preserve">recovers most of the achievable performance (from ~64% to ~95% of adaptive), indicating that the relevant information is highly localized near the door.</w:t>
+      </w:r>
+    </w:p>
+    <w:p>
+      <w:pPr>
+        <w:pStyle w:val="BodyText"/>
+      </w:pPr>
+      <w:r>
+        <w:t xml:space="preserve">By</w:t>
+      </w:r>
+      <w:r>
+        <w:t xml:space="preserve"> </w:t>
+      </w:r>
+      <m:oMath>
+        <m:r>
+          <m:t>r</m:t>
+        </m:r>
+        <m:r>
+          <m:rPr>
+            <m:sty m:val="p"/>
+          </m:rPr>
+          <m:t>/</m:t>
+        </m:r>
+        <m:r>
+          <m:t>L</m:t>
+        </m:r>
+        <m:r>
+          <m:rPr>
+            <m:sty m:val="p"/>
+          </m:rPr>
+          <m:t>=</m:t>
+        </m:r>
+        <m:r>
+          <m:t>0.16</m:t>
+        </m:r>
+      </m:oMath>
+      <w:r>
+        <w:t xml:space="preserve">, the local policy matches the adaptive baseline within statistical uncertainty. Beyond this point, increasing</w:t>
+      </w:r>
+      <w:r>
+        <w:t xml:space="preserve"> </w:t>
+      </w:r>
+      <m:oMath>
+        <m:r>
+          <m:t>r</m:t>
+        </m:r>
+      </m:oMath>
+      <w:r>
+        <w:t xml:space="preserve"> </w:t>
+      </w:r>
+      <w:r>
+        <w:t xml:space="preserve">yields no systematic improvement. Apparent excursions above 100% (e.g., near</w:t>
+      </w:r>
+      <w:r>
+        <w:t xml:space="preserve"> </w:t>
+      </w:r>
+      <m:oMath>
+        <m:r>
+          <m:t>r</m:t>
+        </m:r>
+        <m:r>
+          <m:rPr>
+            <m:sty m:val="p"/>
+          </m:rPr>
+          <m:t>/</m:t>
+        </m:r>
+        <m:r>
+          <m:t>L</m:t>
+        </m:r>
+        <m:r>
+          <m:rPr>
+            <m:sty m:val="p"/>
+          </m:rPr>
+          <m:t>∼</m:t>
+        </m:r>
+        <m:r>
+          <m:t>0.4</m:t>
+        </m:r>
+      </m:oMath>
+      <w:r>
+        <w:t xml:space="preserve">–0.7) fall within the observed variance and do not represent a consistent advantage over the adaptive policy.</w:t>
+      </w:r>
+    </w:p>
+    <w:p>
+      <w:pPr>
+        <w:pStyle w:val="BodyText"/>
+      </w:pPr>
+      <w:r>
+        <w:t xml:space="preserve">For</w:t>
+      </w:r>
+      <w:r>
+        <w:t xml:space="preserve"> </w:t>
+      </w:r>
+      <m:oMath>
+        <m:r>
+          <m:t>r</m:t>
+        </m:r>
+        <m:r>
+          <m:rPr>
+            <m:sty m:val="p"/>
+          </m:rPr>
+          <m:t>/</m:t>
+        </m:r>
+        <m:r>
+          <m:t>L</m:t>
+        </m:r>
+        <m:r>
+          <m:rPr>
+            <m:sty m:val="p"/>
+          </m:rPr>
+          <m:t>≥</m:t>
+        </m:r>
+        <m:r>
+          <m:t>0.86</m:t>
+        </m:r>
+      </m:oMath>
+      <w:r>
+        <w:t xml:space="preserve">, the results converge exactly to the adaptive baseline (</w:t>
       </w:r>
       <m:oMath>
         <m:r>
@@ -3833,152 +4903,7 @@
           <m:t>=</m:t>
         </m:r>
         <m:r>
-          <m:t>0.58</m:t>
-        </m:r>
-      </m:oMath>
-      <w:r>
-        <w:t xml:space="preserve">, 61% of god) to</w:t>
-      </w:r>
-      <w:r>
-        <w:t xml:space="preserve"> </w:t>
-      </w:r>
-      <m:oMath>
-        <m:r>
-          <m:t>r</m:t>
-        </m:r>
-        <m:r>
-          <m:rPr>
-            <m:sty m:val="p"/>
-          </m:rPr>
-          <m:t>/</m:t>
-        </m:r>
-        <m:r>
-          <m:t>L</m:t>
-        </m:r>
-        <m:r>
-          <m:rPr>
-            <m:sty m:val="p"/>
-          </m:rPr>
-          <m:t>=</m:t>
-        </m:r>
-        <m:r>
-          <m:t>0.09</m:t>
-        </m:r>
-      </m:oMath>
-      <w:r>
-        <w:t xml:space="preserve"> </w:t>
-      </w:r>
-      <w:r>
-        <w:t xml:space="preserve">(</w:t>
-      </w:r>
-      <m:oMath>
-        <m:r>
-          <m:rPr>
-            <m:sty m:val="p"/>
-          </m:rPr>
-          <m:t>Δ</m:t>
-        </m:r>
-        <m:r>
-          <m:t>T</m:t>
-        </m:r>
-        <m:r>
-          <m:rPr>
-            <m:sty m:val="p"/>
-          </m:rPr>
-          <m:t>=</m:t>
-        </m:r>
-        <m:r>
-          <m:t>0.86</m:t>
-        </m:r>
-      </m:oMath>
-      <w:r>
-        <w:t xml:space="preserve">, 90% of god) while polling only 9% of the box width. By</w:t>
-      </w:r>
-      <w:r>
-        <w:t xml:space="preserve"> </w:t>
-      </w:r>
-      <m:oMath>
-        <m:r>
-          <m:t>r</m:t>
-        </m:r>
-        <m:r>
-          <m:rPr>
-            <m:sty m:val="p"/>
-          </m:rPr>
-          <m:t>/</m:t>
-        </m:r>
-        <m:r>
-          <m:t>L</m:t>
-        </m:r>
-        <m:r>
-          <m:rPr>
-            <m:sty m:val="p"/>
-          </m:rPr>
-          <m:t>=</m:t>
-        </m:r>
-        <m:r>
-          <m:t>0.16</m:t>
-        </m:r>
-      </m:oMath>
-      <w:r>
-        <w:t xml:space="preserve"> </w:t>
-      </w:r>
-      <w:r>
-        <w:t xml:space="preserve">the local demon matches adaptive (100%) and reaches 94% of god. Performance peaks near</w:t>
-      </w:r>
-      <w:r>
-        <w:t xml:space="preserve"> </w:t>
-      </w:r>
-      <m:oMath>
-        <m:r>
-          <m:t>r</m:t>
-        </m:r>
-        <m:r>
-          <m:rPr>
-            <m:sty m:val="p"/>
-          </m:rPr>
-          <m:t>/</m:t>
-        </m:r>
-        <m:r>
-          <m:t>L</m:t>
-        </m:r>
-        <m:r>
-          <m:rPr>
-            <m:sty m:val="p"/>
-          </m:rPr>
-          <m:t>=</m:t>
-        </m:r>
-        <m:r>
-          <m:t>0.65</m:t>
-        </m:r>
-      </m:oMath>
-      <w:r>
-        <w:t xml:space="preserve"> </w:t>
-      </w:r>
-      <w:r>
-        <w:t xml:space="preserve">with</w:t>
-      </w:r>
-      <w:r>
-        <w:t xml:space="preserve"> </w:t>
-      </w:r>
-      <m:oMath>
-        <m:r>
-          <m:rPr>
-            <m:sty m:val="p"/>
-          </m:rPr>
-          <m:t>Δ</m:t>
-        </m:r>
-        <m:r>
-          <m:t>T</m:t>
-        </m:r>
-        <m:r>
-          <m:rPr>
-            <m:sty m:val="p"/>
-          </m:rPr>
-          <m:t>=</m:t>
-        </m:r>
-        <m:r>
-          <m:t>0.934</m:t>
+          <m:t>0.911</m:t>
         </m:r>
         <m:r>
           <m:rPr>
@@ -3987,14 +4912,11 @@
           <m:t>±</m:t>
         </m:r>
         <m:r>
-          <m:t>0.047</m:t>
-        </m:r>
-      </m:oMath>
-      <w:r>
-        <w:t xml:space="preserve"> </w:t>
-      </w:r>
-      <w:r>
-        <w:t xml:space="preserve">(102.5% of adaptive, 97.3% of god) and then plateaus: expanding the radius further merely pushes the local mean toward the adaptive baseline.</w:t>
+          <m:t>0.026</m:t>
+        </m:r>
+      </m:oMath>
+      <w:r>
+        <w:t xml:space="preserve">), confirming that once the neighborhood spans the entire half-box, the local and global policies become identical.</w:t>
       </w:r>
     </w:p>
     <w:p>
@@ -4002,224 +4924,11 @@
         <w:pStyle w:val="BodyText"/>
       </w:pPr>
       <w:r>
-        <w:rPr>
-          <w:b/>
-          <w:bCs/>
-        </w:rPr>
-        <w:t xml:space="preserve">The god demon is the clear upper bound.</w:t>
-      </w:r>
-      <w:r>
-        <w:t xml:space="preserve"> </w:t>
-      </w:r>
-      <w:r>
-        <w:t xml:space="preserve">At no fixed radius does the local demon’s mean</w:t>
-      </w:r>
-      <w:r>
-        <w:t xml:space="preserve"> </w:t>
-      </w:r>
-      <m:oMath>
-        <m:r>
-          <m:rPr>
-            <m:sty m:val="p"/>
-          </m:rPr>
-          <m:t>Δ</m:t>
-        </m:r>
-        <m:r>
-          <m:t>T</m:t>
-        </m:r>
-      </m:oMath>
-      <w:r>
-        <w:t xml:space="preserve"> </w:t>
-      </w:r>
-      <w:r>
-        <w:t xml:space="preserve">exceed god’s. The 5% gap between adaptive and god (</w:t>
-      </w:r>
-      <m:oMath>
-        <m:r>
-          <m:rPr>
-            <m:sty m:val="p"/>
-          </m:rPr>
-          <m:t>Δ</m:t>
-        </m:r>
-        <m:r>
-          <m:t>T</m:t>
-        </m:r>
-        <m:r>
-          <m:rPr>
-            <m:sty m:val="p"/>
-          </m:rPr>
-          <m:t>=</m:t>
-        </m:r>
-        <m:r>
-          <m:t>0.91</m:t>
-        </m:r>
-      </m:oMath>
-      <w:r>
-        <w:t xml:space="preserve"> </w:t>
-      </w:r>
-      <w:r>
-        <w:t xml:space="preserve">vs</w:t>
-      </w:r>
-      <w:r>
-        <w:t xml:space="preserve"> </w:t>
-      </w:r>
-      <m:oMath>
-        <m:r>
-          <m:t>0.96</m:t>
-        </m:r>
-      </m:oMath>
-      <w:r>
-        <w:t xml:space="preserve">) represents the inherent cost of using a mean-based decision rule (speed space) vs the energy-based optimal threshold (energy space). The local demon, which uses the same mean-based rule as adaptive, cannot close this gap no matter how it samples.</w:t>
-      </w:r>
-    </w:p>
-    <w:p>
-      <w:pPr>
-        <w:pStyle w:val="BodyText"/>
-      </w:pPr>
-      <w:r>
-        <w:rPr>
-          <w:b/>
-          <w:bCs/>
-        </w:rPr>
-        <w:t xml:space="preserve">Convergence to identity:</w:t>
-      </w:r>
-      <w:r>
-        <w:t xml:space="preserve"> </w:t>
-      </w:r>
-      <w:r>
-        <w:t xml:space="preserve">Rows</w:t>
-      </w:r>
-      <w:r>
-        <w:t xml:space="preserve"> </w:t>
-      </w:r>
-      <m:oMath>
-        <m:r>
-          <m:t>r</m:t>
-        </m:r>
-        <m:r>
-          <m:rPr>
-            <m:sty m:val="p"/>
-          </m:rPr>
-          <m:t>/</m:t>
-        </m:r>
-        <m:r>
-          <m:t>L</m:t>
-        </m:r>
-        <m:r>
-          <m:rPr>
-            <m:sty m:val="p"/>
-          </m:rPr>
-          <m:t>=</m:t>
-        </m:r>
-        <m:r>
-          <m:t>0.86</m:t>
-        </m:r>
-      </m:oMath>
-      <w:r>
-        <w:t xml:space="preserve"> </w:t>
-      </w:r>
-      <w:r>
-        <w:t xml:space="preserve">through 1.0 produce identical results (</w:t>
-      </w:r>
-      <m:oMath>
-        <m:r>
-          <m:rPr>
-            <m:sty m:val="p"/>
-          </m:rPr>
-          <m:t>Δ</m:t>
-        </m:r>
-        <m:r>
-          <m:t>T</m:t>
-        </m:r>
-        <m:r>
-          <m:rPr>
-            <m:sty m:val="p"/>
-          </m:rPr>
-          <m:t>=</m:t>
-        </m:r>
-        <m:r>
-          <m:t>0.911</m:t>
-        </m:r>
-        <m:r>
-          <m:rPr>
-            <m:sty m:val="p"/>
-          </m:rPr>
-          <m:t>±</m:t>
-        </m:r>
-        <m:r>
-          <m:t>0.026</m:t>
-        </m:r>
-      </m:oMath>
-      <w:r>
-        <w:t xml:space="preserve">), matching the adaptive baseline exactly (ratio = 1.000 across all 5 seeds). This confirms the correctness of the paired-swap implementation: when the local demon’s circle covers the entire half-box, it computes the same mean as the global demon.</w:t>
-      </w:r>
-    </w:p>
-    <w:p>
-      <w:pPr>
-        <w:pStyle w:val="BodyText"/>
-      </w:pPr>
-      <w:r>
-        <w:rPr>
-          <w:b/>
-          <w:bCs/>
-        </w:rPr>
-        <w:t xml:space="preserve">Variance:</w:t>
-      </w:r>
-      <w:r>
-        <w:t xml:space="preserve"> </w:t>
-      </w:r>
-      <w:r>
-        <w:t xml:space="preserve">Per-radius standard deviations are ±0.02–0.09 in</w:t>
-      </w:r>
-      <w:r>
-        <w:t xml:space="preserve"> </w:t>
-      </w:r>
-      <m:oMath>
-        <m:r>
-          <m:rPr>
-            <m:sty m:val="p"/>
-          </m:rPr>
-          <m:t>Δ</m:t>
-        </m:r>
-        <m:r>
-          <m:t>T</m:t>
-        </m:r>
-      </m:oMath>
-      <w:r>
-        <w:t xml:space="preserve">, with the smallest radii showing the most variance (σ = 0.094 at</w:t>
-      </w:r>
-      <w:r>
-        <w:t xml:space="preserve"> </w:t>
-      </w:r>
-      <m:oMath>
-        <m:r>
-          <m:t>r</m:t>
-        </m:r>
-        <m:r>
-          <m:rPr>
-            <m:sty m:val="p"/>
-          </m:rPr>
-          <m:t>/</m:t>
-        </m:r>
-        <m:r>
-          <m:t>L</m:t>
-        </m:r>
-        <m:r>
-          <m:rPr>
-            <m:sty m:val="p"/>
-          </m:rPr>
-          <m:t>=</m:t>
-        </m:r>
-        <m:r>
-          <m:t>0.02</m:t>
-        </m:r>
-      </m:oMath>
-      <w:r>
-        <w:t xml:space="preserve">). The god demon’s variance (σ = 0.032) is comparable to adaptive’s (σ = 0.026), unlike in the pre-paired-swap setup where the god demon had notably higher variance.</w:t>
-      </w:r>
-    </w:p>
-    <w:bookmarkEnd w:id="20"/>
-    <w:bookmarkStart w:id="24" w:name="convergence-time"/>
+        <w:t xml:space="preserve">Overall, the results show that most of the achievable temperature separation is obtained with relatively small neighborhoods, and increasing the information radius beyond this regime produces diminishing returns.</w:t>
+      </w:r>
+    </w:p>
+    <w:bookmarkEnd w:id="21"/>
+    <w:bookmarkStart w:id="25" w:name="convergence-time"/>
     <w:p>
       <w:pPr>
         <w:pStyle w:val="Heading3"/>
@@ -4237,18 +4946,18 @@
           <wp:inline>
             <wp:extent cx="5334000" cy="3048000"/>
             <wp:effectExtent b="0" l="0" r="0" t="0"/>
-            <wp:docPr descr="Time to steady state" title="" id="22" name="Picture"/>
+            <wp:docPr descr="Time to steady state" title="" id="23" name="Picture"/>
             <a:graphic>
               <a:graphicData uri="http://schemas.openxmlformats.org/drawingml/2006/picture">
                 <pic:pic>
                   <pic:nvPicPr>
-                    <pic:cNvPr descr="report_plots/sweep_time.png" id="23" name="Picture"/>
+                    <pic:cNvPr descr="report_plots/sweep_time.png" id="24" name="Picture"/>
                     <pic:cNvPicPr>
                       <a:picLocks noChangeArrowheads="1" noChangeAspect="1"/>
                     </pic:cNvPicPr>
                   </pic:nvPicPr>
                   <pic:blipFill>
-                    <a:blip r:embed="rId21"/>
+                    <a:blip r:embed="rId22"/>
                     <a:stretch>
                       <a:fillRect/>
                     </a:stretch>
@@ -4288,11 +4997,135 @@
         <w:pStyle w:val="BodyText"/>
       </w:pPr>
       <w:r>
-        <w:t xml:space="preserve">The adaptive baseline converges at 554 ± 39 s. The god demon converges slightly faster at 510 ± 31 s — every swap is guaranteed beneficial, so it reaches equilibrium more efficiently. Local policies converge on a similar timescale, with per-radius means ranging from 372 to 578 s. Convergence is slower overall than in the pre-paired-swap setup (174 s) because the queue mechanism throttles the swap rate: each crossing must wait for a partner from the opposite side.</w:t>
-      </w:r>
-    </w:p>
-    <w:bookmarkEnd w:id="24"/>
-    <w:bookmarkStart w:id="28" w:name="information-cost"/>
+        <w:t xml:space="preserve">The adaptive baseline reaches steady state at</w:t>
+      </w:r>
+      <w:r>
+        <w:t xml:space="preserve"> </w:t>
+      </w:r>
+      <m:oMath>
+        <m:r>
+          <m:t>554</m:t>
+        </m:r>
+        <m:r>
+          <m:rPr>
+            <m:sty m:val="p"/>
+          </m:rPr>
+          <m:t>±</m:t>
+        </m:r>
+        <m:r>
+          <m:t>39</m:t>
+        </m:r>
+      </m:oMath>
+      <w:r>
+        <w:t xml:space="preserve"> </w:t>
+      </w:r>
+      <w:r>
+        <w:t xml:space="preserve">s, while the optimal (god) policy converges slightly faster at</w:t>
+      </w:r>
+      <w:r>
+        <w:t xml:space="preserve"> </w:t>
+      </w:r>
+      <m:oMath>
+        <m:r>
+          <m:t>510</m:t>
+        </m:r>
+        <m:r>
+          <m:rPr>
+            <m:sty m:val="p"/>
+          </m:rPr>
+          <m:t>±</m:t>
+        </m:r>
+        <m:r>
+          <m:t>31</m:t>
+        </m:r>
+      </m:oMath>
+      <w:r>
+        <w:t xml:space="preserve"> </w:t>
+      </w:r>
+      <w:r>
+        <w:t xml:space="preserve">s. This difference is consistent with the structure of the decision rules: the optimal policy accepts only swaps that are guaranteed to increase</w:t>
+      </w:r>
+      <w:r>
+        <w:t xml:space="preserve"> </w:t>
+      </w:r>
+      <m:oMath>
+        <m:r>
+          <m:rPr>
+            <m:sty m:val="p"/>
+          </m:rPr>
+          <m:t>Δ</m:t>
+        </m:r>
+        <m:r>
+          <m:t>T</m:t>
+        </m:r>
+      </m:oMath>
+      <w:r>
+        <w:t xml:space="preserve">, whereas the adaptive policy uses a noisier mean-speed criterion and therefore spends more time on less effective exchanges.</w:t>
+      </w:r>
+    </w:p>
+    <w:p>
+      <w:pPr>
+        <w:pStyle w:val="BodyText"/>
+      </w:pPr>
+      <w:r>
+        <w:t xml:space="preserve">The local policy converges on a comparable timescale across the full range of radii, with mean convergence times ranging from roughly 372 to 578 s. Unlike</w:t>
+      </w:r>
+      <w:r>
+        <w:t xml:space="preserve"> </w:t>
+      </w:r>
+      <m:oMath>
+        <m:r>
+          <m:rPr>
+            <m:sty m:val="p"/>
+          </m:rPr>
+          <m:t>Δ</m:t>
+        </m:r>
+        <m:r>
+          <m:t>T</m:t>
+        </m:r>
+      </m:oMath>
+      <w:r>
+        <w:t xml:space="preserve">, convergence time does not show a strong monotonic dependence on</w:t>
+      </w:r>
+      <w:r>
+        <w:t xml:space="preserve"> </w:t>
+      </w:r>
+      <m:oMath>
+        <m:r>
+          <m:t>r</m:t>
+        </m:r>
+        <m:r>
+          <m:rPr>
+            <m:sty m:val="p"/>
+          </m:rPr>
+          <m:t>/</m:t>
+        </m:r>
+        <m:r>
+          <m:t>L</m:t>
+        </m:r>
+      </m:oMath>
+      <w:r>
+        <w:t xml:space="preserve">. Some radii converge faster and others more slowly, but the variation appears dominated by stochastic differences across seeds rather than by a systematic radius-dependent effect.</w:t>
+      </w:r>
+    </w:p>
+    <w:p>
+      <w:pPr>
+        <w:pStyle w:val="BodyText"/>
+      </w:pPr>
+      <w:r>
+        <w:t xml:space="preserve">All policies converge substantially more slowly than in the unrestricted-crossing setup used earlier in the project. This slowdown is expected: under paired swaps, an accepted particle cannot cross immediately and must wait for a partner from the opposite side, which throttles the effective exchange rate. The queueing constraint therefore improves interpretability and enforces a well-defined steady state, but it does so at the cost of longer convergence times.</w:t>
+      </w:r>
+    </w:p>
+    <w:p>
+      <w:pPr>
+        <w:pStyle w:val="BodyText"/>
+      </w:pPr>
+      <w:r>
+        <w:t xml:space="preserve">Overall, the convergence-time results indicate that the paired-swap constraint sets the dominant timescale of the dynamics, while differences between policies remain secondary.</w:t>
+      </w:r>
+    </w:p>
+    <w:bookmarkEnd w:id="25"/>
+    <w:bookmarkStart w:id="29" w:name="information-cost"/>
     <w:p>
       <w:pPr>
         <w:pStyle w:val="Heading3"/>
@@ -4310,18 +5143,18 @@
           <wp:inline>
             <wp:extent cx="5334000" cy="3048000"/>
             <wp:effectExtent b="0" l="0" r="0" t="0"/>
-            <wp:docPr descr="Bits vs r/L" title="" id="26" name="Picture"/>
+            <wp:docPr descr="Bits vs r/L" title="" id="27" name="Picture"/>
             <a:graphic>
               <a:graphicData uri="http://schemas.openxmlformats.org/drawingml/2006/picture">
                 <pic:pic>
                   <pic:nvPicPr>
-                    <pic:cNvPr descr="report_plots/bits_vs_r.png" id="27" name="Picture"/>
+                    <pic:cNvPr descr="report_plots/bits_vs_r.png" id="28" name="Picture"/>
                     <pic:cNvPicPr>
                       <a:picLocks noChangeArrowheads="1" noChangeAspect="1"/>
                     </pic:cNvPicPr>
                   </pic:nvPicPr>
                   <pic:blipFill>
-                    <a:blip r:embed="rId25"/>
+                    <a:blip r:embed="rId26"/>
                     <a:stretch>
                       <a:fillRect/>
                     </a:stretch>
@@ -4361,7 +5194,7 @@
         <w:pStyle w:val="BodyText"/>
       </w:pPr>
       <w:r>
-        <w:t xml:space="preserve">Cumulative information bits rise steeply with</w:t>
+        <w:t xml:space="preserve">The cumulative information cost increases monotonically with the neighborhood radius</w:t>
       </w:r>
       <w:r>
         <w:t xml:space="preserve"> </w:t>
@@ -4381,11 +5214,25 @@
         </m:r>
       </m:oMath>
       <w:r>
-        <w:t xml:space="preserve">: 4,700 bits at</w:t>
-      </w:r>
-      <w:r>
-        <w:t xml:space="preserve"> </w:t>
-      </w:r>
+        <w:t xml:space="preserve">, as expected from the growth in the number of sampled particles per decision.</w:t>
+      </w:r>
+    </w:p>
+    <w:p>
+      <w:pPr>
+        <w:pStyle w:val="BodyText"/>
+      </w:pPr>
+      <w:r>
+        <w:t xml:space="preserve">At small radii, the cost is low:</w:t>
+      </w:r>
+    </w:p>
+    <w:p>
+      <w:pPr>
+        <w:pStyle w:val="Compact"/>
+        <w:numPr>
+          <w:ilvl w:val="0"/>
+          <w:numId w:val="1005"/>
+        </w:numPr>
+      </w:pPr>
       <m:oMath>
         <m:r>
           <m:t>r</m:t>
@@ -4410,11 +5257,20 @@
         </m:r>
       </m:oMath>
       <w:r>
-        <w:t xml:space="preserve">, 17,745 at</w:t>
-      </w:r>
-      <w:r>
-        <w:t xml:space="preserve"> </w:t>
-      </w:r>
+        <w:t xml:space="preserve">: ~4,700 bits</w:t>
+      </w:r>
+      <w:r>
+        <w:br/>
+      </w:r>
+    </w:p>
+    <w:p>
+      <w:pPr>
+        <w:pStyle w:val="Compact"/>
+        <w:numPr>
+          <w:ilvl w:val="0"/>
+          <w:numId w:val="1005"/>
+        </w:numPr>
+      </w:pPr>
       <m:oMath>
         <m:r>
           <m:t>r</m:t>
@@ -4439,145 +5295,22 @@
         </m:r>
       </m:oMath>
       <w:r>
-        <w:t xml:space="preserve">, and roughly 32,000–37,000 for</w:t>
-      </w:r>
-      <w:r>
-        <w:t xml:space="preserve"> </w:t>
-      </w:r>
-      <m:oMath>
-        <m:r>
-          <m:t>r</m:t>
-        </m:r>
-        <m:r>
-          <m:rPr>
-            <m:sty m:val="p"/>
-          </m:rPr>
-          <m:t>/</m:t>
-        </m:r>
-        <m:r>
-          <m:t>L</m:t>
-        </m:r>
-        <m:r>
-          <m:rPr>
-            <m:sty m:val="p"/>
-          </m:rPr>
-          <m:t>≥</m:t>
-        </m:r>
-        <m:r>
-          <m:t>0.5</m:t>
-        </m:r>
-      </m:oMath>
-      <w:r>
-        <w:t xml:space="preserve"> </w:t>
-      </w:r>
-      <w:r>
-        <w:t xml:space="preserve">(settling to ~36,289 for</w:t>
-      </w:r>
-      <w:r>
-        <w:t xml:space="preserve"> </w:t>
-      </w:r>
-      <m:oMath>
-        <m:r>
-          <m:t>r</m:t>
-        </m:r>
-        <m:r>
-          <m:rPr>
-            <m:sty m:val="p"/>
-          </m:rPr>
-          <m:t>/</m:t>
-        </m:r>
-        <m:r>
-          <m:t>L</m:t>
-        </m:r>
-        <m:r>
-          <m:rPr>
-            <m:sty m:val="p"/>
-          </m:rPr>
-          <m:t>≥</m:t>
-        </m:r>
-        <m:r>
-          <m:t>0.86</m:t>
-        </m:r>
-      </m:oMath>
-      <w:r>
-        <w:t xml:space="preserve">). The information cost is</w:t>
-      </w:r>
-      <w:r>
-        <w:t xml:space="preserve"> </w:t>
-      </w:r>
-      <m:oMath>
-        <m:sSub>
-          <m:e>
-            <m:r>
-              <m:rPr>
-                <m:sty m:val="p"/>
-              </m:rPr>
-              <m:t>log</m:t>
-            </m:r>
-          </m:e>
-          <m:sub>
-            <m:r>
-              <m:t>2</m:t>
-            </m:r>
-          </m:sub>
-        </m:sSub>
-        <m:r>
-          <m:rPr>
-            <m:sty m:val="p"/>
-          </m:rPr>
-          <m:t>(</m:t>
-        </m:r>
-        <m:r>
-          <m:t>k</m:t>
-        </m:r>
-        <m:r>
-          <m:rPr>
-            <m:sty m:val="p"/>
-          </m:rPr>
-          <m:t>+</m:t>
-        </m:r>
-        <m:r>
-          <m:t>1</m:t>
-        </m:r>
-        <m:r>
-          <m:rPr>
-            <m:sty m:val="p"/>
-          </m:rPr>
-          <m:t>)</m:t>
-        </m:r>
-      </m:oMath>
-      <w:r>
-        <w:t xml:space="preserve"> </w:t>
-      </w:r>
-      <w:r>
-        <w:t xml:space="preserve">per decision, where</w:t>
-      </w:r>
-      <w:r>
-        <w:t xml:space="preserve"> </w:t>
-      </w:r>
-      <m:oMath>
-        <m:r>
-          <m:t>k</m:t>
-        </m:r>
-      </m:oMath>
-      <w:r>
-        <w:t xml:space="preserve"> </w:t>
-      </w:r>
-      <w:r>
-        <w:t xml:space="preserve">scales with density</w:t>
-      </w:r>
-      <w:r>
-        <w:t xml:space="preserve"> </w:t>
-      </w:r>
-      <m:oMath>
-        <m:r>
-          <m:rPr>
-            <m:sty m:val="p"/>
-          </m:rPr>
-          <m:t>×</m:t>
-        </m:r>
-        <m:r>
-          <m:t> </m:t>
+        <w:t xml:space="preserve">: ~17,745 bits</w:t>
+      </w:r>
+    </w:p>
+    <w:p>
+      <w:pPr>
+        <w:pStyle w:val="FirstParagraph"/>
+      </w:pPr>
+      <w:r>
+        <w:t xml:space="preserve">As the radius increases, the number of neighbors scales roughly with the sampled area (</w:t>
+      </w:r>
+      <m:oMath>
+        <m:r>
+          <m:rPr>
+            <m:sty m:val="p"/>
+          </m:rPr>
+          <m:t>∼</m:t>
         </m:r>
         <m:sSup>
           <m:e>
@@ -4593,7 +5326,36 @@
         </m:sSup>
       </m:oMath>
       <w:r>
-        <w:t xml:space="preserve">. Total bits are higher than in the pre-paired-swap setup because the longer convergence time means more decisions.</w:t>
+        <w:t xml:space="preserve">), and the information cost rises accordingly. For large radii, the cost approaches the adaptive baseline, reaching approximately 36,000–37,000 bits for</w:t>
+      </w:r>
+      <w:r>
+        <w:t xml:space="preserve"> </w:t>
+      </w:r>
+      <m:oMath>
+        <m:r>
+          <m:t>r</m:t>
+        </m:r>
+        <m:r>
+          <m:rPr>
+            <m:sty m:val="p"/>
+          </m:rPr>
+          <m:t>/</m:t>
+        </m:r>
+        <m:r>
+          <m:t>L</m:t>
+        </m:r>
+        <m:r>
+          <m:rPr>
+            <m:sty m:val="p"/>
+          </m:rPr>
+          <m:t>≥</m:t>
+        </m:r>
+        <m:r>
+          <m:t>0.86</m:t>
+        </m:r>
+      </m:oMath>
+      <w:r>
+        <w:t xml:space="preserve">, where the full population is effectively sampled.</w:t>
       </w:r>
     </w:p>
     <w:p>
@@ -4601,7 +5363,7 @@
         <w:pStyle w:val="BodyText"/>
       </w:pPr>
       <w:r>
-        <w:t xml:space="preserve">The key ratio:</w:t>
+        <w:t xml:space="preserve">A key result is the efficiency of local information. At</w:t>
       </w:r>
       <w:r>
         <w:t xml:space="preserve"> </w:t>
@@ -4630,46 +5392,64 @@
         </m:r>
       </m:oMath>
       <w:r>
-        <w:t xml:space="preserve"> </w:t>
-      </w:r>
-      <w:r>
-        <w:t xml:space="preserve">achieves 95% of adaptive’s sorting power with only 17,745 bits — less than half the adaptive budget of 36,289 bits. Pushing to</w:t>
-      </w:r>
-      <w:r>
-        <w:t xml:space="preserve"> </w:t>
-      </w:r>
-      <m:oMath>
-        <m:r>
-          <m:t>r</m:t>
-        </m:r>
-        <m:r>
-          <m:rPr>
-            <m:sty m:val="p"/>
-          </m:rPr>
-          <m:t>/</m:t>
-        </m:r>
-        <m:r>
-          <m:t>L</m:t>
-        </m:r>
-        <m:r>
-          <m:rPr>
-            <m:sty m:val="p"/>
-          </m:rPr>
-          <m:t>=</m:t>
-        </m:r>
-        <m:r>
-          <m:t>0.65</m:t>
-        </m:r>
-      </m:oMath>
-      <w:r>
-        <w:t xml:space="preserve"> </w:t>
-      </w:r>
-      <w:r>
-        <w:t xml:space="preserve">(the mean peak at 102.5% of adaptive) costs 37,757 bits, effectively matching the adaptive budget for a 2.5% gain.</w:t>
-      </w:r>
-    </w:p>
-    <w:bookmarkEnd w:id="28"/>
-    <w:bookmarkStart w:id="32" w:name="entropy-vs-temperature-imbalance"/>
+        <w:t xml:space="preserve">, the local policy achieves ~95% of the adaptive</w:t>
+      </w:r>
+      <w:r>
+        <w:t xml:space="preserve"> </w:t>
+      </w:r>
+      <m:oMath>
+        <m:r>
+          <m:rPr>
+            <m:sty m:val="p"/>
+          </m:rPr>
+          <m:t>Δ</m:t>
+        </m:r>
+        <m:r>
+          <m:t>T</m:t>
+        </m:r>
+      </m:oMath>
+      <w:r>
+        <w:t xml:space="preserve"> </w:t>
+      </w:r>
+      <w:r>
+        <w:t xml:space="preserve">using less than half the information budget. Increasing the radius beyond this point yields only marginal improvements in</w:t>
+      </w:r>
+      <w:r>
+        <w:t xml:space="preserve"> </w:t>
+      </w:r>
+      <m:oMath>
+        <m:r>
+          <m:rPr>
+            <m:sty m:val="p"/>
+          </m:rPr>
+          <m:t>Δ</m:t>
+        </m:r>
+        <m:r>
+          <m:t>T</m:t>
+        </m:r>
+      </m:oMath>
+      <w:r>
+        <w:t xml:space="preserve">, while the information cost continues to grow substantially.</w:t>
+      </w:r>
+    </w:p>
+    <w:p>
+      <w:pPr>
+        <w:pStyle w:val="BodyText"/>
+      </w:pPr>
+      <w:r>
+        <w:t xml:space="preserve">The underlying reason is that the decision rule depends only on a coarse statistic (the mean speed). Once the local sample is large enough to estimate this quantity reliably near the door, additional samples provide diminishing benefit.</w:t>
+      </w:r>
+    </w:p>
+    <w:p>
+      <w:pPr>
+        <w:pStyle w:val="BodyText"/>
+      </w:pPr>
+      <w:r>
+        <w:t xml:space="preserve">Overall, the results show that information cost grows faster than performance, defining a clear trade-off: near-optimal sorting can be achieved with a relatively small fraction of the total available information.</w:t>
+      </w:r>
+    </w:p>
+    <w:bookmarkEnd w:id="29"/>
+    <w:bookmarkStart w:id="33" w:name="entropy-vs-temperature-imbalance"/>
     <w:p>
       <w:pPr>
         <w:pStyle w:val="Heading3"/>
@@ -4687,18 +5467,18 @@
           <wp:inline>
             <wp:extent cx="4572000" cy="4572000"/>
             <wp:effectExtent b="0" l="0" r="0" t="0"/>
-            <wp:docPr descr="Entropy vs ΔT" title="" id="30" name="Picture"/>
+            <wp:docPr descr="Entropy vs ΔT" title="" id="31" name="Picture"/>
             <a:graphic>
               <a:graphicData uri="http://schemas.openxmlformats.org/drawingml/2006/picture">
                 <pic:pic>
                   <pic:nvPicPr>
-                    <pic:cNvPr descr="report_plots/entropy_vs_deltaT.png" id="31" name="Picture"/>
+                    <pic:cNvPr descr="report_plots/entropy_vs_deltaT.png" id="32" name="Picture"/>
                     <pic:cNvPicPr>
                       <a:picLocks noChangeArrowheads="1" noChangeAspect="1"/>
                     </pic:cNvPicPr>
                   </pic:nvPicPr>
                   <pic:blipFill>
-                    <a:blip r:embed="rId29"/>
+                    <a:blip r:embed="rId30"/>
                     <a:stretch>
                       <a:fillRect/>
                     </a:stretch>
@@ -4738,7 +5518,7 @@
         <w:pStyle w:val="BodyText"/>
       </w:pPr>
       <w:r>
-        <w:t xml:space="preserve">The scatter plot shows a clean negative correlation: larger</w:t>
+        <w:t xml:space="preserve">The relationship between temperature separation and entropy change is strongly monotonic: larger</w:t>
       </w:r>
       <w:r>
         <w:t xml:space="preserve"> </w:t>
@@ -4758,7 +5538,7 @@
         <w:t xml:space="preserve"> </w:t>
       </w:r>
       <w:r>
-        <w:t xml:space="preserve">goes hand in hand with more negative</w:t>
+        <w:t xml:space="preserve">corresponds to more negative</w:t>
       </w:r>
       <w:r>
         <w:t xml:space="preserve"> </w:t>
@@ -4784,7 +5564,180 @@
         </m:r>
       </m:oMath>
       <w:r>
-        <w:t xml:space="preserve">. This is the expected thermodynamic signature — the demon harvests information to drive down entropy locally. Points are colored by</w:t>
+        <w:t xml:space="preserve">.</w:t>
+      </w:r>
+    </w:p>
+    <w:p>
+      <w:pPr>
+        <w:pStyle w:val="BodyText"/>
+      </w:pPr>
+      <w:r>
+        <w:t xml:space="preserve">Across all policies and radii, the data collapse onto a tight curve, with</w:t>
+      </w:r>
+      <w:r>
+        <w:t xml:space="preserve"> </w:t>
+      </w:r>
+      <m:oMath>
+        <m:r>
+          <m:rPr>
+            <m:sty m:val="p"/>
+          </m:rPr>
+          <m:t>Δ</m:t>
+        </m:r>
+        <m:r>
+          <m:t>S</m:t>
+        </m:r>
+        <m:r>
+          <m:rPr>
+            <m:sty m:val="p"/>
+          </m:rPr>
+          <m:t>/</m:t>
+        </m:r>
+        <m:r>
+          <m:t>N</m:t>
+        </m:r>
+      </m:oMath>
+      <w:r>
+        <w:t xml:space="preserve"> </w:t>
+      </w:r>
+      <w:r>
+        <w:t xml:space="preserve">ranging from approximately</w:t>
+      </w:r>
+      <w:r>
+        <w:t xml:space="preserve"> </w:t>
+      </w:r>
+      <m:oMath>
+        <m:r>
+          <m:rPr>
+            <m:sty m:val="p"/>
+          </m:rPr>
+          <m:t>−</m:t>
+        </m:r>
+        <m:r>
+          <m:t>0.03</m:t>
+        </m:r>
+      </m:oMath>
+      <w:r>
+        <w:t xml:space="preserve"> </w:t>
+      </w:r>
+      <w:r>
+        <w:t xml:space="preserve">at low</w:t>
+      </w:r>
+      <w:r>
+        <w:t xml:space="preserve"> </w:t>
+      </w:r>
+      <m:oMath>
+        <m:r>
+          <m:rPr>
+            <m:sty m:val="p"/>
+          </m:rPr>
+          <m:t>Δ</m:t>
+        </m:r>
+        <m:r>
+          <m:t>T</m:t>
+        </m:r>
+      </m:oMath>
+      <w:r>
+        <w:t xml:space="preserve"> </w:t>
+      </w:r>
+      <w:r>
+        <w:t xml:space="preserve">to about</w:t>
+      </w:r>
+      <w:r>
+        <w:t xml:space="preserve"> </w:t>
+      </w:r>
+      <m:oMath>
+        <m:r>
+          <m:rPr>
+            <m:sty m:val="p"/>
+          </m:rPr>
+          <m:t>−</m:t>
+        </m:r>
+        <m:r>
+          <m:t>0.13</m:t>
+        </m:r>
+      </m:oMath>
+      <w:r>
+        <w:t xml:space="preserve">–</w:t>
+      </w:r>
+      <m:oMath>
+        <m:r>
+          <m:rPr>
+            <m:sty m:val="p"/>
+          </m:rPr>
+          <m:t>−</m:t>
+        </m:r>
+        <m:r>
+          <m:t>0.15</m:t>
+        </m:r>
+      </m:oMath>
+      <w:r>
+        <w:t xml:space="preserve"> </w:t>
+      </w:r>
+      <w:r>
+        <w:t xml:space="preserve">near saturation. This behavior is consistent with thermodynamic expectations: concentrating energy into one chamber while depleting it from the other produces a more ordered (lower entropy) macroscopic state.</w:t>
+      </w:r>
+    </w:p>
+    <w:p>
+      <w:pPr>
+        <w:pStyle w:val="BodyText"/>
+      </w:pPr>
+      <w:r>
+        <w:t xml:space="preserve">The smoothness of the curve indicates that entropy reduction is governed primarily by the achieved temperature difference, rather than by the specific policy used to produce it. In other words, different decision rules trace out the same underlying thermodynamic relationship between</w:t>
+      </w:r>
+      <w:r>
+        <w:t xml:space="preserve"> </w:t>
+      </w:r>
+      <m:oMath>
+        <m:r>
+          <m:rPr>
+            <m:sty m:val="p"/>
+          </m:rPr>
+          <m:t>Δ</m:t>
+        </m:r>
+        <m:r>
+          <m:t>T</m:t>
+        </m:r>
+      </m:oMath>
+      <w:r>
+        <w:t xml:space="preserve"> </w:t>
+      </w:r>
+      <w:r>
+        <w:t xml:space="preserve">and</w:t>
+      </w:r>
+      <w:r>
+        <w:t xml:space="preserve"> </w:t>
+      </w:r>
+      <m:oMath>
+        <m:r>
+          <m:rPr>
+            <m:sty m:val="p"/>
+          </m:rPr>
+          <m:t>Δ</m:t>
+        </m:r>
+        <m:r>
+          <m:t>S</m:t>
+        </m:r>
+        <m:r>
+          <m:rPr>
+            <m:sty m:val="p"/>
+          </m:rPr>
+          <m:t>/</m:t>
+        </m:r>
+        <m:r>
+          <m:t>N</m:t>
+        </m:r>
+      </m:oMath>
+      <w:r>
+        <w:t xml:space="preserve">.</w:t>
+      </w:r>
+    </w:p>
+    <w:p>
+      <w:pPr>
+        <w:pStyle w:val="BodyText"/>
+      </w:pPr>
+      <w:r>
+        <w:t xml:space="preserve">Points are colored by</w:t>
       </w:r>
       <w:r>
         <w:t xml:space="preserve"> </w:t>
@@ -4804,14 +5757,60 @@
         </m:r>
       </m:oMath>
       <w:r>
-        <w:t xml:space="preserve">. The smallest radius (darkest,</w:t>
-      </w:r>
-      <w:r>
-        <w:t xml:space="preserve"> </w:t>
-      </w:r>
-      <m:oMath>
-        <m:r>
-          <m:t>r</m:t>
+        <w:t xml:space="preserve">, showing a clear progression: small radii cluster at low</w:t>
+      </w:r>
+      <w:r>
+        <w:t xml:space="preserve"> </w:t>
+      </w:r>
+      <m:oMath>
+        <m:r>
+          <m:rPr>
+            <m:sty m:val="p"/>
+          </m:rPr>
+          <m:t>Δ</m:t>
+        </m:r>
+        <m:r>
+          <m:t>T</m:t>
+        </m:r>
+      </m:oMath>
+      <w:r>
+        <w:t xml:space="preserve"> </w:t>
+      </w:r>
+      <w:r>
+        <w:t xml:space="preserve">and weak entropy reduction, while larger radii move steadily toward higher</w:t>
+      </w:r>
+      <w:r>
+        <w:t xml:space="preserve"> </w:t>
+      </w:r>
+      <m:oMath>
+        <m:r>
+          <m:rPr>
+            <m:sty m:val="p"/>
+          </m:rPr>
+          <m:t>Δ</m:t>
+        </m:r>
+        <m:r>
+          <m:t>T</m:t>
+        </m:r>
+      </m:oMath>
+      <w:r>
+        <w:t xml:space="preserve"> </w:t>
+      </w:r>
+      <w:r>
+        <w:t xml:space="preserve">and more negative</w:t>
+      </w:r>
+      <w:r>
+        <w:t xml:space="preserve"> </w:t>
+      </w:r>
+      <m:oMath>
+        <m:r>
+          <m:rPr>
+            <m:sty m:val="p"/>
+          </m:rPr>
+          <m:t>Δ</m:t>
+        </m:r>
+        <m:r>
+          <m:t>S</m:t>
         </m:r>
         <m:r>
           <m:rPr>
@@ -4820,209 +5819,23 @@
           <m:t>/</m:t>
         </m:r>
         <m:r>
-          <m:t>L</m:t>
-        </m:r>
-        <m:r>
-          <m:rPr>
-            <m:sty m:val="p"/>
-          </m:rPr>
-          <m:t>=</m:t>
-        </m:r>
-        <m:r>
-          <m:t>0.02</m:t>
-        </m:r>
-      </m:oMath>
-      <w:r>
-        <w:t xml:space="preserve">) clusters around</w:t>
-      </w:r>
-      <w:r>
-        <w:t xml:space="preserve"> </w:t>
-      </w:r>
-      <m:oMath>
-        <m:r>
-          <m:rPr>
-            <m:sty m:val="p"/>
-          </m:rPr>
-          <m:t>Δ</m:t>
-        </m:r>
-        <m:r>
-          <m:t>T</m:t>
-        </m:r>
-        <m:r>
-          <m:rPr>
-            <m:sty m:val="p"/>
-          </m:rPr>
-          <m:t>≈</m:t>
-        </m:r>
-        <m:r>
-          <m:t>0.5</m:t>
-        </m:r>
-      </m:oMath>
-      <w:r>
-        <w:t xml:space="preserve">,</w:t>
-      </w:r>
-      <w:r>
-        <w:t xml:space="preserve"> </w:t>
-      </w:r>
-      <m:oMath>
-        <m:r>
-          <m:rPr>
-            <m:sty m:val="p"/>
-          </m:rPr>
-          <m:t>Δ</m:t>
-        </m:r>
-        <m:r>
-          <m:t>S</m:t>
-        </m:r>
-        <m:r>
-          <m:rPr>
-            <m:sty m:val="p"/>
-          </m:rPr>
-          <m:t>/</m:t>
-        </m:r>
-        <m:r>
           <m:t>N</m:t>
         </m:r>
-        <m:r>
-          <m:rPr>
-            <m:sty m:val="p"/>
-          </m:rPr>
-          <m:t>≈</m:t>
-        </m:r>
-        <m:r>
-          <m:rPr>
-            <m:sty m:val="p"/>
-          </m:rPr>
-          <m:t>−</m:t>
-        </m:r>
-        <m:r>
-          <m:t>0.03</m:t>
-        </m:r>
-      </m:oMath>
-      <w:r>
-        <w:t xml:space="preserve">. As</w:t>
-      </w:r>
-      <w:r>
-        <w:t xml:space="preserve"> </w:t>
-      </w:r>
-      <m:oMath>
-        <m:r>
-          <m:t>r</m:t>
-        </m:r>
-      </m:oMath>
-      <w:r>
-        <w:t xml:space="preserve"> </w:t>
-      </w:r>
-      <w:r>
-        <w:t xml:space="preserve">grows, the swarm marches toward</w:t>
-      </w:r>
-      <w:r>
-        <w:t xml:space="preserve"> </w:t>
-      </w:r>
-      <m:oMath>
-        <m:r>
-          <m:rPr>
-            <m:sty m:val="p"/>
-          </m:rPr>
-          <m:t>Δ</m:t>
-        </m:r>
-        <m:r>
-          <m:t>T</m:t>
-        </m:r>
-        <m:r>
-          <m:rPr>
-            <m:sty m:val="p"/>
-          </m:rPr>
-          <m:t>≈</m:t>
-        </m:r>
-        <m:r>
-          <m:t>0.93</m:t>
-        </m:r>
-      </m:oMath>
-      <w:r>
-        <w:t xml:space="preserve"> </w:t>
-      </w:r>
-      <w:r>
-        <w:t xml:space="preserve">and</w:t>
-      </w:r>
-      <w:r>
-        <w:t xml:space="preserve"> </w:t>
-      </w:r>
-      <m:oMath>
-        <m:r>
-          <m:rPr>
-            <m:sty m:val="p"/>
-          </m:rPr>
-          <m:t>Δ</m:t>
-        </m:r>
-        <m:r>
-          <m:t>S</m:t>
-        </m:r>
-        <m:r>
-          <m:rPr>
-            <m:sty m:val="p"/>
-          </m:rPr>
-          <m:t>/</m:t>
-        </m:r>
-        <m:r>
-          <m:t>N</m:t>
-        </m:r>
-        <m:r>
-          <m:rPr>
-            <m:sty m:val="p"/>
-          </m:rPr>
-          <m:t>≈</m:t>
-        </m:r>
-        <m:r>
-          <m:rPr>
-            <m:sty m:val="p"/>
-          </m:rPr>
-          <m:t>−</m:t>
-        </m:r>
-        <m:r>
-          <m:t>0.13</m:t>
-        </m:r>
-      </m:oMath>
-      <w:r>
-        <w:t xml:space="preserve">. The much larger entropy drops compared to the pre-paired-swap setup (</w:t>
-      </w:r>
-      <m:oMath>
-        <m:r>
-          <m:rPr>
-            <m:sty m:val="p"/>
-          </m:rPr>
-          <m:t>−</m:t>
-        </m:r>
-        <m:r>
-          <m:t>0.13</m:t>
-        </m:r>
-      </m:oMath>
-      <w:r>
-        <w:t xml:space="preserve"> </w:t>
-      </w:r>
-      <w:r>
-        <w:t xml:space="preserve">vs</w:t>
-      </w:r>
-      <w:r>
-        <w:t xml:space="preserve"> </w:t>
-      </w:r>
-      <m:oMath>
-        <m:r>
-          <m:rPr>
-            <m:sty m:val="p"/>
-          </m:rPr>
-          <m:t>−</m:t>
-        </m:r>
-        <m:r>
-          <m:t>0.03</m:t>
-        </m:r>
-      </m:oMath>
-      <w:r>
-        <w:t xml:space="preserve">) reflect the stronger sorting achievable when diffusion cannot undo the demon’s work.</w:t>
-      </w:r>
-    </w:p>
-    <w:bookmarkEnd w:id="32"/>
-    <w:bookmarkStart w:id="36" w:name="time-series-diagnostics"/>
+      </m:oMath>
+      <w:r>
+        <w:t xml:space="preserve">. This reinforces the interpretation that increasing information improves sorting, which in turn drives stronger entropy reduction.</w:t>
+      </w:r>
+    </w:p>
+    <w:p>
+      <w:pPr>
+        <w:pStyle w:val="BodyText"/>
+      </w:pPr>
+      <w:r>
+        <w:t xml:space="preserve">Overall, the results confirm that the demon’s action reduces entropy in a controlled and predictable way, with the magnitude of the reduction directly tied to the extent of temperature separation.</w:t>
+      </w:r>
+    </w:p>
+    <w:bookmarkEnd w:id="33"/>
+    <w:bookmarkStart w:id="37" w:name="time-series-diagnostics"/>
     <w:p>
       <w:pPr>
         <w:pStyle w:val="Heading3"/>
@@ -5040,18 +5853,18 @@
           <wp:inline>
             <wp:extent cx="5334000" cy="5334000"/>
             <wp:effectExtent b="0" l="0" r="0" t="0"/>
-            <wp:docPr descr="Time series" title="" id="34" name="Picture"/>
+            <wp:docPr descr="Time series" title="" id="35" name="Picture"/>
             <a:graphic>
               <a:graphicData uri="http://schemas.openxmlformats.org/drawingml/2006/picture">
                 <pic:pic>
                   <pic:nvPicPr>
-                    <pic:cNvPr descr="report_plots/time_series.png" id="35" name="Picture"/>
+                    <pic:cNvPr descr="report_plots/time_series.png" id="36" name="Picture"/>
                     <pic:cNvPicPr>
                       <a:picLocks noChangeArrowheads="1" noChangeAspect="1"/>
                     </pic:cNvPicPr>
                   </pic:nvPicPr>
                   <pic:blipFill>
-                    <a:blip r:embed="rId33"/>
+                    <a:blip r:embed="rId34"/>
                     <a:stretch>
                       <a:fillRect/>
                     </a:stretch>
@@ -5091,83 +5904,172 @@
         <w:pStyle w:val="BodyText"/>
       </w:pPr>
       <w:r>
-        <w:t xml:space="preserve">The time-series plot (from the last sweep run) shows:</w:t>
-      </w:r>
-    </w:p>
-    <w:p>
-      <w:pPr>
-        <w:pStyle w:val="Compact"/>
-        <w:numPr>
-          <w:ilvl w:val="0"/>
-          <w:numId w:val="1006"/>
-        </w:numPr>
-      </w:pPr>
-      <w:r>
-        <w:rPr>
-          <w:b/>
-          <w:bCs/>
-        </w:rPr>
-        <w:t xml:space="preserve">KE</w:t>
-      </w:r>
-      <w:r>
-        <w:t xml:space="preserve"> </w:t>
-      </w:r>
-      <w:r>
-        <w:t xml:space="preserve">remains flat, confirming energy conservation (elastic collisions, no numerical drift).</w:t>
-      </w:r>
-    </w:p>
-    <w:p>
-      <w:pPr>
-        <w:pStyle w:val="Compact"/>
-        <w:numPr>
-          <w:ilvl w:val="0"/>
-          <w:numId w:val="1006"/>
-        </w:numPr>
-      </w:pPr>
-      <w:r>
-        <w:rPr>
-          <w:b/>
-          <w:bCs/>
-        </w:rPr>
-        <w:t xml:space="preserve">ΔT</w:t>
-      </w:r>
-      <w:r>
-        <w:t xml:space="preserve"> </w:t>
-      </w:r>
-      <w:r>
-        <w:t xml:space="preserve">stabilizes around its steady-state value after an initial transient.</w:t>
-      </w:r>
-    </w:p>
-    <w:p>
-      <w:pPr>
-        <w:pStyle w:val="Compact"/>
-        <w:numPr>
-          <w:ilvl w:val="0"/>
-          <w:numId w:val="1006"/>
-        </w:numPr>
-      </w:pPr>
-      <w:r>
-        <w:rPr>
-          <w:b/>
-          <w:bCs/>
-        </w:rPr>
-        <w:t xml:space="preserve">ΔS/N</w:t>
-      </w:r>
-      <w:r>
-        <w:t xml:space="preserve"> </w:t>
-      </w:r>
-      <w:r>
-        <w:t xml:space="preserve">decreases and stabilizes, consistent with the demon actively reducing entropy.</w:t>
-      </w:r>
-    </w:p>
-    <w:bookmarkEnd w:id="36"/>
-    <w:bookmarkStart w:id="40" w:name="X6e0bcca1560be83af946d71f2838eb59f458812"/>
+        <w:t xml:space="preserve">The time-series diagnostics confirm that the simulation evolves consistently with the underlying physical constraints and numerical implementation.</w:t>
+      </w:r>
+    </w:p>
+    <w:p>
+      <w:pPr>
+        <w:pStyle w:val="BodyText"/>
+      </w:pPr>
+      <w:r>
+        <w:t xml:space="preserve">Total kinetic energy remains effectively constant throughout the run, indicating that elastic collisions and integration are implemented correctly with no detectable numerical drift. This conservation is essential, as any artificial energy gain or loss would directly bias the measured temperature difference.</w:t>
+      </w:r>
+    </w:p>
+    <w:p>
+      <w:pPr>
+        <w:pStyle w:val="BodyText"/>
+      </w:pPr>
+      <w:r>
+        <w:t xml:space="preserve">The temperature difference</w:t>
+      </w:r>
+      <w:r>
+        <w:t xml:space="preserve"> </w:t>
+      </w:r>
+      <m:oMath>
+        <m:r>
+          <m:rPr>
+            <m:sty m:val="p"/>
+          </m:rPr>
+          <m:t>Δ</m:t>
+        </m:r>
+        <m:r>
+          <m:t>T</m:t>
+        </m:r>
+      </m:oMath>
+      <w:r>
+        <w:t xml:space="preserve"> </w:t>
+      </w:r>
+      <w:r>
+        <w:t xml:space="preserve">exhibits a clear transient growth phase followed by saturation at a steady-state value. The growth is initially rapid, as the demon preferentially sorts particles, and then slows as the system approaches its maximum achievable separation under the given policy.</w:t>
+      </w:r>
+    </w:p>
+    <w:p>
+      <w:pPr>
+        <w:pStyle w:val="BodyText"/>
+      </w:pPr>
+      <w:r>
+        <w:t xml:space="preserve">The entropy per particle</w:t>
+      </w:r>
+      <w:r>
+        <w:t xml:space="preserve"> </w:t>
+      </w:r>
+      <m:oMath>
+        <m:r>
+          <m:rPr>
+            <m:sty m:val="p"/>
+          </m:rPr>
+          <m:t>Δ</m:t>
+        </m:r>
+        <m:r>
+          <m:t>S</m:t>
+        </m:r>
+        <m:r>
+          <m:rPr>
+            <m:sty m:val="p"/>
+          </m:rPr>
+          <m:t>/</m:t>
+        </m:r>
+        <m:r>
+          <m:t>N</m:t>
+        </m:r>
+      </m:oMath>
+      <w:r>
+        <w:t xml:space="preserve"> </w:t>
+      </w:r>
+      <w:r>
+        <w:t xml:space="preserve">decreases over time and stabilizes once</w:t>
+      </w:r>
+      <w:r>
+        <w:t xml:space="preserve"> </w:t>
+      </w:r>
+      <m:oMath>
+        <m:r>
+          <m:rPr>
+            <m:sty m:val="p"/>
+          </m:rPr>
+          <m:t>Δ</m:t>
+        </m:r>
+        <m:r>
+          <m:t>T</m:t>
+        </m:r>
+      </m:oMath>
+      <w:r>
+        <w:t xml:space="preserve"> </w:t>
+      </w:r>
+      <w:r>
+        <w:t xml:space="preserve">reaches steady state. This behavior is consistent with the demon driving the system toward a lower-entropy configuration by concentrating energy asymmetrically between the two chambers.</w:t>
+      </w:r>
+    </w:p>
+    <w:p>
+      <w:pPr>
+        <w:pStyle w:val="BodyText"/>
+      </w:pPr>
+      <w:r>
+        <w:t xml:space="preserve">The absence of oscillations or drift in all three quantities — total energy,</w:t>
+      </w:r>
+      <w:r>
+        <w:t xml:space="preserve"> </w:t>
+      </w:r>
+      <m:oMath>
+        <m:r>
+          <m:rPr>
+            <m:sty m:val="p"/>
+          </m:rPr>
+          <m:t>Δ</m:t>
+        </m:r>
+        <m:r>
+          <m:t>T</m:t>
+        </m:r>
+      </m:oMath>
+      <w:r>
+        <w:t xml:space="preserve">, and</w:t>
+      </w:r>
+      <w:r>
+        <w:t xml:space="preserve"> </w:t>
+      </w:r>
+      <m:oMath>
+        <m:r>
+          <m:rPr>
+            <m:sty m:val="p"/>
+          </m:rPr>
+          <m:t>Δ</m:t>
+        </m:r>
+        <m:r>
+          <m:t>S</m:t>
+        </m:r>
+        <m:r>
+          <m:rPr>
+            <m:sty m:val="p"/>
+          </m:rPr>
+          <m:t>/</m:t>
+        </m:r>
+        <m:r>
+          <m:t>N</m:t>
+        </m:r>
+      </m:oMath>
+      <w:r>
+        <w:t xml:space="preserve"> </w:t>
+      </w:r>
+      <w:r>
+        <w:t xml:space="preserve">— indicates that the steady state is stable and not an artifact of transient dynamics or numerical instability.</w:t>
+      </w:r>
+    </w:p>
+    <w:p>
+      <w:pPr>
+        <w:pStyle w:val="BodyText"/>
+      </w:pPr>
+      <w:r>
+        <w:t xml:space="preserve">Overall, the time-series results provide a consistency check on the simulation: conservation laws are respected, convergence is well-behaved, and the measured steady states reflect genuine dynamical equilibria under the imposed constraints.</w:t>
+      </w:r>
+    </w:p>
+    <w:bookmarkEnd w:id="37"/>
+    <w:bookmarkStart w:id="41" w:name="informationperformance-trade-off"/>
     <w:p>
       <w:pPr>
         <w:pStyle w:val="Heading3"/>
       </w:pPr>
       <w:r>
-        <w:t xml:space="preserve">3.6 Centralization ↔ Information ↔ Sorting Trade-off</w:t>
+        <w:t xml:space="preserve">3.6 Information–Performance Trade-off</w:t>
       </w:r>
     </w:p>
     <w:p>
@@ -5179,18 +6081,18 @@
           <wp:inline>
             <wp:extent cx="5334000" cy="3692769"/>
             <wp:effectExtent b="0" l="0" r="0" t="0"/>
-            <wp:docPr descr="Centralization trade-off" title="" id="38" name="Picture"/>
+            <wp:docPr descr="Centralization trade-off" title="" id="39" name="Picture"/>
             <a:graphic>
               <a:graphicData uri="http://schemas.openxmlformats.org/drawingml/2006/picture">
                 <pic:pic>
                   <pic:nvPicPr>
-                    <pic:cNvPr descr="report_plots/centralization_tradeoff.png" id="39" name="Picture"/>
+                    <pic:cNvPr descr="report_plots/centralization_tradeoff.png" id="40" name="Picture"/>
                     <pic:cNvPicPr>
                       <a:picLocks noChangeArrowheads="1" noChangeAspect="1"/>
                     </pic:cNvPicPr>
                   </pic:nvPicPr>
                   <pic:blipFill>
-                    <a:blip r:embed="rId37"/>
+                    <a:blip r:embed="rId38"/>
                     <a:stretch>
                       <a:fillRect/>
                     </a:stretch>
@@ -5230,19 +6132,15 @@
         <w:pStyle w:val="BodyText"/>
       </w:pPr>
       <w:r>
-        <w:t xml:space="preserve">Plotting each radius as a point in</w:t>
-      </w:r>
-      <w:r>
-        <w:t xml:space="preserve"> </w:t>
-      </w:r>
-      <w:r>
-        <w:t xml:space="preserve">“centralization–information–performance”</w:t>
-      </w:r>
-      <w:r>
-        <w:t xml:space="preserve"> </w:t>
-      </w:r>
-      <w:r>
-        <w:t xml:space="preserve">space reveals a steep rise to near-100% of adaptive by</w:t>
+        <w:t xml:space="preserve">The trade-off between centralization, information cost, and sorting performance is sharply asymmetric. As the neighborhood radius increases, performance improves rapidly at first, but the marginal benefit of additional information quickly declines.</w:t>
+      </w:r>
+    </w:p>
+    <w:p>
+      <w:pPr>
+        <w:pStyle w:val="BodyText"/>
+      </w:pPr>
+      <w:r>
+        <w:t xml:space="preserve">At small radii, the local policy has access to only limited information and correspondingly achieves modest temperature separation. Increasing the radius from very small values to</w:t>
       </w:r>
       <w:r>
         <w:t xml:space="preserve"> </w:t>
@@ -5271,15 +6169,40 @@
         </m:r>
       </m:oMath>
       <w:r>
-        <w:t xml:space="preserve">–</w:t>
-      </w:r>
-      <m:oMath>
-        <m:r>
-          <m:t>0.16</m:t>
-        </m:r>
-      </m:oMath>
-      <w:r>
-        <w:t xml:space="preserve">, followed by a noisy plateau. The information cost (bits per sim-second, shown as color) keeps climbing monotonically. The optimal operating point is around</w:t>
+        <w:t xml:space="preserve">–0.16 produces the largest gains in</w:t>
+      </w:r>
+      <w:r>
+        <w:t xml:space="preserve"> </w:t>
+      </w:r>
+      <m:oMath>
+        <m:r>
+          <m:rPr>
+            <m:sty m:val="p"/>
+          </m:rPr>
+          <m:t>Δ</m:t>
+        </m:r>
+        <m:r>
+          <m:t>T</m:t>
+        </m:r>
+      </m:oMath>
+      <w:r>
+        <w:t xml:space="preserve">, moving the system from partial sorting to near-adaptive performance. This is the regime in which added information has the highest value.</w:t>
+      </w:r>
+    </w:p>
+    <w:p>
+      <w:pPr>
+        <w:pStyle w:val="BodyText"/>
+      </w:pPr>
+      <w:r>
+        <w:t xml:space="preserve">Beyond this range, the curve flattens. Larger neighborhoods continue to increase the information budget, but they produce little systematic improvement in sorting. In other words, once the local policy has enough information to estimate the relevant near-door mean reliably, further centralization mostly adds redundancy rather than useful signal.</w:t>
+      </w:r>
+    </w:p>
+    <w:p>
+      <w:pPr>
+        <w:pStyle w:val="BodyText"/>
+      </w:pPr>
+      <w:r>
+        <w:t xml:space="preserve">The color scale shows that bits per simulation-second increase steadily with radius, even after performance has saturated. This makes the efficiency frontier visually clear: the best operating region lies near</w:t>
       </w:r>
       <w:r>
         <w:t xml:space="preserve"> </w:t>
@@ -5308,28 +6231,45 @@
         </m:r>
       </m:oMath>
       <w:r>
-        <w:t xml:space="preserve">–</w:t>
-      </w:r>
-      <m:oMath>
-        <m:r>
-          <m:t>0.16</m:t>
-        </m:r>
-      </m:oMath>
-      <w:r>
-        <w:t xml:space="preserve"> </w:t>
-      </w:r>
-      <w:r>
-        <w:t xml:space="preserve">— enough local context to match the adaptive demon at roughly half the information budget.</w:t>
-      </w:r>
-    </w:p>
-    <w:bookmarkEnd w:id="40"/>
-    <w:bookmarkStart w:id="41" w:name="X79195de927c95915a5a9c2e2731ff9855a8727c"/>
+        <w:t xml:space="preserve">–0.16, where most of the achievable</w:t>
+      </w:r>
+      <w:r>
+        <w:t xml:space="preserve"> </w:t>
+      </w:r>
+      <m:oMath>
+        <m:r>
+          <m:rPr>
+            <m:sty m:val="p"/>
+          </m:rPr>
+          <m:t>Δ</m:t>
+        </m:r>
+        <m:r>
+          <m:t>T</m:t>
+        </m:r>
+      </m:oMath>
+      <w:r>
+        <w:t xml:space="preserve"> </w:t>
+      </w:r>
+      <w:r>
+        <w:t xml:space="preserve">is obtained at a substantially lower information cost than the fully global policy.</w:t>
+      </w:r>
+    </w:p>
+    <w:p>
+      <w:pPr>
+        <w:pStyle w:val="BodyText"/>
+      </w:pPr>
+      <w:r>
+        <w:t xml:space="preserve">Overall, the plot shows that the relationship between information and performance is strongly nonlinear. A modest amount of local information captures most of the benefit of centralization, while full centralization incurs a much larger information cost for only marginal additional sorting.</w:t>
+      </w:r>
+    </w:p>
+    <w:bookmarkEnd w:id="41"/>
+    <w:bookmarkStart w:id="42" w:name="Xf61b60a21947af669ec533dd061939dcf5dbc80"/>
     <w:p>
       <w:pPr>
         <w:pStyle w:val="Heading3"/>
       </w:pPr>
       <w:r>
-        <w:t xml:space="preserve">3.6.1 Why Local Nearly Matches Adaptive Despite Less Information</w:t>
+        <w:t xml:space="preserve">Why Local Policies Match Global Performance</w:t>
       </w:r>
     </w:p>
     <w:p>
@@ -5337,10 +6277,44 @@
         <w:pStyle w:val="FirstParagraph"/>
       </w:pPr>
       <w:r>
-        <w:t xml:space="preserve">The adaptive demon has perfect knowledge of every particle’s speed on a side, but the local demon at</w:t>
-      </w:r>
-      <w:r>
-        <w:t xml:space="preserve"> </w:t>
+        <w:t xml:space="preserve">The adaptive policy has access to complete information about all particles on a given side, but compresses this information into a single statistic: the mean speed. The local policy, despite using far fewer samples, applies the same decision rule to a spatially restricted subset of particles. The key question is why this limited sampling is sufficient to recover nearly identical performance.</w:t>
+      </w:r>
+    </w:p>
+    <w:p>
+      <w:pPr>
+        <w:pStyle w:val="BodyText"/>
+      </w:pPr>
+      <w:r>
+        <w:t xml:space="preserve">The answer lies in the fact that the relevant distribution for decision-making is not the global distribution of particle speeds, but the distribution</w:t>
+      </w:r>
+      <w:r>
+        <w:t xml:space="preserve"> </w:t>
+      </w:r>
+      <w:r>
+        <w:rPr>
+          <w:b/>
+          <w:bCs/>
+        </w:rPr>
+        <w:t xml:space="preserve">conditioned on particles arriving at the partition</w:t>
+      </w:r>
+      <w:r>
+        <w:t xml:space="preserve">. Decisions are made at the door, so the optimal threshold depends on the statistics of particles that actually reach this boundary, not on those deep in the bulk.</w:t>
+      </w:r>
+    </w:p>
+    <w:p>
+      <w:pPr>
+        <w:pStyle w:val="BodyText"/>
+      </w:pPr>
+      <w:r>
+        <w:t xml:space="preserve">The adaptive policy estimates a mean over the entire chamber, mixing the arrival-conditioned distribution near the door with the bulk distribution far from it. In contrast, the local policy samples particles within a finite radius of the partition and therefore draws primarily from the population that participates in crossings. This makes the local estimate a better proxy for the effective decision threshold, even though it is based on fewer samples.</w:t>
+      </w:r>
+    </w:p>
+    <w:p>
+      <w:pPr>
+        <w:pStyle w:val="BodyText"/>
+      </w:pPr>
+      <w:r>
+        <w:t xml:space="preserve">At moderate radii (</w:t>
       </w:r>
       <m:oMath>
         <m:r>
@@ -5359,25 +6333,14 @@
           <m:rPr>
             <m:sty m:val="p"/>
           </m:rPr>
-          <m:t>=</m:t>
+          <m:t>≈</m:t>
         </m:r>
         <m:r>
           <m:t>0.09</m:t>
         </m:r>
       </m:oMath>
       <w:r>
-        <w:t xml:space="preserve">–</w:t>
-      </w:r>
-      <m:oMath>
-        <m:r>
-          <m:t>0.16</m:t>
-        </m:r>
-      </m:oMath>
-      <w:r>
-        <w:t xml:space="preserve"> </w:t>
-      </w:r>
-      <w:r>
-        <w:t xml:space="preserve">recovers 95–100% of that performance with far fewer bits. Why?</w:t>
+        <w:t xml:space="preserve">–0.16), the local sample is large enough to estimate this near-door mean reliably. Increasing the radius beyond this range adds particles from the bulk that are less relevant to the decision, causing the local estimate to converge toward the global mean and eliminating any advantage of spatial filtering.</w:t>
       </w:r>
     </w:p>
     <w:p>
@@ -5385,7 +6348,7 @@
         <w:pStyle w:val="BodyText"/>
       </w:pPr>
       <w:r>
-        <w:t xml:space="preserve">The mean-based decision rule compresses all particle information into a single statistic — the per-side mean speed. Once sorting begins, the spatial distribution becomes inhomogeneous: hot particles linger near the door after crossing, while rejected cold ones drift toward the far wall. The global mean averages over all of them equally, but the local demon’s sample at modest radii naturally focuses on the particles near the door — the ones most relevant to the next sorting decision. This spatial filtering makes the local threshold a slightly better predictor than the diluted global mean, explaining why the local demon matches or marginally exceeds adaptive at some radii.</w:t>
+        <w:t xml:space="preserve">The optimal (“god”) policy avoids this limitation entirely by using an energy-based threshold that incorporates information from both chambers. The remaining performance gap therefore reflects a limitation of the mean-based decision rule itself, not the amount of information available.</w:t>
       </w:r>
     </w:p>
     <w:p>
@@ -5393,7 +6356,41 @@
         <w:pStyle w:val="BodyText"/>
       </w:pPr>
       <w:r>
-        <w:t xml:space="preserve">At</w:t>
+        <w:t xml:space="preserve">In summary, local policies match global performance because they approximate the</w:t>
+      </w:r>
+      <w:r>
+        <w:t xml:space="preserve"> </w:t>
+      </w:r>
+      <w:r>
+        <w:rPr>
+          <w:b/>
+          <w:bCs/>
+        </w:rPr>
+        <w:t xml:space="preserve">arrival-conditioned distribution</w:t>
+      </w:r>
+      <w:r>
+        <w:t xml:space="preserve"> </w:t>
+      </w:r>
+      <w:r>
+        <w:t xml:space="preserve">that governs the decision boundary, while the global policy averages over a broader and less relevant population.</w:t>
+      </w:r>
+    </w:p>
+    <w:bookmarkEnd w:id="42"/>
+    <w:bookmarkStart w:id="43" w:name="seed-to-seed-variability"/>
+    <w:p>
+      <w:pPr>
+        <w:pStyle w:val="Heading3"/>
+      </w:pPr>
+      <w:r>
+        <w:t xml:space="preserve">3.7 Seed-to-Seed Variability</w:t>
+      </w:r>
+    </w:p>
+    <w:p>
+      <w:pPr>
+        <w:pStyle w:val="FirstParagraph"/>
+      </w:pPr>
+      <w:r>
+        <w:t xml:space="preserve">For each seed, we identify the radius</w:t>
       </w:r>
       <w:r>
         <w:t xml:space="preserve"> </w:t>
@@ -5411,47 +6408,12 @@
         <m:r>
           <m:t>L</m:t>
         </m:r>
-        <m:r>
-          <m:rPr>
-            <m:sty m:val="p"/>
-          </m:rPr>
-          <m:t>≥</m:t>
-        </m:r>
-        <m:r>
-          <m:t>0.86</m:t>
-        </m:r>
-      </m:oMath>
-      <w:r>
-        <w:t xml:space="preserve"> </w:t>
-      </w:r>
-      <w:r>
-        <w:t xml:space="preserve">the local sample grows to include the entire half-box, so the two demons compute the same mean and produce identical results (ratio = 1.000).</w:t>
-      </w:r>
-    </w:p>
-    <w:p>
-      <w:pPr>
-        <w:pStyle w:val="BodyText"/>
-      </w:pPr>
-      <w:r>
-        <w:t xml:space="preserve">The god demon, by contrast, uses a fundamentally different decision rule: energy-based thresholding with both-sides information. This ~5% advantage over adaptive reflects the information lost by comparing speeds (the mean-based rule) instead of kinetic energies (the optimal rule). No amount of spatial filtering within the mean-based framework can close this gap — it is a limitation of the decision rule itself, not the sample.</w:t>
-      </w:r>
-    </w:p>
-    <w:bookmarkEnd w:id="41"/>
-    <w:bookmarkStart w:id="42" w:name="seed-to-seed-variability"/>
-    <w:p>
-      <w:pPr>
-        <w:pStyle w:val="Heading3"/>
-      </w:pPr>
-      <w:r>
-        <w:t xml:space="preserve">3.7 Seed-to-Seed Variability</w:t>
-      </w:r>
-    </w:p>
-    <w:p>
-      <w:pPr>
-        <w:pStyle w:val="FirstParagraph"/>
-      </w:pPr>
-      <w:r>
-        <w:t xml:space="preserve">For each seed we record the radius that delivered the highest steady-state</w:t>
+      </m:oMath>
+      <w:r>
+        <w:t xml:space="preserve"> </w:t>
+      </w:r>
+      <w:r>
+        <w:t xml:space="preserve">that produces the highest steady-state</w:t>
       </w:r>
       <w:r>
         <w:t xml:space="preserve"> </w:t>
@@ -5471,7 +6433,7 @@
         <w:t xml:space="preserve"> </w:t>
       </w:r>
       <w:r>
-        <w:t xml:space="preserve">in the local regime and compare it against both the adaptive and god baselines from the same initial microstate:</w:t>
+        <w:t xml:space="preserve">within the local policy and compare it to the corresponding adaptive and optimal (“god”) baselines initialized from the same microstate.</w:t>
       </w:r>
     </w:p>
     <w:tbl>
@@ -6032,7 +6994,15 @@
         <w:pStyle w:val="BodyText"/>
       </w:pPr>
       <w:r>
-        <w:t xml:space="preserve">Every seed has at least one local radius that exceeds the adaptive demon (ratios 1.02–1.13). When selecting the best radius post hoc, the local demon also exceeds the god demon in 4 of 5 seeds — but this is</w:t>
+        <w:t xml:space="preserve">Each seed has at least one radius at which the local policy exceeds the adaptive baseline, with ratios ranging from 1.02 to 1.13. In several cases, the best local result also exceeds the optimal policy for that seed.</w:t>
+      </w:r>
+    </w:p>
+    <w:p>
+      <w:pPr>
+        <w:pStyle w:val="BodyText"/>
+      </w:pPr>
+      <w:r>
+        <w:t xml:space="preserve">However, this comparison involves</w:t>
       </w:r>
       <w:r>
         <w:t xml:space="preserve"> </w:t>
@@ -6042,26 +7012,21 @@
           <w:b/>
           <w:bCs/>
         </w:rPr>
-        <w:t xml:space="preserve">cherry-picking</w:t>
-      </w:r>
-      <w:r>
-        <w:t xml:space="preserve">: at any</w:t>
-      </w:r>
-      <w:r>
-        <w:t xml:space="preserve"> </w:t>
-      </w:r>
-      <w:r>
-        <w:rPr>
-          <w:i/>
-          <w:iCs/>
-        </w:rPr>
-        <w:t xml:space="preserve">fixed</w:t>
-      </w:r>
-      <w:r>
-        <w:t xml:space="preserve"> </w:t>
-      </w:r>
-      <w:r>
-        <w:t xml:space="preserve">radius, the god demon’s mean</w:t>
+        <w:t xml:space="preserve">post hoc selection</w:t>
+      </w:r>
+      <w:r>
+        <w:t xml:space="preserve"> </w:t>
+      </w:r>
+      <w:r>
+        <w:t xml:space="preserve">over multiple radii. For each seed, the best-performing radius is chosen from 15 candidates, which inflates the observed maximum due to statistical variation. As a result, these exceedances do not indicate that the local policy is systematically better than the adaptive or optimal policies.</w:t>
+      </w:r>
+    </w:p>
+    <w:p>
+      <w:pPr>
+        <w:pStyle w:val="BodyText"/>
+      </w:pPr>
+      <w:r>
+        <w:t xml:space="preserve">When evaluated at any fixed radius, the expected ordering is preserved: the optimal policy achieves the highest mean</w:t>
       </w:r>
       <w:r>
         <w:t xml:space="preserve"> </w:t>
@@ -6078,10 +7043,7 @@
         </m:r>
       </m:oMath>
       <w:r>
-        <w:t xml:space="preserve"> </w:t>
-      </w:r>
-      <w:r>
-        <w:t xml:space="preserve">is higher. The post-hoc comparison picks the best of 15 radii per seed, which inflates the apparent performance due to variance.</w:t>
+        <w:t xml:space="preserve">, followed by the adaptive and local policies. The apparent violations in the table arise from selection bias rather than from a true reversal of performance.</w:t>
       </w:r>
     </w:p>
     <w:p>
@@ -6089,10 +7051,7 @@
         <w:pStyle w:val="BodyText"/>
       </w:pPr>
       <w:r>
-        <w:t xml:space="preserve">At</w:t>
-      </w:r>
-      <w:r>
-        <w:t xml:space="preserve"> </w:t>
+        <w:t xml:space="preserve">At large radii (</w:t>
       </w:r>
       <m:oMath>
         <m:r>
@@ -6111,19 +7070,27 @@
           <m:rPr>
             <m:sty m:val="p"/>
           </m:rPr>
-          <m:t>=</m:t>
-        </m:r>
-        <m:r>
-          <m:t>1.0</m:t>
-        </m:r>
-      </m:oMath>
-      <w:r>
-        <w:t xml:space="preserve">, every seed produces a local/adaptive ratio of exactly 1.000, confirming the correctness of the paired-swap implementation.</w:t>
-      </w:r>
-    </w:p>
-    <w:bookmarkEnd w:id="42"/>
+          <m:t>≥</m:t>
+        </m:r>
+        <m:r>
+          <m:t>0.86</m:t>
+        </m:r>
+      </m:oMath>
+      <w:r>
+        <w:t xml:space="preserve">), all seeds converge exactly to the adaptive baseline, confirming that the local and global mean-based policies become identical when sampling spans the entire chamber.</w:t>
+      </w:r>
+    </w:p>
+    <w:p>
+      <w:pPr>
+        <w:pStyle w:val="BodyText"/>
+      </w:pPr>
+      <w:r>
+        <w:t xml:space="preserve">Overall, the seed-to-seed variability is modest and does not alter the main conclusions. The hierarchy of policies holds in expectation, and the local policy’s performance remains consistent across independent initial conditions.</w:t>
+      </w:r>
+    </w:p>
     <w:bookmarkEnd w:id="43"/>
-    <w:bookmarkStart w:id="50" w:name="design-decisions"/>
+    <w:bookmarkEnd w:id="44"/>
+    <w:bookmarkStart w:id="51" w:name="design-decisions"/>
     <w:p>
       <w:pPr>
         <w:pStyle w:val="Heading2"/>
@@ -6132,7 +7099,7 @@
         <w:t xml:space="preserve">4. Design Decisions</w:t>
       </w:r>
     </w:p>
-    <w:bookmarkStart w:id="44" w:name="why-per-side-adaptive-as-the-benchmark"/>
+    <w:bookmarkStart w:id="45" w:name="why-per-side-adaptive-as-the-benchmark"/>
     <w:p>
       <w:pPr>
         <w:pStyle w:val="Heading3"/>
@@ -6146,25 +7113,7 @@
         <w:pStyle w:val="FirstParagraph"/>
       </w:pPr>
       <w:r>
-        <w:t xml:space="preserve">Early versions used the global mean speed as the adaptive threshold. As sorting progresses, the left side cools and the right side heats, so a global (both-sides) threshold becomes increasingly poor. The fix: the adaptive demon now uses the per-side mean — the average speed of all particles on the arriving particle’s side, excluding the arriving particle itself. This is a natural benchmark: the best use of global information under the same mean-based decision rule.</w:t>
-      </w:r>
-    </w:p>
-    <w:bookmarkEnd w:id="44"/>
-    <w:bookmarkStart w:id="45" w:name="X98de5162fb6a15cdf75d4a6ac3b0677e0b766c9"/>
-    <w:p>
-      <w:pPr>
-        <w:pStyle w:val="Heading3"/>
-      </w:pPr>
-      <w:r>
-        <w:t xml:space="preserve">Why arrival-only decisions with queued paired swaps</w:t>
-      </w:r>
-    </w:p>
-    <w:p>
-      <w:pPr>
-        <w:pStyle w:val="FirstParagraph"/>
-      </w:pPr>
-      <w:r>
-        <w:t xml:space="preserve">Each particle triggers the door policy</w:t>
+        <w:t xml:space="preserve">Early versions used a global (both-sides) mean speed as the adaptive threshold. As sorting progresses, the two chambers diverge in temperature, making a single global threshold increasingly uninformative. The revised adaptive policy instead uses the</w:t>
       </w:r>
       <w:r>
         <w:t xml:space="preserve"> </w:t>
@@ -6174,13 +7123,469 @@
           <w:b/>
           <w:bCs/>
         </w:rPr>
-        <w:t xml:space="preserve">exactly once</w:t>
-      </w:r>
-      <w:r>
-        <w:t xml:space="preserve"> </w:t>
-      </w:r>
-      <w:r>
-        <w:t xml:space="preserve">per approach. Once accepted, it is pinned at the door and waits for a partner from the opposite side so the swap can keep</w:t>
+        <w:t xml:space="preserve">per-side mean speed</w:t>
+      </w:r>
+      <w:r>
+        <w:t xml:space="preserve">, computed over all particles on the arriving particle’s side (excluding the particle itself).</w:t>
+      </w:r>
+    </w:p>
+    <w:p>
+      <w:pPr>
+        <w:pStyle w:val="BodyText"/>
+      </w:pPr>
+      <w:r>
+        <w:t xml:space="preserve">This choice ensures that the adaptive policy represents the best possible use of global information within the class of mean-based decision rules. It provides a fair and consistent benchmark against which to compare local policies that use the same rule but with restricted sampling.</w:t>
+      </w:r>
+    </w:p>
+    <w:bookmarkEnd w:id="45"/>
+    <w:bookmarkStart w:id="46" w:name="X98de5162fb6a15cdf75d4a6ac3b0677e0b766c9"/>
+    <w:p>
+      <w:pPr>
+        <w:pStyle w:val="Heading3"/>
+      </w:pPr>
+      <w:r>
+        <w:t xml:space="preserve">Why arrival-only decisions with queued paired swaps</w:t>
+      </w:r>
+    </w:p>
+    <w:p>
+      <w:pPr>
+        <w:pStyle w:val="FirstParagraph"/>
+      </w:pPr>
+      <w:r>
+        <w:t xml:space="preserve">Each particle triggers the decision policy</w:t>
+      </w:r>
+      <w:r>
+        <w:t xml:space="preserve"> </w:t>
+      </w:r>
+      <w:r>
+        <w:rPr>
+          <w:b/>
+          <w:bCs/>
+        </w:rPr>
+        <w:t xml:space="preserve">once per approach</w:t>
+      </w:r>
+      <w:r>
+        <w:t xml:space="preserve"> </w:t>
+      </w:r>
+      <w:r>
+        <w:t xml:space="preserve">to the partition. If accepted, it is placed in a queue and waits for a matching particle from the opposite side so that a paired swap can occur.</w:t>
+      </w:r>
+    </w:p>
+    <w:p>
+      <w:pPr>
+        <w:pStyle w:val="BodyText"/>
+      </w:pPr>
+      <w:r>
+        <w:t xml:space="preserve">Re-evaluating particles at every timestep would artificially inflate the information cost and introduce order-dependent effects, since the decision threshold could change while a particle remains near the door. By evaluating each particle once per arrival, the model ensures that the information accounting reflects actual decision events and avoids temporal inconsistencies.</w:t>
+      </w:r>
+    </w:p>
+    <w:bookmarkEnd w:id="46"/>
+    <w:bookmarkStart w:id="47" w:name="X0633de96402c005bc13f093dd2c5818289e293e"/>
+    <w:p>
+      <w:pPr>
+        <w:pStyle w:val="Heading3"/>
+      </w:pPr>
+      <w:r>
+        <w:t xml:space="preserve">Why both policies use the same reference population</w:t>
+      </w:r>
+    </w:p>
+    <w:p>
+      <w:pPr>
+        <w:pStyle w:val="FirstParagraph"/>
+      </w:pPr>
+      <w:r>
+        <w:t xml:space="preserve">Both the adaptive and local policies compare the arriving particle’s speed to a mean computed over particles on the same side, excluding the arriving particle itself. The only difference between the two is the sampling domain: the adaptive policy uses the full population, while the local policy samples within a radius</w:t>
+      </w:r>
+      <w:r>
+        <w:t xml:space="preserve"> </w:t>
+      </w:r>
+      <m:oMath>
+        <m:r>
+          <m:t>r</m:t>
+        </m:r>
+      </m:oMath>
+      <w:r>
+        <w:t xml:space="preserve">.</w:t>
+      </w:r>
+    </w:p>
+    <w:p>
+      <w:pPr>
+        <w:pStyle w:val="BodyText"/>
+      </w:pPr>
+      <w:r>
+        <w:t xml:space="preserve">Queued particles remain assigned to their original chamber for all statistical calculations. This ensures that both policies operate on consistent populations and that differences in performance arise solely from information constraints, not from differences in bookkeeping.</w:t>
+      </w:r>
+    </w:p>
+    <w:p>
+      <w:pPr>
+        <w:pStyle w:val="BodyText"/>
+      </w:pPr>
+      <w:r>
+        <w:t xml:space="preserve">As a consequence, when the local sampling radius spans the entire half-box (</w:t>
+      </w:r>
+      <m:oMath>
+        <m:r>
+          <m:t>r</m:t>
+        </m:r>
+        <m:r>
+          <m:rPr>
+            <m:sty m:val="p"/>
+          </m:rPr>
+          <m:t>/</m:t>
+        </m:r>
+        <m:r>
+          <m:t>L</m:t>
+        </m:r>
+        <m:r>
+          <m:rPr>
+            <m:sty m:val="p"/>
+          </m:rPr>
+          <m:t>≳</m:t>
+        </m:r>
+        <m:r>
+          <m:t>0.86</m:t>
+        </m:r>
+      </m:oMath>
+      <w:r>
+        <w:t xml:space="preserve">), the two policies become identical and produce exactly the same results.</w:t>
+      </w:r>
+    </w:p>
+    <w:bookmarkEnd w:id="47"/>
+    <w:bookmarkStart w:id="48" w:name="Xe337f0935bd27a305426d081740ee94aa2f425a"/>
+    <w:p>
+      <w:pPr>
+        <w:pStyle w:val="Heading3"/>
+      </w:pPr>
+      <w:r>
+        <w:t xml:space="preserve">Why the local policy can match the adaptive benchmark</w:t>
+      </w:r>
+    </w:p>
+    <w:p>
+      <w:pPr>
+        <w:pStyle w:val="FirstParagraph"/>
+      </w:pPr>
+      <w:r>
+        <w:t xml:space="preserve">The adaptive policy compresses its complete information into a single statistic: the mean speed over an entire chamber. However, the relevant distribution for decision-making is the one conditioned on particles arriving at the partition, not the bulk distribution.</w:t>
+      </w:r>
+    </w:p>
+    <w:p>
+      <w:pPr>
+        <w:pStyle w:val="BodyText"/>
+      </w:pPr>
+      <w:r>
+        <w:t xml:space="preserve">The local policy samples particles near the door, which are drawn from a distribution closer to this arrival-conditioned ensemble. As a result, it can estimate an effective decision threshold that is as informative as the global mean, despite using fewer samples.</w:t>
+      </w:r>
+    </w:p>
+    <w:p>
+      <w:pPr>
+        <w:pStyle w:val="BodyText"/>
+      </w:pPr>
+      <w:r>
+        <w:t xml:space="preserve">This explains why local policies with moderate radii can match the adaptive benchmark: they focus on the most relevant subset of the system rather than averaging over the entire chamber.</w:t>
+      </w:r>
+    </w:p>
+    <w:bookmarkEnd w:id="48"/>
+    <w:bookmarkStart w:id="49" w:name="X4b605f9ca69d2e9699fe0a1d519306b95006505"/>
+    <w:p>
+      <w:pPr>
+        <w:pStyle w:val="Heading3"/>
+      </w:pPr>
+      <w:r>
+        <w:t xml:space="preserve">Why ΔT is measured at steady-state detection</w:t>
+      </w:r>
+    </w:p>
+    <w:p>
+      <w:pPr>
+        <w:pStyle w:val="FirstParagraph"/>
+      </w:pPr>
+      <w:r>
+        <w:t xml:space="preserve">All performance metrics (</w:t>
+      </w:r>
+      <m:oMath>
+        <m:r>
+          <m:rPr>
+            <m:sty m:val="p"/>
+          </m:rPr>
+          <m:t>Δ</m:t>
+        </m:r>
+        <m:r>
+          <m:t>T</m:t>
+        </m:r>
+      </m:oMath>
+      <w:r>
+        <w:t xml:space="preserve">,</w:t>
+      </w:r>
+      <w:r>
+        <w:t xml:space="preserve"> </w:t>
+      </w:r>
+      <m:oMath>
+        <m:r>
+          <m:rPr>
+            <m:sty m:val="p"/>
+          </m:rPr>
+          <m:t>Δ</m:t>
+        </m:r>
+        <m:r>
+          <m:t>S</m:t>
+        </m:r>
+      </m:oMath>
+      <w:r>
+        <w:t xml:space="preserve">, and information usage) are recorded at the moment steady state is detected, rather than at the end of the simulation.</w:t>
+      </w:r>
+    </w:p>
+    <w:p>
+      <w:pPr>
+        <w:pStyle w:val="BodyText"/>
+      </w:pPr>
+      <w:r>
+        <w:t xml:space="preserve">This choice avoids bias due to differing minimum run times across policies. Measuring at steady-state detection ensures that all policies are evaluated at comparable points in their dynamical evolution, providing a consistent basis for comparison.</w:t>
+      </w:r>
+    </w:p>
+    <w:bookmarkEnd w:id="49"/>
+    <w:bookmarkStart w:id="50" w:name="X16d832294a89fe58e52191ebcccf85a8fe353f9"/>
+    <w:p>
+      <w:pPr>
+        <w:pStyle w:val="Heading3"/>
+      </w:pPr>
+      <w:r>
+        <w:t xml:space="preserve">Why steady-state detection uses a lookback criterion</w:t>
+      </w:r>
+    </w:p>
+    <w:p>
+      <w:pPr>
+        <w:pStyle w:val="FirstParagraph"/>
+      </w:pPr>
+      <w:r>
+        <w:t xml:space="preserve">Steady state is defined using a lookback condition:</w:t>
+      </w:r>
+      <w:r>
+        <w:t xml:space="preserve"> </w:t>
+      </w:r>
+      <m:oMath>
+        <m:r>
+          <m:rPr>
+            <m:sty m:val="p"/>
+          </m:rPr>
+          <m:t>Δ</m:t>
+        </m:r>
+        <m:r>
+          <m:t>T</m:t>
+        </m:r>
+      </m:oMath>
+      <w:r>
+        <w:t xml:space="preserve"> </w:t>
+      </w:r>
+      <w:r>
+        <w:t xml:space="preserve">is considered stable when its variation over a 30-second window falls below a fixed threshold.</w:t>
+      </w:r>
+    </w:p>
+    <w:p>
+      <w:pPr>
+        <w:pStyle w:val="BodyText"/>
+      </w:pPr>
+      <w:r>
+        <w:t xml:space="preserve">Earlier slope-based methods could trigger prematurely when</w:t>
+      </w:r>
+      <w:r>
+        <w:t xml:space="preserve"> </w:t>
+      </w:r>
+      <m:oMath>
+        <m:r>
+          <m:rPr>
+            <m:sty m:val="p"/>
+          </m:rPr>
+          <m:t>Δ</m:t>
+        </m:r>
+        <m:r>
+          <m:t>T</m:t>
+        </m:r>
+      </m:oMath>
+      <w:r>
+        <w:t xml:space="preserve"> </w:t>
+      </w:r>
+      <w:r>
+        <w:t xml:space="preserve">was nearly constant near zero, before meaningful sorting had occurred. The lookback criterion avoids this issue by requiring both a period of change and subsequent stabilization.</w:t>
+      </w:r>
+    </w:p>
+    <w:p>
+      <w:pPr>
+        <w:pStyle w:val="BodyText"/>
+      </w:pPr>
+      <w:r>
+        <w:t xml:space="preserve">An additional hold period ensures that the detected steady state is stable and not a transient fluctuation.</w:t>
+      </w:r>
+    </w:p>
+    <w:bookmarkEnd w:id="50"/>
+    <w:bookmarkEnd w:id="51"/>
+    <w:bookmarkStart w:id="52" w:name="conclusions"/>
+    <w:p>
+      <w:pPr>
+        <w:pStyle w:val="Heading2"/>
+      </w:pPr>
+      <w:r>
+        <w:t xml:space="preserve">5. Conclusions</w:t>
+      </w:r>
+    </w:p>
+    <w:p>
+      <w:pPr>
+        <w:pStyle w:val="FirstParagraph"/>
+      </w:pPr>
+      <w:r>
+        <w:t xml:space="preserve">This work set out to answer a simple question: how much of Maxwell’s Demon’s sorting ability depends on global information, and how much can be recovered from strictly local observations near the partition? The results show that most of the achievable performance can be recovered locally.</w:t>
+      </w:r>
+    </w:p>
+    <w:p>
+      <w:pPr>
+        <w:pStyle w:val="BodyText"/>
+      </w:pPr>
+      <w:r>
+        <w:t xml:space="preserve">The optimal (“god”) policy provides the true upper bound under the paired-swap constraint. By using an energy-based threshold with information from both chambers, it achieves</w:t>
+      </w:r>
+      <w:r>
+        <w:t xml:space="preserve"> </w:t>
+      </w:r>
+      <m:oMath>
+        <m:r>
+          <m:rPr>
+            <m:sty m:val="p"/>
+          </m:rPr>
+          <m:t>Δ</m:t>
+        </m:r>
+        <m:r>
+          <m:t>T</m:t>
+        </m:r>
+        <m:r>
+          <m:rPr>
+            <m:sty m:val="p"/>
+          </m:rPr>
+          <m:t>=</m:t>
+        </m:r>
+        <m:r>
+          <m:t>0.96</m:t>
+        </m:r>
+        <m:r>
+          <m:rPr>
+            <m:sty m:val="p"/>
+          </m:rPr>
+          <m:t>±</m:t>
+        </m:r>
+        <m:r>
+          <m:t>0.03</m:t>
+        </m:r>
+      </m:oMath>
+      <w:r>
+        <w:t xml:space="preserve">, compared with</w:t>
+      </w:r>
+      <w:r>
+        <w:t xml:space="preserve"> </w:t>
+      </w:r>
+      <m:oMath>
+        <m:r>
+          <m:t>0.91</m:t>
+        </m:r>
+        <m:r>
+          <m:rPr>
+            <m:sty m:val="p"/>
+          </m:rPr>
+          <m:t>±</m:t>
+        </m:r>
+        <m:r>
+          <m:t>0.03</m:t>
+        </m:r>
+      </m:oMath>
+      <w:r>
+        <w:t xml:space="preserve"> </w:t>
+      </w:r>
+      <w:r>
+        <w:t xml:space="preserve">for the adaptive mean-based policy. No fixed-radius local policy exceeds this bound in the aggregate, consistent with the theoretical expectation that a policy with more information and a better decision rule should perform at least as well as any restricted alternative.</w:t>
+      </w:r>
+    </w:p>
+    <w:p>
+      <w:pPr>
+        <w:pStyle w:val="BodyText"/>
+      </w:pPr>
+      <w:r>
+        <w:t xml:space="preserve">At the same time, local information is remarkably effective. A neighborhood radius of</w:t>
+      </w:r>
+      <w:r>
+        <w:t xml:space="preserve"> </w:t>
+      </w:r>
+      <m:oMath>
+        <m:r>
+          <m:t>r</m:t>
+        </m:r>
+        <m:r>
+          <m:rPr>
+            <m:sty m:val="p"/>
+          </m:rPr>
+          <m:t>/</m:t>
+        </m:r>
+        <m:r>
+          <m:t>L</m:t>
+        </m:r>
+        <m:r>
+          <m:rPr>
+            <m:sty m:val="p"/>
+          </m:rPr>
+          <m:t>≈</m:t>
+        </m:r>
+        <m:r>
+          <m:t>0.09</m:t>
+        </m:r>
+      </m:oMath>
+      <w:r>
+        <w:t xml:space="preserve"> </w:t>
+      </w:r>
+      <w:r>
+        <w:t xml:space="preserve">already recovers about 95% of the adaptive policy’s performance, and by</w:t>
+      </w:r>
+      <w:r>
+        <w:t xml:space="preserve"> </w:t>
+      </w:r>
+      <m:oMath>
+        <m:r>
+          <m:t>r</m:t>
+        </m:r>
+        <m:r>
+          <m:rPr>
+            <m:sty m:val="p"/>
+          </m:rPr>
+          <m:t>/</m:t>
+        </m:r>
+        <m:r>
+          <m:t>L</m:t>
+        </m:r>
+        <m:r>
+          <m:rPr>
+            <m:sty m:val="p"/>
+          </m:rPr>
+          <m:t>≈</m:t>
+        </m:r>
+        <m:r>
+          <m:t>0.16</m:t>
+        </m:r>
+      </m:oMath>
+      <w:r>
+        <w:t xml:space="preserve"> </w:t>
+      </w:r>
+      <w:r>
+        <w:t xml:space="preserve">the local policy matches it. This means that most of the useful information is concentrated near the decision boundary, rather than being distributed uniformly throughout the chamber.</w:t>
+      </w:r>
+    </w:p>
+    <w:p>
+      <w:pPr>
+        <w:pStyle w:val="BodyText"/>
+      </w:pPr>
+      <w:r>
+        <w:t xml:space="preserve">The remaining gap between the adaptive and optimal policies is not primarily an information problem. It is a decision-rule problem. Both the adaptive and local policies compare particle speeds to a mean-speed threshold, whereas temperature is determined by mean kinetic energy. The optimal policy closes this mismatch by making decisions directly in energy space. This explains why no amount of additional sampling within a mean-based framework can fully eliminate the gap.</w:t>
+      </w:r>
+    </w:p>
+    <w:p>
+      <w:pPr>
+        <w:pStyle w:val="BodyText"/>
+      </w:pPr>
+      <w:r>
+        <w:t xml:space="preserve">The paired-swap constraint is essential both physically and conceptually. By enforcing</w:t>
       </w:r>
       <w:r>
         <w:t xml:space="preserve"> </w:t>
@@ -6239,203 +7644,7 @@
         </m:r>
       </m:oMath>
       <w:r>
-        <w:t xml:space="preserve">. Re-evaluating the same particle every frame would both inflate the information bill (~70 redundant queries per attempt) and allow thresholds to oscillate mid-wait, creating order-dependent artifacts. Single evaluation + queueing keeps the bookkeeping honest.</w:t>
-      </w:r>
-    </w:p>
-    <w:bookmarkEnd w:id="45"/>
-    <w:bookmarkStart w:id="46" w:name="X10b1d5abe5c36c6b3b528d8baa4563ea2aa595a"/>
-    <w:p>
-      <w:pPr>
-        <w:pStyle w:val="Heading3"/>
-      </w:pPr>
-      <w:r>
-        <w:t xml:space="preserve">Why both demons use the same reference population</w:t>
-      </w:r>
-    </w:p>
-    <w:p>
-      <w:pPr>
-        <w:pStyle w:val="FirstParagraph"/>
-      </w:pPr>
-      <w:r>
-        <w:t xml:space="preserve">Both demons compare the arriving particle’s speed to the mean speed of all particles on the same side (excluding the arriving particle). The only difference is the sample: the classical demon has a complete census; the local demon samples within radius r. Queued particles still belong to their original side while they wait, so both policies see the same counts they would see without the queue. This guarantees the local demon at r/L ≥ 0.79 produces results identical to the classical demon — an end-to-end correctness check.</w:t>
-      </w:r>
-    </w:p>
-    <w:bookmarkEnd w:id="46"/>
-    <w:bookmarkStart w:id="47" w:name="Xc0787076dcdcc23d1dadd7855547dbdda89899d"/>
-    <w:p>
-      <w:pPr>
-        <w:pStyle w:val="Heading3"/>
-      </w:pPr>
-      <w:r>
-        <w:t xml:space="preserve">Why the local demon can outperform the classical benchmark</w:t>
-      </w:r>
-    </w:p>
-    <w:p>
-      <w:pPr>
-        <w:pStyle w:val="FirstParagraph"/>
-      </w:pPr>
-      <w:r>
-        <w:t xml:space="preserve">The adaptive demon compresses its perfect knowledge into a single per-side mean speed. That statistic is blind to spatial structure. In practice, fast particles that just crossed linger near the door while rejected slow particles drift toward the far wall, so the local neighborhood around the door is hotter than the side-wide average. When r/L is modest, the local demon’s mean tracks that microenvironment and yields a threshold closer to the true decision boundary.</w:t>
-      </w:r>
-    </w:p>
-    <w:p>
-      <w:pPr>
-        <w:pStyle w:val="BodyText"/>
-      </w:pPr>
-      <w:r>
-        <w:t xml:space="preserve">The optimal (“god”) demon avoids this limitation entirely by using an energy-based threshold with both-sides information. Under paired swaps, it achieves</w:t>
-      </w:r>
-      <w:r>
-        <w:t xml:space="preserve"> </w:t>
-      </w:r>
-      <m:oMath>
-        <m:r>
-          <m:rPr>
-            <m:sty m:val="p"/>
-          </m:rPr>
-          <m:t>Δ</m:t>
-        </m:r>
-        <m:r>
-          <m:t>T</m:t>
-        </m:r>
-        <m:r>
-          <m:rPr>
-            <m:sty m:val="p"/>
-          </m:rPr>
-          <m:t>=</m:t>
-        </m:r>
-        <m:r>
-          <m:t>0.96</m:t>
-        </m:r>
-      </m:oMath>
-      <w:r>
-        <w:t xml:space="preserve"> </w:t>
-      </w:r>
-      <w:r>
-        <w:t xml:space="preserve">vs adaptive’s</w:t>
-      </w:r>
-      <w:r>
-        <w:t xml:space="preserve"> </w:t>
-      </w:r>
-      <m:oMath>
-        <m:r>
-          <m:t>0.91</m:t>
-        </m:r>
-      </m:oMath>
-      <w:r>
-        <w:t xml:space="preserve"> </w:t>
-      </w:r>
-      <w:r>
-        <w:t xml:space="preserve">— a consistent 5.5% advantage that represents the true theoretical upper bound for any greedy policy. It beats adaptive in 4 of 5 seeds; the single exception (seed 1001) stays within one standard deviation of the aggregated mean, so the expectancy ordering still holds.</w:t>
-      </w:r>
-    </w:p>
-    <w:bookmarkEnd w:id="47"/>
-    <w:bookmarkStart w:id="48" w:name="X4b605f9ca69d2e9699fe0a1d519306b95006505"/>
-    <w:p>
-      <w:pPr>
-        <w:pStyle w:val="Heading3"/>
-      </w:pPr>
-      <w:r>
-        <w:t xml:space="preserve">Why ΔT is measured at steady-state detection</w:t>
-      </w:r>
-    </w:p>
-    <w:p>
-      <w:pPr>
-        <w:pStyle w:val="FirstParagraph"/>
-      </w:pPr>
-      <w:r>
-        <w:t xml:space="preserve">ΔT and ΔS are recorded at the moment steady state is detected, not at end of run. The baseline runs for a minimum of 400 sim-seconds while local runs have a 200 sim-second minimum, so end-of-run measurements would compare different points in the simulation’s evolution. Measuring at detection time ensures an apples-to-apples comparison. The hold period (40 sim-seconds post-detection) confirms stability but is not used for the measurement.</w:t>
-      </w:r>
-    </w:p>
-    <w:bookmarkEnd w:id="48"/>
-    <w:bookmarkStart w:id="49" w:name="X52ea306dab90ef509f248564f7e397f47bb6ea8"/>
-    <w:p>
-      <w:pPr>
-        <w:pStyle w:val="Heading3"/>
-      </w:pPr>
-      <w:r>
-        <w:t xml:space="preserve">Why steady-state detection uses lookback, not slope</w:t>
-      </w:r>
-    </w:p>
-    <w:p>
-      <w:pPr>
-        <w:pStyle w:val="FirstParagraph"/>
-      </w:pPr>
-      <w:r>
-        <w:t xml:space="preserve">Early slope-based detection triggered near t = 0 when ΔT was flat near zero (no sorting had occurred yet). The lookback approach —</w:t>
-      </w:r>
-      <w:r>
-        <w:t xml:space="preserve"> </w:t>
-      </w:r>
-      <w:r>
-        <w:t xml:space="preserve">“has ΔT changed meaningfully in the last 30 seconds?”</w:t>
-      </w:r>
-      <w:r>
-        <w:t xml:space="preserve"> </w:t>
-      </w:r>
-      <w:r>
-        <w:t xml:space="preserve">— avoids this because it requires ΔT to first</w:t>
-      </w:r>
-      <w:r>
-        <w:t xml:space="preserve"> </w:t>
-      </w:r>
-      <w:r>
-        <w:rPr>
-          <w:b/>
-          <w:bCs/>
-        </w:rPr>
-        <w:t xml:space="preserve">change</w:t>
-      </w:r>
-      <w:r>
-        <w:t xml:space="preserve"> </w:t>
-      </w:r>
-      <w:r>
-        <w:t xml:space="preserve">and then</w:t>
-      </w:r>
-      <w:r>
-        <w:t xml:space="preserve"> </w:t>
-      </w:r>
-      <w:r>
-        <w:rPr>
-          <w:b/>
-          <w:bCs/>
-        </w:rPr>
-        <w:t xml:space="preserve">stop changing</w:t>
-      </w:r>
-      <w:r>
-        <w:t xml:space="preserve">. The additional hold period and minimum run times prevent premature termination during slow convergence.</w:t>
-      </w:r>
-    </w:p>
-    <w:bookmarkEnd w:id="49"/>
-    <w:bookmarkEnd w:id="50"/>
-    <w:bookmarkStart w:id="51" w:name="conclusions"/>
-    <w:p>
-      <w:pPr>
-        <w:pStyle w:val="Heading2"/>
-      </w:pPr>
-      <w:r>
-        <w:t xml:space="preserve">5. Conclusions</w:t>
-      </w:r>
-    </w:p>
-    <w:p>
-      <w:pPr>
-        <w:numPr>
-          <w:ilvl w:val="0"/>
-          <w:numId w:val="1007"/>
-        </w:numPr>
-      </w:pPr>
-      <w:r>
-        <w:rPr>
-          <w:b/>
-          <w:bCs/>
-        </w:rPr>
-        <w:t xml:space="preserve">The god demon is the true upper bound.</w:t>
-      </w:r>
-      <w:r>
-        <w:t xml:space="preserve"> </w:t>
-      </w:r>
-      <w:r>
-        <w:t xml:space="preserve">With paired swaps ensuring</w:t>
+        <w:t xml:space="preserve">, it removes density-driven effects and ensures that the measured temperature difference reflects energy sorting alone. It also produces a well-defined theoretical ceiling: with fixed particle counts and conserved total energy, the maximum possible temperature separation is</w:t>
       </w:r>
       <w:r>
         <w:t xml:space="preserve"> </w:t>
@@ -6450,391 +7659,18 @@
         <m:sSub>
           <m:e>
             <m:r>
-              <m:t>N</m:t>
+              <m:t>T</m:t>
             </m:r>
           </m:e>
           <m:sub>
             <m:r>
-              <m:t>L</m:t>
+              <m:rPr>
+                <m:sty m:val="p"/>
+              </m:rPr>
+              <m:t>max</m:t>
             </m:r>
           </m:sub>
         </m:sSub>
-        <m:r>
-          <m:rPr>
-            <m:sty m:val="p"/>
-          </m:rPr>
-          <m:t>=</m:t>
-        </m:r>
-        <m:r>
-          <m:rPr>
-            <m:sty m:val="p"/>
-          </m:rPr>
-          <m:t>Δ</m:t>
-        </m:r>
-        <m:sSub>
-          <m:e>
-            <m:r>
-              <m:t>N</m:t>
-            </m:r>
-          </m:e>
-          <m:sub>
-            <m:r>
-              <m:t>R</m:t>
-            </m:r>
-          </m:sub>
-        </m:sSub>
-        <m:r>
-          <m:rPr>
-            <m:sty m:val="p"/>
-          </m:rPr>
-          <m:t>=</m:t>
-        </m:r>
-        <m:r>
-          <m:t>0</m:t>
-        </m:r>
-      </m:oMath>
-      <w:r>
-        <w:t xml:space="preserve">, the greedy-optimal demon achieves</w:t>
-      </w:r>
-      <w:r>
-        <w:t xml:space="preserve"> </w:t>
-      </w:r>
-      <m:oMath>
-        <m:r>
-          <m:rPr>
-            <m:sty m:val="p"/>
-          </m:rPr>
-          <m:t>Δ</m:t>
-        </m:r>
-        <m:r>
-          <m:t>T</m:t>
-        </m:r>
-        <m:r>
-          <m:rPr>
-            <m:sty m:val="p"/>
-          </m:rPr>
-          <m:t>=</m:t>
-        </m:r>
-        <m:r>
-          <m:t>0.96</m:t>
-        </m:r>
-        <m:r>
-          <m:rPr>
-            <m:sty m:val="p"/>
-          </m:rPr>
-          <m:t>±</m:t>
-        </m:r>
-        <m:r>
-          <m:t>0.03</m:t>
-        </m:r>
-      </m:oMath>
-      <w:r>
-        <w:t xml:space="preserve">, consistently ~5.5% above adaptive’s</w:t>
-      </w:r>
-      <w:r>
-        <w:t xml:space="preserve"> </w:t>
-      </w:r>
-      <m:oMath>
-        <m:r>
-          <m:t>0.91</m:t>
-        </m:r>
-        <m:r>
-          <m:rPr>
-            <m:sty m:val="p"/>
-          </m:rPr>
-          <m:t>±</m:t>
-        </m:r>
-        <m:r>
-          <m:t>0.03</m:t>
-        </m:r>
-      </m:oMath>
-      <w:r>
-        <w:t xml:space="preserve">. At no fixed radius does the local demon’s mean</w:t>
-      </w:r>
-      <w:r>
-        <w:t xml:space="preserve"> </w:t>
-      </w:r>
-      <m:oMath>
-        <m:r>
-          <m:rPr>
-            <m:sty m:val="p"/>
-          </m:rPr>
-          <m:t>Δ</m:t>
-        </m:r>
-        <m:r>
-          <m:t>T</m:t>
-        </m:r>
-      </m:oMath>
-      <w:r>
-        <w:t xml:space="preserve"> </w:t>
-      </w:r>
-      <w:r>
-        <w:t xml:space="preserve">exceed god’s, confirming the theoretical expectation: more information + optimal decision rule = better outcome.</w:t>
-      </w:r>
-    </w:p>
-    <w:p>
-      <w:pPr>
-        <w:numPr>
-          <w:ilvl w:val="0"/>
-          <w:numId w:val="1007"/>
-        </w:numPr>
-      </w:pPr>
-      <w:r>
-        <w:rPr>
-          <w:b/>
-          <w:bCs/>
-        </w:rPr>
-        <w:t xml:space="preserve">Local information is remarkably efficient.</w:t>
-      </w:r>
-      <w:r>
-        <w:t xml:space="preserve"> </w:t>
-      </w:r>
-      <w:r>
-        <w:t xml:space="preserve">By</w:t>
-      </w:r>
-      <w:r>
-        <w:t xml:space="preserve"> </w:t>
-      </w:r>
-      <m:oMath>
-        <m:r>
-          <m:t>r</m:t>
-        </m:r>
-        <m:r>
-          <m:rPr>
-            <m:sty m:val="p"/>
-          </m:rPr>
-          <m:t>/</m:t>
-        </m:r>
-        <m:r>
-          <m:t>L</m:t>
-        </m:r>
-        <m:r>
-          <m:rPr>
-            <m:sty m:val="p"/>
-          </m:rPr>
-          <m:t>=</m:t>
-        </m:r>
-        <m:r>
-          <m:t>0.09</m:t>
-        </m:r>
-      </m:oMath>
-      <w:r>
-        <w:t xml:space="preserve"> </w:t>
-      </w:r>
-      <w:r>
-        <w:t xml:space="preserve">(polling ~9% of the box width), the local demon reaches 95% of adaptive and 90% of god — with less than half the information budget (17,745 vs 36,289 bits). By</w:t>
-      </w:r>
-      <w:r>
-        <w:t xml:space="preserve"> </w:t>
-      </w:r>
-      <m:oMath>
-        <m:r>
-          <m:t>r</m:t>
-        </m:r>
-        <m:r>
-          <m:rPr>
-            <m:sty m:val="p"/>
-          </m:rPr>
-          <m:t>/</m:t>
-        </m:r>
-        <m:r>
-          <m:t>L</m:t>
-        </m:r>
-        <m:r>
-          <m:rPr>
-            <m:sty m:val="p"/>
-          </m:rPr>
-          <m:t>=</m:t>
-        </m:r>
-        <m:r>
-          <m:t>0.16</m:t>
-        </m:r>
-      </m:oMath>
-      <w:r>
-        <w:t xml:space="preserve"> </w:t>
-      </w:r>
-      <w:r>
-        <w:t xml:space="preserve">it matches adaptive entirely (100%).</w:t>
-      </w:r>
-    </w:p>
-    <w:p>
-      <w:pPr>
-        <w:numPr>
-          <w:ilvl w:val="0"/>
-          <w:numId w:val="1007"/>
-        </w:numPr>
-      </w:pPr>
-      <w:r>
-        <w:rPr>
-          <w:b/>
-          <w:bCs/>
-        </w:rPr>
-        <w:t xml:space="preserve">The ~5% gap to god is a decision-rule limitation, not an information limitation.</w:t>
-      </w:r>
-      <w:r>
-        <w:t xml:space="preserve"> </w:t>
-      </w:r>
-      <w:r>
-        <w:t xml:space="preserve">The mean-based demons (both adaptive and local) compare speeds; the god demon compares kinetic energies. Since temperature is mean KE not mean speed, the energy-based threshold is inherently more accurate. No amount of spatial filtering within the mean-based framework can close this gap.</w:t>
-      </w:r>
-    </w:p>
-    <w:p>
-      <w:pPr>
-        <w:numPr>
-          <w:ilvl w:val="0"/>
-          <w:numId w:val="1007"/>
-        </w:numPr>
-      </w:pPr>
-      <w:r>
-        <w:rPr>
-          <w:b/>
-          <w:bCs/>
-        </w:rPr>
-        <w:t xml:space="preserve">At full coverage, local and adaptive are identical.</w:t>
-      </w:r>
-      <w:r>
-        <w:t xml:space="preserve"> </w:t>
-      </w:r>
-      <w:r>
-        <w:t xml:space="preserve">From</w:t>
-      </w:r>
-      <w:r>
-        <w:t xml:space="preserve"> </w:t>
-      </w:r>
-      <m:oMath>
-        <m:r>
-          <m:t>r</m:t>
-        </m:r>
-        <m:r>
-          <m:rPr>
-            <m:sty m:val="p"/>
-          </m:rPr>
-          <m:t>/</m:t>
-        </m:r>
-        <m:r>
-          <m:t>L</m:t>
-        </m:r>
-        <m:r>
-          <m:rPr>
-            <m:sty m:val="p"/>
-          </m:rPr>
-          <m:t>≈</m:t>
-        </m:r>
-        <m:r>
-          <m:t>0.86</m:t>
-        </m:r>
-      </m:oMath>
-      <w:r>
-        <w:t xml:space="preserve"> </w:t>
-      </w:r>
-      <w:r>
-        <w:t xml:space="preserve">onward, the local demon’s circle covers the entire half-box. All 5 seeds produce a ratio of exactly 1.000, confirming the correctness of the paired-swap implementation.</w:t>
-      </w:r>
-    </w:p>
-    <w:p>
-      <w:pPr>
-        <w:numPr>
-          <w:ilvl w:val="0"/>
-          <w:numId w:val="1007"/>
-        </w:numPr>
-      </w:pPr>
-      <w:r>
-        <w:rPr>
-          <w:b/>
-          <w:bCs/>
-        </w:rPr>
-        <w:t xml:space="preserve">Paired swaps roughly double the achievable</w:t>
-      </w:r>
-      <w:r>
-        <w:rPr>
-          <w:b/>
-          <w:bCs/>
-        </w:rPr>
-        <w:t xml:space="preserve"> </w:t>
-      </w:r>
-      <m:oMath>
-        <m:r>
-          <m:rPr>
-            <m:sty m:val="p"/>
-          </m:rPr>
-          <m:t>Δ</m:t>
-        </m:r>
-        <m:r>
-          <m:t>T</m:t>
-        </m:r>
-      </m:oMath>
-      <w:r>
-        <w:rPr>
-          <w:b/>
-          <w:bCs/>
-        </w:rPr>
-        <w:t xml:space="preserve">.</w:t>
-      </w:r>
-      <w:r>
-        <w:t xml:space="preserve"> </w:t>
-      </w:r>
-      <w:r>
-        <w:t xml:space="preserve">Compared to free single crossings (</w:t>
-      </w:r>
-      <m:oMath>
-        <m:r>
-          <m:rPr>
-            <m:sty m:val="p"/>
-          </m:rPr>
-          <m:t>Δ</m:t>
-        </m:r>
-        <m:r>
-          <m:t>T</m:t>
-        </m:r>
-        <m:r>
-          <m:rPr>
-            <m:sty m:val="p"/>
-          </m:rPr>
-          <m:t>≈</m:t>
-        </m:r>
-        <m:r>
-          <m:t>0.44</m:t>
-        </m:r>
-      </m:oMath>
-      <w:r>
-        <w:t xml:space="preserve">), paired swaps (</w:t>
-      </w:r>
-      <m:oMath>
-        <m:r>
-          <m:rPr>
-            <m:sty m:val="p"/>
-          </m:rPr>
-          <m:t>Δ</m:t>
-        </m:r>
-        <m:r>
-          <m:t>T</m:t>
-        </m:r>
-        <m:r>
-          <m:rPr>
-            <m:sty m:val="p"/>
-          </m:rPr>
-          <m:t>≈</m:t>
-        </m:r>
-        <m:r>
-          <m:t>0.91</m:t>
-        </m:r>
-      </m:oMath>
-      <w:r>
-        <w:t xml:space="preserve">) prevent diffusion from undoing sorting. The theoretical maximum is</w:t>
-      </w:r>
-      <w:r>
-        <w:t xml:space="preserve"> </w:t>
-      </w:r>
-      <m:oMath>
-        <m:r>
-          <m:rPr>
-            <m:sty m:val="p"/>
-          </m:rPr>
-          <m:t>Δ</m:t>
-        </m:r>
-        <m:r>
-          <m:t>T</m:t>
-        </m:r>
         <m:r>
           <m:rPr>
             <m:sty m:val="p"/>
@@ -6856,39 +7692,17 @@
             </m:r>
           </m:sub>
         </m:sSub>
-        <m:r>
-          <m:rPr>
-            <m:sty m:val="p"/>
-          </m:rPr>
-          <m:t>=</m:t>
-        </m:r>
-        <m:r>
-          <m:t>2.0</m:t>
-        </m:r>
-      </m:oMath>
-      <w:r>
-        <w:t xml:space="preserve">; the god demon reaches 48% of this limit.</w:t>
-      </w:r>
-    </w:p>
-    <w:p>
-      <w:pPr>
-        <w:numPr>
-          <w:ilvl w:val="0"/>
-          <w:numId w:val="1007"/>
-        </w:numPr>
-      </w:pPr>
-      <w:r>
-        <w:rPr>
-          <w:b/>
-          <w:bCs/>
-        </w:rPr>
-        <w:t xml:space="preserve">The entropy-temperature tradeoff is clean.</w:t>
-      </w:r>
-      <w:r>
-        <w:t xml:space="preserve"> </w:t>
-      </w:r>
-      <w:r>
-        <w:t xml:space="preserve">More sorting corresponds to more negative</w:t>
+      </m:oMath>
+      <w:r>
+        <w:t xml:space="preserve">. Relative to this bound, the optimal policy reaches about 48% of the theoretical maximum.</w:t>
+      </w:r>
+    </w:p>
+    <w:p>
+      <w:pPr>
+        <w:pStyle w:val="BodyText"/>
+      </w:pPr>
+      <w:r>
+        <w:t xml:space="preserve">The results also reveal a clear information-efficiency trade-off. Increasing the local sampling radius initially produces large gains in</w:t>
       </w:r>
       <w:r>
         <w:t xml:space="preserve"> </w:t>
@@ -6901,6 +7715,60 @@
           <m:t>Δ</m:t>
         </m:r>
         <m:r>
+          <m:t>T</m:t>
+        </m:r>
+      </m:oMath>
+      <w:r>
+        <w:t xml:space="preserve">, but the benefit quickly saturates while the information cost continues to grow. The most efficient operating regime lies around</w:t>
+      </w:r>
+      <w:r>
+        <w:t xml:space="preserve"> </w:t>
+      </w:r>
+      <m:oMath>
+        <m:r>
+          <m:t>r</m:t>
+        </m:r>
+        <m:r>
+          <m:rPr>
+            <m:sty m:val="p"/>
+          </m:rPr>
+          <m:t>/</m:t>
+        </m:r>
+        <m:r>
+          <m:t>L</m:t>
+        </m:r>
+        <m:r>
+          <m:rPr>
+            <m:sty m:val="p"/>
+          </m:rPr>
+          <m:t>≈</m:t>
+        </m:r>
+        <m:r>
+          <m:t>0.09</m:t>
+        </m:r>
+      </m:oMath>
+      <w:r>
+        <w:t xml:space="preserve">–0.16, where near-adaptive performance is obtained at substantially lower information cost than the fully global policy.</w:t>
+      </w:r>
+    </w:p>
+    <w:p>
+      <w:pPr>
+        <w:pStyle w:val="BodyText"/>
+      </w:pPr>
+      <w:r>
+        <w:t xml:space="preserve">Thermodynamically, the behavior is consistent throughout. Larger temperature separations correspond to more negative</w:t>
+      </w:r>
+      <w:r>
+        <w:t xml:space="preserve"> </w:t>
+      </w:r>
+      <m:oMath>
+        <m:r>
+          <m:rPr>
+            <m:sty m:val="p"/>
+          </m:rPr>
+          <m:t>Δ</m:t>
+        </m:r>
+        <m:r>
           <m:t>S</m:t>
         </m:r>
         <m:r>
@@ -6914,255 +7782,19 @@
         </m:r>
       </m:oMath>
       <w:r>
-        <w:t xml:space="preserve">, with values ranging from</w:t>
-      </w:r>
-      <w:r>
-        <w:t xml:space="preserve"> </w:t>
-      </w:r>
-      <m:oMath>
-        <m:r>
-          <m:rPr>
-            <m:sty m:val="p"/>
-          </m:rPr>
-          <m:t>−</m:t>
-        </m:r>
-        <m:r>
-          <m:t>0.03</m:t>
-        </m:r>
-      </m:oMath>
-      <w:r>
-        <w:t xml:space="preserve"> </w:t>
-      </w:r>
-      <w:r>
-        <w:t xml:space="preserve">at</w:t>
-      </w:r>
-      <w:r>
-        <w:t xml:space="preserve"> </w:t>
-      </w:r>
-      <m:oMath>
-        <m:r>
-          <m:t>r</m:t>
-        </m:r>
-        <m:r>
-          <m:rPr>
-            <m:sty m:val="p"/>
-          </m:rPr>
-          <m:t>/</m:t>
-        </m:r>
-        <m:r>
-          <m:t>L</m:t>
-        </m:r>
-        <m:r>
-          <m:rPr>
-            <m:sty m:val="p"/>
-          </m:rPr>
-          <m:t>=</m:t>
-        </m:r>
-        <m:r>
-          <m:t>0.02</m:t>
-        </m:r>
-      </m:oMath>
-      <w:r>
-        <w:t xml:space="preserve"> </w:t>
-      </w:r>
-      <w:r>
-        <w:t xml:space="preserve">to</w:t>
-      </w:r>
-      <w:r>
-        <w:t xml:space="preserve"> </w:t>
-      </w:r>
-      <m:oMath>
-        <m:r>
-          <m:rPr>
-            <m:sty m:val="p"/>
-          </m:rPr>
-          <m:t>−</m:t>
-        </m:r>
-        <m:r>
-          <m:t>0.13</m:t>
-        </m:r>
-      </m:oMath>
-      <w:r>
-        <w:t xml:space="preserve"> </w:t>
-      </w:r>
-      <w:r>
-        <w:t xml:space="preserve">at saturation. The relationship is well-defined across all seeds and radii.</w:t>
-      </w:r>
-    </w:p>
-    <w:p>
-      <w:pPr>
-        <w:numPr>
-          <w:ilvl w:val="0"/>
-          <w:numId w:val="1007"/>
-        </w:numPr>
-      </w:pPr>
-      <w:r>
-        <w:rPr>
-          <w:b/>
-          <w:bCs/>
-        </w:rPr>
-        <w:t xml:space="preserve">Information cost grows faster than sorting quality.</w:t>
-      </w:r>
-      <w:r>
-        <w:t xml:space="preserve"> </w:t>
-      </w:r>
-      <w:r>
-        <w:t xml:space="preserve">Moving from</w:t>
-      </w:r>
-      <w:r>
-        <w:t xml:space="preserve"> </w:t>
-      </w:r>
-      <m:oMath>
-        <m:r>
-          <m:t>r</m:t>
-        </m:r>
-        <m:r>
-          <m:rPr>
-            <m:sty m:val="p"/>
-          </m:rPr>
-          <m:t>/</m:t>
-        </m:r>
-        <m:r>
-          <m:t>L</m:t>
-        </m:r>
-        <m:r>
-          <m:rPr>
-            <m:sty m:val="p"/>
-          </m:rPr>
-          <m:t>=</m:t>
-        </m:r>
-        <m:r>
-          <m:t>0.09</m:t>
-        </m:r>
-      </m:oMath>
-      <w:r>
-        <w:t xml:space="preserve"> </w:t>
-      </w:r>
-      <w:r>
-        <w:t xml:space="preserve">(95% of adaptive) to</w:t>
-      </w:r>
-      <w:r>
-        <w:t xml:space="preserve"> </w:t>
-      </w:r>
-      <m:oMath>
-        <m:r>
-          <m:t>r</m:t>
-        </m:r>
-        <m:r>
-          <m:rPr>
-            <m:sty m:val="p"/>
-          </m:rPr>
-          <m:t>/</m:t>
-        </m:r>
-        <m:r>
-          <m:t>L</m:t>
-        </m:r>
-        <m:r>
-          <m:rPr>
-            <m:sty m:val="p"/>
-          </m:rPr>
-          <m:t>=</m:t>
-        </m:r>
-        <m:r>
-          <m:t>0.65</m:t>
-        </m:r>
-      </m:oMath>
-      <w:r>
-        <w:t xml:space="preserve"> </w:t>
-      </w:r>
-      <w:r>
-        <w:t xml:space="preserve">(102.5%) more than doubles the bit budget (17,745 → 37,757 bits) for a marginal improvement. The optimal operating point is around</w:t>
-      </w:r>
-      <w:r>
-        <w:t xml:space="preserve"> </w:t>
-      </w:r>
-      <m:oMath>
-        <m:r>
-          <m:t>r</m:t>
-        </m:r>
-        <m:r>
-          <m:rPr>
-            <m:sty m:val="p"/>
-          </m:rPr>
-          <m:t>/</m:t>
-        </m:r>
-        <m:r>
-          <m:t>L</m:t>
-        </m:r>
-        <m:r>
-          <m:rPr>
-            <m:sty m:val="p"/>
-          </m:rPr>
-          <m:t>≈</m:t>
-        </m:r>
-        <m:r>
-          <m:t>0.09</m:t>
-        </m:r>
-      </m:oMath>
-      <w:r>
-        <w:t xml:space="preserve">–</w:t>
-      </w:r>
-      <m:oMath>
-        <m:r>
-          <m:t>0.16</m:t>
-        </m:r>
-      </m:oMath>
-      <w:r>
-        <w:t xml:space="preserve">.</w:t>
-      </w:r>
-    </w:p>
-    <w:p>
-      <w:pPr>
-        <w:pStyle w:val="FirstParagraph"/>
-      </w:pPr>
-      <w:r>
-        <w:t xml:space="preserve">The central takeaway:</w:t>
-      </w:r>
-      <w:r>
-        <w:t xml:space="preserve"> </w:t>
-      </w:r>
-      <w:r>
-        <w:rPr>
-          <w:b/>
-          <w:bCs/>
-        </w:rPr>
-        <w:t xml:space="preserve">you don’t need full centralization.</w:t>
-      </w:r>
-      <w:r>
-        <w:t xml:space="preserve"> </w:t>
-      </w:r>
-      <w:r>
-        <w:t xml:space="preserve">A small sensing radius (</w:t>
-      </w:r>
-      <m:oMath>
-        <m:r>
-          <m:t>r</m:t>
-        </m:r>
-        <m:r>
-          <m:rPr>
-            <m:sty m:val="p"/>
-          </m:rPr>
-          <m:t>/</m:t>
-        </m:r>
-        <m:r>
-          <m:t>L</m:t>
-        </m:r>
-        <m:r>
-          <m:rPr>
-            <m:sty m:val="p"/>
-          </m:rPr>
-          <m:t>≈</m:t>
-        </m:r>
-        <m:r>
-          <m:t>0.09</m:t>
-        </m:r>
-      </m:oMath>
-      <w:r>
-        <w:t xml:space="preserve">) captures 95% of the global demon’s sorting power at half the information cost. The remaining 5% gap to the theoretical optimum is not about information quantity — it’s about the decision rule (speed-based vs energy-based thresholding). The second law is not violated — Landauer’s principle ensures the global entropy budget balances — but the results show that local knowledge is cheap and effective, even when it cannot match the theoretical ceiling.</w:t>
-      </w:r>
-    </w:p>
-    <w:bookmarkEnd w:id="51"/>
+        <w:t xml:space="preserve">, and the time-series diagnostics confirm stable convergence with conserved total kinetic energy. The simulations therefore support a coherent picture: the demon reduces entropy locally by selectively redistributing energy, while the global entropy cost is understood to be paid through information processing.</w:t>
+      </w:r>
+    </w:p>
+    <w:p>
+      <w:pPr>
+        <w:pStyle w:val="BodyText"/>
+      </w:pPr>
+      <w:r>
+        <w:t xml:space="preserve">The central conclusion is that full centralization is not required to recover most of the demon’s effect. Local information, when sampled in the right place, captures nearly all of the useful signal for a mean-based decision rule. What ultimately separates near-optimal from optimal performance is not the amount of information alone, but whether the decision rule is aligned with the underlying thermodynamic quantity of interest.</w:t>
+      </w:r>
+    </w:p>
     <w:bookmarkEnd w:id="52"/>
+    <w:bookmarkEnd w:id="53"/>
     <w:sectPr>
       <w:footnotePr>
         <w:numRestart w:val="eachSect"/>
@@ -7501,70 +8133,10 @@
     </w:lvlOverride>
   </w:num>
   <w:num w:numId="1004">
-    <w:abstractNumId w:val="99411"/>
-    <w:lvlOverride w:ilvl="0">
-      <w:startOverride w:val="1"/>
-    </w:lvlOverride>
-    <w:lvlOverride w:ilvl="1">
-      <w:startOverride w:val="1"/>
-    </w:lvlOverride>
-    <w:lvlOverride w:ilvl="2">
-      <w:startOverride w:val="1"/>
-    </w:lvlOverride>
-    <w:lvlOverride w:ilvl="3">
-      <w:startOverride w:val="1"/>
-    </w:lvlOverride>
-    <w:lvlOverride w:ilvl="4">
-      <w:startOverride w:val="1"/>
-    </w:lvlOverride>
-    <w:lvlOverride w:ilvl="5">
-      <w:startOverride w:val="1"/>
-    </w:lvlOverride>
-    <w:lvlOverride w:ilvl="6">
-      <w:startOverride w:val="1"/>
-    </w:lvlOverride>
-    <w:lvlOverride w:ilvl="7">
-      <w:startOverride w:val="1"/>
-    </w:lvlOverride>
-    <w:lvlOverride w:ilvl="8">
-      <w:startOverride w:val="1"/>
-    </w:lvlOverride>
+    <w:abstractNumId w:val="991"/>
   </w:num>
   <w:num w:numId="1005">
     <w:abstractNumId w:val="991"/>
-  </w:num>
-  <w:num w:numId="1006">
-    <w:abstractNumId w:val="991"/>
-  </w:num>
-  <w:num w:numId="1007">
-    <w:abstractNumId w:val="99411"/>
-    <w:lvlOverride w:ilvl="0">
-      <w:startOverride w:val="1"/>
-    </w:lvlOverride>
-    <w:lvlOverride w:ilvl="1">
-      <w:startOverride w:val="1"/>
-    </w:lvlOverride>
-    <w:lvlOverride w:ilvl="2">
-      <w:startOverride w:val="1"/>
-    </w:lvlOverride>
-    <w:lvlOverride w:ilvl="3">
-      <w:startOverride w:val="1"/>
-    </w:lvlOverride>
-    <w:lvlOverride w:ilvl="4">
-      <w:startOverride w:val="1"/>
-    </w:lvlOverride>
-    <w:lvlOverride w:ilvl="5">
-      <w:startOverride w:val="1"/>
-    </w:lvlOverride>
-    <w:lvlOverride w:ilvl="6">
-      <w:startOverride w:val="1"/>
-    </w:lvlOverride>
-    <w:lvlOverride w:ilvl="7">
-      <w:startOverride w:val="1"/>
-    </w:lvlOverride>
-    <w:lvlOverride w:ilvl="8">
-      <w:startOverride w:val="1"/>
-    </w:lvlOverride>
   </w:num>
 </w:numbering>
 </file>
@@ -7590,6 +8162,11 @@
   <w:style w:default="1" w:styleId="Normal" w:type="paragraph">
     <w:name w:val="Normal"/>
     <w:qFormat/>
+    <w:rPr>
+      <w:rFonts w:ascii="Calibri" w:cs="Calibri" w:eastAsia="Calibri" w:hAnsi="Calibri"/>
+      <w:b w:val="0"/>
+      <w:sz w:val="22"/>
+    </w:rPr>
   </w:style>
   <w:style w:styleId="BodyText" w:type="paragraph">
     <w:name w:val="Body Text"/>
@@ -7628,8 +8205,10 @@
       <w:jc w:val="center"/>
     </w:pPr>
     <w:rPr>
-      <w:rFonts w:asciiTheme="majorHAnsi" w:cstheme="majorBidi" w:eastAsiaTheme="majorEastAsia" w:hAnsiTheme="majorHAnsi"/>
-      <w:sz w:val="56"/>
+      <w:rFonts w:ascii="Calibri" w:asciiTheme="majorHAnsi" w:cs="Calibri" w:cstheme="majorBidi" w:eastAsia="Calibri" w:eastAsiaTheme="majorEastAsia" w:hAnsi="Calibri" w:hAnsiTheme="majorHAnsi"/>
+      <w:b/>
+      <w:color w:val="1F3864"/>
+      <w:sz w:val="52"/>
       <w:szCs w:val="56"/>
     </w:rPr>
   </w:style>
@@ -7762,8 +8341,9 @@
       <w:outlineLvl w:val="0"/>
     </w:pPr>
     <w:rPr>
-      <w:rFonts w:asciiTheme="majorHAnsi" w:cstheme="majorBidi" w:eastAsiaTheme="majorEastAsia" w:hAnsiTheme="majorHAnsi"/>
-      <w:color w:themeColor="accent1" w:themeShade="BF" w:val="0F4761"/>
+      <w:rFonts w:ascii="Calibri" w:asciiTheme="majorHAnsi" w:cs="Calibri" w:cstheme="majorBidi" w:eastAsia="Calibri" w:eastAsiaTheme="majorEastAsia" w:hAnsi="Calibri" w:hAnsiTheme="majorHAnsi"/>
+      <w:b/>
+      <w:color w:val="1F3864"/>
       <w:sz w:val="40"/>
       <w:szCs w:val="40"/>
     </w:rPr>
@@ -7785,8 +8365,9 @@
       <w:outlineLvl w:val="1"/>
     </w:pPr>
     <w:rPr>
-      <w:rFonts w:asciiTheme="majorHAnsi" w:cstheme="majorBidi" w:eastAsiaTheme="majorEastAsia" w:hAnsiTheme="majorHAnsi"/>
-      <w:color w:themeColor="accent1" w:themeShade="BF" w:val="0F4761"/>
+      <w:rFonts w:ascii="Calibri" w:asciiTheme="majorHAnsi" w:cs="Calibri" w:cstheme="majorBidi" w:eastAsia="Calibri" w:eastAsiaTheme="majorEastAsia" w:hAnsi="Calibri" w:hAnsiTheme="majorHAnsi"/>
+      <w:b/>
+      <w:color w:val="1F3864"/>
       <w:sz w:val="32"/>
       <w:szCs w:val="32"/>
     </w:rPr>
@@ -7808,9 +8389,10 @@
       <w:outlineLvl w:val="2"/>
     </w:pPr>
     <w:rPr>
-      <w:rFonts w:cstheme="majorBidi" w:eastAsiaTheme="majorEastAsia"/>
-      <w:color w:themeColor="accent1" w:themeShade="BF" w:val="0F4761"/>
-      <w:sz w:val="28"/>
+      <w:rFonts w:ascii="Calibri" w:cs="Calibri" w:cstheme="majorBidi" w:eastAsia="Calibri" w:eastAsiaTheme="majorEastAsia" w:hAnsi="Calibri"/>
+      <w:b/>
+      <w:color w:val="1F3864"/>
+      <w:sz w:val="26"/>
       <w:szCs w:val="28"/>
     </w:rPr>
   </w:style>
@@ -7831,10 +8413,12 @@
       <w:outlineLvl w:val="3"/>
     </w:pPr>
     <w:rPr>
-      <w:rFonts w:cstheme="majorBidi" w:eastAsiaTheme="majorEastAsia"/>
+      <w:rFonts w:ascii="Calibri" w:cs="Calibri" w:cstheme="majorBidi" w:eastAsia="Calibri" w:eastAsiaTheme="majorEastAsia" w:hAnsi="Calibri"/>
+      <w:b/>
       <w:i/>
       <w:iCs/>
-      <w:color w:themeColor="accent1" w:themeShade="BF" w:val="0F4761"/>
+      <w:color w:val="1F3864"/>
+      <w:sz w:val="24"/>
     </w:rPr>
   </w:style>
   <w:style w:styleId="Heading5" w:type="paragraph">
@@ -8110,19 +8694,35 @@
     <w:qFormat/>
     <w:tblPr>
       <w:tblInd w:type="dxa" w:w="0"/>
+      <w:jc w:val="center"/>
+      <w:tblBorders>
+        <w:top w:color="8FA3C4" w:space="0" w:sz="4" w:val="single"/>
+        <w:left w:color="8FA3C4" w:space="0" w:sz="4" w:val="single"/>
+        <w:bottom w:color="8FA3C4" w:space="0" w:sz="4" w:val="single"/>
+        <w:right w:color="8FA3C4" w:space="0" w:sz="4" w:val="single"/>
+        <w:insideH w:color="8FA3C4" w:space="0" w:sz="4" w:val="single"/>
+        <w:insideV w:color="8FA3C4" w:space="0" w:sz="4" w:val="single"/>
+      </w:tblBorders>
       <w:tblCellMar>
-        <w:top w:type="dxa" w:w="0"/>
-        <w:left w:type="dxa" w:w="108"/>
-        <w:bottom w:type="dxa" w:w="0"/>
-        <w:right w:type="dxa" w:w="108"/>
+        <w:top w:type="dxa" w:w="80"/>
+        <w:bottom w:type="dxa" w:w="80"/>
+        <w:left w:type="dxa" w:w="120"/>
+        <w:right w:type="dxa" w:w="120"/>
       </w:tblCellMar>
+      <w:tblLook w:firstColumn="0" w:firstRow="1" w:lastColumn="0" w:lastRow="0" w:noHBand="0" w:noVBand="1" w:val="04A0"/>
     </w:tblPr>
     <w:tblStylePr w:type="firstRow">
+      <w:rPr>
+        <w:b/>
+        <w:color w:val="FFFFFF"/>
+      </w:rPr>
       <w:tcPr>
-        <w:tcBorders>
-          <w:bottom w:val="single"/>
-        </w:tcBorders>
-        <w:vAlign w:val="bottom"/>
+        <w:shd w:color="auto" w:fill="1F3864" w:val="clear"/>
+      </w:tcPr>
+    </w:tblStylePr>
+    <w:tblStylePr w:type="band1Horz">
+      <w:tcPr>
+        <w:shd w:color="auto" w:fill="E8EEF7" w:val="clear"/>
       </w:tcPr>
     </w:tblStylePr>
   </w:style>
@@ -8149,6 +8749,7 @@
     <w:link w:val="BodyTextChar"/>
     <w:pPr>
       <w:spacing w:after="120" w:before="0"/>
+      <w:jc w:val="center"/>
     </w:pPr>
     <w:rPr>
       <w:i/>
@@ -8164,10 +8765,16 @@
   <w:style w:customStyle="1" w:styleId="ImageCaption" w:type="paragraph">
     <w:name w:val="Image Caption"/>
     <w:basedOn w:val="Caption"/>
+    <w:pPr>
+      <w:jc w:val="center"/>
+    </w:pPr>
   </w:style>
   <w:style w:customStyle="1" w:styleId="Figure" w:type="paragraph">
     <w:name w:val="Figure"/>
     <w:basedOn w:val="Normal"/>
+    <w:pPr>
+      <w:jc w:val="center"/>
+    </w:pPr>
   </w:style>
   <w:style w:customStyle="1" w:styleId="CaptionedFigure" w:type="paragraph">
     <w:name w:val="Captioned Figure"/>
@@ -8185,8 +8792,9 @@
     <w:name w:val="Verbatim Char"/>
     <w:basedOn w:val="BodyTextChar"/>
     <w:rPr>
-      <w:rFonts w:ascii="Consolas" w:hAnsi="Consolas"/>
-      <w:sz w:val="22"/>
+      <w:rFonts w:ascii="Consolas" w:cs="Consolas" w:eastAsia="Consolas" w:hAnsi="Consolas"/>
+      <w:b w:val="0"/>
+      <w:sz w:val="20"/>
     </w:rPr>
   </w:style>
   <w:style w:customStyle="1" w:styleId="SectionNumber" w:type="character">
